--- a/clients/nancy_avitable/Nancy_Avitable_3Day_Training_Plan.docx
+++ b/clients/nancy_avitable/Nancy_Avitable_3Day_Training_Plan.docx
@@ -574,6 +574,7 @@
           <w:rFonts w:ascii="Arial" w:cs="Arial" w:eastAsia="Arial" w:hAnsi="Arial"/>
           <w:b/>
           <w:bCs/>
+          <w:color w:val="43A047"/>
           <w:sz w:val="17"/>
           <w:szCs w:val="17"/>
         </w:rPr>
@@ -3238,6 +3239,7 @@
           <w:rFonts w:ascii="Arial" w:cs="Arial" w:eastAsia="Arial" w:hAnsi="Arial"/>
           <w:b/>
           <w:bCs/>
+          <w:color w:val="00695C"/>
           <w:sz w:val="17"/>
           <w:szCs w:val="17"/>
         </w:rPr>
@@ -5054,6 +5056,7 @@
           <w:rFonts w:ascii="Arial" w:cs="Arial" w:eastAsia="Arial" w:hAnsi="Arial"/>
           <w:b/>
           <w:bCs/>
+          <w:color w:val="C9A227"/>
           <w:sz w:val="17"/>
           <w:szCs w:val="17"/>
         </w:rPr>

--- a/clients/nancy_avitable/Nancy_Avitable_3Day_Training_Plan.docx
+++ b/clients/nancy_avitable/Nancy_Avitable_3Day_Training_Plan.docx
@@ -81,7 +81,7 @@
           <w:sz w:val="17"/>
           <w:szCs w:val="17"/>
         </w:rPr>
-        <w:t xml:space="preserve">Age 38  ·  Hip Abduction Test 8/3/2026  ·  L 126N / R 153N — 17.5% Asymmetry  ·  3-Day Program</w:t>
+        <w:t xml:space="preserve">Age 38  ·  Hip Abduction Test 8/3/2026  ·  L 126N / R 153N — 17.5% Asymmetry  ·  Strength Baseline 8/13/2026  ·  3-Day Program</w:t>
       </w:r>
     </w:p>
     <w:tbl>
@@ -338,6 +338,1753 @@
     <w:p>
       <w:pPr>
         <w:spacing w:after="120"/>
+      </w:pPr>
+    </w:p>
+    <w:p>
+      <w:pPr>
+        <w:pBdr>
+          <w:bottom w:val="single" w:color="C9A227" w:sz="4" w:space="2"/>
+        </w:pBdr>
+        <w:spacing w:after="80" w:before="120"/>
+      </w:pPr>
+      <w:r>
+        <w:rPr>
+          <w:rFonts w:ascii="Arial" w:cs="Arial" w:eastAsia="Arial" w:hAnsi="Arial"/>
+          <w:b/>
+          <w:bCs/>
+          <w:color w:val="C9A227"/>
+          <w:sz w:val="17"/>
+          <w:szCs w:val="17"/>
+        </w:rPr>
+        <w:t xml:space="preserve">Strength Baselines — Established</w:t>
+      </w:r>
+    </w:p>
+    <w:tbl>
+      <w:tblPr>
+        <w:tblW w:type="dxa" w:w="10440"/>
+        <w:tblBorders>
+          <w:top w:val="none" w:color="FFFFFF" w:sz="0"/>
+          <w:left w:val="none" w:color="FFFFFF" w:sz="0"/>
+          <w:bottom w:val="none" w:color="FFFFFF" w:sz="0"/>
+          <w:right w:val="none" w:color="FFFFFF" w:sz="0"/>
+          <w:insideH w:val="single" w:color="auto" w:sz="4"/>
+          <w:insideV w:val="single" w:color="auto" w:sz="4"/>
+        </w:tblBorders>
+      </w:tblPr>
+      <w:tblGrid>
+        <w:gridCol w:w="2600"/>
+        <w:gridCol w:w="1600"/>
+        <w:gridCol w:w="1400"/>
+        <w:gridCol w:w="4840"/>
+      </w:tblGrid>
+      <w:tr>
+        <w:tc>
+          <w:tcPr>
+            <w:tcW w:type="dxa" w:w="2600"/>
+            <w:tcBorders>
+              <w:top w:val="none" w:color="FFFFFF" w:sz="0"/>
+              <w:left w:val="none" w:color="FFFFFF" w:sz="0"/>
+              <w:bottom w:val="none" w:color="FFFFFF" w:sz="0"/>
+              <w:right w:val="none" w:color="FFFFFF" w:sz="0"/>
+            </w:tcBorders>
+            <w:shd w:fill="F5E8C0" w:color="auto" w:val="clear"/>
+            <w:tcMar>
+              <w:top w:type="dxa" w:w="40"/>
+              <w:left w:type="dxa" w:w="80"/>
+              <w:bottom w:type="dxa" w:w="40"/>
+              <w:right w:type="dxa" w:w="80"/>
+            </w:tcMar>
+            <w:vAlign w:val="center"/>
+          </w:tcPr>
+          <w:p>
+            <w:pPr>
+              <w:jc w:val="left"/>
+            </w:pPr>
+            <w:r>
+              <w:rPr>
+                <w:rFonts w:ascii="Arial" w:cs="Arial" w:eastAsia="Arial" w:hAnsi="Arial"/>
+                <w:b/>
+                <w:bCs/>
+                <w:color w:val="B8860B"/>
+                <w:sz w:val="14"/>
+                <w:szCs w:val="14"/>
+              </w:rPr>
+              <w:t xml:space="preserve">LIFT</w:t>
+            </w:r>
+          </w:p>
+        </w:tc>
+        <w:tc>
+          <w:tcPr>
+            <w:tcW w:type="dxa" w:w="1600"/>
+            <w:tcBorders>
+              <w:top w:val="none" w:color="FFFFFF" w:sz="0"/>
+              <w:left w:val="none" w:color="FFFFFF" w:sz="0"/>
+              <w:bottom w:val="none" w:color="FFFFFF" w:sz="0"/>
+              <w:right w:val="none" w:color="FFFFFF" w:sz="0"/>
+            </w:tcBorders>
+            <w:shd w:fill="F5E8C0" w:color="auto" w:val="clear"/>
+            <w:tcMar>
+              <w:top w:type="dxa" w:w="40"/>
+              <w:left w:type="dxa" w:w="80"/>
+              <w:bottom w:type="dxa" w:w="40"/>
+              <w:right w:type="dxa" w:w="80"/>
+            </w:tcMar>
+            <w:vAlign w:val="center"/>
+          </w:tcPr>
+          <w:p>
+            <w:pPr>
+              <w:jc w:val="center"/>
+            </w:pPr>
+            <w:r>
+              <w:rPr>
+                <w:rFonts w:ascii="Arial" w:cs="Arial" w:eastAsia="Arial" w:hAnsi="Arial"/>
+                <w:b/>
+                <w:bCs/>
+                <w:color w:val="B8860B"/>
+                <w:sz w:val="14"/>
+                <w:szCs w:val="14"/>
+              </w:rPr>
+              <w:t xml:space="preserve">BASELINE</w:t>
+            </w:r>
+          </w:p>
+        </w:tc>
+        <w:tc>
+          <w:tcPr>
+            <w:tcW w:type="dxa" w:w="1400"/>
+            <w:tcBorders>
+              <w:top w:val="none" w:color="FFFFFF" w:sz="0"/>
+              <w:left w:val="none" w:color="FFFFFF" w:sz="0"/>
+              <w:bottom w:val="none" w:color="FFFFFF" w:sz="0"/>
+              <w:right w:val="none" w:color="FFFFFF" w:sz="0"/>
+            </w:tcBorders>
+            <w:shd w:fill="F5E8C0" w:color="auto" w:val="clear"/>
+            <w:tcMar>
+              <w:top w:type="dxa" w:w="40"/>
+              <w:left w:type="dxa" w:w="80"/>
+              <w:bottom w:type="dxa" w:w="40"/>
+              <w:right w:type="dxa" w:w="80"/>
+            </w:tcMar>
+            <w:vAlign w:val="center"/>
+          </w:tcPr>
+          <w:p>
+            <w:pPr>
+              <w:jc w:val="center"/>
+            </w:pPr>
+            <w:r>
+              <w:rPr>
+                <w:rFonts w:ascii="Arial" w:cs="Arial" w:eastAsia="Arial" w:hAnsi="Arial"/>
+                <w:b/>
+                <w:bCs/>
+                <w:color w:val="B8860B"/>
+                <w:sz w:val="14"/>
+                <w:szCs w:val="14"/>
+              </w:rPr>
+              <w:t xml:space="preserve">TESTED AT</w:t>
+            </w:r>
+          </w:p>
+        </w:tc>
+        <w:tc>
+          <w:tcPr>
+            <w:tcW w:type="dxa" w:w="4840"/>
+            <w:tcBorders>
+              <w:top w:val="none" w:color="FFFFFF" w:sz="0"/>
+              <w:left w:val="none" w:color="FFFFFF" w:sz="0"/>
+              <w:bottom w:val="none" w:color="FFFFFF" w:sz="0"/>
+              <w:right w:val="none" w:color="FFFFFF" w:sz="0"/>
+            </w:tcBorders>
+            <w:shd w:fill="F5E8C0" w:color="auto" w:val="clear"/>
+            <w:tcMar>
+              <w:top w:type="dxa" w:w="40"/>
+              <w:left w:type="dxa" w:w="80"/>
+              <w:bottom w:type="dxa" w:w="40"/>
+              <w:right w:type="dxa" w:w="80"/>
+            </w:tcMar>
+            <w:vAlign w:val="center"/>
+          </w:tcPr>
+          <w:p>
+            <w:pPr>
+              <w:jc w:val="left"/>
+            </w:pPr>
+            <w:r>
+              <w:rPr>
+                <w:rFonts w:ascii="Arial" w:cs="Arial" w:eastAsia="Arial" w:hAnsi="Arial"/>
+                <w:b/>
+                <w:bCs/>
+                <w:color w:val="B8860B"/>
+                <w:sz w:val="14"/>
+                <w:szCs w:val="14"/>
+              </w:rPr>
+              <w:t xml:space="preserve">8-WEEK TARGET</w:t>
+            </w:r>
+          </w:p>
+        </w:tc>
+      </w:tr>
+      <w:tr>
+        <w:tc>
+          <w:tcPr>
+            <w:tcW w:type="dxa" w:w="2600"/>
+            <w:tcBorders>
+              <w:top w:val="none" w:color="FFFFFF" w:sz="0"/>
+              <w:left w:val="none" w:color="FFFFFF" w:sz="0"/>
+              <w:bottom w:val="none" w:color="FFFFFF" w:sz="0"/>
+              <w:right w:val="none" w:color="FFFFFF" w:sz="0"/>
+            </w:tcBorders>
+            <w:shd w:fill="FAF3E0" w:color="auto" w:val="clear"/>
+            <w:tcMar>
+              <w:top w:type="dxa" w:w="40"/>
+              <w:left w:type="dxa" w:w="80"/>
+              <w:bottom w:type="dxa" w:w="40"/>
+              <w:right w:type="dxa" w:w="80"/>
+            </w:tcMar>
+            <w:vAlign w:val="center"/>
+          </w:tcPr>
+          <w:p>
+            <w:pPr>
+              <w:jc w:val="left"/>
+            </w:pPr>
+            <w:r>
+              <w:rPr>
+                <w:rFonts w:ascii="Arial" w:cs="Arial" w:eastAsia="Arial" w:hAnsi="Arial"/>
+                <w:b/>
+                <w:bCs/>
+                <w:color w:val="2C2C2C"/>
+                <w:sz w:val="17"/>
+                <w:szCs w:val="17"/>
+              </w:rPr>
+              <w:t xml:space="preserve">Back Squat</w:t>
+            </w:r>
+          </w:p>
+        </w:tc>
+        <w:tc>
+          <w:tcPr>
+            <w:tcW w:type="dxa" w:w="1600"/>
+            <w:tcBorders>
+              <w:top w:val="none" w:color="FFFFFF" w:sz="0"/>
+              <w:left w:val="none" w:color="FFFFFF" w:sz="0"/>
+              <w:bottom w:val="none" w:color="FFFFFF" w:sz="0"/>
+              <w:right w:val="none" w:color="FFFFFF" w:sz="0"/>
+            </w:tcBorders>
+            <w:shd w:fill="FAF3E0" w:color="auto" w:val="clear"/>
+            <w:tcMar>
+              <w:top w:type="dxa" w:w="40"/>
+              <w:left w:type="dxa" w:w="80"/>
+              <w:bottom w:type="dxa" w:w="40"/>
+              <w:right w:type="dxa" w:w="80"/>
+            </w:tcMar>
+            <w:vAlign w:val="center"/>
+          </w:tcPr>
+          <w:p>
+            <w:pPr>
+              <w:jc w:val="center"/>
+            </w:pPr>
+            <w:r>
+              <w:rPr>
+                <w:rFonts w:ascii="Arial" w:cs="Arial" w:eastAsia="Arial" w:hAnsi="Arial"/>
+                <w:b w:val="false"/>
+                <w:bCs w:val="false"/>
+                <w:color w:val="6B6B6B"/>
+                <w:sz w:val="16"/>
+                <w:szCs w:val="16"/>
+              </w:rPr>
+              <w:t xml:space="preserve">95 lbs x 8 (Epley 1RM ≈120 lbs)</w:t>
+            </w:r>
+          </w:p>
+        </w:tc>
+        <w:tc>
+          <w:tcPr>
+            <w:tcW w:type="dxa" w:w="1400"/>
+            <w:tcBorders>
+              <w:top w:val="none" w:color="FFFFFF" w:sz="0"/>
+              <w:left w:val="none" w:color="FFFFFF" w:sz="0"/>
+              <w:bottom w:val="none" w:color="FFFFFF" w:sz="0"/>
+              <w:right w:val="none" w:color="FFFFFF" w:sz="0"/>
+            </w:tcBorders>
+            <w:shd w:fill="FAF3E0" w:color="auto" w:val="clear"/>
+            <w:tcMar>
+              <w:top w:type="dxa" w:w="40"/>
+              <w:left w:type="dxa" w:w="80"/>
+              <w:bottom w:type="dxa" w:w="40"/>
+              <w:right w:type="dxa" w:w="80"/>
+            </w:tcMar>
+            <w:vAlign w:val="center"/>
+          </w:tcPr>
+          <w:p>
+            <w:pPr>
+              <w:jc w:val="center"/>
+            </w:pPr>
+            <w:r>
+              <w:rPr>
+                <w:rFonts w:ascii="Arial" w:cs="Arial" w:eastAsia="Arial" w:hAnsi="Arial"/>
+                <w:b w:val="false"/>
+                <w:bCs w:val="false"/>
+                <w:color w:val="6B6B6B"/>
+                <w:sz w:val="16"/>
+                <w:szCs w:val="16"/>
+              </w:rPr>
+              <w:t xml:space="preserve">8/13/2026</w:t>
+            </w:r>
+          </w:p>
+        </w:tc>
+        <w:tc>
+          <w:tcPr>
+            <w:tcW w:type="dxa" w:w="4840"/>
+            <w:tcBorders>
+              <w:top w:val="none" w:color="FFFFFF" w:sz="0"/>
+              <w:left w:val="none" w:color="FFFFFF" w:sz="0"/>
+              <w:bottom w:val="none" w:color="FFFFFF" w:sz="0"/>
+              <w:right w:val="none" w:color="FFFFFF" w:sz="0"/>
+            </w:tcBorders>
+            <w:shd w:fill="FAF3E0" w:color="auto" w:val="clear"/>
+            <w:tcMar>
+              <w:top w:type="dxa" w:w="40"/>
+              <w:left w:type="dxa" w:w="80"/>
+              <w:bottom w:type="dxa" w:w="40"/>
+              <w:right w:type="dxa" w:w="80"/>
+            </w:tcMar>
+            <w:vAlign w:val="center"/>
+          </w:tcPr>
+          <w:p>
+            <w:pPr>
+              <w:jc w:val="left"/>
+            </w:pPr>
+            <w:r>
+              <w:rPr>
+                <w:rFonts w:ascii="Arial" w:cs="Arial" w:eastAsia="Arial" w:hAnsi="Arial"/>
+                <w:b w:val="false"/>
+                <w:bCs w:val="false"/>
+                <w:color w:val="6B6B6B"/>
+                <w:sz w:val="16"/>
+                <w:szCs w:val="16"/>
+              </w:rPr>
+              <w:t xml:space="preserve">Wk1: 90 lbs x5 → Wk4: 100 lbs x5 — Day 3 Block A primary strength lift</w:t>
+            </w:r>
+          </w:p>
+        </w:tc>
+      </w:tr>
+      <w:tr>
+        <w:tc>
+          <w:tcPr>
+            <w:tcW w:type="dxa" w:w="2600"/>
+            <w:tcBorders>
+              <w:top w:val="none" w:color="FFFFFF" w:sz="0"/>
+              <w:left w:val="none" w:color="FFFFFF" w:sz="0"/>
+              <w:bottom w:val="none" w:color="FFFFFF" w:sz="0"/>
+              <w:right w:val="none" w:color="FFFFFF" w:sz="0"/>
+            </w:tcBorders>
+            <w:shd w:fill="FFFFFF" w:color="auto" w:val="clear"/>
+            <w:tcMar>
+              <w:top w:type="dxa" w:w="40"/>
+              <w:left w:type="dxa" w:w="80"/>
+              <w:bottom w:type="dxa" w:w="40"/>
+              <w:right w:type="dxa" w:w="80"/>
+            </w:tcMar>
+            <w:vAlign w:val="center"/>
+          </w:tcPr>
+          <w:p>
+            <w:pPr>
+              <w:jc w:val="left"/>
+            </w:pPr>
+            <w:r>
+              <w:rPr>
+                <w:rFonts w:ascii="Arial" w:cs="Arial" w:eastAsia="Arial" w:hAnsi="Arial"/>
+                <w:b/>
+                <w:bCs/>
+                <w:color w:val="2C2C2C"/>
+                <w:sz w:val="17"/>
+                <w:szCs w:val="17"/>
+              </w:rPr>
+              <w:t xml:space="preserve">Single-Arm DB Row</w:t>
+            </w:r>
+          </w:p>
+        </w:tc>
+        <w:tc>
+          <w:tcPr>
+            <w:tcW w:type="dxa" w:w="1600"/>
+            <w:tcBorders>
+              <w:top w:val="none" w:color="FFFFFF" w:sz="0"/>
+              <w:left w:val="none" w:color="FFFFFF" w:sz="0"/>
+              <w:bottom w:val="none" w:color="FFFFFF" w:sz="0"/>
+              <w:right w:val="none" w:color="FFFFFF" w:sz="0"/>
+            </w:tcBorders>
+            <w:shd w:fill="FFFFFF" w:color="auto" w:val="clear"/>
+            <w:tcMar>
+              <w:top w:type="dxa" w:w="40"/>
+              <w:left w:type="dxa" w:w="80"/>
+              <w:bottom w:type="dxa" w:w="40"/>
+              <w:right w:type="dxa" w:w="80"/>
+            </w:tcMar>
+            <w:vAlign w:val="center"/>
+          </w:tcPr>
+          <w:p>
+            <w:pPr>
+              <w:jc w:val="center"/>
+            </w:pPr>
+            <w:r>
+              <w:rPr>
+                <w:rFonts w:ascii="Arial" w:cs="Arial" w:eastAsia="Arial" w:hAnsi="Arial"/>
+                <w:b w:val="false"/>
+                <w:bCs w:val="false"/>
+                <w:color w:val="6B6B6B"/>
+                <w:sz w:val="16"/>
+                <w:szCs w:val="16"/>
+              </w:rPr>
+              <w:t xml:space="preserve">30 lbs x 10 (Epley 1RM ≈40 lbs)</w:t>
+            </w:r>
+          </w:p>
+        </w:tc>
+        <w:tc>
+          <w:tcPr>
+            <w:tcW w:type="dxa" w:w="1400"/>
+            <w:tcBorders>
+              <w:top w:val="none" w:color="FFFFFF" w:sz="0"/>
+              <w:left w:val="none" w:color="FFFFFF" w:sz="0"/>
+              <w:bottom w:val="none" w:color="FFFFFF" w:sz="0"/>
+              <w:right w:val="none" w:color="FFFFFF" w:sz="0"/>
+            </w:tcBorders>
+            <w:shd w:fill="FFFFFF" w:color="auto" w:val="clear"/>
+            <w:tcMar>
+              <w:top w:type="dxa" w:w="40"/>
+              <w:left w:type="dxa" w:w="80"/>
+              <w:bottom w:type="dxa" w:w="40"/>
+              <w:right w:type="dxa" w:w="80"/>
+            </w:tcMar>
+            <w:vAlign w:val="center"/>
+          </w:tcPr>
+          <w:p>
+            <w:pPr>
+              <w:jc w:val="center"/>
+            </w:pPr>
+            <w:r>
+              <w:rPr>
+                <w:rFonts w:ascii="Arial" w:cs="Arial" w:eastAsia="Arial" w:hAnsi="Arial"/>
+                <w:b w:val="false"/>
+                <w:bCs w:val="false"/>
+                <w:color w:val="6B6B6B"/>
+                <w:sz w:val="16"/>
+                <w:szCs w:val="16"/>
+              </w:rPr>
+              <w:t xml:space="preserve">8/13/2026</w:t>
+            </w:r>
+          </w:p>
+        </w:tc>
+        <w:tc>
+          <w:tcPr>
+            <w:tcW w:type="dxa" w:w="4840"/>
+            <w:tcBorders>
+              <w:top w:val="none" w:color="FFFFFF" w:sz="0"/>
+              <w:left w:val="none" w:color="FFFFFF" w:sz="0"/>
+              <w:bottom w:val="none" w:color="FFFFFF" w:sz="0"/>
+              <w:right w:val="none" w:color="FFFFFF" w:sz="0"/>
+            </w:tcBorders>
+            <w:shd w:fill="FFFFFF" w:color="auto" w:val="clear"/>
+            <w:tcMar>
+              <w:top w:type="dxa" w:w="40"/>
+              <w:left w:type="dxa" w:w="80"/>
+              <w:bottom w:type="dxa" w:w="40"/>
+              <w:right w:type="dxa" w:w="80"/>
+            </w:tcMar>
+            <w:vAlign w:val="center"/>
+          </w:tcPr>
+          <w:p>
+            <w:pPr>
+              <w:jc w:val="left"/>
+            </w:pPr>
+            <w:r>
+              <w:rPr>
+                <w:rFonts w:ascii="Arial" w:cs="Arial" w:eastAsia="Arial" w:hAnsi="Arial"/>
+                <w:b w:val="false"/>
+                <w:bCs w:val="false"/>
+                <w:color w:val="6B6B6B"/>
+                <w:sz w:val="16"/>
+                <w:szCs w:val="16"/>
+              </w:rPr>
+              <w:t xml:space="preserve">Wk1: 30 lbs x8 → Wk4: 35 lbs x8 — Day 2 Block A</w:t>
+            </w:r>
+          </w:p>
+        </w:tc>
+      </w:tr>
+      <w:tr>
+        <w:tc>
+          <w:tcPr>
+            <w:tcW w:type="dxa" w:w="2600"/>
+            <w:tcBorders>
+              <w:top w:val="none" w:color="FFFFFF" w:sz="0"/>
+              <w:left w:val="none" w:color="FFFFFF" w:sz="0"/>
+              <w:bottom w:val="none" w:color="FFFFFF" w:sz="0"/>
+              <w:right w:val="none" w:color="FFFFFF" w:sz="0"/>
+            </w:tcBorders>
+            <w:shd w:fill="FAF3E0" w:color="auto" w:val="clear"/>
+            <w:tcMar>
+              <w:top w:type="dxa" w:w="40"/>
+              <w:left w:type="dxa" w:w="80"/>
+              <w:bottom w:type="dxa" w:w="40"/>
+              <w:right w:type="dxa" w:w="80"/>
+            </w:tcMar>
+            <w:vAlign w:val="center"/>
+          </w:tcPr>
+          <w:p>
+            <w:pPr>
+              <w:jc w:val="left"/>
+            </w:pPr>
+            <w:r>
+              <w:rPr>
+                <w:rFonts w:ascii="Arial" w:cs="Arial" w:eastAsia="Arial" w:hAnsi="Arial"/>
+                <w:b/>
+                <w:bCs/>
+                <w:color w:val="2C2C2C"/>
+                <w:sz w:val="17"/>
+                <w:szCs w:val="17"/>
+              </w:rPr>
+              <w:t xml:space="preserve">Goblet Squat</w:t>
+            </w:r>
+          </w:p>
+        </w:tc>
+        <w:tc>
+          <w:tcPr>
+            <w:tcW w:type="dxa" w:w="1600"/>
+            <w:tcBorders>
+              <w:top w:val="none" w:color="FFFFFF" w:sz="0"/>
+              <w:left w:val="none" w:color="FFFFFF" w:sz="0"/>
+              <w:bottom w:val="none" w:color="FFFFFF" w:sz="0"/>
+              <w:right w:val="none" w:color="FFFFFF" w:sz="0"/>
+            </w:tcBorders>
+            <w:shd w:fill="FAF3E0" w:color="auto" w:val="clear"/>
+            <w:tcMar>
+              <w:top w:type="dxa" w:w="40"/>
+              <w:left w:type="dxa" w:w="80"/>
+              <w:bottom w:type="dxa" w:w="40"/>
+              <w:right w:type="dxa" w:w="80"/>
+            </w:tcMar>
+            <w:vAlign w:val="center"/>
+          </w:tcPr>
+          <w:p>
+            <w:pPr>
+              <w:jc w:val="center"/>
+            </w:pPr>
+            <w:r>
+              <w:rPr>
+                <w:rFonts w:ascii="Arial" w:cs="Arial" w:eastAsia="Arial" w:hAnsi="Arial"/>
+                <w:b w:val="false"/>
+                <w:bCs w:val="false"/>
+                <w:color w:val="6B6B6B"/>
+                <w:sz w:val="16"/>
+                <w:szCs w:val="16"/>
+              </w:rPr>
+              <w:t xml:space="preserve">40 lbs w/ 10-sec isometric hold x 10 (isometric-loaded — not run through Epley formula)</w:t>
+            </w:r>
+          </w:p>
+        </w:tc>
+        <w:tc>
+          <w:tcPr>
+            <w:tcW w:type="dxa" w:w="1400"/>
+            <w:tcBorders>
+              <w:top w:val="none" w:color="FFFFFF" w:sz="0"/>
+              <w:left w:val="none" w:color="FFFFFF" w:sz="0"/>
+              <w:bottom w:val="none" w:color="FFFFFF" w:sz="0"/>
+              <w:right w:val="none" w:color="FFFFFF" w:sz="0"/>
+            </w:tcBorders>
+            <w:shd w:fill="FAF3E0" w:color="auto" w:val="clear"/>
+            <w:tcMar>
+              <w:top w:type="dxa" w:w="40"/>
+              <w:left w:type="dxa" w:w="80"/>
+              <w:bottom w:type="dxa" w:w="40"/>
+              <w:right w:type="dxa" w:w="80"/>
+            </w:tcMar>
+            <w:vAlign w:val="center"/>
+          </w:tcPr>
+          <w:p>
+            <w:pPr>
+              <w:jc w:val="center"/>
+            </w:pPr>
+            <w:r>
+              <w:rPr>
+                <w:rFonts w:ascii="Arial" w:cs="Arial" w:eastAsia="Arial" w:hAnsi="Arial"/>
+                <w:b w:val="false"/>
+                <w:bCs w:val="false"/>
+                <w:color w:val="6B6B6B"/>
+                <w:sz w:val="16"/>
+                <w:szCs w:val="16"/>
+              </w:rPr>
+              <w:t xml:space="preserve">8/13/2026</w:t>
+            </w:r>
+          </w:p>
+        </w:tc>
+        <w:tc>
+          <w:tcPr>
+            <w:tcW w:type="dxa" w:w="4840"/>
+            <w:tcBorders>
+              <w:top w:val="none" w:color="FFFFFF" w:sz="0"/>
+              <w:left w:val="none" w:color="FFFFFF" w:sz="0"/>
+              <w:bottom w:val="none" w:color="FFFFFF" w:sz="0"/>
+              <w:right w:val="none" w:color="FFFFFF" w:sz="0"/>
+            </w:tcBorders>
+            <w:shd w:fill="FAF3E0" w:color="auto" w:val="clear"/>
+            <w:tcMar>
+              <w:top w:type="dxa" w:w="40"/>
+              <w:left w:type="dxa" w:w="80"/>
+              <w:bottom w:type="dxa" w:w="40"/>
+              <w:right w:type="dxa" w:w="80"/>
+            </w:tcMar>
+            <w:vAlign w:val="center"/>
+          </w:tcPr>
+          <w:p>
+            <w:pPr>
+              <w:jc w:val="left"/>
+            </w:pPr>
+            <w:r>
+              <w:rPr>
+                <w:rFonts w:ascii="Arial" w:cs="Arial" w:eastAsia="Arial" w:hAnsi="Arial"/>
+                <w:b w:val="false"/>
+                <w:bCs w:val="false"/>
+                <w:color w:val="6B6B6B"/>
+                <w:sz w:val="16"/>
+                <w:szCs w:val="16"/>
+              </w:rPr>
+              <w:t xml:space="preserve">Wk1: 35 lbs x6-8 (tempo) → Wk4: 40 lbs x6-8 — Day 1 Block B, adjusted for the program's tempo-rep format vs. the tested hold format</w:t>
+            </w:r>
+          </w:p>
+        </w:tc>
+      </w:tr>
+      <w:tr>
+        <w:tc>
+          <w:tcPr>
+            <w:tcW w:type="dxa" w:w="2600"/>
+            <w:tcBorders>
+              <w:top w:val="none" w:color="FFFFFF" w:sz="0"/>
+              <w:left w:val="none" w:color="FFFFFF" w:sz="0"/>
+              <w:bottom w:val="none" w:color="FFFFFF" w:sz="0"/>
+              <w:right w:val="none" w:color="FFFFFF" w:sz="0"/>
+            </w:tcBorders>
+            <w:shd w:fill="FFFFFF" w:color="auto" w:val="clear"/>
+            <w:tcMar>
+              <w:top w:type="dxa" w:w="40"/>
+              <w:left w:type="dxa" w:w="80"/>
+              <w:bottom w:type="dxa" w:w="40"/>
+              <w:right w:type="dxa" w:w="80"/>
+            </w:tcMar>
+            <w:vAlign w:val="center"/>
+          </w:tcPr>
+          <w:p>
+            <w:pPr>
+              <w:jc w:val="left"/>
+            </w:pPr>
+            <w:r>
+              <w:rPr>
+                <w:rFonts w:ascii="Arial" w:cs="Arial" w:eastAsia="Arial" w:hAnsi="Arial"/>
+                <w:b/>
+                <w:bCs/>
+                <w:color w:val="2C2C2C"/>
+                <w:sz w:val="17"/>
+                <w:szCs w:val="17"/>
+              </w:rPr>
+              <w:t xml:space="preserve">DB Chest Press</w:t>
+            </w:r>
+          </w:p>
+        </w:tc>
+        <w:tc>
+          <w:tcPr>
+            <w:tcW w:type="dxa" w:w="1600"/>
+            <w:tcBorders>
+              <w:top w:val="none" w:color="FFFFFF" w:sz="0"/>
+              <w:left w:val="none" w:color="FFFFFF" w:sz="0"/>
+              <w:bottom w:val="none" w:color="FFFFFF" w:sz="0"/>
+              <w:right w:val="none" w:color="FFFFFF" w:sz="0"/>
+            </w:tcBorders>
+            <w:shd w:fill="FFFFFF" w:color="auto" w:val="clear"/>
+            <w:tcMar>
+              <w:top w:type="dxa" w:w="40"/>
+              <w:left w:type="dxa" w:w="80"/>
+              <w:bottom w:type="dxa" w:w="40"/>
+              <w:right w:type="dxa" w:w="80"/>
+            </w:tcMar>
+            <w:vAlign w:val="center"/>
+          </w:tcPr>
+          <w:p>
+            <w:pPr>
+              <w:jc w:val="center"/>
+            </w:pPr>
+            <w:r>
+              <w:rPr>
+                <w:rFonts w:ascii="Arial" w:cs="Arial" w:eastAsia="Arial" w:hAnsi="Arial"/>
+                <w:b w:val="false"/>
+                <w:bCs w:val="false"/>
+                <w:color w:val="6B6B6B"/>
+                <w:sz w:val="16"/>
+                <w:szCs w:val="16"/>
+              </w:rPr>
+              <w:t xml:space="preserve">15 lbs (reps not recorded — working/reference load, not a rep-max)</w:t>
+            </w:r>
+          </w:p>
+        </w:tc>
+        <w:tc>
+          <w:tcPr>
+            <w:tcW w:type="dxa" w:w="1400"/>
+            <w:tcBorders>
+              <w:top w:val="none" w:color="FFFFFF" w:sz="0"/>
+              <w:left w:val="none" w:color="FFFFFF" w:sz="0"/>
+              <w:bottom w:val="none" w:color="FFFFFF" w:sz="0"/>
+              <w:right w:val="none" w:color="FFFFFF" w:sz="0"/>
+            </w:tcBorders>
+            <w:shd w:fill="FFFFFF" w:color="auto" w:val="clear"/>
+            <w:tcMar>
+              <w:top w:type="dxa" w:w="40"/>
+              <w:left w:type="dxa" w:w="80"/>
+              <w:bottom w:type="dxa" w:w="40"/>
+              <w:right w:type="dxa" w:w="80"/>
+            </w:tcMar>
+            <w:vAlign w:val="center"/>
+          </w:tcPr>
+          <w:p>
+            <w:pPr>
+              <w:jc w:val="center"/>
+            </w:pPr>
+            <w:r>
+              <w:rPr>
+                <w:rFonts w:ascii="Arial" w:cs="Arial" w:eastAsia="Arial" w:hAnsi="Arial"/>
+                <w:b w:val="false"/>
+                <w:bCs w:val="false"/>
+                <w:color w:val="6B6B6B"/>
+                <w:sz w:val="16"/>
+                <w:szCs w:val="16"/>
+              </w:rPr>
+              <w:t xml:space="preserve">8/13/2026</w:t>
+            </w:r>
+          </w:p>
+        </w:tc>
+        <w:tc>
+          <w:tcPr>
+            <w:tcW w:type="dxa" w:w="4840"/>
+            <w:tcBorders>
+              <w:top w:val="none" w:color="FFFFFF" w:sz="0"/>
+              <w:left w:val="none" w:color="FFFFFF" w:sz="0"/>
+              <w:bottom w:val="none" w:color="FFFFFF" w:sz="0"/>
+              <w:right w:val="none" w:color="FFFFFF" w:sz="0"/>
+            </w:tcBorders>
+            <w:shd w:fill="FFFFFF" w:color="auto" w:val="clear"/>
+            <w:tcMar>
+              <w:top w:type="dxa" w:w="40"/>
+              <w:left w:type="dxa" w:w="80"/>
+              <w:bottom w:type="dxa" w:w="40"/>
+              <w:right w:type="dxa" w:w="80"/>
+            </w:tcMar>
+            <w:vAlign w:val="center"/>
+          </w:tcPr>
+          <w:p>
+            <w:pPr>
+              <w:jc w:val="left"/>
+            </w:pPr>
+            <w:r>
+              <w:rPr>
+                <w:rFonts w:ascii="Arial" w:cs="Arial" w:eastAsia="Arial" w:hAnsi="Arial"/>
+                <w:b w:val="false"/>
+                <w:bCs w:val="false"/>
+                <w:color w:val="6B6B6B"/>
+                <w:sz w:val="16"/>
+                <w:szCs w:val="16"/>
+              </w:rPr>
+              <w:t xml:space="preserve">Informs Day 2 Block A Incline DB Press Wk1: 15 lbs/hand → Wk4: 17.5 lbs/hand — judgment call, see note below</w:t>
+            </w:r>
+          </w:p>
+        </w:tc>
+      </w:tr>
+      <w:tr>
+        <w:tc>
+          <w:tcPr>
+            <w:tcW w:type="dxa" w:w="2600"/>
+            <w:tcBorders>
+              <w:top w:val="none" w:color="FFFFFF" w:sz="0"/>
+              <w:left w:val="none" w:color="FFFFFF" w:sz="0"/>
+              <w:bottom w:val="none" w:color="FFFFFF" w:sz="0"/>
+              <w:right w:val="none" w:color="FFFFFF" w:sz="0"/>
+            </w:tcBorders>
+            <w:shd w:fill="FAF3E0" w:color="auto" w:val="clear"/>
+            <w:tcMar>
+              <w:top w:type="dxa" w:w="40"/>
+              <w:left w:type="dxa" w:w="80"/>
+              <w:bottom w:type="dxa" w:w="40"/>
+              <w:right w:type="dxa" w:w="80"/>
+            </w:tcMar>
+            <w:vAlign w:val="center"/>
+          </w:tcPr>
+          <w:p>
+            <w:pPr>
+              <w:jc w:val="left"/>
+            </w:pPr>
+            <w:r>
+              <w:rPr>
+                <w:rFonts w:ascii="Arial" w:cs="Arial" w:eastAsia="Arial" w:hAnsi="Arial"/>
+                <w:b/>
+                <w:bCs/>
+                <w:color w:val="2C2C2C"/>
+                <w:sz w:val="17"/>
+                <w:szCs w:val="17"/>
+              </w:rPr>
+              <w:t xml:space="preserve">DB Split Squat</w:t>
+            </w:r>
+          </w:p>
+        </w:tc>
+        <w:tc>
+          <w:tcPr>
+            <w:tcW w:type="dxa" w:w="1600"/>
+            <w:tcBorders>
+              <w:top w:val="none" w:color="FFFFFF" w:sz="0"/>
+              <w:left w:val="none" w:color="FFFFFF" w:sz="0"/>
+              <w:bottom w:val="none" w:color="FFFFFF" w:sz="0"/>
+              <w:right w:val="none" w:color="FFFFFF" w:sz="0"/>
+            </w:tcBorders>
+            <w:shd w:fill="FAF3E0" w:color="auto" w:val="clear"/>
+            <w:tcMar>
+              <w:top w:type="dxa" w:w="40"/>
+              <w:left w:type="dxa" w:w="80"/>
+              <w:bottom w:type="dxa" w:w="40"/>
+              <w:right w:type="dxa" w:w="80"/>
+            </w:tcMar>
+            <w:vAlign w:val="center"/>
+          </w:tcPr>
+          <w:p>
+            <w:pPr>
+              <w:jc w:val="center"/>
+            </w:pPr>
+            <w:r>
+              <w:rPr>
+                <w:rFonts w:ascii="Arial" w:cs="Arial" w:eastAsia="Arial" w:hAnsi="Arial"/>
+                <w:b w:val="false"/>
+                <w:bCs w:val="false"/>
+                <w:color w:val="6B6B6B"/>
+                <w:sz w:val="16"/>
+                <w:szCs w:val="16"/>
+              </w:rPr>
+              <w:t xml:space="preserve">17.5 lbs/hand x 10 (Epley 1RM ≈23 lbs)</w:t>
+            </w:r>
+          </w:p>
+        </w:tc>
+        <w:tc>
+          <w:tcPr>
+            <w:tcW w:type="dxa" w:w="1400"/>
+            <w:tcBorders>
+              <w:top w:val="none" w:color="FFFFFF" w:sz="0"/>
+              <w:left w:val="none" w:color="FFFFFF" w:sz="0"/>
+              <w:bottom w:val="none" w:color="FFFFFF" w:sz="0"/>
+              <w:right w:val="none" w:color="FFFFFF" w:sz="0"/>
+            </w:tcBorders>
+            <w:shd w:fill="FAF3E0" w:color="auto" w:val="clear"/>
+            <w:tcMar>
+              <w:top w:type="dxa" w:w="40"/>
+              <w:left w:type="dxa" w:w="80"/>
+              <w:bottom w:type="dxa" w:w="40"/>
+              <w:right w:type="dxa" w:w="80"/>
+            </w:tcMar>
+            <w:vAlign w:val="center"/>
+          </w:tcPr>
+          <w:p>
+            <w:pPr>
+              <w:jc w:val="center"/>
+            </w:pPr>
+            <w:r>
+              <w:rPr>
+                <w:rFonts w:ascii="Arial" w:cs="Arial" w:eastAsia="Arial" w:hAnsi="Arial"/>
+                <w:b w:val="false"/>
+                <w:bCs w:val="false"/>
+                <w:color w:val="6B6B6B"/>
+                <w:sz w:val="16"/>
+                <w:szCs w:val="16"/>
+              </w:rPr>
+              <w:t xml:space="preserve">8/13/2026</w:t>
+            </w:r>
+          </w:p>
+        </w:tc>
+        <w:tc>
+          <w:tcPr>
+            <w:tcW w:type="dxa" w:w="4840"/>
+            <w:tcBorders>
+              <w:top w:val="none" w:color="FFFFFF" w:sz="0"/>
+              <w:left w:val="none" w:color="FFFFFF" w:sz="0"/>
+              <w:bottom w:val="none" w:color="FFFFFF" w:sz="0"/>
+              <w:right w:val="none" w:color="FFFFFF" w:sz="0"/>
+            </w:tcBorders>
+            <w:shd w:fill="FAF3E0" w:color="auto" w:val="clear"/>
+            <w:tcMar>
+              <w:top w:type="dxa" w:w="40"/>
+              <w:left w:type="dxa" w:w="80"/>
+              <w:bottom w:type="dxa" w:w="40"/>
+              <w:right w:type="dxa" w:w="80"/>
+            </w:tcMar>
+            <w:vAlign w:val="center"/>
+          </w:tcPr>
+          <w:p>
+            <w:pPr>
+              <w:jc w:val="left"/>
+            </w:pPr>
+            <w:r>
+              <w:rPr>
+                <w:rFonts w:ascii="Arial" w:cs="Arial" w:eastAsia="Arial" w:hAnsi="Arial"/>
+                <w:b w:val="false"/>
+                <w:bCs w:val="false"/>
+                <w:color w:val="6B6B6B"/>
+                <w:sz w:val="16"/>
+                <w:szCs w:val="16"/>
+              </w:rPr>
+              <w:t xml:space="preserve">Informs Day 3 Block A Weighted Step-Up Wk1: 17.5 lbs/hand → Wk4: 20 lbs/hand — judgment call, see note below</w:t>
+            </w:r>
+          </w:p>
+        </w:tc>
+      </w:tr>
+      <w:tr>
+        <w:tc>
+          <w:tcPr>
+            <w:tcW w:type="dxa" w:w="2600"/>
+            <w:tcBorders>
+              <w:top w:val="none" w:color="FFFFFF" w:sz="0"/>
+              <w:left w:val="none" w:color="FFFFFF" w:sz="0"/>
+              <w:bottom w:val="none" w:color="FFFFFF" w:sz="0"/>
+              <w:right w:val="none" w:color="FFFFFF" w:sz="0"/>
+            </w:tcBorders>
+            <w:shd w:fill="FFFFFF" w:color="auto" w:val="clear"/>
+            <w:tcMar>
+              <w:top w:type="dxa" w:w="40"/>
+              <w:left w:type="dxa" w:w="80"/>
+              <w:bottom w:type="dxa" w:w="40"/>
+              <w:right w:type="dxa" w:w="80"/>
+            </w:tcMar>
+            <w:vAlign w:val="center"/>
+          </w:tcPr>
+          <w:p>
+            <w:pPr>
+              <w:jc w:val="left"/>
+            </w:pPr>
+            <w:r>
+              <w:rPr>
+                <w:rFonts w:ascii="Arial" w:cs="Arial" w:eastAsia="Arial" w:hAnsi="Arial"/>
+                <w:b/>
+                <w:bCs/>
+                <w:color w:val="2C2C2C"/>
+                <w:sz w:val="17"/>
+                <w:szCs w:val="17"/>
+              </w:rPr>
+              <w:t xml:space="preserve">Hex Deadlift (Trap Bar)</w:t>
+            </w:r>
+          </w:p>
+        </w:tc>
+        <w:tc>
+          <w:tcPr>
+            <w:tcW w:type="dxa" w:w="1600"/>
+            <w:tcBorders>
+              <w:top w:val="none" w:color="FFFFFF" w:sz="0"/>
+              <w:left w:val="none" w:color="FFFFFF" w:sz="0"/>
+              <w:bottom w:val="none" w:color="FFFFFF" w:sz="0"/>
+              <w:right w:val="none" w:color="FFFFFF" w:sz="0"/>
+            </w:tcBorders>
+            <w:shd w:fill="FFFFFF" w:color="auto" w:val="clear"/>
+            <w:tcMar>
+              <w:top w:type="dxa" w:w="40"/>
+              <w:left w:type="dxa" w:w="80"/>
+              <w:bottom w:type="dxa" w:w="40"/>
+              <w:right w:type="dxa" w:w="80"/>
+            </w:tcMar>
+            <w:vAlign w:val="center"/>
+          </w:tcPr>
+          <w:p>
+            <w:pPr>
+              <w:jc w:val="center"/>
+            </w:pPr>
+            <w:r>
+              <w:rPr>
+                <w:rFonts w:ascii="Arial" w:cs="Arial" w:eastAsia="Arial" w:hAnsi="Arial"/>
+                <w:b w:val="false"/>
+                <w:bCs w:val="false"/>
+                <w:color w:val="6B6B6B"/>
+                <w:sz w:val="16"/>
+                <w:szCs w:val="16"/>
+              </w:rPr>
+              <w:t xml:space="preserve">135 lbs x 8 (Epley 1RM ≈171 lbs)</w:t>
+            </w:r>
+          </w:p>
+        </w:tc>
+        <w:tc>
+          <w:tcPr>
+            <w:tcW w:type="dxa" w:w="1400"/>
+            <w:tcBorders>
+              <w:top w:val="none" w:color="FFFFFF" w:sz="0"/>
+              <w:left w:val="none" w:color="FFFFFF" w:sz="0"/>
+              <w:bottom w:val="none" w:color="FFFFFF" w:sz="0"/>
+              <w:right w:val="none" w:color="FFFFFF" w:sz="0"/>
+            </w:tcBorders>
+            <w:shd w:fill="FFFFFF" w:color="auto" w:val="clear"/>
+            <w:tcMar>
+              <w:top w:type="dxa" w:w="40"/>
+              <w:left w:type="dxa" w:w="80"/>
+              <w:bottom w:type="dxa" w:w="40"/>
+              <w:right w:type="dxa" w:w="80"/>
+            </w:tcMar>
+            <w:vAlign w:val="center"/>
+          </w:tcPr>
+          <w:p>
+            <w:pPr>
+              <w:jc w:val="center"/>
+            </w:pPr>
+            <w:r>
+              <w:rPr>
+                <w:rFonts w:ascii="Arial" w:cs="Arial" w:eastAsia="Arial" w:hAnsi="Arial"/>
+                <w:b w:val="false"/>
+                <w:bCs w:val="false"/>
+                <w:color w:val="6B6B6B"/>
+                <w:sz w:val="16"/>
+                <w:szCs w:val="16"/>
+              </w:rPr>
+              <w:t xml:space="preserve">8/13/2026</w:t>
+            </w:r>
+          </w:p>
+        </w:tc>
+        <w:tc>
+          <w:tcPr>
+            <w:tcW w:type="dxa" w:w="4840"/>
+            <w:tcBorders>
+              <w:top w:val="none" w:color="FFFFFF" w:sz="0"/>
+              <w:left w:val="none" w:color="FFFFFF" w:sz="0"/>
+              <w:bottom w:val="none" w:color="FFFFFF" w:sz="0"/>
+              <w:right w:val="none" w:color="FFFFFF" w:sz="0"/>
+            </w:tcBorders>
+            <w:shd w:fill="FFFFFF" w:color="auto" w:val="clear"/>
+            <w:tcMar>
+              <w:top w:type="dxa" w:w="40"/>
+              <w:left w:type="dxa" w:w="80"/>
+              <w:bottom w:type="dxa" w:w="40"/>
+              <w:right w:type="dxa" w:w="80"/>
+            </w:tcMar>
+            <w:vAlign w:val="center"/>
+          </w:tcPr>
+          <w:p>
+            <w:pPr>
+              <w:jc w:val="left"/>
+            </w:pPr>
+            <w:r>
+              <w:rPr>
+                <w:rFonts w:ascii="Arial" w:cs="Arial" w:eastAsia="Arial" w:hAnsi="Arial"/>
+                <w:b w:val="false"/>
+                <w:bCs w:val="false"/>
+                <w:color w:val="6B6B6B"/>
+                <w:sz w:val="16"/>
+                <w:szCs w:val="16"/>
+              </w:rPr>
+              <w:t xml:space="preserve">Reference baseline only — no matching slot; NOT used to inform Romanian Deadlift (mechanically distinct lift, different load capacity). Revisit if a dedicated hex-bar deadlift slot is added.</w:t>
+            </w:r>
+          </w:p>
+        </w:tc>
+      </w:tr>
+      <w:tr>
+        <w:tc>
+          <w:tcPr>
+            <w:tcW w:type="dxa" w:w="2600"/>
+            <w:tcBorders>
+              <w:top w:val="none" w:color="FFFFFF" w:sz="0"/>
+              <w:left w:val="none" w:color="FFFFFF" w:sz="0"/>
+              <w:bottom w:val="none" w:color="FFFFFF" w:sz="0"/>
+              <w:right w:val="none" w:color="FFFFFF" w:sz="0"/>
+            </w:tcBorders>
+            <w:shd w:fill="FAF3E0" w:color="auto" w:val="clear"/>
+            <w:tcMar>
+              <w:top w:type="dxa" w:w="40"/>
+              <w:left w:type="dxa" w:w="80"/>
+              <w:bottom w:type="dxa" w:w="40"/>
+              <w:right w:type="dxa" w:w="80"/>
+            </w:tcMar>
+            <w:vAlign w:val="center"/>
+          </w:tcPr>
+          <w:p>
+            <w:pPr>
+              <w:jc w:val="left"/>
+            </w:pPr>
+            <w:r>
+              <w:rPr>
+                <w:rFonts w:ascii="Arial" w:cs="Arial" w:eastAsia="Arial" w:hAnsi="Arial"/>
+                <w:b/>
+                <w:bCs/>
+                <w:color w:val="2C2C2C"/>
+                <w:sz w:val="17"/>
+                <w:szCs w:val="17"/>
+              </w:rPr>
+              <w:t xml:space="preserve">Overhead Press</w:t>
+            </w:r>
+          </w:p>
+        </w:tc>
+        <w:tc>
+          <w:tcPr>
+            <w:tcW w:type="dxa" w:w="1600"/>
+            <w:tcBorders>
+              <w:top w:val="none" w:color="FFFFFF" w:sz="0"/>
+              <w:left w:val="none" w:color="FFFFFF" w:sz="0"/>
+              <w:bottom w:val="none" w:color="FFFFFF" w:sz="0"/>
+              <w:right w:val="none" w:color="FFFFFF" w:sz="0"/>
+            </w:tcBorders>
+            <w:shd w:fill="FAF3E0" w:color="auto" w:val="clear"/>
+            <w:tcMar>
+              <w:top w:type="dxa" w:w="40"/>
+              <w:left w:type="dxa" w:w="80"/>
+              <w:bottom w:type="dxa" w:w="40"/>
+              <w:right w:type="dxa" w:w="80"/>
+            </w:tcMar>
+            <w:vAlign w:val="center"/>
+          </w:tcPr>
+          <w:p>
+            <w:pPr>
+              <w:jc w:val="center"/>
+            </w:pPr>
+            <w:r>
+              <w:rPr>
+                <w:rFonts w:ascii="Arial" w:cs="Arial" w:eastAsia="Arial" w:hAnsi="Arial"/>
+                <w:b w:val="false"/>
+                <w:bCs w:val="false"/>
+                <w:color w:val="6B6B6B"/>
+                <w:sz w:val="16"/>
+                <w:szCs w:val="16"/>
+              </w:rPr>
+              <w:t xml:space="preserve">17.5 lbs x 10 (Epley 1RM ≈23 lbs) — format as reported, no seated/standing qualifier given</w:t>
+            </w:r>
+          </w:p>
+        </w:tc>
+        <w:tc>
+          <w:tcPr>
+            <w:tcW w:type="dxa" w:w="1400"/>
+            <w:tcBorders>
+              <w:top w:val="none" w:color="FFFFFF" w:sz="0"/>
+              <w:left w:val="none" w:color="FFFFFF" w:sz="0"/>
+              <w:bottom w:val="none" w:color="FFFFFF" w:sz="0"/>
+              <w:right w:val="none" w:color="FFFFFF" w:sz="0"/>
+            </w:tcBorders>
+            <w:shd w:fill="FAF3E0" w:color="auto" w:val="clear"/>
+            <w:tcMar>
+              <w:top w:type="dxa" w:w="40"/>
+              <w:left w:type="dxa" w:w="80"/>
+              <w:bottom w:type="dxa" w:w="40"/>
+              <w:right w:type="dxa" w:w="80"/>
+            </w:tcMar>
+            <w:vAlign w:val="center"/>
+          </w:tcPr>
+          <w:p>
+            <w:pPr>
+              <w:jc w:val="center"/>
+            </w:pPr>
+            <w:r>
+              <w:rPr>
+                <w:rFonts w:ascii="Arial" w:cs="Arial" w:eastAsia="Arial" w:hAnsi="Arial"/>
+                <w:b w:val="false"/>
+                <w:bCs w:val="false"/>
+                <w:color w:val="6B6B6B"/>
+                <w:sz w:val="16"/>
+                <w:szCs w:val="16"/>
+              </w:rPr>
+              <w:t xml:space="preserve">8/13/2026</w:t>
+            </w:r>
+          </w:p>
+        </w:tc>
+        <w:tc>
+          <w:tcPr>
+            <w:tcW w:type="dxa" w:w="4840"/>
+            <w:tcBorders>
+              <w:top w:val="none" w:color="FFFFFF" w:sz="0"/>
+              <w:left w:val="none" w:color="FFFFFF" w:sz="0"/>
+              <w:bottom w:val="none" w:color="FFFFFF" w:sz="0"/>
+              <w:right w:val="none" w:color="FFFFFF" w:sz="0"/>
+            </w:tcBorders>
+            <w:shd w:fill="FAF3E0" w:color="auto" w:val="clear"/>
+            <w:tcMar>
+              <w:top w:type="dxa" w:w="40"/>
+              <w:left w:type="dxa" w:w="80"/>
+              <w:bottom w:type="dxa" w:w="40"/>
+              <w:right w:type="dxa" w:w="80"/>
+            </w:tcMar>
+            <w:vAlign w:val="center"/>
+          </w:tcPr>
+          <w:p>
+            <w:pPr>
+              <w:jc w:val="left"/>
+            </w:pPr>
+            <w:r>
+              <w:rPr>
+                <w:rFonts w:ascii="Arial" w:cs="Arial" w:eastAsia="Arial" w:hAnsi="Arial"/>
+                <w:b w:val="false"/>
+                <w:bCs w:val="false"/>
+                <w:color w:val="6B6B6B"/>
+                <w:sz w:val="16"/>
+                <w:szCs w:val="16"/>
+              </w:rPr>
+              <w:t xml:space="preserve">Reference baseline only — no existing press slot beyond Incline DB Press; not force-fit as a 3rd pressing exercise.</w:t>
+            </w:r>
+          </w:p>
+        </w:tc>
+      </w:tr>
+      <w:tr>
+        <w:tc>
+          <w:tcPr>
+            <w:tcW w:type="dxa" w:w="2600"/>
+            <w:tcBorders>
+              <w:top w:val="none" w:color="FFFFFF" w:sz="0"/>
+              <w:left w:val="none" w:color="FFFFFF" w:sz="0"/>
+              <w:bottom w:val="none" w:color="FFFFFF" w:sz="0"/>
+              <w:right w:val="none" w:color="FFFFFF" w:sz="0"/>
+            </w:tcBorders>
+            <w:shd w:fill="FFFFFF" w:color="auto" w:val="clear"/>
+            <w:tcMar>
+              <w:top w:type="dxa" w:w="40"/>
+              <w:left w:type="dxa" w:w="80"/>
+              <w:bottom w:type="dxa" w:w="40"/>
+              <w:right w:type="dxa" w:w="80"/>
+            </w:tcMar>
+            <w:vAlign w:val="center"/>
+          </w:tcPr>
+          <w:p>
+            <w:pPr>
+              <w:jc w:val="left"/>
+            </w:pPr>
+            <w:r>
+              <w:rPr>
+                <w:rFonts w:ascii="Arial" w:cs="Arial" w:eastAsia="Arial" w:hAnsi="Arial"/>
+                <w:b/>
+                <w:bCs/>
+                <w:color w:val="2C2C2C"/>
+                <w:sz w:val="17"/>
+                <w:szCs w:val="17"/>
+              </w:rPr>
+              <w:t xml:space="preserve">Sled Push</w:t>
+            </w:r>
+          </w:p>
+        </w:tc>
+        <w:tc>
+          <w:tcPr>
+            <w:tcW w:type="dxa" w:w="1600"/>
+            <w:tcBorders>
+              <w:top w:val="none" w:color="FFFFFF" w:sz="0"/>
+              <w:left w:val="none" w:color="FFFFFF" w:sz="0"/>
+              <w:bottom w:val="none" w:color="FFFFFF" w:sz="0"/>
+              <w:right w:val="none" w:color="FFFFFF" w:sz="0"/>
+            </w:tcBorders>
+            <w:shd w:fill="FFFFFF" w:color="auto" w:val="clear"/>
+            <w:tcMar>
+              <w:top w:type="dxa" w:w="40"/>
+              <w:left w:type="dxa" w:w="80"/>
+              <w:bottom w:type="dxa" w:w="40"/>
+              <w:right w:type="dxa" w:w="80"/>
+            </w:tcMar>
+            <w:vAlign w:val="center"/>
+          </w:tcPr>
+          <w:p>
+            <w:pPr>
+              <w:jc w:val="center"/>
+            </w:pPr>
+            <w:r>
+              <w:rPr>
+                <w:rFonts w:ascii="Arial" w:cs="Arial" w:eastAsia="Arial" w:hAnsi="Arial"/>
+                <w:b w:val="false"/>
+                <w:bCs w:val="false"/>
+                <w:color w:val="6B6B6B"/>
+                <w:sz w:val="16"/>
+                <w:szCs w:val="16"/>
+              </w:rPr>
+              <w:t xml:space="preserve">135 lbs</w:t>
+            </w:r>
+          </w:p>
+        </w:tc>
+        <w:tc>
+          <w:tcPr>
+            <w:tcW w:type="dxa" w:w="1400"/>
+            <w:tcBorders>
+              <w:top w:val="none" w:color="FFFFFF" w:sz="0"/>
+              <w:left w:val="none" w:color="FFFFFF" w:sz="0"/>
+              <w:bottom w:val="none" w:color="FFFFFF" w:sz="0"/>
+              <w:right w:val="none" w:color="FFFFFF" w:sz="0"/>
+            </w:tcBorders>
+            <w:shd w:fill="FFFFFF" w:color="auto" w:val="clear"/>
+            <w:tcMar>
+              <w:top w:type="dxa" w:w="40"/>
+              <w:left w:type="dxa" w:w="80"/>
+              <w:bottom w:type="dxa" w:w="40"/>
+              <w:right w:type="dxa" w:w="80"/>
+            </w:tcMar>
+            <w:vAlign w:val="center"/>
+          </w:tcPr>
+          <w:p>
+            <w:pPr>
+              <w:jc w:val="center"/>
+            </w:pPr>
+            <w:r>
+              <w:rPr>
+                <w:rFonts w:ascii="Arial" w:cs="Arial" w:eastAsia="Arial" w:hAnsi="Arial"/>
+                <w:b w:val="false"/>
+                <w:bCs w:val="false"/>
+                <w:color w:val="6B6B6B"/>
+                <w:sz w:val="16"/>
+                <w:szCs w:val="16"/>
+              </w:rPr>
+              <w:t xml:space="preserve">8/13/2026</w:t>
+            </w:r>
+          </w:p>
+        </w:tc>
+        <w:tc>
+          <w:tcPr>
+            <w:tcW w:type="dxa" w:w="4840"/>
+            <w:tcBorders>
+              <w:top w:val="none" w:color="FFFFFF" w:sz="0"/>
+              <w:left w:val="none" w:color="FFFFFF" w:sz="0"/>
+              <w:bottom w:val="none" w:color="FFFFFF" w:sz="0"/>
+              <w:right w:val="none" w:color="FFFFFF" w:sz="0"/>
+            </w:tcBorders>
+            <w:shd w:fill="FFFFFF" w:color="auto" w:val="clear"/>
+            <w:tcMar>
+              <w:top w:type="dxa" w:w="40"/>
+              <w:left w:type="dxa" w:w="80"/>
+              <w:bottom w:type="dxa" w:w="40"/>
+              <w:right w:type="dxa" w:w="80"/>
+            </w:tcMar>
+            <w:vAlign w:val="center"/>
+          </w:tcPr>
+          <w:p>
+            <w:pPr>
+              <w:jc w:val="left"/>
+            </w:pPr>
+            <w:r>
+              <w:rPr>
+                <w:rFonts w:ascii="Arial" w:cs="Arial" w:eastAsia="Arial" w:hAnsi="Arial"/>
+                <w:b w:val="false"/>
+                <w:bCs w:val="false"/>
+                <w:color w:val="6B6B6B"/>
+                <w:sz w:val="16"/>
+                <w:szCs w:val="16"/>
+              </w:rPr>
+              <w:t xml:space="preserve">Reference baseline only — not one of the 10 core ICONS Baseline Testing Protocol movements (distance/effort push, not a rep-max); no existing slot.</w:t>
+            </w:r>
+          </w:p>
+        </w:tc>
+      </w:tr>
+      <w:tr>
+        <w:tc>
+          <w:tcPr>
+            <w:tcW w:type="dxa" w:w="2600"/>
+            <w:tcBorders>
+              <w:top w:val="none" w:color="FFFFFF" w:sz="0"/>
+              <w:left w:val="none" w:color="FFFFFF" w:sz="0"/>
+              <w:bottom w:val="none" w:color="FFFFFF" w:sz="0"/>
+              <w:right w:val="none" w:color="FFFFFF" w:sz="0"/>
+            </w:tcBorders>
+            <w:shd w:fill="FAF3E0" w:color="auto" w:val="clear"/>
+            <w:tcMar>
+              <w:top w:type="dxa" w:w="40"/>
+              <w:left w:type="dxa" w:w="80"/>
+              <w:bottom w:type="dxa" w:w="40"/>
+              <w:right w:type="dxa" w:w="80"/>
+            </w:tcMar>
+            <w:vAlign w:val="center"/>
+          </w:tcPr>
+          <w:p>
+            <w:pPr>
+              <w:jc w:val="left"/>
+            </w:pPr>
+            <w:r>
+              <w:rPr>
+                <w:rFonts w:ascii="Arial" w:cs="Arial" w:eastAsia="Arial" w:hAnsi="Arial"/>
+                <w:b/>
+                <w:bCs/>
+                <w:color w:val="2C2C2C"/>
+                <w:sz w:val="17"/>
+                <w:szCs w:val="17"/>
+              </w:rPr>
+              <w:t xml:space="preserve">Plank Hold</w:t>
+            </w:r>
+          </w:p>
+        </w:tc>
+        <w:tc>
+          <w:tcPr>
+            <w:tcW w:type="dxa" w:w="1600"/>
+            <w:tcBorders>
+              <w:top w:val="none" w:color="FFFFFF" w:sz="0"/>
+              <w:left w:val="none" w:color="FFFFFF" w:sz="0"/>
+              <w:bottom w:val="none" w:color="FFFFFF" w:sz="0"/>
+              <w:right w:val="none" w:color="FFFFFF" w:sz="0"/>
+            </w:tcBorders>
+            <w:shd w:fill="FAF3E0" w:color="auto" w:val="clear"/>
+            <w:tcMar>
+              <w:top w:type="dxa" w:w="40"/>
+              <w:left w:type="dxa" w:w="80"/>
+              <w:bottom w:type="dxa" w:w="40"/>
+              <w:right w:type="dxa" w:w="80"/>
+            </w:tcMar>
+            <w:vAlign w:val="center"/>
+          </w:tcPr>
+          <w:p>
+            <w:pPr>
+              <w:jc w:val="center"/>
+            </w:pPr>
+            <w:r>
+              <w:rPr>
+                <w:rFonts w:ascii="Arial" w:cs="Arial" w:eastAsia="Arial" w:hAnsi="Arial"/>
+                <w:b w:val="false"/>
+                <w:bCs w:val="false"/>
+                <w:color w:val="6B6B6B"/>
+                <w:sz w:val="16"/>
+                <w:szCs w:val="16"/>
+              </w:rPr>
+              <w:t xml:space="preserve">2:05 (125 sec)</w:t>
+            </w:r>
+          </w:p>
+        </w:tc>
+        <w:tc>
+          <w:tcPr>
+            <w:tcW w:type="dxa" w:w="1400"/>
+            <w:tcBorders>
+              <w:top w:val="none" w:color="FFFFFF" w:sz="0"/>
+              <w:left w:val="none" w:color="FFFFFF" w:sz="0"/>
+              <w:bottom w:val="none" w:color="FFFFFF" w:sz="0"/>
+              <w:right w:val="none" w:color="FFFFFF" w:sz="0"/>
+            </w:tcBorders>
+            <w:shd w:fill="FAF3E0" w:color="auto" w:val="clear"/>
+            <w:tcMar>
+              <w:top w:type="dxa" w:w="40"/>
+              <w:left w:type="dxa" w:w="80"/>
+              <w:bottom w:type="dxa" w:w="40"/>
+              <w:right w:type="dxa" w:w="80"/>
+            </w:tcMar>
+            <w:vAlign w:val="center"/>
+          </w:tcPr>
+          <w:p>
+            <w:pPr>
+              <w:jc w:val="center"/>
+            </w:pPr>
+            <w:r>
+              <w:rPr>
+                <w:rFonts w:ascii="Arial" w:cs="Arial" w:eastAsia="Arial" w:hAnsi="Arial"/>
+                <w:b w:val="false"/>
+                <w:bCs w:val="false"/>
+                <w:color w:val="6B6B6B"/>
+                <w:sz w:val="16"/>
+                <w:szCs w:val="16"/>
+              </w:rPr>
+              <w:t xml:space="preserve">8/13/2026</w:t>
+            </w:r>
+          </w:p>
+        </w:tc>
+        <w:tc>
+          <w:tcPr>
+            <w:tcW w:type="dxa" w:w="4840"/>
+            <w:tcBorders>
+              <w:top w:val="none" w:color="FFFFFF" w:sz="0"/>
+              <w:left w:val="none" w:color="FFFFFF" w:sz="0"/>
+              <w:bottom w:val="none" w:color="FFFFFF" w:sz="0"/>
+              <w:right w:val="none" w:color="FFFFFF" w:sz="0"/>
+            </w:tcBorders>
+            <w:shd w:fill="FAF3E0" w:color="auto" w:val="clear"/>
+            <w:tcMar>
+              <w:top w:type="dxa" w:w="40"/>
+              <w:left w:type="dxa" w:w="80"/>
+              <w:bottom w:type="dxa" w:w="40"/>
+              <w:right w:type="dxa" w:w="80"/>
+            </w:tcMar>
+            <w:vAlign w:val="center"/>
+          </w:tcPr>
+          <w:p>
+            <w:pPr>
+              <w:jc w:val="left"/>
+            </w:pPr>
+            <w:r>
+              <w:rPr>
+                <w:rFonts w:ascii="Arial" w:cs="Arial" w:eastAsia="Arial" w:hAnsi="Arial"/>
+                <w:b w:val="false"/>
+                <w:bCs w:val="false"/>
+                <w:color w:val="6B6B6B"/>
+                <w:sz w:val="16"/>
+                <w:szCs w:val="16"/>
+              </w:rPr>
+              <w:t xml:space="preserve">Reference baseline only — no plank slot in current 3-day structure.</w:t>
+            </w:r>
+          </w:p>
+        </w:tc>
+      </w:tr>
+      <w:tr>
+        <w:tc>
+          <w:tcPr>
+            <w:tcW w:type="dxa" w:w="2600"/>
+            <w:tcBorders>
+              <w:top w:val="none" w:color="FFFFFF" w:sz="0"/>
+              <w:left w:val="none" w:color="FFFFFF" w:sz="0"/>
+              <w:bottom w:val="none" w:color="FFFFFF" w:sz="0"/>
+              <w:right w:val="none" w:color="FFFFFF" w:sz="0"/>
+            </w:tcBorders>
+            <w:shd w:fill="FFFFFF" w:color="auto" w:val="clear"/>
+            <w:tcMar>
+              <w:top w:type="dxa" w:w="40"/>
+              <w:left w:type="dxa" w:w="80"/>
+              <w:bottom w:type="dxa" w:w="40"/>
+              <w:right w:type="dxa" w:w="80"/>
+            </w:tcMar>
+            <w:vAlign w:val="center"/>
+          </w:tcPr>
+          <w:p>
+            <w:pPr>
+              <w:jc w:val="left"/>
+            </w:pPr>
+            <w:r>
+              <w:rPr>
+                <w:rFonts w:ascii="Arial" w:cs="Arial" w:eastAsia="Arial" w:hAnsi="Arial"/>
+                <w:b/>
+                <w:bCs/>
+                <w:color w:val="2C2C2C"/>
+                <w:sz w:val="17"/>
+                <w:szCs w:val="17"/>
+              </w:rPr>
+              <w:t xml:space="preserve">Push-Up (Incline)</w:t>
+            </w:r>
+          </w:p>
+        </w:tc>
+        <w:tc>
+          <w:tcPr>
+            <w:tcW w:type="dxa" w:w="1600"/>
+            <w:tcBorders>
+              <w:top w:val="none" w:color="FFFFFF" w:sz="0"/>
+              <w:left w:val="none" w:color="FFFFFF" w:sz="0"/>
+              <w:bottom w:val="none" w:color="FFFFFF" w:sz="0"/>
+              <w:right w:val="none" w:color="FFFFFF" w:sz="0"/>
+            </w:tcBorders>
+            <w:shd w:fill="FFFFFF" w:color="auto" w:val="clear"/>
+            <w:tcMar>
+              <w:top w:type="dxa" w:w="40"/>
+              <w:left w:type="dxa" w:w="80"/>
+              <w:bottom w:type="dxa" w:w="40"/>
+              <w:right w:type="dxa" w:w="80"/>
+            </w:tcMar>
+            <w:vAlign w:val="center"/>
+          </w:tcPr>
+          <w:p>
+            <w:pPr>
+              <w:jc w:val="center"/>
+            </w:pPr>
+            <w:r>
+              <w:rPr>
+                <w:rFonts w:ascii="Arial" w:cs="Arial" w:eastAsia="Arial" w:hAnsi="Arial"/>
+                <w:b w:val="false"/>
+                <w:bCs w:val="false"/>
+                <w:color w:val="6B6B6B"/>
+                <w:sz w:val="16"/>
+                <w:szCs w:val="16"/>
+              </w:rPr>
+              <w:t xml:space="preserve">10 reps</w:t>
+            </w:r>
+          </w:p>
+        </w:tc>
+        <w:tc>
+          <w:tcPr>
+            <w:tcW w:type="dxa" w:w="1400"/>
+            <w:tcBorders>
+              <w:top w:val="none" w:color="FFFFFF" w:sz="0"/>
+              <w:left w:val="none" w:color="FFFFFF" w:sz="0"/>
+              <w:bottom w:val="none" w:color="FFFFFF" w:sz="0"/>
+              <w:right w:val="none" w:color="FFFFFF" w:sz="0"/>
+            </w:tcBorders>
+            <w:shd w:fill="FFFFFF" w:color="auto" w:val="clear"/>
+            <w:tcMar>
+              <w:top w:type="dxa" w:w="40"/>
+              <w:left w:type="dxa" w:w="80"/>
+              <w:bottom w:type="dxa" w:w="40"/>
+              <w:right w:type="dxa" w:w="80"/>
+            </w:tcMar>
+            <w:vAlign w:val="center"/>
+          </w:tcPr>
+          <w:p>
+            <w:pPr>
+              <w:jc w:val="center"/>
+            </w:pPr>
+            <w:r>
+              <w:rPr>
+                <w:rFonts w:ascii="Arial" w:cs="Arial" w:eastAsia="Arial" w:hAnsi="Arial"/>
+                <w:b w:val="false"/>
+                <w:bCs w:val="false"/>
+                <w:color w:val="6B6B6B"/>
+                <w:sz w:val="16"/>
+                <w:szCs w:val="16"/>
+              </w:rPr>
+              <w:t xml:space="preserve">8/13/2026</w:t>
+            </w:r>
+          </w:p>
+        </w:tc>
+        <w:tc>
+          <w:tcPr>
+            <w:tcW w:type="dxa" w:w="4840"/>
+            <w:tcBorders>
+              <w:top w:val="none" w:color="FFFFFF" w:sz="0"/>
+              <w:left w:val="none" w:color="FFFFFF" w:sz="0"/>
+              <w:bottom w:val="none" w:color="FFFFFF" w:sz="0"/>
+              <w:right w:val="none" w:color="FFFFFF" w:sz="0"/>
+            </w:tcBorders>
+            <w:shd w:fill="FFFFFF" w:color="auto" w:val="clear"/>
+            <w:tcMar>
+              <w:top w:type="dxa" w:w="40"/>
+              <w:left w:type="dxa" w:w="80"/>
+              <w:bottom w:type="dxa" w:w="40"/>
+              <w:right w:type="dxa" w:w="80"/>
+            </w:tcMar>
+            <w:vAlign w:val="center"/>
+          </w:tcPr>
+          <w:p>
+            <w:pPr>
+              <w:jc w:val="left"/>
+            </w:pPr>
+            <w:r>
+              <w:rPr>
+                <w:rFonts w:ascii="Arial" w:cs="Arial" w:eastAsia="Arial" w:hAnsi="Arial"/>
+                <w:b w:val="false"/>
+                <w:bCs w:val="false"/>
+                <w:color w:val="6B6B6B"/>
+                <w:sz w:val="16"/>
+                <w:szCs w:val="16"/>
+              </w:rPr>
+              <w:t xml:space="preserve">Reference baseline only — no push-up slot in current 3-day structure.</w:t>
+            </w:r>
+          </w:p>
+        </w:tc>
+      </w:tr>
+      <w:tr>
+        <w:tc>
+          <w:tcPr>
+            <w:tcW w:type="dxa" w:w="2600"/>
+            <w:tcBorders>
+              <w:top w:val="none" w:color="FFFFFF" w:sz="0"/>
+              <w:left w:val="none" w:color="FFFFFF" w:sz="0"/>
+              <w:bottom w:val="none" w:color="FFFFFF" w:sz="0"/>
+              <w:right w:val="none" w:color="FFFFFF" w:sz="0"/>
+            </w:tcBorders>
+            <w:shd w:fill="FAF3E0" w:color="auto" w:val="clear"/>
+            <w:tcMar>
+              <w:top w:type="dxa" w:w="40"/>
+              <w:left w:type="dxa" w:w="80"/>
+              <w:bottom w:type="dxa" w:w="40"/>
+              <w:right w:type="dxa" w:w="80"/>
+            </w:tcMar>
+            <w:vAlign w:val="center"/>
+          </w:tcPr>
+          <w:p>
+            <w:pPr>
+              <w:jc w:val="left"/>
+            </w:pPr>
+            <w:r>
+              <w:rPr>
+                <w:rFonts w:ascii="Arial" w:cs="Arial" w:eastAsia="Arial" w:hAnsi="Arial"/>
+                <w:b/>
+                <w:bCs/>
+                <w:color w:val="2C2C2C"/>
+                <w:sz w:val="17"/>
+                <w:szCs w:val="17"/>
+              </w:rPr>
+              <w:t xml:space="preserve">Pull-Up (Assisted)</w:t>
+            </w:r>
+          </w:p>
+        </w:tc>
+        <w:tc>
+          <w:tcPr>
+            <w:tcW w:type="dxa" w:w="1600"/>
+            <w:tcBorders>
+              <w:top w:val="none" w:color="FFFFFF" w:sz="0"/>
+              <w:left w:val="none" w:color="FFFFFF" w:sz="0"/>
+              <w:bottom w:val="none" w:color="FFFFFF" w:sz="0"/>
+              <w:right w:val="none" w:color="FFFFFF" w:sz="0"/>
+            </w:tcBorders>
+            <w:shd w:fill="FAF3E0" w:color="auto" w:val="clear"/>
+            <w:tcMar>
+              <w:top w:type="dxa" w:w="40"/>
+              <w:left w:type="dxa" w:w="80"/>
+              <w:bottom w:type="dxa" w:w="40"/>
+              <w:right w:type="dxa" w:w="80"/>
+            </w:tcMar>
+            <w:vAlign w:val="center"/>
+          </w:tcPr>
+          <w:p>
+            <w:pPr>
+              <w:jc w:val="center"/>
+            </w:pPr>
+            <w:r>
+              <w:rPr>
+                <w:rFonts w:ascii="Arial" w:cs="Arial" w:eastAsia="Arial" w:hAnsi="Arial"/>
+                <w:b w:val="false"/>
+                <w:bCs w:val="false"/>
+                <w:color w:val="6B6B6B"/>
+                <w:sz w:val="16"/>
+                <w:szCs w:val="16"/>
+              </w:rPr>
+              <w:t xml:space="preserve">20 reps</w:t>
+            </w:r>
+          </w:p>
+        </w:tc>
+        <w:tc>
+          <w:tcPr>
+            <w:tcW w:type="dxa" w:w="1400"/>
+            <w:tcBorders>
+              <w:top w:val="none" w:color="FFFFFF" w:sz="0"/>
+              <w:left w:val="none" w:color="FFFFFF" w:sz="0"/>
+              <w:bottom w:val="none" w:color="FFFFFF" w:sz="0"/>
+              <w:right w:val="none" w:color="FFFFFF" w:sz="0"/>
+            </w:tcBorders>
+            <w:shd w:fill="FAF3E0" w:color="auto" w:val="clear"/>
+            <w:tcMar>
+              <w:top w:type="dxa" w:w="40"/>
+              <w:left w:type="dxa" w:w="80"/>
+              <w:bottom w:type="dxa" w:w="40"/>
+              <w:right w:type="dxa" w:w="80"/>
+            </w:tcMar>
+            <w:vAlign w:val="center"/>
+          </w:tcPr>
+          <w:p>
+            <w:pPr>
+              <w:jc w:val="center"/>
+            </w:pPr>
+            <w:r>
+              <w:rPr>
+                <w:rFonts w:ascii="Arial" w:cs="Arial" w:eastAsia="Arial" w:hAnsi="Arial"/>
+                <w:b w:val="false"/>
+                <w:bCs w:val="false"/>
+                <w:color w:val="6B6B6B"/>
+                <w:sz w:val="16"/>
+                <w:szCs w:val="16"/>
+              </w:rPr>
+              <w:t xml:space="preserve">8/13/2026</w:t>
+            </w:r>
+          </w:p>
+        </w:tc>
+        <w:tc>
+          <w:tcPr>
+            <w:tcW w:type="dxa" w:w="4840"/>
+            <w:tcBorders>
+              <w:top w:val="none" w:color="FFFFFF" w:sz="0"/>
+              <w:left w:val="none" w:color="FFFFFF" w:sz="0"/>
+              <w:bottom w:val="none" w:color="FFFFFF" w:sz="0"/>
+              <w:right w:val="none" w:color="FFFFFF" w:sz="0"/>
+            </w:tcBorders>
+            <w:shd w:fill="FAF3E0" w:color="auto" w:val="clear"/>
+            <w:tcMar>
+              <w:top w:type="dxa" w:w="40"/>
+              <w:left w:type="dxa" w:w="80"/>
+              <w:bottom w:type="dxa" w:w="40"/>
+              <w:right w:type="dxa" w:w="80"/>
+            </w:tcMar>
+            <w:vAlign w:val="center"/>
+          </w:tcPr>
+          <w:p>
+            <w:pPr>
+              <w:jc w:val="left"/>
+            </w:pPr>
+            <w:r>
+              <w:rPr>
+                <w:rFonts w:ascii="Arial" w:cs="Arial" w:eastAsia="Arial" w:hAnsi="Arial"/>
+                <w:b w:val="false"/>
+                <w:bCs w:val="false"/>
+                <w:color w:val="6B6B6B"/>
+                <w:sz w:val="16"/>
+                <w:szCs w:val="16"/>
+              </w:rPr>
+              <w:t xml:space="preserve">Reference baseline only — bonus 11th ICONS protocol movement; no pull-up slot in current structure.</w:t>
+            </w:r>
+          </w:p>
+        </w:tc>
+      </w:tr>
+    </w:tbl>
+    <w:p>
+      <w:pPr>
+        <w:spacing w:after="100"/>
       </w:pPr>
     </w:p>
     <w:p>
@@ -413,6 +2160,81 @@
           <w:szCs w:val="17"/>
         </w:rPr>
         <w:t xml:space="preserve">Left glute medius activation and unilateral loading take precedence this block. Track left vs. right performance separately; re-test at 8-week rescan.</w:t>
+      </w:r>
+    </w:p>
+    <w:p>
+      <w:pPr>
+        <w:spacing w:after="100"/>
+      </w:pPr>
+      <w:r>
+        <w:rPr>
+          <w:rFonts w:ascii="Arial" w:cs="Arial" w:eastAsia="Arial" w:hAnsi="Arial"/>
+          <w:b/>
+          <w:bCs/>
+          <w:color w:val="C9A227"/>
+          <w:sz w:val="17"/>
+          <w:szCs w:val="17"/>
+        </w:rPr>
+        <w:t xml:space="preserve">New Strength Baseline Battery — 8/13/2026:  </w:t>
+      </w:r>
+      <w:r>
+        <w:rPr>
+          <w:rFonts w:ascii="Arial" w:cs="Arial" w:eastAsia="Arial" w:hAnsi="Arial"/>
+          <w:color w:val="2C2C2C"/>
+          <w:sz w:val="17"/>
+          <w:szCs w:val="17"/>
+        </w:rPr>
+        <w:t xml:space="preserve">Nancy's first full strength-testing battery (11 movements) is now on file — see the table above. Five movements map directly onto an existing exercise slot and now carry real Week 1 → Week 4 loads in place of the prior "moderate"/"heavy" placeholders: Back Squat and Single-Arm DB Row (both Epley-derived), Goblet Squat (isometric-hold-informed, not Epley — see table note), and (via two flagged judgment calls below) Incline DB Press and Weighted Step-Up. The remaining six movements (Hex Deadlift, Overhead Press, Sled Push, Plank Hold, Push-Up Incline, Pull-Up Assisted) don't have a defensible existing slot in this 3-day structure and are logged as reference baselines only, not force-fit into the program. Nancy is 38 (CLAUDE.md's 35-45 bracket) — the 40-55 "all 10 core movements must show programmed progression" standard does not apply to her; broad battery coverage here is a good outcome, not a satisfied mandate.</w:t>
+      </w:r>
+    </w:p>
+    <w:p>
+      <w:pPr>
+        <w:spacing w:after="100"/>
+      </w:pPr>
+      <w:r>
+        <w:rPr>
+          <w:rFonts w:ascii="Arial" w:cs="Arial" w:eastAsia="Arial" w:hAnsi="Arial"/>
+          <w:b/>
+          <w:bCs/>
+          <w:color w:val="E65100"/>
+          <w:sz w:val="17"/>
+          <w:szCs w:val="17"/>
+        </w:rPr>
+        <w:t xml:space="preserve">Judgment Call — DB Chest Press vs. Incline DB Press:  </w:t>
+      </w:r>
+      <w:r>
+        <w:rPr>
+          <w:rFonts w:ascii="Arial" w:cs="Arial" w:eastAsia="Arial" w:hAnsi="Arial"/>
+          <w:color w:val="2C2C2C"/>
+          <w:sz w:val="17"/>
+          <w:szCs w:val="17"/>
+        </w:rPr>
+        <w:t xml:space="preserve">Xolokan's baseline data lists "DB Chest Press" at 15 lbs with no incline qualifier, while Nancy's existing Day 2 program already includes "Incline DB Press." These are not silently treated as identical — flat and incline pressing are a real mechanical difference. Kept as a distinct baselines-table entry; the 15 lbs figure is used only to INFORM a reasonable Week 1 reference load (15 lbs/hand → 17.5 lbs/hand) for the existing Incline DB Press slot, not presented as a confirmed test of that specific exercise. Confirm with Nancy/trainer notes whether these were the same movement.</w:t>
+      </w:r>
+    </w:p>
+    <w:p>
+      <w:pPr>
+        <w:spacing w:after="100"/>
+      </w:pPr>
+      <w:r>
+        <w:rPr>
+          <w:rFonts w:ascii="Arial" w:cs="Arial" w:eastAsia="Arial" w:hAnsi="Arial"/>
+          <w:b/>
+          <w:bCs/>
+          <w:color w:val="E65100"/>
+          <w:sz w:val="17"/>
+          <w:szCs w:val="17"/>
+        </w:rPr>
+        <w:t xml:space="preserve">Judgment Call — DB Split Squat vs. Weighted Step-Up:  </w:t>
+      </w:r>
+      <w:r>
+        <w:rPr>
+          <w:rFonts w:ascii="Arial" w:cs="Arial" w:eastAsia="Arial" w:hAnsi="Arial"/>
+          <w:color w:val="2C2C2C"/>
+          <w:sz w:val="17"/>
+          <w:szCs w:val="17"/>
+        </w:rPr>
+        <w:t xml:space="preserve">No exercise literally named "Split Squat" exists in Nancy's program. Weighted Step-Up (Day 3 Block A, a primary-strength-block loaded unilateral knee-dominant movement) is the closest analogous slot — closer than Day 1's Reverse Lunge or Day 3's Curtsy Lunge, both of which are deliberately light, corrective-context finishers where a heavier baseline-derived load would work against their actual purpose. The DB Split Squat baseline (17.5 lbs/hand → 20 lbs/hand) is used to inform Weighted Step-Up's Week 1 → Week 4 load on that basis.</w:t>
       </w:r>
     </w:p>
     <w:p>
@@ -1452,7 +3274,7 @@
           <w:sz w:val="17"/>
           <w:szCs w:val="17"/>
         </w:rPr>
-        <w:t xml:space="preserve">Build bilateral strength while preserving left control.</w:t>
+        <w:t xml:space="preserve">Build bilateral strength while preserving left control. Goblet Squat Week 1 load is informed by the 8/13 baseline test (40 lbs w/ 10-sec hold x10) — adjusted for this block's tempo-rep format, not a literal repeat of the isometric test load.</w:t>
       </w:r>
     </w:p>
     <w:tbl>
@@ -1851,7 +3673,7 @@
                 <w:sz w:val="15"/>
                 <w:szCs w:val="15"/>
               </w:rPr>
-              <w:t xml:space="preserve">moderate</w:t>
+              <w:t xml:space="preserve">Wk1: 35 lbs → Wk4: 40 lbs</w:t>
             </w:r>
           </w:p>
         </w:tc>
@@ -3296,6 +5118,31 @@
         <w:t xml:space="preserve">A — Push / Pull</w:t>
       </w:r>
     </w:p>
+    <w:p>
+      <w:pPr>
+        <w:spacing w:after="80"/>
+      </w:pPr>
+      <w:r>
+        <w:rPr>
+          <w:rFonts w:ascii="Arial" w:cs="Arial" w:eastAsia="Arial" w:hAnsi="Arial"/>
+          <w:b/>
+          <w:bCs/>
+          <w:color w:val="00695C"/>
+          <w:sz w:val="17"/>
+          <w:szCs w:val="17"/>
+        </w:rPr>
+        <w:t xml:space="preserve">Load Target:  </w:t>
+      </w:r>
+      <w:r>
+        <w:rPr>
+          <w:rFonts w:ascii="Arial" w:cs="Arial" w:eastAsia="Arial" w:hAnsi="Arial"/>
+          <w:color w:val="2C2C2C"/>
+          <w:sz w:val="17"/>
+          <w:szCs w:val="17"/>
+        </w:rPr>
+        <w:t xml:space="preserve">Incline DB Press Week 1 load is informed by the 8/13 baseline test ("DB Chest Press," 15 lbs — see judgment-call note above on the flat-vs-incline distinction). Single-Arm Row loads directly off its own matching baseline (30 lbs x10, Epley 1RM ≈40 lbs).</w:t>
+      </w:r>
+    </w:p>
     <w:tbl>
       <w:tblPr>
         <w:tblW w:type="dxa" w:w="10440"/>
@@ -3596,6 +5443,19 @@
               <w:t xml:space="preserve">Incline DB Press</w:t>
             </w:r>
           </w:p>
+          <w:p>
+            <w:r>
+              <w:rPr>
+                <w:rFonts w:ascii="Arial" w:cs="Arial" w:eastAsia="Arial" w:hAnsi="Arial"/>
+                <w:i/>
+                <w:iCs/>
+                <w:color w:val="B71C1C"/>
+                <w:sz w:val="14"/>
+                <w:szCs w:val="14"/>
+              </w:rPr>
+              <w:t xml:space="preserve">Load informed by DB Chest Press baseline — see note</w:t>
+            </w:r>
+          </w:p>
         </w:tc>
         <w:tc>
           <w:tcPr>
@@ -3692,7 +5552,7 @@
                 <w:sz w:val="15"/>
                 <w:szCs w:val="15"/>
               </w:rPr>
-              <w:t xml:space="preserve">moderate</w:t>
+              <w:t xml:space="preserve">Wk1: 15 lbs/hand → Wk4: 17.5 lbs/hand</w:t>
             </w:r>
           </w:p>
         </w:tc>
@@ -3921,7 +5781,7 @@
                 <w:sz w:val="15"/>
                 <w:szCs w:val="15"/>
               </w:rPr>
-              <w:t xml:space="preserve">moderate</w:t>
+              <w:t xml:space="preserve">Wk1: 30 lbs → Wk4: 35 lbs</w:t>
             </w:r>
           </w:p>
         </w:tc>
@@ -5113,6 +6973,31 @@
         <w:t xml:space="preserve">A — Strength Core</w:t>
       </w:r>
     </w:p>
+    <w:p>
+      <w:pPr>
+        <w:spacing w:after="80"/>
+      </w:pPr>
+      <w:r>
+        <w:rPr>
+          <w:rFonts w:ascii="Arial" w:cs="Arial" w:eastAsia="Arial" w:hAnsi="Arial"/>
+          <w:b/>
+          <w:bCs/>
+          <w:color w:val="C9A227"/>
+          <w:sz w:val="17"/>
+          <w:szCs w:val="17"/>
+        </w:rPr>
+        <w:t xml:space="preserve">Load Target:  </w:t>
+      </w:r>
+      <w:r>
+        <w:rPr>
+          <w:rFonts w:ascii="Arial" w:cs="Arial" w:eastAsia="Arial" w:hAnsi="Arial"/>
+          <w:color w:val="2C2C2C"/>
+          <w:sz w:val="17"/>
+          <w:szCs w:val="17"/>
+        </w:rPr>
+        <w:t xml:space="preserve">Back Squat tested at 95 lbs x8 (Epley 1RM ≈120 lbs) — Week 1 trains at 90 lbs, climbing to 100 lbs by Week 4. Weighted Step-Up Week 1 load is informed by the DB Split Squat baseline (17.5 lbs/hand — see judgment-call note above).</w:t>
+      </w:r>
+    </w:p>
     <w:tbl>
       <w:tblPr>
         <w:tblW w:type="dxa" w:w="10440"/>
@@ -5509,7 +7394,7 @@
                 <w:sz w:val="15"/>
                 <w:szCs w:val="15"/>
               </w:rPr>
-              <w:t xml:space="preserve">heavy</w:t>
+              <w:t xml:space="preserve">Wk1: 90 lbs → Wk4: 100 lbs</w:t>
             </w:r>
           </w:p>
         </w:tc>
@@ -5606,6 +7491,17 @@
                 <w:szCs w:val="17"/>
               </w:rPr>
               <w:t xml:space="preserve">Braced core; safe depth</w:t>
+            </w:r>
+            <w:r>
+              <w:rPr>
+                <w:rFonts w:ascii="Arial" w:cs="Arial" w:eastAsia="Arial" w:hAnsi="Arial"/>
+                <w:i/>
+                <w:iCs/>
+                <w:color w:val="00695C"/>
+                <w:sz w:val="14"/>
+                <w:szCs w:val="14"/>
+              </w:rPr>
+              <w:t xml:space="preserve">  1-2 RIR</w:t>
             </w:r>
           </w:p>
         </w:tc>
@@ -5642,6 +7538,19 @@
               <w:t xml:space="preserve">Weighted Step-Up</w:t>
             </w:r>
           </w:p>
+          <w:p>
+            <w:r>
+              <w:rPr>
+                <w:rFonts w:ascii="Arial" w:cs="Arial" w:eastAsia="Arial" w:hAnsi="Arial"/>
+                <w:i/>
+                <w:iCs/>
+                <w:color w:val="B71C1C"/>
+                <w:sz w:val="14"/>
+                <w:szCs w:val="14"/>
+              </w:rPr>
+              <w:t xml:space="preserve">Load informed by DB Split Squat baseline — see note</w:t>
+            </w:r>
+          </w:p>
         </w:tc>
         <w:tc>
           <w:tcPr>
@@ -5738,7 +7647,7 @@
                 <w:sz w:val="15"/>
                 <w:szCs w:val="15"/>
               </w:rPr>
-              <w:t xml:space="preserve">moderate</w:t>
+              <w:t xml:space="preserve">Wk1: 17.5 lbs/hand → Wk4: 20 lbs/hand</w:t>
             </w:r>
           </w:p>
         </w:tc>
@@ -7852,7 +9761,7 @@
                 <w:sz w:val="14"/>
                 <w:szCs w:val="14"/>
               </w:rPr>
-              <w:t xml:space="preserve">Goblet Squat</w:t>
+              <w:t xml:space="preserve">Goblet Squat (35→40 lbs)</w:t>
             </w:r>
           </w:p>
         </w:tc>
@@ -8029,7 +9938,7 @@
                 <w:sz w:val="14"/>
                 <w:szCs w:val="14"/>
               </w:rPr>
-              <w:t xml:space="preserve">Incline DB Press</w:t>
+              <w:t xml:space="preserve">Single-Arm DB Row (30→35 lbs)</w:t>
             </w:r>
           </w:p>
         </w:tc>
@@ -8206,7 +10115,7 @@
                 <w:sz w:val="14"/>
                 <w:szCs w:val="14"/>
               </w:rPr>
-              <w:t xml:space="preserve">Back Squat / Box Squat</w:t>
+              <w:t xml:space="preserve">Back Squat (90→100 lbs)</w:t>
             </w:r>
           </w:p>
         </w:tc>
@@ -8274,7 +10183,7 @@
           <w:sz w:val="17"/>
           <w:szCs w:val="17"/>
         </w:rPr>
-        <w:t xml:space="preserve">Reduce asymmetry below 10% and increase left hip abduction force by 10-15%.</w:t>
+        <w:t xml:space="preserve">Reduce asymmetry below 10% and increase left hip abduction force by 10-15%. Back Squat progressing toward 100+ lbs x5 at 1-2 RIR; Single-Arm Row toward 35 lbs x8.</w:t>
       </w:r>
     </w:p>
     <w:p>
@@ -8299,7 +10208,7 @@
           <w:sz w:val="17"/>
           <w:szCs w:val="17"/>
         </w:rPr>
-        <w:t xml:space="preserve">Symmetry within 5–8%; L and R hip abduction within 5%.</w:t>
+        <w:t xml:space="preserve">Symmetry within 5–8%; L and R hip abduction within 5%. Retest the 8/13/2026 strength battery — target measurable gains across Back Squat, Single-Arm DB Row, Goblet Squat, and DB Split Squat.</w:t>
       </w:r>
     </w:p>
     <w:p>
@@ -8324,7 +10233,7 @@
           <w:sz w:val="17"/>
           <w:szCs w:val="17"/>
         </w:rPr>
-        <w:t xml:space="preserve">Rescan with Styku in 8 weeks to assess asymmetry and lean mass changes. Continue left-focused progression if asymmetry persists.</w:t>
+        <w:t xml:space="preserve">Rescan with Styku in 8 weeks to assess asymmetry and lean mass changes. Continue left-focused progression if asymmetry persists. Re-run the full 8/13/2026 strength battery alongside the rescan to establish a real before/after on the newly-tested lifts.</w:t>
       </w:r>
     </w:p>
     <w:p>

--- a/clients/nancy_avitable/Nancy_Avitable_3Day_Training_Plan.docx
+++ b/clients/nancy_avitable/Nancy_Avitable_3Day_Training_Plan.docx
@@ -4333,7 +4333,20 @@
                 <w:sz w:val="18"/>
                 <w:szCs w:val="18"/>
               </w:rPr>
-              <w:t xml:space="preserve">Reverse Lunge (Start R to L)</w:t>
+              <w:t xml:space="preserve">Reverse Lunge (Left-Led)</w:t>
+            </w:r>
+          </w:p>
+          <w:p>
+            <w:r>
+              <w:rPr>
+                <w:rFonts w:ascii="Arial" w:cs="Arial" w:eastAsia="Arial" w:hAnsi="Arial"/>
+                <w:i/>
+                <w:iCs/>
+                <w:color w:val="B71C1C"/>
+                <w:sz w:val="14"/>
+                <w:szCs w:val="14"/>
+              </w:rPr>
+              <w:t xml:space="preserve">Left corrective</w:t>
             </w:r>
           </w:p>
         </w:tc>

--- a/clients/nancy_avitable/Nancy_Avitable_3Day_Training_Plan.docx
+++ b/clients/nancy_avitable/Nancy_Avitable_3Day_Training_Plan.docx
@@ -2235,6 +2235,31 @@
           <w:szCs w:val="17"/>
         </w:rPr>
         <w:t xml:space="preserve">No exercise literally named "Split Squat" exists in Nancy's program. Weighted Step-Up (Day 3 Block A, a primary-strength-block loaded unilateral knee-dominant movement) is the closest analogous slot — closer than Day 1's Reverse Lunge or Day 3's Curtsy Lunge, both of which are deliberately light, corrective-context finishers where a heavier baseline-derived load would work against their actual purpose. The DB Split Squat baseline (17.5 lbs/hand → 20 lbs/hand) is used to inform Weighted Step-Up's Week 1 → Week 4 load on that basis.</w:t>
+      </w:r>
+    </w:p>
+    <w:p>
+      <w:pPr>
+        <w:spacing w:after="100"/>
+      </w:pPr>
+      <w:r>
+        <w:rPr>
+          <w:rFonts w:ascii="Arial" w:cs="Arial" w:eastAsia="Arial" w:hAnsi="Arial"/>
+          <w:b/>
+          <w:bCs/>
+          <w:color w:val="00695C"/>
+          <w:sz w:val="17"/>
+          <w:szCs w:val="17"/>
+        </w:rPr>
+        <w:t xml:space="preserve">Perimenopausal Status — Not Assessed at Intake:  </w:t>
+      </w:r>
+      <w:r>
+        <w:rPr>
+          <w:rFonts w:ascii="Arial" w:cs="Arial" w:eastAsia="Arial" w:hAnsi="Arial"/>
+          <w:color w:val="2C2C2C"/>
+          <w:sz w:val="17"/>
+          <w:szCs w:val="17"/>
+        </w:rPr>
+        <w:t xml:space="preserve">No menstrual irregularity, vasomotor symptoms (hot flashes/night sweats), sleep disruption, or mood-change data was reported at intake. Per CLAUDE.md's "Perimenopausal Status — Screening Ambiguity in a Non-Clinical Context" guidance, perimenopausal symptoms can begin in the early-to-mid 30s, well before the ~45 average onset — "she's too young for this" is not a safe assumption to bring into a 35-45 bracket intake. Nancy is 38; isPostmenopausal is correctly left false since nothing was reported, not assumed false by age. Revisit if symptom data becomes available at a future session.</w:t>
       </w:r>
     </w:p>
     <w:p>

--- a/clients/nancy_avitable/Nancy_Avitable_3Day_Training_Plan.docx
+++ b/clients/nancy_avitable/Nancy_Avitable_3Day_Training_Plan.docx
@@ -1082,7 +1082,7 @@
                 <w:sz w:val="16"/>
                 <w:szCs w:val="16"/>
               </w:rPr>
-              <w:t xml:space="preserve">Informs Day 2 Block A Incline DB Press Wk1: 15 lbs/hand → Wk4: 17.5 lbs/hand — judgment call, see note below</w:t>
+              <w:t xml:space="preserve">Informs Day 2 Block A Incline DB Press Wk1: 15 lbs/hand → Wk4: 17.5 lbs/hand</w:t>
             </w:r>
           </w:p>
         </w:tc>
@@ -1224,7 +1224,7 @@
                 <w:sz w:val="16"/>
                 <w:szCs w:val="16"/>
               </w:rPr>
-              <w:t xml:space="preserve">Informs Day 3 Block A Weighted Step-Up Wk1: 17.5 lbs/hand → Wk4: 20 lbs/hand — judgment call, see note below</w:t>
+              <w:t xml:space="preserve">Informs Day 3 Block A Weighted Step-Up Wk1: 17.5 lbs/hand → Wk4: 20 lbs/hand</w:t>
             </w:r>
           </w:p>
         </w:tc>
@@ -5178,7 +5178,7 @@
           <w:sz w:val="17"/>
           <w:szCs w:val="17"/>
         </w:rPr>
-        <w:t xml:space="preserve">Incline DB Press Week 1 load is informed by the 8/13 baseline test ("DB Chest Press," 15 lbs — see judgment-call note above on the flat-vs-incline distinction). Single-Arm Row loads directly off its own matching baseline (30 lbs x10, Epley 1RM ≈40 lbs).</w:t>
+        <w:t xml:space="preserve">Incline DB Press Week 1 load is informed by the 8/13 baseline test ("DB Chest Press," 15 lbs). Single-Arm Row loads directly off its own matching baseline (30 lbs x10, Epley 1RM ≈40 lbs).</w:t>
       </w:r>
     </w:p>
     <w:tbl>
@@ -7033,7 +7033,7 @@
           <w:sz w:val="17"/>
           <w:szCs w:val="17"/>
         </w:rPr>
-        <w:t xml:space="preserve">Back Squat tested at 95 lbs x8 (Epley 1RM ≈120 lbs) — Week 1 trains at 90 lbs, climbing to 100 lbs by Week 4. Weighted Step-Up Week 1 load is informed by the DB Split Squat baseline (17.5 lbs/hand — see judgment-call note above).</w:t>
+        <w:t xml:space="preserve">Back Squat tested at 95 lbs x8 (Epley 1RM ≈120 lbs) — Week 1 trains at 90 lbs, climbing to 100 lbs by Week 4. Weighted Step-Up Week 1 load is informed by the DB Split Squat baseline (17.5 lbs/hand).</w:t>
       </w:r>
     </w:p>
     <w:tbl>

--- a/clients/nancy_avitable/Nancy_Avitable_3Day_Training_Plan.docx
+++ b/clients/nancy_avitable/Nancy_Avitable_3Day_Training_Plan.docx
@@ -2264,6 +2264,31 @@
     </w:p>
     <w:p>
       <w:pPr>
+        <w:spacing w:after="100"/>
+      </w:pPr>
+      <w:r>
+        <w:rPr>
+          <w:rFonts w:ascii="Arial" w:cs="Arial" w:eastAsia="Arial" w:hAnsi="Arial"/>
+          <w:b/>
+          <w:bCs/>
+          <w:color w:val="43A047"/>
+          <w:sz w:val="17"/>
+          <w:szCs w:val="17"/>
+        </w:rPr>
+        <w:t xml:space="preserve">PT Update — 8/12/2026 Session (Jason Bethea):  </w:t>
+      </w:r>
+      <w:r>
+        <w:rPr>
+          <w:rFonts w:ascii="Arial" w:cs="Arial" w:eastAsia="Arial" w:hAnsi="Arial"/>
+          <w:color w:val="2C2C2C"/>
+          <w:sz w:val="17"/>
+          <w:szCs w:val="17"/>
+        </w:rPr>
+        <w:t xml:space="preserve">New SOAP note (SOAP_NancyAvitable_2026-08-12.pdf) — an upper-body carry/press session explicitly framed around Nancy's documented running-knee-health/fat-loss/lower-body-strength goals, continuity with no conflicts against anything already programmed. One new pattern, half-kneeling eccentric push-up, is added to Day 2 Block A (Push/Pull) as a push-pattern accessory alongside Incline DB Press and Single-Arm Row — push→pull→push sequencing, Antagonist Rotation Rule compliant, no resequence needed.</w:t>
+      </w:r>
+    </w:p>
+    <w:p>
+      <w:pPr>
         <w:spacing w:after="80"/>
       </w:pPr>
     </w:p>
@@ -5916,6 +5941,235 @@
                 <w:szCs w:val="17"/>
               </w:rPr>
               <w:t xml:space="preserve">Pull to the hip; maintain neutral spine</w:t>
+            </w:r>
+          </w:p>
+        </w:tc>
+      </w:tr>
+      <w:tr>
+        <w:tc>
+          <w:tcPr>
+            <w:tcW w:type="dxa" w:w="2400"/>
+            <w:tcBorders>
+              <w:top w:val="none" w:color="FFFFFF" w:sz="0"/>
+              <w:left w:val="none" w:color="FFFFFF" w:sz="0"/>
+              <w:bottom w:val="none" w:color="FFFFFF" w:sz="0"/>
+              <w:right w:val="none" w:color="FFFFFF" w:sz="0"/>
+            </w:tcBorders>
+            <w:shd w:fill="F0FAFA" w:color="auto" w:val="clear"/>
+            <w:tcMar>
+              <w:top w:type="dxa" w:w="40"/>
+              <w:left w:type="dxa" w:w="80"/>
+              <w:bottom w:type="dxa" w:w="40"/>
+              <w:right w:type="dxa" w:w="80"/>
+            </w:tcMar>
+            <w:vAlign w:val="center"/>
+          </w:tcPr>
+          <w:p>
+            <w:r>
+              <w:rPr>
+                <w:rFonts w:ascii="Arial" w:cs="Arial" w:eastAsia="Arial" w:hAnsi="Arial"/>
+                <w:b/>
+                <w:bCs/>
+                <w:color w:val="2C2C2C"/>
+                <w:sz w:val="18"/>
+                <w:szCs w:val="18"/>
+              </w:rPr>
+              <w:t xml:space="preserve">Half-Kneeling Eccentric Push-Up</w:t>
+            </w:r>
+          </w:p>
+        </w:tc>
+        <w:tc>
+          <w:tcPr>
+            <w:tcW w:type="dxa" w:w="380"/>
+            <w:tcBorders>
+              <w:top w:val="none" w:color="FFFFFF" w:sz="0"/>
+              <w:left w:val="none" w:color="FFFFFF" w:sz="0"/>
+              <w:bottom w:val="none" w:color="FFFFFF" w:sz="0"/>
+              <w:right w:val="none" w:color="FFFFFF" w:sz="0"/>
+            </w:tcBorders>
+            <w:shd w:fill="F0FAFA" w:color="auto" w:val="clear"/>
+            <w:tcMar>
+              <w:top w:type="dxa" w:w="40"/>
+              <w:left w:type="dxa" w:w="80"/>
+              <w:bottom w:type="dxa" w:w="40"/>
+              <w:right w:type="dxa" w:w="80"/>
+            </w:tcMar>
+            <w:vAlign w:val="center"/>
+          </w:tcPr>
+          <w:p>
+            <w:pPr>
+              <w:jc w:val="center"/>
+            </w:pPr>
+            <w:r>
+              <w:rPr>
+                <w:rFonts w:ascii="Arial" w:cs="Arial" w:eastAsia="Arial" w:hAnsi="Arial"/>
+                <w:color w:val="6B6B6B"/>
+                <w:sz w:val="15"/>
+                <w:szCs w:val="15"/>
+              </w:rPr>
+              <w:t xml:space="preserve">3</w:t>
+            </w:r>
+          </w:p>
+        </w:tc>
+        <w:tc>
+          <w:tcPr>
+            <w:tcW w:type="dxa" w:w="420"/>
+            <w:tcBorders>
+              <w:top w:val="none" w:color="FFFFFF" w:sz="0"/>
+              <w:left w:val="none" w:color="FFFFFF" w:sz="0"/>
+              <w:bottom w:val="none" w:color="FFFFFF" w:sz="0"/>
+              <w:right w:val="none" w:color="FFFFFF" w:sz="0"/>
+            </w:tcBorders>
+            <w:shd w:fill="F0FAFA" w:color="auto" w:val="clear"/>
+            <w:tcMar>
+              <w:top w:type="dxa" w:w="40"/>
+              <w:left w:type="dxa" w:w="80"/>
+              <w:bottom w:type="dxa" w:w="40"/>
+              <w:right w:type="dxa" w:w="80"/>
+            </w:tcMar>
+            <w:vAlign w:val="center"/>
+          </w:tcPr>
+          <w:p>
+            <w:pPr>
+              <w:jc w:val="center"/>
+            </w:pPr>
+            <w:r>
+              <w:rPr>
+                <w:rFonts w:ascii="Arial" w:cs="Arial" w:eastAsia="Arial" w:hAnsi="Arial"/>
+                <w:color w:val="6B6B6B"/>
+                <w:sz w:val="15"/>
+                <w:szCs w:val="15"/>
+              </w:rPr>
+              <w:t xml:space="preserve">6-8</w:t>
+            </w:r>
+          </w:p>
+        </w:tc>
+        <w:tc>
+          <w:tcPr>
+            <w:tcW w:type="dxa" w:w="680"/>
+            <w:tcBorders>
+              <w:top w:val="none" w:color="FFFFFF" w:sz="0"/>
+              <w:left w:val="none" w:color="FFFFFF" w:sz="0"/>
+              <w:bottom w:val="none" w:color="FFFFFF" w:sz="0"/>
+              <w:right w:val="none" w:color="FFFFFF" w:sz="0"/>
+            </w:tcBorders>
+            <w:shd w:fill="F0FAFA" w:color="auto" w:val="clear"/>
+            <w:tcMar>
+              <w:top w:type="dxa" w:w="40"/>
+              <w:left w:type="dxa" w:w="80"/>
+              <w:bottom w:type="dxa" w:w="40"/>
+              <w:right w:type="dxa" w:w="80"/>
+            </w:tcMar>
+            <w:vAlign w:val="center"/>
+          </w:tcPr>
+          <w:p>
+            <w:pPr>
+              <w:jc w:val="center"/>
+            </w:pPr>
+            <w:r>
+              <w:rPr>
+                <w:rFonts w:ascii="Arial" w:cs="Arial" w:eastAsia="Arial" w:hAnsi="Arial"/>
+                <w:color w:val="6B6B6B"/>
+                <w:sz w:val="15"/>
+                <w:szCs w:val="15"/>
+              </w:rPr>
+              <w:t xml:space="preserve">bodyweight</w:t>
+            </w:r>
+          </w:p>
+        </w:tc>
+        <w:tc>
+          <w:tcPr>
+            <w:tcW w:type="dxa" w:w="540"/>
+            <w:tcBorders>
+              <w:top w:val="none" w:color="FFFFFF" w:sz="0"/>
+              <w:left w:val="none" w:color="FFFFFF" w:sz="0"/>
+              <w:bottom w:val="none" w:color="FFFFFF" w:sz="0"/>
+              <w:right w:val="none" w:color="FFFFFF" w:sz="0"/>
+            </w:tcBorders>
+            <w:shd w:fill="F0FAFA" w:color="auto" w:val="clear"/>
+            <w:tcMar>
+              <w:top w:type="dxa" w:w="40"/>
+              <w:left w:type="dxa" w:w="80"/>
+              <w:bottom w:type="dxa" w:w="40"/>
+              <w:right w:type="dxa" w:w="80"/>
+            </w:tcMar>
+            <w:vAlign w:val="center"/>
+          </w:tcPr>
+          <w:p>
+            <w:pPr>
+              <w:jc w:val="center"/>
+            </w:pPr>
+            <w:r>
+              <w:rPr>
+                <w:rFonts w:ascii="Arial" w:cs="Arial" w:eastAsia="Arial" w:hAnsi="Arial"/>
+                <w:color w:val="6B6B6B"/>
+                <w:sz w:val="15"/>
+                <w:szCs w:val="15"/>
+              </w:rPr>
+              <w:t xml:space="preserve">4-0-1</w:t>
+            </w:r>
+          </w:p>
+        </w:tc>
+        <w:tc>
+          <w:tcPr>
+            <w:tcW w:type="dxa" w:w="440"/>
+            <w:tcBorders>
+              <w:top w:val="none" w:color="FFFFFF" w:sz="0"/>
+              <w:left w:val="none" w:color="FFFFFF" w:sz="0"/>
+              <w:bottom w:val="none" w:color="FFFFFF" w:sz="0"/>
+              <w:right w:val="none" w:color="FFFFFF" w:sz="0"/>
+            </w:tcBorders>
+            <w:shd w:fill="F0FAFA" w:color="auto" w:val="clear"/>
+            <w:tcMar>
+              <w:top w:type="dxa" w:w="40"/>
+              <w:left w:type="dxa" w:w="80"/>
+              <w:bottom w:type="dxa" w:w="40"/>
+              <w:right w:type="dxa" w:w="80"/>
+            </w:tcMar>
+            <w:vAlign w:val="center"/>
+          </w:tcPr>
+          <w:p>
+            <w:pPr>
+              <w:jc w:val="center"/>
+            </w:pPr>
+            <w:r>
+              <w:rPr>
+                <w:rFonts w:ascii="Arial" w:cs="Arial" w:eastAsia="Arial" w:hAnsi="Arial"/>
+                <w:color w:val="6B6B6B"/>
+                <w:sz w:val="15"/>
+                <w:szCs w:val="15"/>
+              </w:rPr>
+              <w:t xml:space="preserve">45s</w:t>
+            </w:r>
+          </w:p>
+        </w:tc>
+        <w:tc>
+          <w:tcPr>
+            <w:tcW w:type="dxa" w:w="5580"/>
+            <w:tcBorders>
+              <w:top w:val="none" w:color="FFFFFF" w:sz="0"/>
+              <w:left w:val="none" w:color="FFFFFF" w:sz="0"/>
+              <w:bottom w:val="none" w:color="FFFFFF" w:sz="0"/>
+              <w:right w:val="none" w:color="FFFFFF" w:sz="0"/>
+            </w:tcBorders>
+            <w:shd w:fill="F0FAFA" w:color="auto" w:val="clear"/>
+            <w:tcMar>
+              <w:top w:type="dxa" w:w="40"/>
+              <w:left w:type="dxa" w:w="80"/>
+              <w:bottom w:type="dxa" w:w="40"/>
+              <w:right w:type="dxa" w:w="80"/>
+            </w:tcMar>
+            <w:vAlign w:val="center"/>
+          </w:tcPr>
+          <w:p>
+            <w:r>
+              <w:rPr>
+                <w:rFonts w:ascii="Arial" w:cs="Arial" w:eastAsia="Arial" w:hAnsi="Arial"/>
+                <w:color w:val="6B6B6B"/>
+                <w:sz w:val="17"/>
+                <w:szCs w:val="17"/>
+              </w:rPr>
+              <w:t xml:space="preserve">Half-kneeling stance (one knee down); slow 4-sec controlled lower, drive back up. New — PT-introduced tempo/control accessory.</w:t>
             </w:r>
           </w:p>
         </w:tc>

--- a/clients/nancy_avitable/Nancy_Avitable_3Day_Training_Plan.docx
+++ b/clients/nancy_avitable/Nancy_Avitable_3Day_Training_Plan.docx
@@ -2289,6 +2289,31 @@
     </w:p>
     <w:p>
       <w:pPr>
+        <w:spacing w:after="100"/>
+      </w:pPr>
+      <w:r>
+        <w:rPr>
+          <w:rFonts w:ascii="Arial" w:cs="Arial" w:eastAsia="Arial" w:hAnsi="Arial"/>
+          <w:b/>
+          <w:bCs/>
+          <w:color w:val="43A047"/>
+          <w:sz w:val="17"/>
+          <w:szCs w:val="17"/>
+        </w:rPr>
+        <w:t xml:space="preserve">PT Update — 8/12/2026 Session, Additional Activation &amp; Accessory Detail (Jason Bethea):  </w:t>
+      </w:r>
+      <w:r>
+        <w:rPr>
+          <w:rFonts w:ascii="Arial" w:cs="Arial" w:eastAsia="Arial" w:hAnsi="Arial"/>
+          <w:color w:val="2C2C2C"/>
+          <w:sz w:val="17"/>
+          <w:szCs w:val="17"/>
+        </w:rPr>
+        <w:t xml:space="preserve">The same SOAP note above documented a fuller upper-body carry/press circuit than the eccentric push-up alone captured — explicitly framed by the PT as direct running-economy transfer given Nancy's running-knee-health goal (see Block B's intro below). Folded in this update: (1) arm bike warm-up (1 min forward + 1 min backward) and a mobility-stick shoulder circuit, added to Day 2's warm-up; (2) Standing Resistance Band Chest Press, a core-anti-rotation pressing accessory, added to Day 2 Block A; (3) DB Deadlift → Farmer Carry Combo, Static Overhead DB Hold (Walking), and Landmine Shoulder Press added to Day 2 Block B — the press is deliberately sequenced between the two carry-pattern additions to avoid stacking 3 consecutive loaded-carry exercises (Farmer Carry / DB Deadlift+Carry Combo / Static OH Hold Walking are all carry-pattern), per the Antagonist Rotation Rule.</w:t>
+      </w:r>
+    </w:p>
+    <w:p>
+      <w:pPr>
         <w:spacing w:after="80"/>
       </w:pPr>
     </w:p>
@@ -5162,7 +5187,7 @@
           <w:sz w:val="17"/>
           <w:szCs w:val="17"/>
         </w:rPr>
-        <w:t xml:space="preserve">Band pull-aparts, thoracic rotations, 3×10 scapular push-ups</w:t>
+        <w:t xml:space="preserve">Arm bike 1 min forward + 1 min backward (upper-body cardio + shoulder circulation — the backward direction deliberately engages the posterior shoulder differently, per the 8/12 PT session). Mobility stick shoulder circuit: overhead pass-throughs 2x8-10, external rotation with stick 2x8-10, reach + drive 2x8-10. Then: band pull-aparts, thoracic rotations, 3×10 scapular push-ups.</w:t>
       </w:r>
     </w:p>
     <w:p>
@@ -5203,7 +5228,7 @@
           <w:sz w:val="17"/>
           <w:szCs w:val="17"/>
         </w:rPr>
-        <w:t xml:space="preserve">Incline DB Press Week 1 load is informed by the 8/13 baseline test ("DB Chest Press," 15 lbs). Single-Arm Row loads directly off its own matching baseline (30 lbs x10, Epley 1RM ≈40 lbs).</w:t>
+        <w:t xml:space="preserve">Incline DB Press Week 1 load is informed by the 8/13 baseline test ("DB Chest Press," 15 lbs). Single-Arm Row loads directly off its own matching baseline (30 lbs x10, Epley 1RM ≈40 lbs). Standing Resistance Band Chest Press is added this update — a core-anti-rotation pressing accessory (no bench support) from the 8/12 PT session.</w:t>
       </w:r>
     </w:p>
     <w:tbl>
@@ -6174,6 +6199,235 @@
           </w:p>
         </w:tc>
       </w:tr>
+      <w:tr>
+        <w:tc>
+          <w:tcPr>
+            <w:tcW w:type="dxa" w:w="2400"/>
+            <w:tcBorders>
+              <w:top w:val="none" w:color="FFFFFF" w:sz="0"/>
+              <w:left w:val="none" w:color="FFFFFF" w:sz="0"/>
+              <w:bottom w:val="none" w:color="FFFFFF" w:sz="0"/>
+              <w:right w:val="none" w:color="FFFFFF" w:sz="0"/>
+            </w:tcBorders>
+            <w:shd w:fill="FFFFFF" w:color="auto" w:val="clear"/>
+            <w:tcMar>
+              <w:top w:type="dxa" w:w="40"/>
+              <w:left w:type="dxa" w:w="80"/>
+              <w:bottom w:type="dxa" w:w="40"/>
+              <w:right w:type="dxa" w:w="80"/>
+            </w:tcMar>
+            <w:vAlign w:val="center"/>
+          </w:tcPr>
+          <w:p>
+            <w:r>
+              <w:rPr>
+                <w:rFonts w:ascii="Arial" w:cs="Arial" w:eastAsia="Arial" w:hAnsi="Arial"/>
+                <w:b/>
+                <w:bCs/>
+                <w:color w:val="2C2C2C"/>
+                <w:sz w:val="18"/>
+                <w:szCs w:val="18"/>
+              </w:rPr>
+              <w:t xml:space="preserve">Standing Resistance Band Chest Press</w:t>
+            </w:r>
+          </w:p>
+        </w:tc>
+        <w:tc>
+          <w:tcPr>
+            <w:tcW w:type="dxa" w:w="380"/>
+            <w:tcBorders>
+              <w:top w:val="none" w:color="FFFFFF" w:sz="0"/>
+              <w:left w:val="none" w:color="FFFFFF" w:sz="0"/>
+              <w:bottom w:val="none" w:color="FFFFFF" w:sz="0"/>
+              <w:right w:val="none" w:color="FFFFFF" w:sz="0"/>
+            </w:tcBorders>
+            <w:shd w:fill="FFFFFF" w:color="auto" w:val="clear"/>
+            <w:tcMar>
+              <w:top w:type="dxa" w:w="40"/>
+              <w:left w:type="dxa" w:w="80"/>
+              <w:bottom w:type="dxa" w:w="40"/>
+              <w:right w:type="dxa" w:w="80"/>
+            </w:tcMar>
+            <w:vAlign w:val="center"/>
+          </w:tcPr>
+          <w:p>
+            <w:pPr>
+              <w:jc w:val="center"/>
+            </w:pPr>
+            <w:r>
+              <w:rPr>
+                <w:rFonts w:ascii="Arial" w:cs="Arial" w:eastAsia="Arial" w:hAnsi="Arial"/>
+                <w:color w:val="6B6B6B"/>
+                <w:sz w:val="15"/>
+                <w:szCs w:val="15"/>
+              </w:rPr>
+              <w:t xml:space="preserve">3</w:t>
+            </w:r>
+          </w:p>
+        </w:tc>
+        <w:tc>
+          <w:tcPr>
+            <w:tcW w:type="dxa" w:w="420"/>
+            <w:tcBorders>
+              <w:top w:val="none" w:color="FFFFFF" w:sz="0"/>
+              <w:left w:val="none" w:color="FFFFFF" w:sz="0"/>
+              <w:bottom w:val="none" w:color="FFFFFF" w:sz="0"/>
+              <w:right w:val="none" w:color="FFFFFF" w:sz="0"/>
+            </w:tcBorders>
+            <w:shd w:fill="FFFFFF" w:color="auto" w:val="clear"/>
+            <w:tcMar>
+              <w:top w:type="dxa" w:w="40"/>
+              <w:left w:type="dxa" w:w="80"/>
+              <w:bottom w:type="dxa" w:w="40"/>
+              <w:right w:type="dxa" w:w="80"/>
+            </w:tcMar>
+            <w:vAlign w:val="center"/>
+          </w:tcPr>
+          <w:p>
+            <w:pPr>
+              <w:jc w:val="center"/>
+            </w:pPr>
+            <w:r>
+              <w:rPr>
+                <w:rFonts w:ascii="Arial" w:cs="Arial" w:eastAsia="Arial" w:hAnsi="Arial"/>
+                <w:color w:val="6B6B6B"/>
+                <w:sz w:val="15"/>
+                <w:szCs w:val="15"/>
+              </w:rPr>
+              <w:t xml:space="preserve">10-12</w:t>
+            </w:r>
+          </w:p>
+        </w:tc>
+        <w:tc>
+          <w:tcPr>
+            <w:tcW w:type="dxa" w:w="680"/>
+            <w:tcBorders>
+              <w:top w:val="none" w:color="FFFFFF" w:sz="0"/>
+              <w:left w:val="none" w:color="FFFFFF" w:sz="0"/>
+              <w:bottom w:val="none" w:color="FFFFFF" w:sz="0"/>
+              <w:right w:val="none" w:color="FFFFFF" w:sz="0"/>
+            </w:tcBorders>
+            <w:shd w:fill="FFFFFF" w:color="auto" w:val="clear"/>
+            <w:tcMar>
+              <w:top w:type="dxa" w:w="40"/>
+              <w:left w:type="dxa" w:w="80"/>
+              <w:bottom w:type="dxa" w:w="40"/>
+              <w:right w:type="dxa" w:w="80"/>
+            </w:tcMar>
+            <w:vAlign w:val="center"/>
+          </w:tcPr>
+          <w:p>
+            <w:pPr>
+              <w:jc w:val="center"/>
+            </w:pPr>
+            <w:r>
+              <w:rPr>
+                <w:rFonts w:ascii="Arial" w:cs="Arial" w:eastAsia="Arial" w:hAnsi="Arial"/>
+                <w:color w:val="6B6B6B"/>
+                <w:sz w:val="15"/>
+                <w:szCs w:val="15"/>
+              </w:rPr>
+              <w:t xml:space="preserve">light-mod band</w:t>
+            </w:r>
+          </w:p>
+        </w:tc>
+        <w:tc>
+          <w:tcPr>
+            <w:tcW w:type="dxa" w:w="540"/>
+            <w:tcBorders>
+              <w:top w:val="none" w:color="FFFFFF" w:sz="0"/>
+              <w:left w:val="none" w:color="FFFFFF" w:sz="0"/>
+              <w:bottom w:val="none" w:color="FFFFFF" w:sz="0"/>
+              <w:right w:val="none" w:color="FFFFFF" w:sz="0"/>
+            </w:tcBorders>
+            <w:shd w:fill="FFFFFF" w:color="auto" w:val="clear"/>
+            <w:tcMar>
+              <w:top w:type="dxa" w:w="40"/>
+              <w:left w:type="dxa" w:w="80"/>
+              <w:bottom w:type="dxa" w:w="40"/>
+              <w:right w:type="dxa" w:w="80"/>
+            </w:tcMar>
+            <w:vAlign w:val="center"/>
+          </w:tcPr>
+          <w:p>
+            <w:pPr>
+              <w:jc w:val="center"/>
+            </w:pPr>
+            <w:r>
+              <w:rPr>
+                <w:rFonts w:ascii="Arial" w:cs="Arial" w:eastAsia="Arial" w:hAnsi="Arial"/>
+                <w:color w:val="6B6B6B"/>
+                <w:sz w:val="15"/>
+                <w:szCs w:val="15"/>
+              </w:rPr>
+              <w:t xml:space="preserve">2-1-2</w:t>
+            </w:r>
+          </w:p>
+        </w:tc>
+        <w:tc>
+          <w:tcPr>
+            <w:tcW w:type="dxa" w:w="440"/>
+            <w:tcBorders>
+              <w:top w:val="none" w:color="FFFFFF" w:sz="0"/>
+              <w:left w:val="none" w:color="FFFFFF" w:sz="0"/>
+              <w:bottom w:val="none" w:color="FFFFFF" w:sz="0"/>
+              <w:right w:val="none" w:color="FFFFFF" w:sz="0"/>
+            </w:tcBorders>
+            <w:shd w:fill="FFFFFF" w:color="auto" w:val="clear"/>
+            <w:tcMar>
+              <w:top w:type="dxa" w:w="40"/>
+              <w:left w:type="dxa" w:w="80"/>
+              <w:bottom w:type="dxa" w:w="40"/>
+              <w:right w:type="dxa" w:w="80"/>
+            </w:tcMar>
+            <w:vAlign w:val="center"/>
+          </w:tcPr>
+          <w:p>
+            <w:pPr>
+              <w:jc w:val="center"/>
+            </w:pPr>
+            <w:r>
+              <w:rPr>
+                <w:rFonts w:ascii="Arial" w:cs="Arial" w:eastAsia="Arial" w:hAnsi="Arial"/>
+                <w:color w:val="6B6B6B"/>
+                <w:sz w:val="15"/>
+                <w:szCs w:val="15"/>
+              </w:rPr>
+              <w:t xml:space="preserve">45s</w:t>
+            </w:r>
+          </w:p>
+        </w:tc>
+        <w:tc>
+          <w:tcPr>
+            <w:tcW w:type="dxa" w:w="5580"/>
+            <w:tcBorders>
+              <w:top w:val="none" w:color="FFFFFF" w:sz="0"/>
+              <w:left w:val="none" w:color="FFFFFF" w:sz="0"/>
+              <w:bottom w:val="none" w:color="FFFFFF" w:sz="0"/>
+              <w:right w:val="none" w:color="FFFFFF" w:sz="0"/>
+            </w:tcBorders>
+            <w:shd w:fill="FFFFFF" w:color="auto" w:val="clear"/>
+            <w:tcMar>
+              <w:top w:type="dxa" w:w="40"/>
+              <w:left w:type="dxa" w:w="80"/>
+              <w:bottom w:type="dxa" w:w="40"/>
+              <w:right w:type="dxa" w:w="80"/>
+            </w:tcMar>
+            <w:vAlign w:val="center"/>
+          </w:tcPr>
+          <w:p>
+            <w:r>
+              <w:rPr>
+                <w:rFonts w:ascii="Arial" w:cs="Arial" w:eastAsia="Arial" w:hAnsi="Arial"/>
+                <w:color w:val="6B6B6B"/>
+                <w:sz w:val="17"/>
+                <w:szCs w:val="17"/>
+              </w:rPr>
+              <w:t xml:space="preserve">New this update. No bench support — standing, anti-rotation core demand throughout the press. Press straight ahead, resist trunk rotation, control the return.</w:t>
+            </w:r>
+          </w:p>
+        </w:tc>
+      </w:tr>
     </w:tbl>
     <w:p>
       <w:pPr>
@@ -6194,6 +6448,31 @@
           <w:szCs w:val="17"/>
         </w:rPr>
         <w:t xml:space="preserve">B — Accessory</w:t>
+      </w:r>
+    </w:p>
+    <w:p>
+      <w:pPr>
+        <w:spacing w:after="80"/>
+      </w:pPr>
+      <w:r>
+        <w:rPr>
+          <w:rFonts w:ascii="Arial" w:cs="Arial" w:eastAsia="Arial" w:hAnsi="Arial"/>
+          <w:b/>
+          <w:bCs/>
+          <w:color w:val="C9A227"/>
+          <w:sz w:val="17"/>
+          <w:szCs w:val="17"/>
+        </w:rPr>
+        <w:t xml:space="preserve">Why:  </w:t>
+      </w:r>
+      <w:r>
+        <w:rPr>
+          <w:rFonts w:ascii="Arial" w:cs="Arial" w:eastAsia="Arial" w:hAnsi="Arial"/>
+          <w:color w:val="2C2C2C"/>
+          <w:sz w:val="17"/>
+          <w:szCs w:val="17"/>
+        </w:rPr>
+        <w:t xml:space="preserve">Face Pulls lead for rear-delt/rotator health. DB Deadlift → Farmer Carry Combo and Static Overhead DB Hold (Walking) are added this update — both explicitly framed by the PT as direct running-economy transfer, given Nancy's documented running-knee-health goal: grip, gait, and anti-lateral-flexion core demand under load carry over directly to running mechanics. Landmine Shoulder Press is sequenced between the two carry-pattern additions to avoid stacking 3 consecutive loaded-carry exercises in a row (Antagonist Rotation Rule).</w:t>
       </w:r>
     </w:p>
     <w:tbl>
@@ -6918,6 +7197,706 @@
                 <w:szCs w:val="17"/>
               </w:rPr>
               <w:t xml:space="preserve">Tall posture; tight core</w:t>
+            </w:r>
+          </w:p>
+        </w:tc>
+      </w:tr>
+      <w:tr>
+        <w:tc>
+          <w:tcPr>
+            <w:tcW w:type="dxa" w:w="2400"/>
+            <w:tcBorders>
+              <w:top w:val="none" w:color="FFFFFF" w:sz="0"/>
+              <w:left w:val="none" w:color="FFFFFF" w:sz="0"/>
+              <w:bottom w:val="none" w:color="FFFFFF" w:sz="0"/>
+              <w:right w:val="none" w:color="FFFFFF" w:sz="0"/>
+            </w:tcBorders>
+            <w:shd w:fill="FAF3E0" w:color="auto" w:val="clear"/>
+            <w:tcMar>
+              <w:top w:type="dxa" w:w="40"/>
+              <w:left w:type="dxa" w:w="80"/>
+              <w:bottom w:type="dxa" w:w="40"/>
+              <w:right w:type="dxa" w:w="80"/>
+            </w:tcMar>
+            <w:vAlign w:val="center"/>
+          </w:tcPr>
+          <w:p>
+            <w:r>
+              <w:rPr>
+                <w:rFonts w:ascii="Arial" w:cs="Arial" w:eastAsia="Arial" w:hAnsi="Arial"/>
+                <w:b/>
+                <w:bCs/>
+                <w:color w:val="2C2C2C"/>
+                <w:sz w:val="18"/>
+                <w:szCs w:val="18"/>
+              </w:rPr>
+              <w:t xml:space="preserve">Landmine Shoulder Press</w:t>
+            </w:r>
+          </w:p>
+        </w:tc>
+        <w:tc>
+          <w:tcPr>
+            <w:tcW w:type="dxa" w:w="380"/>
+            <w:tcBorders>
+              <w:top w:val="none" w:color="FFFFFF" w:sz="0"/>
+              <w:left w:val="none" w:color="FFFFFF" w:sz="0"/>
+              <w:bottom w:val="none" w:color="FFFFFF" w:sz="0"/>
+              <w:right w:val="none" w:color="FFFFFF" w:sz="0"/>
+            </w:tcBorders>
+            <w:shd w:fill="FAF3E0" w:color="auto" w:val="clear"/>
+            <w:tcMar>
+              <w:top w:type="dxa" w:w="40"/>
+              <w:left w:type="dxa" w:w="80"/>
+              <w:bottom w:type="dxa" w:w="40"/>
+              <w:right w:type="dxa" w:w="80"/>
+            </w:tcMar>
+            <w:vAlign w:val="center"/>
+          </w:tcPr>
+          <w:p>
+            <w:pPr>
+              <w:jc w:val="center"/>
+            </w:pPr>
+            <w:r>
+              <w:rPr>
+                <w:rFonts w:ascii="Arial" w:cs="Arial" w:eastAsia="Arial" w:hAnsi="Arial"/>
+                <w:color w:val="6B6B6B"/>
+                <w:sz w:val="15"/>
+                <w:szCs w:val="15"/>
+              </w:rPr>
+              <w:t xml:space="preserve">3</w:t>
+            </w:r>
+          </w:p>
+        </w:tc>
+        <w:tc>
+          <w:tcPr>
+            <w:tcW w:type="dxa" w:w="420"/>
+            <w:tcBorders>
+              <w:top w:val="none" w:color="FFFFFF" w:sz="0"/>
+              <w:left w:val="none" w:color="FFFFFF" w:sz="0"/>
+              <w:bottom w:val="none" w:color="FFFFFF" w:sz="0"/>
+              <w:right w:val="none" w:color="FFFFFF" w:sz="0"/>
+            </w:tcBorders>
+            <w:shd w:fill="FAF3E0" w:color="auto" w:val="clear"/>
+            <w:tcMar>
+              <w:top w:type="dxa" w:w="40"/>
+              <w:left w:type="dxa" w:w="80"/>
+              <w:bottom w:type="dxa" w:w="40"/>
+              <w:right w:type="dxa" w:w="80"/>
+            </w:tcMar>
+            <w:vAlign w:val="center"/>
+          </w:tcPr>
+          <w:p>
+            <w:pPr>
+              <w:jc w:val="center"/>
+            </w:pPr>
+            <w:r>
+              <w:rPr>
+                <w:rFonts w:ascii="Arial" w:cs="Arial" w:eastAsia="Arial" w:hAnsi="Arial"/>
+                <w:color w:val="6B6B6B"/>
+                <w:sz w:val="15"/>
+                <w:szCs w:val="15"/>
+              </w:rPr>
+              <w:t xml:space="preserve">8-10/side</w:t>
+            </w:r>
+          </w:p>
+        </w:tc>
+        <w:tc>
+          <w:tcPr>
+            <w:tcW w:type="dxa" w:w="680"/>
+            <w:tcBorders>
+              <w:top w:val="none" w:color="FFFFFF" w:sz="0"/>
+              <w:left w:val="none" w:color="FFFFFF" w:sz="0"/>
+              <w:bottom w:val="none" w:color="FFFFFF" w:sz="0"/>
+              <w:right w:val="none" w:color="FFFFFF" w:sz="0"/>
+            </w:tcBorders>
+            <w:shd w:fill="FAF3E0" w:color="auto" w:val="clear"/>
+            <w:tcMar>
+              <w:top w:type="dxa" w:w="40"/>
+              <w:left w:type="dxa" w:w="80"/>
+              <w:bottom w:type="dxa" w:w="40"/>
+              <w:right w:type="dxa" w:w="80"/>
+            </w:tcMar>
+            <w:vAlign w:val="center"/>
+          </w:tcPr>
+          <w:p>
+            <w:pPr>
+              <w:jc w:val="center"/>
+            </w:pPr>
+            <w:r>
+              <w:rPr>
+                <w:rFonts w:ascii="Arial" w:cs="Arial" w:eastAsia="Arial" w:hAnsi="Arial"/>
+                <w:color w:val="6B6B6B"/>
+                <w:sz w:val="15"/>
+                <w:szCs w:val="15"/>
+              </w:rPr>
+              <w:t xml:space="preserve">light-mod — coach discretion</w:t>
+            </w:r>
+          </w:p>
+        </w:tc>
+        <w:tc>
+          <w:tcPr>
+            <w:tcW w:type="dxa" w:w="540"/>
+            <w:tcBorders>
+              <w:top w:val="none" w:color="FFFFFF" w:sz="0"/>
+              <w:left w:val="none" w:color="FFFFFF" w:sz="0"/>
+              <w:bottom w:val="none" w:color="FFFFFF" w:sz="0"/>
+              <w:right w:val="none" w:color="FFFFFF" w:sz="0"/>
+            </w:tcBorders>
+            <w:shd w:fill="FAF3E0" w:color="auto" w:val="clear"/>
+            <w:tcMar>
+              <w:top w:type="dxa" w:w="40"/>
+              <w:left w:type="dxa" w:w="80"/>
+              <w:bottom w:type="dxa" w:w="40"/>
+              <w:right w:type="dxa" w:w="80"/>
+            </w:tcMar>
+            <w:vAlign w:val="center"/>
+          </w:tcPr>
+          <w:p>
+            <w:pPr>
+              <w:jc w:val="center"/>
+            </w:pPr>
+            <w:r>
+              <w:rPr>
+                <w:rFonts w:ascii="Arial" w:cs="Arial" w:eastAsia="Arial" w:hAnsi="Arial"/>
+                <w:color w:val="6B6B6B"/>
+                <w:sz w:val="15"/>
+                <w:szCs w:val="15"/>
+              </w:rPr>
+              <w:t xml:space="preserve">2-1-2</w:t>
+            </w:r>
+          </w:p>
+        </w:tc>
+        <w:tc>
+          <w:tcPr>
+            <w:tcW w:type="dxa" w:w="440"/>
+            <w:tcBorders>
+              <w:top w:val="none" w:color="FFFFFF" w:sz="0"/>
+              <w:left w:val="none" w:color="FFFFFF" w:sz="0"/>
+              <w:bottom w:val="none" w:color="FFFFFF" w:sz="0"/>
+              <w:right w:val="none" w:color="FFFFFF" w:sz="0"/>
+            </w:tcBorders>
+            <w:shd w:fill="FAF3E0" w:color="auto" w:val="clear"/>
+            <w:tcMar>
+              <w:top w:type="dxa" w:w="40"/>
+              <w:left w:type="dxa" w:w="80"/>
+              <w:bottom w:type="dxa" w:w="40"/>
+              <w:right w:type="dxa" w:w="80"/>
+            </w:tcMar>
+            <w:vAlign w:val="center"/>
+          </w:tcPr>
+          <w:p>
+            <w:pPr>
+              <w:jc w:val="center"/>
+            </w:pPr>
+            <w:r>
+              <w:rPr>
+                <w:rFonts w:ascii="Arial" w:cs="Arial" w:eastAsia="Arial" w:hAnsi="Arial"/>
+                <w:color w:val="6B6B6B"/>
+                <w:sz w:val="15"/>
+                <w:szCs w:val="15"/>
+              </w:rPr>
+              <w:t xml:space="preserve">60s</w:t>
+            </w:r>
+          </w:p>
+        </w:tc>
+        <w:tc>
+          <w:tcPr>
+            <w:tcW w:type="dxa" w:w="5580"/>
+            <w:tcBorders>
+              <w:top w:val="none" w:color="FFFFFF" w:sz="0"/>
+              <w:left w:val="none" w:color="FFFFFF" w:sz="0"/>
+              <w:bottom w:val="none" w:color="FFFFFF" w:sz="0"/>
+              <w:right w:val="none" w:color="FFFFFF" w:sz="0"/>
+            </w:tcBorders>
+            <w:shd w:fill="FAF3E0" w:color="auto" w:val="clear"/>
+            <w:tcMar>
+              <w:top w:type="dxa" w:w="40"/>
+              <w:left w:type="dxa" w:w="80"/>
+              <w:bottom w:type="dxa" w:w="40"/>
+              <w:right w:type="dxa" w:w="80"/>
+            </w:tcMar>
+            <w:vAlign w:val="center"/>
+          </w:tcPr>
+          <w:p>
+            <w:r>
+              <w:rPr>
+                <w:rFonts w:ascii="Arial" w:cs="Arial" w:eastAsia="Arial" w:hAnsi="Arial"/>
+                <w:color w:val="6B6B6B"/>
+                <w:sz w:val="17"/>
+                <w:szCs w:val="17"/>
+              </w:rPr>
+              <w:t xml:space="preserve">New this update. Scap-friendly unilateral press — landmine angle reduces shoulder impingement risk vs. a straight vertical press.</w:t>
+            </w:r>
+          </w:p>
+        </w:tc>
+      </w:tr>
+      <w:tr>
+        <w:tc>
+          <w:tcPr>
+            <w:tcW w:type="dxa" w:w="2400"/>
+            <w:tcBorders>
+              <w:top w:val="none" w:color="FFFFFF" w:sz="0"/>
+              <w:left w:val="none" w:color="FFFFFF" w:sz="0"/>
+              <w:bottom w:val="none" w:color="FFFFFF" w:sz="0"/>
+              <w:right w:val="none" w:color="FFFFFF" w:sz="0"/>
+            </w:tcBorders>
+            <w:shd w:fill="FFFFFF" w:color="auto" w:val="clear"/>
+            <w:tcMar>
+              <w:top w:type="dxa" w:w="40"/>
+              <w:left w:type="dxa" w:w="80"/>
+              <w:bottom w:type="dxa" w:w="40"/>
+              <w:right w:type="dxa" w:w="80"/>
+            </w:tcMar>
+            <w:vAlign w:val="center"/>
+          </w:tcPr>
+          <w:p>
+            <w:r>
+              <w:rPr>
+                <w:rFonts w:ascii="Arial" w:cs="Arial" w:eastAsia="Arial" w:hAnsi="Arial"/>
+                <w:b/>
+                <w:bCs/>
+                <w:color w:val="2C2C2C"/>
+                <w:sz w:val="18"/>
+                <w:szCs w:val="18"/>
+              </w:rPr>
+              <w:t xml:space="preserve">DB Deadlift → Farmer Carry Combo</w:t>
+            </w:r>
+          </w:p>
+          <w:p>
+            <w:r>
+              <w:rPr>
+                <w:rFonts w:ascii="Arial" w:cs="Arial" w:eastAsia="Arial" w:hAnsi="Arial"/>
+                <w:i/>
+                <w:iCs/>
+                <w:color w:val="6B6B6B"/>
+                <w:sz w:val="14"/>
+                <w:szCs w:val="14"/>
+              </w:rPr>
+              <w:t xml:space="preserve">Running-economy transfer, per the 8/12 PT session — hinge + loaded-carry combination targets the same grip/gait/core-stability qualities that support running mechanics.</w:t>
+            </w:r>
+          </w:p>
+        </w:tc>
+        <w:tc>
+          <w:tcPr>
+            <w:tcW w:type="dxa" w:w="380"/>
+            <w:tcBorders>
+              <w:top w:val="none" w:color="FFFFFF" w:sz="0"/>
+              <w:left w:val="none" w:color="FFFFFF" w:sz="0"/>
+              <w:bottom w:val="none" w:color="FFFFFF" w:sz="0"/>
+              <w:right w:val="none" w:color="FFFFFF" w:sz="0"/>
+            </w:tcBorders>
+            <w:shd w:fill="FFFFFF" w:color="auto" w:val="clear"/>
+            <w:tcMar>
+              <w:top w:type="dxa" w:w="40"/>
+              <w:left w:type="dxa" w:w="80"/>
+              <w:bottom w:type="dxa" w:w="40"/>
+              <w:right w:type="dxa" w:w="80"/>
+            </w:tcMar>
+            <w:vAlign w:val="center"/>
+          </w:tcPr>
+          <w:p>
+            <w:pPr>
+              <w:jc w:val="center"/>
+            </w:pPr>
+            <w:r>
+              <w:rPr>
+                <w:rFonts w:ascii="Arial" w:cs="Arial" w:eastAsia="Arial" w:hAnsi="Arial"/>
+                <w:color w:val="6B6B6B"/>
+                <w:sz w:val="15"/>
+                <w:szCs w:val="15"/>
+              </w:rPr>
+              <w:t xml:space="preserve">3</w:t>
+            </w:r>
+          </w:p>
+        </w:tc>
+        <w:tc>
+          <w:tcPr>
+            <w:tcW w:type="dxa" w:w="420"/>
+            <w:tcBorders>
+              <w:top w:val="none" w:color="FFFFFF" w:sz="0"/>
+              <w:left w:val="none" w:color="FFFFFF" w:sz="0"/>
+              <w:bottom w:val="none" w:color="FFFFFF" w:sz="0"/>
+              <w:right w:val="none" w:color="FFFFFF" w:sz="0"/>
+            </w:tcBorders>
+            <w:shd w:fill="FFFFFF" w:color="auto" w:val="clear"/>
+            <w:tcMar>
+              <w:top w:type="dxa" w:w="40"/>
+              <w:left w:type="dxa" w:w="80"/>
+              <w:bottom w:type="dxa" w:w="40"/>
+              <w:right w:type="dxa" w:w="80"/>
+            </w:tcMar>
+            <w:vAlign w:val="center"/>
+          </w:tcPr>
+          <w:p>
+            <w:pPr>
+              <w:jc w:val="center"/>
+            </w:pPr>
+            <w:r>
+              <w:rPr>
+                <w:rFonts w:ascii="Arial" w:cs="Arial" w:eastAsia="Arial" w:hAnsi="Arial"/>
+                <w:color w:val="6B6B6B"/>
+                <w:sz w:val="15"/>
+                <w:szCs w:val="15"/>
+              </w:rPr>
+              <w:t xml:space="preserve">6-8 DL into 20-30 yd carry</w:t>
+            </w:r>
+          </w:p>
+        </w:tc>
+        <w:tc>
+          <w:tcPr>
+            <w:tcW w:type="dxa" w:w="680"/>
+            <w:tcBorders>
+              <w:top w:val="none" w:color="FFFFFF" w:sz="0"/>
+              <w:left w:val="none" w:color="FFFFFF" w:sz="0"/>
+              <w:bottom w:val="none" w:color="FFFFFF" w:sz="0"/>
+              <w:right w:val="none" w:color="FFFFFF" w:sz="0"/>
+            </w:tcBorders>
+            <w:shd w:fill="FFFFFF" w:color="auto" w:val="clear"/>
+            <w:tcMar>
+              <w:top w:type="dxa" w:w="40"/>
+              <w:left w:type="dxa" w:w="80"/>
+              <w:bottom w:type="dxa" w:w="40"/>
+              <w:right w:type="dxa" w:w="80"/>
+            </w:tcMar>
+            <w:vAlign w:val="center"/>
+          </w:tcPr>
+          <w:p>
+            <w:pPr>
+              <w:jc w:val="center"/>
+            </w:pPr>
+            <w:r>
+              <w:rPr>
+                <w:rFonts w:ascii="Arial" w:cs="Arial" w:eastAsia="Arial" w:hAnsi="Arial"/>
+                <w:color w:val="6B6B6B"/>
+                <w:sz w:val="15"/>
+                <w:szCs w:val="15"/>
+              </w:rPr>
+              <w:t xml:space="preserve">moderate — coach discretion</w:t>
+            </w:r>
+          </w:p>
+        </w:tc>
+        <w:tc>
+          <w:tcPr>
+            <w:tcW w:type="dxa" w:w="540"/>
+            <w:tcBorders>
+              <w:top w:val="none" w:color="FFFFFF" w:sz="0"/>
+              <w:left w:val="none" w:color="FFFFFF" w:sz="0"/>
+              <w:bottom w:val="none" w:color="FFFFFF" w:sz="0"/>
+              <w:right w:val="none" w:color="FFFFFF" w:sz="0"/>
+            </w:tcBorders>
+            <w:shd w:fill="FFFFFF" w:color="auto" w:val="clear"/>
+            <w:tcMar>
+              <w:top w:type="dxa" w:w="40"/>
+              <w:left w:type="dxa" w:w="80"/>
+              <w:bottom w:type="dxa" w:w="40"/>
+              <w:right w:type="dxa" w:w="80"/>
+            </w:tcMar>
+            <w:vAlign w:val="center"/>
+          </w:tcPr>
+          <w:p>
+            <w:pPr>
+              <w:jc w:val="center"/>
+            </w:pPr>
+            <w:r>
+              <w:rPr>
+                <w:rFonts w:ascii="Arial" w:cs="Arial" w:eastAsia="Arial" w:hAnsi="Arial"/>
+                <w:color w:val="6B6B6B"/>
+                <w:sz w:val="15"/>
+                <w:szCs w:val="15"/>
+              </w:rPr>
+              <w:t xml:space="preserve">controlled</w:t>
+            </w:r>
+          </w:p>
+        </w:tc>
+        <w:tc>
+          <w:tcPr>
+            <w:tcW w:type="dxa" w:w="440"/>
+            <w:tcBorders>
+              <w:top w:val="none" w:color="FFFFFF" w:sz="0"/>
+              <w:left w:val="none" w:color="FFFFFF" w:sz="0"/>
+              <w:bottom w:val="none" w:color="FFFFFF" w:sz="0"/>
+              <w:right w:val="none" w:color="FFFFFF" w:sz="0"/>
+            </w:tcBorders>
+            <w:shd w:fill="FFFFFF" w:color="auto" w:val="clear"/>
+            <w:tcMar>
+              <w:top w:type="dxa" w:w="40"/>
+              <w:left w:type="dxa" w:w="80"/>
+              <w:bottom w:type="dxa" w:w="40"/>
+              <w:right w:type="dxa" w:w="80"/>
+            </w:tcMar>
+            <w:vAlign w:val="center"/>
+          </w:tcPr>
+          <w:p>
+            <w:pPr>
+              <w:jc w:val="center"/>
+            </w:pPr>
+            <w:r>
+              <w:rPr>
+                <w:rFonts w:ascii="Arial" w:cs="Arial" w:eastAsia="Arial" w:hAnsi="Arial"/>
+                <w:color w:val="6B6B6B"/>
+                <w:sz w:val="15"/>
+                <w:szCs w:val="15"/>
+              </w:rPr>
+              <w:t xml:space="preserve">75s</w:t>
+            </w:r>
+          </w:p>
+        </w:tc>
+        <w:tc>
+          <w:tcPr>
+            <w:tcW w:type="dxa" w:w="5580"/>
+            <w:tcBorders>
+              <w:top w:val="none" w:color="FFFFFF" w:sz="0"/>
+              <w:left w:val="none" w:color="FFFFFF" w:sz="0"/>
+              <w:bottom w:val="none" w:color="FFFFFF" w:sz="0"/>
+              <w:right w:val="none" w:color="FFFFFF" w:sz="0"/>
+            </w:tcBorders>
+            <w:shd w:fill="FFFFFF" w:color="auto" w:val="clear"/>
+            <w:tcMar>
+              <w:top w:type="dxa" w:w="40"/>
+              <w:left w:type="dxa" w:w="80"/>
+              <w:bottom w:type="dxa" w:w="40"/>
+              <w:right w:type="dxa" w:w="80"/>
+            </w:tcMar>
+            <w:vAlign w:val="center"/>
+          </w:tcPr>
+          <w:p>
+            <w:r>
+              <w:rPr>
+                <w:rFonts w:ascii="Arial" w:cs="Arial" w:eastAsia="Arial" w:hAnsi="Arial"/>
+                <w:color w:val="6B6B6B"/>
+                <w:sz w:val="17"/>
+                <w:szCs w:val="17"/>
+              </w:rPr>
+              <w:t xml:space="preserve">New this update. Hinge into an immediate loaded carry — grip, gait, and anti-lateral-flexion core demand in one continuous drill. PT-framed as direct running-economy transfer.</w:t>
+            </w:r>
+          </w:p>
+        </w:tc>
+      </w:tr>
+      <w:tr>
+        <w:tc>
+          <w:tcPr>
+            <w:tcW w:type="dxa" w:w="2400"/>
+            <w:tcBorders>
+              <w:top w:val="none" w:color="FFFFFF" w:sz="0"/>
+              <w:left w:val="none" w:color="FFFFFF" w:sz="0"/>
+              <w:bottom w:val="none" w:color="FFFFFF" w:sz="0"/>
+              <w:right w:val="none" w:color="FFFFFF" w:sz="0"/>
+            </w:tcBorders>
+            <w:shd w:fill="FAF3E0" w:color="auto" w:val="clear"/>
+            <w:tcMar>
+              <w:top w:type="dxa" w:w="40"/>
+              <w:left w:type="dxa" w:w="80"/>
+              <w:bottom w:type="dxa" w:w="40"/>
+              <w:right w:type="dxa" w:w="80"/>
+            </w:tcMar>
+            <w:vAlign w:val="center"/>
+          </w:tcPr>
+          <w:p>
+            <w:r>
+              <w:rPr>
+                <w:rFonts w:ascii="Arial" w:cs="Arial" w:eastAsia="Arial" w:hAnsi="Arial"/>
+                <w:b/>
+                <w:bCs/>
+                <w:color w:val="2C2C2C"/>
+                <w:sz w:val="18"/>
+                <w:szCs w:val="18"/>
+              </w:rPr>
+              <w:t xml:space="preserve">Static Overhead DB Hold (Walking)</w:t>
+            </w:r>
+          </w:p>
+        </w:tc>
+        <w:tc>
+          <w:tcPr>
+            <w:tcW w:type="dxa" w:w="380"/>
+            <w:tcBorders>
+              <w:top w:val="none" w:color="FFFFFF" w:sz="0"/>
+              <w:left w:val="none" w:color="FFFFFF" w:sz="0"/>
+              <w:bottom w:val="none" w:color="FFFFFF" w:sz="0"/>
+              <w:right w:val="none" w:color="FFFFFF" w:sz="0"/>
+            </w:tcBorders>
+            <w:shd w:fill="FAF3E0" w:color="auto" w:val="clear"/>
+            <w:tcMar>
+              <w:top w:type="dxa" w:w="40"/>
+              <w:left w:type="dxa" w:w="80"/>
+              <w:bottom w:type="dxa" w:w="40"/>
+              <w:right w:type="dxa" w:w="80"/>
+            </w:tcMar>
+            <w:vAlign w:val="center"/>
+          </w:tcPr>
+          <w:p>
+            <w:pPr>
+              <w:jc w:val="center"/>
+            </w:pPr>
+            <w:r>
+              <w:rPr>
+                <w:rFonts w:ascii="Arial" w:cs="Arial" w:eastAsia="Arial" w:hAnsi="Arial"/>
+                <w:color w:val="6B6B6B"/>
+                <w:sz w:val="15"/>
+                <w:szCs w:val="15"/>
+              </w:rPr>
+              <w:t xml:space="preserve">2-3</w:t>
+            </w:r>
+          </w:p>
+        </w:tc>
+        <w:tc>
+          <w:tcPr>
+            <w:tcW w:type="dxa" w:w="420"/>
+            <w:tcBorders>
+              <w:top w:val="none" w:color="FFFFFF" w:sz="0"/>
+              <w:left w:val="none" w:color="FFFFFF" w:sz="0"/>
+              <w:bottom w:val="none" w:color="FFFFFF" w:sz="0"/>
+              <w:right w:val="none" w:color="FFFFFF" w:sz="0"/>
+            </w:tcBorders>
+            <w:shd w:fill="FAF3E0" w:color="auto" w:val="clear"/>
+            <w:tcMar>
+              <w:top w:type="dxa" w:w="40"/>
+              <w:left w:type="dxa" w:w="80"/>
+              <w:bottom w:type="dxa" w:w="40"/>
+              <w:right w:type="dxa" w:w="80"/>
+            </w:tcMar>
+            <w:vAlign w:val="center"/>
+          </w:tcPr>
+          <w:p>
+            <w:pPr>
+              <w:jc w:val="center"/>
+            </w:pPr>
+            <w:r>
+              <w:rPr>
+                <w:rFonts w:ascii="Arial" w:cs="Arial" w:eastAsia="Arial" w:hAnsi="Arial"/>
+                <w:color w:val="6B6B6B"/>
+                <w:sz w:val="15"/>
+                <w:szCs w:val="15"/>
+              </w:rPr>
+              <w:t xml:space="preserve">20-30 yd</w:t>
+            </w:r>
+          </w:p>
+        </w:tc>
+        <w:tc>
+          <w:tcPr>
+            <w:tcW w:type="dxa" w:w="680"/>
+            <w:tcBorders>
+              <w:top w:val="none" w:color="FFFFFF" w:sz="0"/>
+              <w:left w:val="none" w:color="FFFFFF" w:sz="0"/>
+              <w:bottom w:val="none" w:color="FFFFFF" w:sz="0"/>
+              <w:right w:val="none" w:color="FFFFFF" w:sz="0"/>
+            </w:tcBorders>
+            <w:shd w:fill="FAF3E0" w:color="auto" w:val="clear"/>
+            <w:tcMar>
+              <w:top w:type="dxa" w:w="40"/>
+              <w:left w:type="dxa" w:w="80"/>
+              <w:bottom w:type="dxa" w:w="40"/>
+              <w:right w:type="dxa" w:w="80"/>
+            </w:tcMar>
+            <w:vAlign w:val="center"/>
+          </w:tcPr>
+          <w:p>
+            <w:pPr>
+              <w:jc w:val="center"/>
+            </w:pPr>
+            <w:r>
+              <w:rPr>
+                <w:rFonts w:ascii="Arial" w:cs="Arial" w:eastAsia="Arial" w:hAnsi="Arial"/>
+                <w:color w:val="6B6B6B"/>
+                <w:sz w:val="15"/>
+                <w:szCs w:val="15"/>
+              </w:rPr>
+              <w:t xml:space="preserve">light-mod DB — coach discretion</w:t>
+            </w:r>
+          </w:p>
+        </w:tc>
+        <w:tc>
+          <w:tcPr>
+            <w:tcW w:type="dxa" w:w="540"/>
+            <w:tcBorders>
+              <w:top w:val="none" w:color="FFFFFF" w:sz="0"/>
+              <w:left w:val="none" w:color="FFFFFF" w:sz="0"/>
+              <w:bottom w:val="none" w:color="FFFFFF" w:sz="0"/>
+              <w:right w:val="none" w:color="FFFFFF" w:sz="0"/>
+            </w:tcBorders>
+            <w:shd w:fill="FAF3E0" w:color="auto" w:val="clear"/>
+            <w:tcMar>
+              <w:top w:type="dxa" w:w="40"/>
+              <w:left w:type="dxa" w:w="80"/>
+              <w:bottom w:type="dxa" w:w="40"/>
+              <w:right w:type="dxa" w:w="80"/>
+            </w:tcMar>
+            <w:vAlign w:val="center"/>
+          </w:tcPr>
+          <w:p>
+            <w:pPr>
+              <w:jc w:val="center"/>
+            </w:pPr>
+            <w:r>
+              <w:rPr>
+                <w:rFonts w:ascii="Arial" w:cs="Arial" w:eastAsia="Arial" w:hAnsi="Arial"/>
+                <w:color w:val="6B6B6B"/>
+                <w:sz w:val="15"/>
+                <w:szCs w:val="15"/>
+              </w:rPr>
+              <w:t xml:space="preserve">controlled walk</w:t>
+            </w:r>
+          </w:p>
+        </w:tc>
+        <w:tc>
+          <w:tcPr>
+            <w:tcW w:type="dxa" w:w="440"/>
+            <w:tcBorders>
+              <w:top w:val="none" w:color="FFFFFF" w:sz="0"/>
+              <w:left w:val="none" w:color="FFFFFF" w:sz="0"/>
+              <w:bottom w:val="none" w:color="FFFFFF" w:sz="0"/>
+              <w:right w:val="none" w:color="FFFFFF" w:sz="0"/>
+            </w:tcBorders>
+            <w:shd w:fill="FAF3E0" w:color="auto" w:val="clear"/>
+            <w:tcMar>
+              <w:top w:type="dxa" w:w="40"/>
+              <w:left w:type="dxa" w:w="80"/>
+              <w:bottom w:type="dxa" w:w="40"/>
+              <w:right w:type="dxa" w:w="80"/>
+            </w:tcMar>
+            <w:vAlign w:val="center"/>
+          </w:tcPr>
+          <w:p>
+            <w:pPr>
+              <w:jc w:val="center"/>
+            </w:pPr>
+            <w:r>
+              <w:rPr>
+                <w:rFonts w:ascii="Arial" w:cs="Arial" w:eastAsia="Arial" w:hAnsi="Arial"/>
+                <w:color w:val="6B6B6B"/>
+                <w:sz w:val="15"/>
+                <w:szCs w:val="15"/>
+              </w:rPr>
+              <w:t xml:space="preserve">60s</w:t>
+            </w:r>
+          </w:p>
+        </w:tc>
+        <w:tc>
+          <w:tcPr>
+            <w:tcW w:type="dxa" w:w="5580"/>
+            <w:tcBorders>
+              <w:top w:val="none" w:color="FFFFFF" w:sz="0"/>
+              <w:left w:val="none" w:color="FFFFFF" w:sz="0"/>
+              <w:bottom w:val="none" w:color="FFFFFF" w:sz="0"/>
+              <w:right w:val="none" w:color="FFFFFF" w:sz="0"/>
+            </w:tcBorders>
+            <w:shd w:fill="FAF3E0" w:color="auto" w:val="clear"/>
+            <w:tcMar>
+              <w:top w:type="dxa" w:w="40"/>
+              <w:left w:type="dxa" w:w="80"/>
+              <w:bottom w:type="dxa" w:w="40"/>
+              <w:right w:type="dxa" w:w="80"/>
+            </w:tcMar>
+            <w:vAlign w:val="center"/>
+          </w:tcPr>
+          <w:p>
+            <w:r>
+              <w:rPr>
+                <w:rFonts w:ascii="Arial" w:cs="Arial" w:eastAsia="Arial" w:hAnsi="Arial"/>
+                <w:color w:val="6B6B6B"/>
+                <w:sz w:val="17"/>
+                <w:szCs w:val="17"/>
+              </w:rPr>
+              <w:t xml:space="preserve">New this update. Overhead isometric hold while walking — shoulder stability, thoracic extension, core anti-extension, and gait control combined. PT-framed as direct running-economy transfer.</w:t>
             </w:r>
           </w:p>
         </w:tc>

--- a/clients/nancy_avitable/Nancy_Avitable_3Day_Training_Plan.docx
+++ b/clients/nancy_avitable/Nancy_Avitable_3Day_Training_Plan.docx
@@ -656,7 +656,7 @@
                 <w:sz w:val="16"/>
                 <w:szCs w:val="16"/>
               </w:rPr>
-              <w:t xml:space="preserve">Wk1: 90 lbs x5 → Wk4: 100 lbs x5 — Day 3 Block A primary strength lift</w:t>
+              <w:t xml:space="preserve">Wk1: 90 lbs x5 → Wk4: 100 lbs x5 — Day 3 Block B primary strength lift</w:t>
             </w:r>
           </w:p>
         </w:tc>
@@ -1224,7 +1224,7 @@
                 <w:sz w:val="16"/>
                 <w:szCs w:val="16"/>
               </w:rPr>
-              <w:t xml:space="preserve">Informs Day 3 Block A Weighted Step-Up Wk1: 17.5 lbs/hand → Wk4: 20 lbs/hand</w:t>
+              <w:t xml:space="preserve">Informs Day 3 Block B Weighted Step-Up Wk1: 17.5 lbs/hand → Wk4: 20 lbs/hand</w:t>
             </w:r>
           </w:p>
         </w:tc>
@@ -2234,7 +2234,7 @@
           <w:sz w:val="17"/>
           <w:szCs w:val="17"/>
         </w:rPr>
-        <w:t xml:space="preserve">No exercise literally named "Split Squat" exists in Nancy's program. Weighted Step-Up (Day 3 Block A, a primary-strength-block loaded unilateral knee-dominant movement) is the closest analogous slot — closer than Day 1's Reverse Lunge or Day 3's Curtsy Lunge, both of which are deliberately light, corrective-context finishers where a heavier baseline-derived load would work against their actual purpose. The DB Split Squat baseline (17.5 lbs/hand → 20 lbs/hand) is used to inform Weighted Step-Up's Week 1 → Week 4 load on that basis.</w:t>
+        <w:t xml:space="preserve">No exercise literally named "Split Squat" exists in Nancy's program. Weighted Step-Up (Day 3 Block B, a primary-strength-block loaded unilateral knee-dominant movement) is the closest analogous slot — closer than Day 1's Reverse Lunge or Day 3's Curtsy Lunge, both of which are deliberately light, corrective-context finishers where a heavier baseline-derived load would work against their actual purpose. The DB Split Squat baseline (17.5 lbs/hand → 20 lbs/hand) is used to inform Weighted Step-Up's Week 1 → Week 4 load on that basis.</w:t>
       </w:r>
     </w:p>
     <w:p>
@@ -2314,6 +2314,31 @@
     </w:p>
     <w:p>
       <w:pPr>
+        <w:spacing w:after="100"/>
+      </w:pPr>
+      <w:r>
+        <w:rPr>
+          <w:rFonts w:ascii="Arial" w:cs="Arial" w:eastAsia="Arial" w:hAnsi="Arial"/>
+          <w:b/>
+          <w:bCs/>
+          <w:color w:val="C9A227"/>
+          <w:sz w:val="17"/>
+          <w:szCs w:val="17"/>
+        </w:rPr>
+        <w:t xml:space="preserve">Warm-Up Content Promoted to Tracked Rows — 8/18/2026:  </w:t>
+      </w:r>
+      <w:r>
+        <w:rPr>
+          <w:rFonts w:ascii="Arial" w:cs="Arial" w:eastAsia="Arial" w:hAnsi="Arial"/>
+          <w:color w:val="2C2C2C"/>
+          <w:sz w:val="17"/>
+          <w:szCs w:val="17"/>
+        </w:rPr>
+        <w:t xml:space="preserve">Per the standing warm-up content-drift rule (a loaded, rep-prescribed movement belongs in an exercise-table row, not warmUp prose): (1) Day 1's "dynamic lateral band walks (2×20)" is now a tracked Lateral Band Walk row leading Block A — a named ACL/knee-valgus corrective-circuit component, and Nancy is a runner whose #1 goal is running knee health; the full 20-30 min/1-2x-week universal-circuit rollout remains CLAUDE.md's deferred roster-wide item, this fixes only the unaudited prose instance. (2) Day 3's "2 sets light RDLs" is now a Hinge Priming block (new Block A; prior blocks re-lettered B/C/D) loaded at ~50% of Day 1's RDL working load. (3) Day 1 RDL's vague "moderate" load replaced with an explicit establish-and-record instruction — NO tested RDL baseline exists (the 8/13 Hex Deadlift was deliberately not mapped onto RDL, mechanically distinct lift), so nothing was invented. Trainer: set the Wk1 RDL load at 2 RIR at the next session, record it here, and capture a tested RDL number at the next baseline battery.</w:t>
+      </w:r>
+    </w:p>
+    <w:p>
+      <w:pPr>
         <w:spacing w:after="80"/>
       </w:pPr>
     </w:p>
@@ -2509,7 +2534,7 @@
           <w:sz w:val="17"/>
           <w:szCs w:val="17"/>
         </w:rPr>
-        <w:t xml:space="preserve">5–7 min cycle + dynamic lateral band walks (2×20) + single-leg glute bridges 2×10 each side</w:t>
+        <w:t xml:space="preserve">5–7 min cycle + single-leg glute bridges 2×10 each side</w:t>
       </w:r>
     </w:p>
     <w:p>
@@ -2550,7 +2575,7 @@
           <w:sz w:val="17"/>
           <w:szCs w:val="17"/>
         </w:rPr>
-        <w:t xml:space="preserve">Two exercises to re-balance left glute med activation.</w:t>
+        <w:t xml:space="preserve">Three exercises to re-balance left glute med activation and support running knee health — lateral hip strength directly supports knee tracking on every run.</w:t>
       </w:r>
     </w:p>
     <w:tbl>
@@ -2850,7 +2875,7 @@
                 <w:sz w:val="18"/>
                 <w:szCs w:val="18"/>
               </w:rPr>
-              <w:t xml:space="preserve">Side-Lying Hip Abduction (Slow)</w:t>
+              <w:t xml:space="preserve">Lateral Band Walk</w:t>
             </w:r>
           </w:p>
           <w:p>
@@ -2863,7 +2888,7 @@
                 <w:sz w:val="14"/>
                 <w:szCs w:val="14"/>
               </w:rPr>
-              <w:t xml:space="preserve">Left focus</w:t>
+              <w:t xml:space="preserve">Knee-health corrective — runner priority</w:t>
             </w:r>
           </w:p>
         </w:tc>
@@ -2896,7 +2921,7 @@
                 <w:sz w:val="15"/>
                 <w:szCs w:val="15"/>
               </w:rPr>
-              <w:t xml:space="preserve">3</w:t>
+              <w:t xml:space="preserve">2</w:t>
             </w:r>
           </w:p>
         </w:tc>
@@ -2929,7 +2954,7 @@
                 <w:sz w:val="15"/>
                 <w:szCs w:val="15"/>
               </w:rPr>
-              <w:t xml:space="preserve">12</w:t>
+              <w:t xml:space="preserve">20 steps ea. dir.</w:t>
             </w:r>
           </w:p>
         </w:tc>
@@ -2962,7 +2987,7 @@
                 <w:sz w:val="15"/>
                 <w:szCs w:val="15"/>
               </w:rPr>
-              <w:t xml:space="preserve">bodyweight</w:t>
+              <w:t xml:space="preserve">mini-band — light-mod</w:t>
             </w:r>
           </w:p>
         </w:tc>
@@ -2995,7 +3020,7 @@
                 <w:sz w:val="15"/>
                 <w:szCs w:val="15"/>
               </w:rPr>
-              <w:t xml:space="preserve">3-0-1</w:t>
+              <w:t xml:space="preserve">controlled</w:t>
             </w:r>
           </w:p>
         </w:tc>
@@ -3028,7 +3053,7 @@
                 <w:sz w:val="15"/>
                 <w:szCs w:val="15"/>
               </w:rPr>
-              <w:t xml:space="preserve">45s</w:t>
+              <w:t xml:space="preserve">30s</w:t>
             </w:r>
           </w:p>
         </w:tc>
@@ -3058,7 +3083,7 @@
                 <w:sz w:val="17"/>
                 <w:szCs w:val="17"/>
               </w:rPr>
-              <w:t xml:space="preserve">Lead with heel; no pelvic tilt; 1-2s hold top</w:t>
+              <w:t xml:space="preserve">Knees track over toes; keep band tension</w:t>
             </w:r>
           </w:p>
         </w:tc>
@@ -3092,7 +3117,7 @@
                 <w:sz w:val="18"/>
                 <w:szCs w:val="18"/>
               </w:rPr>
-              <w:t xml:space="preserve">Banded Standing Hip Abduction (Left Emphasis)</w:t>
+              <w:t xml:space="preserve">Side-Lying Hip Abduction (Slow)</w:t>
             </w:r>
           </w:p>
           <w:p>
@@ -3105,6 +3130,248 @@
                 <w:sz w:val="14"/>
                 <w:szCs w:val="14"/>
               </w:rPr>
+              <w:t xml:space="preserve">Left focus</w:t>
+            </w:r>
+          </w:p>
+        </w:tc>
+        <w:tc>
+          <w:tcPr>
+            <w:tcW w:type="dxa" w:w="380"/>
+            <w:tcBorders>
+              <w:top w:val="none" w:color="FFFFFF" w:sz="0"/>
+              <w:left w:val="none" w:color="FFFFFF" w:sz="0"/>
+              <w:bottom w:val="none" w:color="FFFFFF" w:sz="0"/>
+              <w:right w:val="none" w:color="FFFFFF" w:sz="0"/>
+            </w:tcBorders>
+            <w:shd w:fill="FFFFFF" w:color="auto" w:val="clear"/>
+            <w:tcMar>
+              <w:top w:type="dxa" w:w="40"/>
+              <w:left w:type="dxa" w:w="80"/>
+              <w:bottom w:type="dxa" w:w="40"/>
+              <w:right w:type="dxa" w:w="80"/>
+            </w:tcMar>
+            <w:vAlign w:val="center"/>
+          </w:tcPr>
+          <w:p>
+            <w:pPr>
+              <w:jc w:val="center"/>
+            </w:pPr>
+            <w:r>
+              <w:rPr>
+                <w:rFonts w:ascii="Arial" w:cs="Arial" w:eastAsia="Arial" w:hAnsi="Arial"/>
+                <w:color w:val="6B6B6B"/>
+                <w:sz w:val="15"/>
+                <w:szCs w:val="15"/>
+              </w:rPr>
+              <w:t xml:space="preserve">3</w:t>
+            </w:r>
+          </w:p>
+        </w:tc>
+        <w:tc>
+          <w:tcPr>
+            <w:tcW w:type="dxa" w:w="420"/>
+            <w:tcBorders>
+              <w:top w:val="none" w:color="FFFFFF" w:sz="0"/>
+              <w:left w:val="none" w:color="FFFFFF" w:sz="0"/>
+              <w:bottom w:val="none" w:color="FFFFFF" w:sz="0"/>
+              <w:right w:val="none" w:color="FFFFFF" w:sz="0"/>
+            </w:tcBorders>
+            <w:shd w:fill="FFFFFF" w:color="auto" w:val="clear"/>
+            <w:tcMar>
+              <w:top w:type="dxa" w:w="40"/>
+              <w:left w:type="dxa" w:w="80"/>
+              <w:bottom w:type="dxa" w:w="40"/>
+              <w:right w:type="dxa" w:w="80"/>
+            </w:tcMar>
+            <w:vAlign w:val="center"/>
+          </w:tcPr>
+          <w:p>
+            <w:pPr>
+              <w:jc w:val="center"/>
+            </w:pPr>
+            <w:r>
+              <w:rPr>
+                <w:rFonts w:ascii="Arial" w:cs="Arial" w:eastAsia="Arial" w:hAnsi="Arial"/>
+                <w:color w:val="6B6B6B"/>
+                <w:sz w:val="15"/>
+                <w:szCs w:val="15"/>
+              </w:rPr>
+              <w:t xml:space="preserve">12</w:t>
+            </w:r>
+          </w:p>
+        </w:tc>
+        <w:tc>
+          <w:tcPr>
+            <w:tcW w:type="dxa" w:w="680"/>
+            <w:tcBorders>
+              <w:top w:val="none" w:color="FFFFFF" w:sz="0"/>
+              <w:left w:val="none" w:color="FFFFFF" w:sz="0"/>
+              <w:bottom w:val="none" w:color="FFFFFF" w:sz="0"/>
+              <w:right w:val="none" w:color="FFFFFF" w:sz="0"/>
+            </w:tcBorders>
+            <w:shd w:fill="FFFFFF" w:color="auto" w:val="clear"/>
+            <w:tcMar>
+              <w:top w:type="dxa" w:w="40"/>
+              <w:left w:type="dxa" w:w="80"/>
+              <w:bottom w:type="dxa" w:w="40"/>
+              <w:right w:type="dxa" w:w="80"/>
+            </w:tcMar>
+            <w:vAlign w:val="center"/>
+          </w:tcPr>
+          <w:p>
+            <w:pPr>
+              <w:jc w:val="center"/>
+            </w:pPr>
+            <w:r>
+              <w:rPr>
+                <w:rFonts w:ascii="Arial" w:cs="Arial" w:eastAsia="Arial" w:hAnsi="Arial"/>
+                <w:color w:val="6B6B6B"/>
+                <w:sz w:val="15"/>
+                <w:szCs w:val="15"/>
+              </w:rPr>
+              <w:t xml:space="preserve">bodyweight</w:t>
+            </w:r>
+          </w:p>
+        </w:tc>
+        <w:tc>
+          <w:tcPr>
+            <w:tcW w:type="dxa" w:w="540"/>
+            <w:tcBorders>
+              <w:top w:val="none" w:color="FFFFFF" w:sz="0"/>
+              <w:left w:val="none" w:color="FFFFFF" w:sz="0"/>
+              <w:bottom w:val="none" w:color="FFFFFF" w:sz="0"/>
+              <w:right w:val="none" w:color="FFFFFF" w:sz="0"/>
+            </w:tcBorders>
+            <w:shd w:fill="FFFFFF" w:color="auto" w:val="clear"/>
+            <w:tcMar>
+              <w:top w:type="dxa" w:w="40"/>
+              <w:left w:type="dxa" w:w="80"/>
+              <w:bottom w:type="dxa" w:w="40"/>
+              <w:right w:type="dxa" w:w="80"/>
+            </w:tcMar>
+            <w:vAlign w:val="center"/>
+          </w:tcPr>
+          <w:p>
+            <w:pPr>
+              <w:jc w:val="center"/>
+            </w:pPr>
+            <w:r>
+              <w:rPr>
+                <w:rFonts w:ascii="Arial" w:cs="Arial" w:eastAsia="Arial" w:hAnsi="Arial"/>
+                <w:color w:val="6B6B6B"/>
+                <w:sz w:val="15"/>
+                <w:szCs w:val="15"/>
+              </w:rPr>
+              <w:t xml:space="preserve">3-0-1</w:t>
+            </w:r>
+          </w:p>
+        </w:tc>
+        <w:tc>
+          <w:tcPr>
+            <w:tcW w:type="dxa" w:w="440"/>
+            <w:tcBorders>
+              <w:top w:val="none" w:color="FFFFFF" w:sz="0"/>
+              <w:left w:val="none" w:color="FFFFFF" w:sz="0"/>
+              <w:bottom w:val="none" w:color="FFFFFF" w:sz="0"/>
+              <w:right w:val="none" w:color="FFFFFF" w:sz="0"/>
+            </w:tcBorders>
+            <w:shd w:fill="FFFFFF" w:color="auto" w:val="clear"/>
+            <w:tcMar>
+              <w:top w:type="dxa" w:w="40"/>
+              <w:left w:type="dxa" w:w="80"/>
+              <w:bottom w:type="dxa" w:w="40"/>
+              <w:right w:type="dxa" w:w="80"/>
+            </w:tcMar>
+            <w:vAlign w:val="center"/>
+          </w:tcPr>
+          <w:p>
+            <w:pPr>
+              <w:jc w:val="center"/>
+            </w:pPr>
+            <w:r>
+              <w:rPr>
+                <w:rFonts w:ascii="Arial" w:cs="Arial" w:eastAsia="Arial" w:hAnsi="Arial"/>
+                <w:color w:val="6B6B6B"/>
+                <w:sz w:val="15"/>
+                <w:szCs w:val="15"/>
+              </w:rPr>
+              <w:t xml:space="preserve">45s</w:t>
+            </w:r>
+          </w:p>
+        </w:tc>
+        <w:tc>
+          <w:tcPr>
+            <w:tcW w:type="dxa" w:w="5580"/>
+            <w:tcBorders>
+              <w:top w:val="none" w:color="FFFFFF" w:sz="0"/>
+              <w:left w:val="none" w:color="FFFFFF" w:sz="0"/>
+              <w:bottom w:val="none" w:color="FFFFFF" w:sz="0"/>
+              <w:right w:val="none" w:color="FFFFFF" w:sz="0"/>
+            </w:tcBorders>
+            <w:shd w:fill="FFFFFF" w:color="auto" w:val="clear"/>
+            <w:tcMar>
+              <w:top w:type="dxa" w:w="40"/>
+              <w:left w:type="dxa" w:w="80"/>
+              <w:bottom w:type="dxa" w:w="40"/>
+              <w:right w:type="dxa" w:w="80"/>
+            </w:tcMar>
+            <w:vAlign w:val="center"/>
+          </w:tcPr>
+          <w:p>
+            <w:r>
+              <w:rPr>
+                <w:rFonts w:ascii="Arial" w:cs="Arial" w:eastAsia="Arial" w:hAnsi="Arial"/>
+                <w:color w:val="6B6B6B"/>
+                <w:sz w:val="17"/>
+                <w:szCs w:val="17"/>
+              </w:rPr>
+              <w:t xml:space="preserve">Lead with heel; no pelvic tilt; 1-2s hold top</w:t>
+            </w:r>
+          </w:p>
+        </w:tc>
+      </w:tr>
+      <w:tr>
+        <w:tc>
+          <w:tcPr>
+            <w:tcW w:type="dxa" w:w="2400"/>
+            <w:tcBorders>
+              <w:top w:val="none" w:color="FFFFFF" w:sz="0"/>
+              <w:left w:val="none" w:color="FFFFFF" w:sz="0"/>
+              <w:bottom w:val="none" w:color="FFFFFF" w:sz="0"/>
+              <w:right w:val="none" w:color="FFFFFF" w:sz="0"/>
+            </w:tcBorders>
+            <w:shd w:fill="FFF5F5" w:color="auto" w:val="clear"/>
+            <w:tcMar>
+              <w:top w:type="dxa" w:w="40"/>
+              <w:left w:type="dxa" w:w="80"/>
+              <w:bottom w:type="dxa" w:w="40"/>
+              <w:right w:type="dxa" w:w="80"/>
+            </w:tcMar>
+            <w:vAlign w:val="center"/>
+          </w:tcPr>
+          <w:p>
+            <w:r>
+              <w:rPr>
+                <w:rFonts w:ascii="Arial" w:cs="Arial" w:eastAsia="Arial" w:hAnsi="Arial"/>
+                <w:b/>
+                <w:bCs/>
+                <w:color w:val="2C2C2C"/>
+                <w:sz w:val="18"/>
+                <w:szCs w:val="18"/>
+              </w:rPr>
+              <w:t xml:space="preserve">Banded Standing Hip Abduction (Left Emphasis)</w:t>
+            </w:r>
+          </w:p>
+          <w:p>
+            <w:r>
+              <w:rPr>
+                <w:rFonts w:ascii="Arial" w:cs="Arial" w:eastAsia="Arial" w:hAnsi="Arial"/>
+                <w:i/>
+                <w:iCs/>
+                <w:color w:val="B71C1C"/>
+                <w:sz w:val="14"/>
+                <w:szCs w:val="14"/>
+              </w:rPr>
               <w:t xml:space="preserve">Left corrective</w:t>
             </w:r>
           </w:p>
@@ -3118,7 +3385,7 @@
               <w:bottom w:val="none" w:color="FFFFFF" w:sz="0"/>
               <w:right w:val="none" w:color="FFFFFF" w:sz="0"/>
             </w:tcBorders>
-            <w:shd w:fill="FFFFFF" w:color="auto" w:val="clear"/>
+            <w:shd w:fill="FFF5F5" w:color="auto" w:val="clear"/>
             <w:tcMar>
               <w:top w:type="dxa" w:w="40"/>
               <w:left w:type="dxa" w:w="80"/>
@@ -3151,7 +3418,7 @@
               <w:bottom w:val="none" w:color="FFFFFF" w:sz="0"/>
               <w:right w:val="none" w:color="FFFFFF" w:sz="0"/>
             </w:tcBorders>
-            <w:shd w:fill="FFFFFF" w:color="auto" w:val="clear"/>
+            <w:shd w:fill="FFF5F5" w:color="auto" w:val="clear"/>
             <w:tcMar>
               <w:top w:type="dxa" w:w="40"/>
               <w:left w:type="dxa" w:w="80"/>
@@ -3184,7 +3451,7 @@
               <w:bottom w:val="none" w:color="FFFFFF" w:sz="0"/>
               <w:right w:val="none" w:color="FFFFFF" w:sz="0"/>
             </w:tcBorders>
-            <w:shd w:fill="FFFFFF" w:color="auto" w:val="clear"/>
+            <w:shd w:fill="FFF5F5" w:color="auto" w:val="clear"/>
             <w:tcMar>
               <w:top w:type="dxa" w:w="40"/>
               <w:left w:type="dxa" w:w="80"/>
@@ -3217,7 +3484,7 @@
               <w:bottom w:val="none" w:color="FFFFFF" w:sz="0"/>
               <w:right w:val="none" w:color="FFFFFF" w:sz="0"/>
             </w:tcBorders>
-            <w:shd w:fill="FFFFFF" w:color="auto" w:val="clear"/>
+            <w:shd w:fill="FFF5F5" w:color="auto" w:val="clear"/>
             <w:tcMar>
               <w:top w:type="dxa" w:w="40"/>
               <w:left w:type="dxa" w:w="80"/>
@@ -3250,7 +3517,7 @@
               <w:bottom w:val="none" w:color="FFFFFF" w:sz="0"/>
               <w:right w:val="none" w:color="FFFFFF" w:sz="0"/>
             </w:tcBorders>
-            <w:shd w:fill="FFFFFF" w:color="auto" w:val="clear"/>
+            <w:shd w:fill="FFF5F5" w:color="auto" w:val="clear"/>
             <w:tcMar>
               <w:top w:type="dxa" w:w="40"/>
               <w:left w:type="dxa" w:w="80"/>
@@ -3283,7 +3550,7 @@
               <w:bottom w:val="none" w:color="FFFFFF" w:sz="0"/>
               <w:right w:val="none" w:color="FFFFFF" w:sz="0"/>
             </w:tcBorders>
-            <w:shd w:fill="FFFFFF" w:color="auto" w:val="clear"/>
+            <w:shd w:fill="FFF5F5" w:color="auto" w:val="clear"/>
             <w:tcMar>
               <w:top w:type="dxa" w:w="40"/>
               <w:left w:type="dxa" w:w="80"/>
@@ -3988,7 +4255,7 @@
                 <w:sz w:val="15"/>
                 <w:szCs w:val="15"/>
               </w:rPr>
-              <w:t xml:space="preserve">moderate</w:t>
+              <w:t xml:space="preserve">Establish Wk1 load at first session — record</w:t>
             </w:r>
           </w:p>
         </w:tc>
@@ -4085,6 +4352,17 @@
                 <w:szCs w:val="17"/>
               </w:rPr>
               <w:t xml:space="preserve">Hinge at hips; feel posterior chain tension</w:t>
+            </w:r>
+            <w:r>
+              <w:rPr>
+                <w:rFonts w:ascii="Arial" w:cs="Arial" w:eastAsia="Arial" w:hAnsi="Arial"/>
+                <w:i/>
+                <w:iCs/>
+                <w:color w:val="00695C"/>
+                <w:sz w:val="14"/>
+                <w:szCs w:val="14"/>
+              </w:rPr>
+              <w:t xml:space="preserve">  2 RIR — use to set Wk1 load</w:t>
             </w:r>
           </w:p>
         </w:tc>
@@ -8225,7 +8503,7 @@
           <w:sz w:val="17"/>
           <w:szCs w:val="17"/>
         </w:rPr>
-        <w:t xml:space="preserve">Barbell hip hinge drill, 2 sets light RDLs, activation band side steps</w:t>
+        <w:t xml:space="preserve">Hip hinge drill (empty bar or PVC — movement rehearsal), activation band side steps</w:t>
       </w:r>
     </w:p>
     <w:p>
@@ -8241,7 +8519,562 @@
           <w:sz w:val="17"/>
           <w:szCs w:val="17"/>
         </w:rPr>
-        <w:t xml:space="preserve">A — Strength Core</w:t>
+        <w:t xml:space="preserve">A — Hinge Priming</w:t>
+      </w:r>
+    </w:p>
+    <w:p>
+      <w:pPr>
+        <w:spacing w:after="80"/>
+      </w:pPr>
+      <w:r>
+        <w:rPr>
+          <w:rFonts w:ascii="Arial" w:cs="Arial" w:eastAsia="Arial" w:hAnsi="Arial"/>
+          <w:b/>
+          <w:bCs/>
+          <w:color w:val="C9A227"/>
+          <w:sz w:val="17"/>
+          <w:szCs w:val="17"/>
+        </w:rPr>
+        <w:t xml:space="preserve">Why:  </w:t>
+      </w:r>
+      <w:r>
+        <w:rPr>
+          <w:rFonts w:ascii="Arial" w:cs="Arial" w:eastAsia="Arial" w:hAnsi="Arial"/>
+          <w:color w:val="2C2C2C"/>
+          <w:sz w:val="17"/>
+          <w:szCs w:val="17"/>
+        </w:rPr>
+        <w:t xml:space="preserve">Light hinge priming before the heavy work — wake up the posterior chain without spending strength. This is preparation, not a work set.</w:t>
+      </w:r>
+    </w:p>
+    <w:tbl>
+      <w:tblPr>
+        <w:tblW w:type="dxa" w:w="10440"/>
+        <w:tblBorders>
+          <w:top w:val="none" w:color="FFFFFF" w:sz="0"/>
+          <w:left w:val="none" w:color="FFFFFF" w:sz="0"/>
+          <w:bottom w:val="none" w:color="FFFFFF" w:sz="0"/>
+          <w:right w:val="none" w:color="FFFFFF" w:sz="0"/>
+          <w:insideH w:val="single" w:color="auto" w:sz="4"/>
+          <w:insideV w:val="single" w:color="auto" w:sz="4"/>
+        </w:tblBorders>
+      </w:tblPr>
+      <w:tblGrid>
+        <w:gridCol w:w="2400"/>
+        <w:gridCol w:w="380"/>
+        <w:gridCol w:w="420"/>
+        <w:gridCol w:w="680"/>
+        <w:gridCol w:w="540"/>
+        <w:gridCol w:w="440"/>
+        <w:gridCol w:w="5580"/>
+      </w:tblGrid>
+      <w:tr>
+        <w:tc>
+          <w:tcPr>
+            <w:tcW w:type="dxa" w:w="2400"/>
+            <w:tcBorders>
+              <w:top w:val="none" w:color="FFFFFF" w:sz="0"/>
+              <w:left w:val="none" w:color="FFFFFF" w:sz="0"/>
+              <w:bottom w:val="none" w:color="FFFFFF" w:sz="0"/>
+              <w:right w:val="none" w:color="FFFFFF" w:sz="0"/>
+            </w:tcBorders>
+            <w:shd w:fill="F5E8C0" w:color="auto" w:val="clear"/>
+            <w:tcMar>
+              <w:top w:type="dxa" w:w="40"/>
+              <w:left w:type="dxa" w:w="80"/>
+              <w:bottom w:type="dxa" w:w="40"/>
+              <w:right w:type="dxa" w:w="80"/>
+            </w:tcMar>
+            <w:vAlign w:val="center"/>
+          </w:tcPr>
+          <w:p>
+            <w:pPr>
+              <w:jc w:val="left"/>
+            </w:pPr>
+            <w:r>
+              <w:rPr>
+                <w:rFonts w:ascii="Arial" w:cs="Arial" w:eastAsia="Arial" w:hAnsi="Arial"/>
+                <w:b/>
+                <w:bCs/>
+                <w:color w:val="C9A227"/>
+                <w:sz w:val="15"/>
+                <w:szCs w:val="15"/>
+              </w:rPr>
+              <w:t xml:space="preserve">EXERCISE</w:t>
+            </w:r>
+          </w:p>
+        </w:tc>
+        <w:tc>
+          <w:tcPr>
+            <w:tcW w:type="dxa" w:w="380"/>
+            <w:tcBorders>
+              <w:top w:val="none" w:color="FFFFFF" w:sz="0"/>
+              <w:left w:val="none" w:color="FFFFFF" w:sz="0"/>
+              <w:bottom w:val="none" w:color="FFFFFF" w:sz="0"/>
+              <w:right w:val="none" w:color="FFFFFF" w:sz="0"/>
+            </w:tcBorders>
+            <w:shd w:fill="F5E8C0" w:color="auto" w:val="clear"/>
+            <w:tcMar>
+              <w:top w:type="dxa" w:w="40"/>
+              <w:left w:type="dxa" w:w="80"/>
+              <w:bottom w:type="dxa" w:w="40"/>
+              <w:right w:type="dxa" w:w="80"/>
+            </w:tcMar>
+            <w:vAlign w:val="center"/>
+          </w:tcPr>
+          <w:p>
+            <w:pPr>
+              <w:jc w:val="center"/>
+            </w:pPr>
+            <w:r>
+              <w:rPr>
+                <w:rFonts w:ascii="Arial" w:cs="Arial" w:eastAsia="Arial" w:hAnsi="Arial"/>
+                <w:b/>
+                <w:bCs/>
+                <w:color w:val="C9A227"/>
+                <w:sz w:val="13"/>
+                <w:szCs w:val="13"/>
+              </w:rPr>
+              <w:t xml:space="preserve">SETS</w:t>
+            </w:r>
+          </w:p>
+        </w:tc>
+        <w:tc>
+          <w:tcPr>
+            <w:tcW w:type="dxa" w:w="420"/>
+            <w:tcBorders>
+              <w:top w:val="none" w:color="FFFFFF" w:sz="0"/>
+              <w:left w:val="none" w:color="FFFFFF" w:sz="0"/>
+              <w:bottom w:val="none" w:color="FFFFFF" w:sz="0"/>
+              <w:right w:val="none" w:color="FFFFFF" w:sz="0"/>
+            </w:tcBorders>
+            <w:shd w:fill="F5E8C0" w:color="auto" w:val="clear"/>
+            <w:tcMar>
+              <w:top w:type="dxa" w:w="40"/>
+              <w:left w:type="dxa" w:w="80"/>
+              <w:bottom w:type="dxa" w:w="40"/>
+              <w:right w:type="dxa" w:w="80"/>
+            </w:tcMar>
+            <w:vAlign w:val="center"/>
+          </w:tcPr>
+          <w:p>
+            <w:pPr>
+              <w:jc w:val="center"/>
+            </w:pPr>
+            <w:r>
+              <w:rPr>
+                <w:rFonts w:ascii="Arial" w:cs="Arial" w:eastAsia="Arial" w:hAnsi="Arial"/>
+                <w:b/>
+                <w:bCs/>
+                <w:color w:val="C9A227"/>
+                <w:sz w:val="13"/>
+                <w:szCs w:val="13"/>
+              </w:rPr>
+              <w:t xml:space="preserve">REPS</w:t>
+            </w:r>
+          </w:p>
+        </w:tc>
+        <w:tc>
+          <w:tcPr>
+            <w:tcW w:type="dxa" w:w="680"/>
+            <w:tcBorders>
+              <w:top w:val="none" w:color="FFFFFF" w:sz="0"/>
+              <w:left w:val="none" w:color="FFFFFF" w:sz="0"/>
+              <w:bottom w:val="none" w:color="FFFFFF" w:sz="0"/>
+              <w:right w:val="none" w:color="FFFFFF" w:sz="0"/>
+            </w:tcBorders>
+            <w:shd w:fill="F5E8C0" w:color="auto" w:val="clear"/>
+            <w:tcMar>
+              <w:top w:type="dxa" w:w="40"/>
+              <w:left w:type="dxa" w:w="80"/>
+              <w:bottom w:type="dxa" w:w="40"/>
+              <w:right w:type="dxa" w:w="80"/>
+            </w:tcMar>
+            <w:vAlign w:val="center"/>
+          </w:tcPr>
+          <w:p>
+            <w:pPr>
+              <w:jc w:val="center"/>
+            </w:pPr>
+            <w:r>
+              <w:rPr>
+                <w:rFonts w:ascii="Arial" w:cs="Arial" w:eastAsia="Arial" w:hAnsi="Arial"/>
+                <w:b/>
+                <w:bCs/>
+                <w:color w:val="C9A227"/>
+                <w:sz w:val="13"/>
+                <w:szCs w:val="13"/>
+              </w:rPr>
+              <w:t xml:space="preserve">LOAD</w:t>
+            </w:r>
+          </w:p>
+        </w:tc>
+        <w:tc>
+          <w:tcPr>
+            <w:tcW w:type="dxa" w:w="540"/>
+            <w:tcBorders>
+              <w:top w:val="none" w:color="FFFFFF" w:sz="0"/>
+              <w:left w:val="none" w:color="FFFFFF" w:sz="0"/>
+              <w:bottom w:val="none" w:color="FFFFFF" w:sz="0"/>
+              <w:right w:val="none" w:color="FFFFFF" w:sz="0"/>
+            </w:tcBorders>
+            <w:shd w:fill="F5E8C0" w:color="auto" w:val="clear"/>
+            <w:tcMar>
+              <w:top w:type="dxa" w:w="40"/>
+              <w:left w:type="dxa" w:w="80"/>
+              <w:bottom w:type="dxa" w:w="40"/>
+              <w:right w:type="dxa" w:w="80"/>
+            </w:tcMar>
+            <w:vAlign w:val="center"/>
+          </w:tcPr>
+          <w:p>
+            <w:pPr>
+              <w:jc w:val="center"/>
+            </w:pPr>
+            <w:r>
+              <w:rPr>
+                <w:rFonts w:ascii="Arial" w:cs="Arial" w:eastAsia="Arial" w:hAnsi="Arial"/>
+                <w:b/>
+                <w:bCs/>
+                <w:color w:val="C9A227"/>
+                <w:sz w:val="13"/>
+                <w:szCs w:val="13"/>
+              </w:rPr>
+              <w:t xml:space="preserve">TEMPO</w:t>
+            </w:r>
+          </w:p>
+        </w:tc>
+        <w:tc>
+          <w:tcPr>
+            <w:tcW w:type="dxa" w:w="440"/>
+            <w:tcBorders>
+              <w:top w:val="none" w:color="FFFFFF" w:sz="0"/>
+              <w:left w:val="none" w:color="FFFFFF" w:sz="0"/>
+              <w:bottom w:val="none" w:color="FFFFFF" w:sz="0"/>
+              <w:right w:val="none" w:color="FFFFFF" w:sz="0"/>
+            </w:tcBorders>
+            <w:shd w:fill="F5E8C0" w:color="auto" w:val="clear"/>
+            <w:tcMar>
+              <w:top w:type="dxa" w:w="40"/>
+              <w:left w:type="dxa" w:w="80"/>
+              <w:bottom w:type="dxa" w:w="40"/>
+              <w:right w:type="dxa" w:w="80"/>
+            </w:tcMar>
+            <w:vAlign w:val="center"/>
+          </w:tcPr>
+          <w:p>
+            <w:pPr>
+              <w:jc w:val="center"/>
+            </w:pPr>
+            <w:r>
+              <w:rPr>
+                <w:rFonts w:ascii="Arial" w:cs="Arial" w:eastAsia="Arial" w:hAnsi="Arial"/>
+                <w:b/>
+                <w:bCs/>
+                <w:color w:val="C9A227"/>
+                <w:sz w:val="13"/>
+                <w:szCs w:val="13"/>
+              </w:rPr>
+              <w:t xml:space="preserve">REST</w:t>
+            </w:r>
+          </w:p>
+        </w:tc>
+        <w:tc>
+          <w:tcPr>
+            <w:tcW w:type="dxa" w:w="5580"/>
+            <w:tcBorders>
+              <w:top w:val="none" w:color="FFFFFF" w:sz="0"/>
+              <w:left w:val="none" w:color="FFFFFF" w:sz="0"/>
+              <w:bottom w:val="none" w:color="FFFFFF" w:sz="0"/>
+              <w:right w:val="none" w:color="FFFFFF" w:sz="0"/>
+            </w:tcBorders>
+            <w:shd w:fill="F5E8C0" w:color="auto" w:val="clear"/>
+            <w:tcMar>
+              <w:top w:type="dxa" w:w="40"/>
+              <w:left w:type="dxa" w:w="80"/>
+              <w:bottom w:type="dxa" w:w="40"/>
+              <w:right w:type="dxa" w:w="80"/>
+            </w:tcMar>
+            <w:vAlign w:val="center"/>
+          </w:tcPr>
+          <w:p>
+            <w:pPr>
+              <w:jc w:val="left"/>
+            </w:pPr>
+            <w:r>
+              <w:rPr>
+                <w:rFonts w:ascii="Arial" w:cs="Arial" w:eastAsia="Arial" w:hAnsi="Arial"/>
+                <w:b/>
+                <w:bCs/>
+                <w:color w:val="C9A227"/>
+                <w:sz w:val="15"/>
+                <w:szCs w:val="15"/>
+              </w:rPr>
+              <w:t xml:space="preserve">COACHING CUE</w:t>
+            </w:r>
+          </w:p>
+        </w:tc>
+      </w:tr>
+      <w:tr>
+        <w:tc>
+          <w:tcPr>
+            <w:tcW w:type="dxa" w:w="2400"/>
+            <w:tcBorders>
+              <w:top w:val="none" w:color="FFFFFF" w:sz="0"/>
+              <w:left w:val="none" w:color="FFFFFF" w:sz="0"/>
+              <w:bottom w:val="none" w:color="FFFFFF" w:sz="0"/>
+              <w:right w:val="none" w:color="FFFFFF" w:sz="0"/>
+            </w:tcBorders>
+            <w:shd w:fill="FAF3E0" w:color="auto" w:val="clear"/>
+            <w:tcMar>
+              <w:top w:type="dxa" w:w="40"/>
+              <w:left w:type="dxa" w:w="80"/>
+              <w:bottom w:type="dxa" w:w="40"/>
+              <w:right w:type="dxa" w:w="80"/>
+            </w:tcMar>
+            <w:vAlign w:val="center"/>
+          </w:tcPr>
+          <w:p>
+            <w:r>
+              <w:rPr>
+                <w:rFonts w:ascii="Arial" w:cs="Arial" w:eastAsia="Arial" w:hAnsi="Arial"/>
+                <w:b/>
+                <w:bCs/>
+                <w:color w:val="2C2C2C"/>
+                <w:sz w:val="18"/>
+                <w:szCs w:val="18"/>
+              </w:rPr>
+              <w:t xml:space="preserve">Romanian Deadlift (Light Ramp-Up)</w:t>
+            </w:r>
+          </w:p>
+        </w:tc>
+        <w:tc>
+          <w:tcPr>
+            <w:tcW w:type="dxa" w:w="380"/>
+            <w:tcBorders>
+              <w:top w:val="none" w:color="FFFFFF" w:sz="0"/>
+              <w:left w:val="none" w:color="FFFFFF" w:sz="0"/>
+              <w:bottom w:val="none" w:color="FFFFFF" w:sz="0"/>
+              <w:right w:val="none" w:color="FFFFFF" w:sz="0"/>
+            </w:tcBorders>
+            <w:shd w:fill="FAF3E0" w:color="auto" w:val="clear"/>
+            <w:tcMar>
+              <w:top w:type="dxa" w:w="40"/>
+              <w:left w:type="dxa" w:w="80"/>
+              <w:bottom w:type="dxa" w:w="40"/>
+              <w:right w:type="dxa" w:w="80"/>
+            </w:tcMar>
+            <w:vAlign w:val="center"/>
+          </w:tcPr>
+          <w:p>
+            <w:pPr>
+              <w:jc w:val="center"/>
+            </w:pPr>
+            <w:r>
+              <w:rPr>
+                <w:rFonts w:ascii="Arial" w:cs="Arial" w:eastAsia="Arial" w:hAnsi="Arial"/>
+                <w:color w:val="6B6B6B"/>
+                <w:sz w:val="15"/>
+                <w:szCs w:val="15"/>
+              </w:rPr>
+              <w:t xml:space="preserve">2</w:t>
+            </w:r>
+          </w:p>
+        </w:tc>
+        <w:tc>
+          <w:tcPr>
+            <w:tcW w:type="dxa" w:w="420"/>
+            <w:tcBorders>
+              <w:top w:val="none" w:color="FFFFFF" w:sz="0"/>
+              <w:left w:val="none" w:color="FFFFFF" w:sz="0"/>
+              <w:bottom w:val="none" w:color="FFFFFF" w:sz="0"/>
+              <w:right w:val="none" w:color="FFFFFF" w:sz="0"/>
+            </w:tcBorders>
+            <w:shd w:fill="FAF3E0" w:color="auto" w:val="clear"/>
+            <w:tcMar>
+              <w:top w:type="dxa" w:w="40"/>
+              <w:left w:type="dxa" w:w="80"/>
+              <w:bottom w:type="dxa" w:w="40"/>
+              <w:right w:type="dxa" w:w="80"/>
+            </w:tcMar>
+            <w:vAlign w:val="center"/>
+          </w:tcPr>
+          <w:p>
+            <w:pPr>
+              <w:jc w:val="center"/>
+            </w:pPr>
+            <w:r>
+              <w:rPr>
+                <w:rFonts w:ascii="Arial" w:cs="Arial" w:eastAsia="Arial" w:hAnsi="Arial"/>
+                <w:color w:val="6B6B6B"/>
+                <w:sz w:val="15"/>
+                <w:szCs w:val="15"/>
+              </w:rPr>
+              <w:t xml:space="preserve">8</w:t>
+            </w:r>
+          </w:p>
+        </w:tc>
+        <w:tc>
+          <w:tcPr>
+            <w:tcW w:type="dxa" w:w="680"/>
+            <w:tcBorders>
+              <w:top w:val="none" w:color="FFFFFF" w:sz="0"/>
+              <w:left w:val="none" w:color="FFFFFF" w:sz="0"/>
+              <w:bottom w:val="none" w:color="FFFFFF" w:sz="0"/>
+              <w:right w:val="none" w:color="FFFFFF" w:sz="0"/>
+            </w:tcBorders>
+            <w:shd w:fill="FAF3E0" w:color="auto" w:val="clear"/>
+            <w:tcMar>
+              <w:top w:type="dxa" w:w="40"/>
+              <w:left w:type="dxa" w:w="80"/>
+              <w:bottom w:type="dxa" w:w="40"/>
+              <w:right w:type="dxa" w:w="80"/>
+            </w:tcMar>
+            <w:vAlign w:val="center"/>
+          </w:tcPr>
+          <w:p>
+            <w:pPr>
+              <w:jc w:val="center"/>
+            </w:pPr>
+            <w:r>
+              <w:rPr>
+                <w:rFonts w:ascii="Arial" w:cs="Arial" w:eastAsia="Arial" w:hAnsi="Arial"/>
+                <w:color w:val="6B6B6B"/>
+                <w:sz w:val="15"/>
+                <w:szCs w:val="15"/>
+              </w:rPr>
+              <w:t xml:space="preserve">~50% of Day 1 RDL working load</w:t>
+            </w:r>
+          </w:p>
+        </w:tc>
+        <w:tc>
+          <w:tcPr>
+            <w:tcW w:type="dxa" w:w="540"/>
+            <w:tcBorders>
+              <w:top w:val="none" w:color="FFFFFF" w:sz="0"/>
+              <w:left w:val="none" w:color="FFFFFF" w:sz="0"/>
+              <w:bottom w:val="none" w:color="FFFFFF" w:sz="0"/>
+              <w:right w:val="none" w:color="FFFFFF" w:sz="0"/>
+            </w:tcBorders>
+            <w:shd w:fill="FAF3E0" w:color="auto" w:val="clear"/>
+            <w:tcMar>
+              <w:top w:type="dxa" w:w="40"/>
+              <w:left w:type="dxa" w:w="80"/>
+              <w:bottom w:type="dxa" w:w="40"/>
+              <w:right w:type="dxa" w:w="80"/>
+            </w:tcMar>
+            <w:vAlign w:val="center"/>
+          </w:tcPr>
+          <w:p>
+            <w:pPr>
+              <w:jc w:val="center"/>
+            </w:pPr>
+            <w:r>
+              <w:rPr>
+                <w:rFonts w:ascii="Arial" w:cs="Arial" w:eastAsia="Arial" w:hAnsi="Arial"/>
+                <w:color w:val="6B6B6B"/>
+                <w:sz w:val="15"/>
+                <w:szCs w:val="15"/>
+              </w:rPr>
+              <w:t xml:space="preserve">2-0-2</w:t>
+            </w:r>
+          </w:p>
+        </w:tc>
+        <w:tc>
+          <w:tcPr>
+            <w:tcW w:type="dxa" w:w="440"/>
+            <w:tcBorders>
+              <w:top w:val="none" w:color="FFFFFF" w:sz="0"/>
+              <w:left w:val="none" w:color="FFFFFF" w:sz="0"/>
+              <w:bottom w:val="none" w:color="FFFFFF" w:sz="0"/>
+              <w:right w:val="none" w:color="FFFFFF" w:sz="0"/>
+            </w:tcBorders>
+            <w:shd w:fill="FAF3E0" w:color="auto" w:val="clear"/>
+            <w:tcMar>
+              <w:top w:type="dxa" w:w="40"/>
+              <w:left w:type="dxa" w:w="80"/>
+              <w:bottom w:type="dxa" w:w="40"/>
+              <w:right w:type="dxa" w:w="80"/>
+            </w:tcMar>
+            <w:vAlign w:val="center"/>
+          </w:tcPr>
+          <w:p>
+            <w:pPr>
+              <w:jc w:val="center"/>
+            </w:pPr>
+            <w:r>
+              <w:rPr>
+                <w:rFonts w:ascii="Arial" w:cs="Arial" w:eastAsia="Arial" w:hAnsi="Arial"/>
+                <w:color w:val="6B6B6B"/>
+                <w:sz w:val="15"/>
+                <w:szCs w:val="15"/>
+              </w:rPr>
+              <w:t xml:space="preserve">60s</w:t>
+            </w:r>
+          </w:p>
+        </w:tc>
+        <w:tc>
+          <w:tcPr>
+            <w:tcW w:type="dxa" w:w="5580"/>
+            <w:tcBorders>
+              <w:top w:val="none" w:color="FFFFFF" w:sz="0"/>
+              <w:left w:val="none" w:color="FFFFFF" w:sz="0"/>
+              <w:bottom w:val="none" w:color="FFFFFF" w:sz="0"/>
+              <w:right w:val="none" w:color="FFFFFF" w:sz="0"/>
+            </w:tcBorders>
+            <w:shd w:fill="FAF3E0" w:color="auto" w:val="clear"/>
+            <w:tcMar>
+              <w:top w:type="dxa" w:w="40"/>
+              <w:left w:type="dxa" w:w="80"/>
+              <w:bottom w:type="dxa" w:w="40"/>
+              <w:right w:type="dxa" w:w="80"/>
+            </w:tcMar>
+            <w:vAlign w:val="center"/>
+          </w:tcPr>
+          <w:p>
+            <w:r>
+              <w:rPr>
+                <w:rFonts w:ascii="Arial" w:cs="Arial" w:eastAsia="Arial" w:hAnsi="Arial"/>
+                <w:color w:val="6B6B6B"/>
+                <w:sz w:val="17"/>
+                <w:szCs w:val="17"/>
+              </w:rPr>
+              <w:t xml:space="preserve">Crisp hinge; prime hamstrings — no grind</w:t>
+            </w:r>
+            <w:r>
+              <w:rPr>
+                <w:rFonts w:ascii="Arial" w:cs="Arial" w:eastAsia="Arial" w:hAnsi="Arial"/>
+                <w:i/>
+                <w:iCs/>
+                <w:color w:val="00695C"/>
+                <w:sz w:val="14"/>
+                <w:szCs w:val="14"/>
+              </w:rPr>
+              <w:t xml:space="preserve">  3+ RIR — technique/submaximal</w:t>
+            </w:r>
+          </w:p>
+        </w:tc>
+      </w:tr>
+    </w:tbl>
+    <w:p>
+      <w:pPr>
+        <w:spacing w:after="100"/>
+      </w:pPr>
+    </w:p>
+    <w:p>
+      <w:pPr>
+        <w:spacing w:after="60" w:before="120"/>
+      </w:pPr>
+      <w:r>
+        <w:rPr>
+          <w:rFonts w:ascii="Arial" w:cs="Arial" w:eastAsia="Arial" w:hAnsi="Arial"/>
+          <w:b/>
+          <w:bCs/>
+          <w:color w:val="C9A227"/>
+          <w:sz w:val="17"/>
+          <w:szCs w:val="17"/>
+        </w:rPr>
+        <w:t xml:space="preserve">B — Strength Core</w:t>
       </w:r>
     </w:p>
     <w:p>
@@ -9038,7 +9871,7 @@
           <w:sz w:val="17"/>
           <w:szCs w:val="17"/>
         </w:rPr>
-        <w:t xml:space="preserve">B — Posterior Chain</w:t>
+        <w:t xml:space="preserve">C — Posterior Chain</w:t>
       </w:r>
     </w:p>
     <w:tbl>
@@ -9786,7 +10619,7 @@
           <w:sz w:val="17"/>
           <w:szCs w:val="17"/>
         </w:rPr>
-        <w:t xml:space="preserve">C — Left-Side Volume Finishers</w:t>
+        <w:t xml:space="preserve">D — Left-Side Volume Finishers</w:t>
       </w:r>
     </w:p>
     <w:tbl>

--- a/clients/nancy_avitable/Nancy_Avitable_3Day_Training_Plan.docx
+++ b/clients/nancy_avitable/Nancy_Avitable_3Day_Training_Plan.docx
@@ -1650,7 +1650,7 @@
                 <w:sz w:val="16"/>
                 <w:szCs w:val="16"/>
               </w:rPr>
-              <w:t xml:space="preserve">Reference baseline only — not one of the 10 core ICONS Baseline Testing Protocol movements (distance/effort push, not a rep-max); no existing slot.</w:t>
+              <w:t xml:space="preserve">Now programmed as the closing integration work: Day 1 controlled push Wk1: 90 lbs → Wk4: 105 lbs; Day 3 drive push Wk1: 105 lbs → Wk4: 135 lbs (the tested load). Distance &amp; quality governed.</w:t>
             </w:r>
           </w:p>
         </w:tc>
@@ -2134,7 +2134,7 @@
           <w:sz w:val="17"/>
           <w:szCs w:val="17"/>
         </w:rPr>
-        <w:t xml:space="preserve">17.5% left/right gap exceeds the 0.5-unit asymmetry threshold. Lead every unilateral exercise with the LEFT (weaker) side per protocol.</w:t>
+        <w:t xml:space="preserve">The 17.5% left/right gap on the hip abduction force test clears the ≥10% relative asymmetry threshold decisively — and a functional strength test like this one is exactly the kind of measurement the asymmetry protocol treats as its primary trigger. Lead every unilateral exercise with the LEFT (weaker) side per protocol.</w:t>
       </w:r>
     </w:p>
     <w:p>
@@ -2321,6 +2321,56 @@
           <w:rFonts w:ascii="Arial" w:cs="Arial" w:eastAsia="Arial" w:hAnsi="Arial"/>
           <w:b/>
           <w:bCs/>
+          <w:color w:val="1565C0"/>
+          <w:sz w:val="17"/>
+          <w:szCs w:val="17"/>
+        </w:rPr>
+        <w:t xml:space="preserve">Planned Deload — Week 5, Directly After the Week 4 Strength Check:  </w:t>
+      </w:r>
+      <w:r>
+        <w:rPr>
+          <w:rFonts w:ascii="Arial" w:cs="Arial" w:eastAsia="Arial" w:hAnsi="Arial"/>
+          <w:color w:val="2C2C2C"/>
+          <w:sz w:val="17"/>
+          <w:szCs w:val="17"/>
+        </w:rPr>
+        <w:t xml:space="preserve">This program deliberately includes one lighter week, and it is planned, not a reaction to anything going wrong. Week 5 — immediately after the Week 4 strength check — is a structured deload: the same exercises and movement patterns, with sets reduced by roughly a third, every set held comfortably in the technique band (3 or more reps in reserve), and loads held at Week 3-4 levels rather than climbing — the usual add-weight rule pauses for this one week. For a runner training three days a week on top of her mileage, this is how the strength built in Weeks 1-4 consolidates without the knees or hips ever carrying accumulating fatigue into a run. One light week costs nothing that matters: muscle built over the previous month is not lost in a single reduced-volume week — only a small edge of peak strength dips, and it returns within days. Weeks 6-8 then rebuild from the Week 4 loads toward the Week 8 retest.</w:t>
+      </w:r>
+    </w:p>
+    <w:p>
+      <w:pPr>
+        <w:spacing w:after="100"/>
+      </w:pPr>
+      <w:r>
+        <w:rPr>
+          <w:rFonts w:ascii="Arial" w:cs="Arial" w:eastAsia="Arial" w:hAnsi="Arial"/>
+          <w:b/>
+          <w:bCs/>
+          <w:color w:val="C9A227"/>
+          <w:sz w:val="17"/>
+          <w:szCs w:val="17"/>
+        </w:rPr>
+        <w:t xml:space="preserve">Session Architecture — ICONS Block Method Restructure (8/19/2026):  </w:t>
+      </w:r>
+      <w:r>
+        <w:rPr>
+          <w:rFonts w:ascii="Arial" w:cs="Arial" w:eastAsia="Arial" w:hAnsi="Arial"/>
+          <w:color w:val="2C2C2C"/>
+          <w:sz w:val="17"/>
+          <w:szCs w:val="17"/>
+        </w:rPr>
+        <w:t xml:space="preserve">Restructured to the ICONS Block Method six-slot session architecture (Corrective → Primary Compound → Accessory → Jason's Exercise → Secondary Compound → Third Compound/Integration; see CLAUDE.md). Organizational — every tested baseline, load, RIR prescription, left-lead flag, and the 8/18 fixes (RDL establish-and-record, Lateral Band Walk promotion, Hinge Priming block) survive verbatim. Slot 4 fires on Day 2 only (the three most explicitly PT-framed exercises from Jason Bethea's 8/12 SOAP session grouped as one continuity block); omitted Days 1/3 — his documented content is upper-body-session-specific and importing it would exceed his prescribed frequency. One genuine resequence: Day 1's unilateral left-led pair now sits between the Goblet Squat and the RDL (antagonist walk re-verified clean); Day 2's Farmer Carry moved to the integration closer — the 8/18 no-3-consecutive-carries fix's purpose holds under the new order (max 2 consecutive carry-pattern exercises, re-walked in full). New integration closers anchor to her tested 135 lb sled baseline (Day 1: 90→105; Day 3: 105→135, never beyond the tested number). Touch-rule changes this pass: Cable Hip Abduction renamed to Kieser per studio inventory; the asymmetry note's retired 0.5-absolute-trigger language corrected to the ≥10% relative standard (her 17.5% functional-test gap clears it — prescription unchanged, Nicolette Scott precedent); provenance-drift cue language ("New this update," dated session references) reworded client-appropriate; Hip Thrust and Farmer Carry vague loads upgraded to establish-and-record instructions (no tested numbers exist — nothing invented; capture both at the next battery); proactive Week 5 deload added; 4-week strength / 8-12-week Styku cadence split stated in the summary. Options menus constraint-filtered: no KB goblet variants (35-40 lb loads exceed the 25 lb KB ceiling), no hex-bar-deadlift RDL alternate (would imply the refused 8/13 load mapping), left-led rules restated per unilateral option.</w:t>
+      </w:r>
+    </w:p>
+    <w:p>
+      <w:pPr>
+        <w:spacing w:after="100"/>
+      </w:pPr>
+      <w:r>
+        <w:rPr>
+          <w:rFonts w:ascii="Arial" w:cs="Arial" w:eastAsia="Arial" w:hAnsi="Arial"/>
+          <w:b/>
+          <w:bCs/>
           <w:color w:val="C9A227"/>
           <w:sz w:val="17"/>
           <w:szCs w:val="17"/>
@@ -3591,7 +3641,562 @@
           <w:sz w:val="17"/>
           <w:szCs w:val="17"/>
         </w:rPr>
-        <w:t xml:space="preserve">B — Compound Strength</w:t>
+        <w:t xml:space="preserve">B — Primary Compound — Goblet Squat</w:t>
+      </w:r>
+    </w:p>
+    <w:p>
+      <w:pPr>
+        <w:spacing w:after="80"/>
+      </w:pPr>
+      <w:r>
+        <w:rPr>
+          <w:rFonts w:ascii="Arial" w:cs="Arial" w:eastAsia="Arial" w:hAnsi="Arial"/>
+          <w:b/>
+          <w:bCs/>
+          <w:color w:val="43A047"/>
+          <w:sz w:val="17"/>
+          <w:szCs w:val="17"/>
+        </w:rPr>
+        <w:t xml:space="preserve">Load Target:  </w:t>
+      </w:r>
+      <w:r>
+        <w:rPr>
+          <w:rFonts w:ascii="Arial" w:cs="Arial" w:eastAsia="Arial" w:hAnsi="Arial"/>
+          <w:color w:val="2C2C2C"/>
+          <w:sz w:val="17"/>
+          <w:szCs w:val="17"/>
+        </w:rPr>
+        <w:t xml:space="preserve">Build bilateral strength while preserving left control. Goblet Squat Week 1 load is informed by the 8/13 baseline test (40 lbs w/ 10-sec hold x10) — adjusted for this block's tempo-rep format, not a literal repeat of the isometric test load. If the day calls for a variation, rotate between: a box squat (depth set by the box — useful on a heavy-legged running week) or a supported split-stance squat (left leg leads). The goblet squat stays the lift we track and progress.</w:t>
+      </w:r>
+    </w:p>
+    <w:tbl>
+      <w:tblPr>
+        <w:tblW w:type="dxa" w:w="10440"/>
+        <w:tblBorders>
+          <w:top w:val="none" w:color="FFFFFF" w:sz="0"/>
+          <w:left w:val="none" w:color="FFFFFF" w:sz="0"/>
+          <w:bottom w:val="none" w:color="FFFFFF" w:sz="0"/>
+          <w:right w:val="none" w:color="FFFFFF" w:sz="0"/>
+          <w:insideH w:val="single" w:color="auto" w:sz="4"/>
+          <w:insideV w:val="single" w:color="auto" w:sz="4"/>
+        </w:tblBorders>
+      </w:tblPr>
+      <w:tblGrid>
+        <w:gridCol w:w="2400"/>
+        <w:gridCol w:w="380"/>
+        <w:gridCol w:w="420"/>
+        <w:gridCol w:w="680"/>
+        <w:gridCol w:w="540"/>
+        <w:gridCol w:w="440"/>
+        <w:gridCol w:w="5580"/>
+      </w:tblGrid>
+      <w:tr>
+        <w:tc>
+          <w:tcPr>
+            <w:tcW w:type="dxa" w:w="2400"/>
+            <w:tcBorders>
+              <w:top w:val="none" w:color="FFFFFF" w:sz="0"/>
+              <w:left w:val="none" w:color="FFFFFF" w:sz="0"/>
+              <w:bottom w:val="none" w:color="FFFFFF" w:sz="0"/>
+              <w:right w:val="none" w:color="FFFFFF" w:sz="0"/>
+            </w:tcBorders>
+            <w:shd w:fill="E8F5E9" w:color="auto" w:val="clear"/>
+            <w:tcMar>
+              <w:top w:type="dxa" w:w="40"/>
+              <w:left w:type="dxa" w:w="80"/>
+              <w:bottom w:type="dxa" w:w="40"/>
+              <w:right w:type="dxa" w:w="80"/>
+            </w:tcMar>
+            <w:vAlign w:val="center"/>
+          </w:tcPr>
+          <w:p>
+            <w:pPr>
+              <w:jc w:val="left"/>
+            </w:pPr>
+            <w:r>
+              <w:rPr>
+                <w:rFonts w:ascii="Arial" w:cs="Arial" w:eastAsia="Arial" w:hAnsi="Arial"/>
+                <w:b/>
+                <w:bCs/>
+                <w:color w:val="43A047"/>
+                <w:sz w:val="15"/>
+                <w:szCs w:val="15"/>
+              </w:rPr>
+              <w:t xml:space="preserve">EXERCISE</w:t>
+            </w:r>
+          </w:p>
+        </w:tc>
+        <w:tc>
+          <w:tcPr>
+            <w:tcW w:type="dxa" w:w="380"/>
+            <w:tcBorders>
+              <w:top w:val="none" w:color="FFFFFF" w:sz="0"/>
+              <w:left w:val="none" w:color="FFFFFF" w:sz="0"/>
+              <w:bottom w:val="none" w:color="FFFFFF" w:sz="0"/>
+              <w:right w:val="none" w:color="FFFFFF" w:sz="0"/>
+            </w:tcBorders>
+            <w:shd w:fill="E8F5E9" w:color="auto" w:val="clear"/>
+            <w:tcMar>
+              <w:top w:type="dxa" w:w="40"/>
+              <w:left w:type="dxa" w:w="80"/>
+              <w:bottom w:type="dxa" w:w="40"/>
+              <w:right w:type="dxa" w:w="80"/>
+            </w:tcMar>
+            <w:vAlign w:val="center"/>
+          </w:tcPr>
+          <w:p>
+            <w:pPr>
+              <w:jc w:val="center"/>
+            </w:pPr>
+            <w:r>
+              <w:rPr>
+                <w:rFonts w:ascii="Arial" w:cs="Arial" w:eastAsia="Arial" w:hAnsi="Arial"/>
+                <w:b/>
+                <w:bCs/>
+                <w:color w:val="43A047"/>
+                <w:sz w:val="13"/>
+                <w:szCs w:val="13"/>
+              </w:rPr>
+              <w:t xml:space="preserve">SETS</w:t>
+            </w:r>
+          </w:p>
+        </w:tc>
+        <w:tc>
+          <w:tcPr>
+            <w:tcW w:type="dxa" w:w="420"/>
+            <w:tcBorders>
+              <w:top w:val="none" w:color="FFFFFF" w:sz="0"/>
+              <w:left w:val="none" w:color="FFFFFF" w:sz="0"/>
+              <w:bottom w:val="none" w:color="FFFFFF" w:sz="0"/>
+              <w:right w:val="none" w:color="FFFFFF" w:sz="0"/>
+            </w:tcBorders>
+            <w:shd w:fill="E8F5E9" w:color="auto" w:val="clear"/>
+            <w:tcMar>
+              <w:top w:type="dxa" w:w="40"/>
+              <w:left w:type="dxa" w:w="80"/>
+              <w:bottom w:type="dxa" w:w="40"/>
+              <w:right w:type="dxa" w:w="80"/>
+            </w:tcMar>
+            <w:vAlign w:val="center"/>
+          </w:tcPr>
+          <w:p>
+            <w:pPr>
+              <w:jc w:val="center"/>
+            </w:pPr>
+            <w:r>
+              <w:rPr>
+                <w:rFonts w:ascii="Arial" w:cs="Arial" w:eastAsia="Arial" w:hAnsi="Arial"/>
+                <w:b/>
+                <w:bCs/>
+                <w:color w:val="43A047"/>
+                <w:sz w:val="13"/>
+                <w:szCs w:val="13"/>
+              </w:rPr>
+              <w:t xml:space="preserve">REPS</w:t>
+            </w:r>
+          </w:p>
+        </w:tc>
+        <w:tc>
+          <w:tcPr>
+            <w:tcW w:type="dxa" w:w="680"/>
+            <w:tcBorders>
+              <w:top w:val="none" w:color="FFFFFF" w:sz="0"/>
+              <w:left w:val="none" w:color="FFFFFF" w:sz="0"/>
+              <w:bottom w:val="none" w:color="FFFFFF" w:sz="0"/>
+              <w:right w:val="none" w:color="FFFFFF" w:sz="0"/>
+            </w:tcBorders>
+            <w:shd w:fill="E8F5E9" w:color="auto" w:val="clear"/>
+            <w:tcMar>
+              <w:top w:type="dxa" w:w="40"/>
+              <w:left w:type="dxa" w:w="80"/>
+              <w:bottom w:type="dxa" w:w="40"/>
+              <w:right w:type="dxa" w:w="80"/>
+            </w:tcMar>
+            <w:vAlign w:val="center"/>
+          </w:tcPr>
+          <w:p>
+            <w:pPr>
+              <w:jc w:val="center"/>
+            </w:pPr>
+            <w:r>
+              <w:rPr>
+                <w:rFonts w:ascii="Arial" w:cs="Arial" w:eastAsia="Arial" w:hAnsi="Arial"/>
+                <w:b/>
+                <w:bCs/>
+                <w:color w:val="43A047"/>
+                <w:sz w:val="13"/>
+                <w:szCs w:val="13"/>
+              </w:rPr>
+              <w:t xml:space="preserve">LOAD</w:t>
+            </w:r>
+          </w:p>
+        </w:tc>
+        <w:tc>
+          <w:tcPr>
+            <w:tcW w:type="dxa" w:w="540"/>
+            <w:tcBorders>
+              <w:top w:val="none" w:color="FFFFFF" w:sz="0"/>
+              <w:left w:val="none" w:color="FFFFFF" w:sz="0"/>
+              <w:bottom w:val="none" w:color="FFFFFF" w:sz="0"/>
+              <w:right w:val="none" w:color="FFFFFF" w:sz="0"/>
+            </w:tcBorders>
+            <w:shd w:fill="E8F5E9" w:color="auto" w:val="clear"/>
+            <w:tcMar>
+              <w:top w:type="dxa" w:w="40"/>
+              <w:left w:type="dxa" w:w="80"/>
+              <w:bottom w:type="dxa" w:w="40"/>
+              <w:right w:type="dxa" w:w="80"/>
+            </w:tcMar>
+            <w:vAlign w:val="center"/>
+          </w:tcPr>
+          <w:p>
+            <w:pPr>
+              <w:jc w:val="center"/>
+            </w:pPr>
+            <w:r>
+              <w:rPr>
+                <w:rFonts w:ascii="Arial" w:cs="Arial" w:eastAsia="Arial" w:hAnsi="Arial"/>
+                <w:b/>
+                <w:bCs/>
+                <w:color w:val="43A047"/>
+                <w:sz w:val="13"/>
+                <w:szCs w:val="13"/>
+              </w:rPr>
+              <w:t xml:space="preserve">TEMPO</w:t>
+            </w:r>
+          </w:p>
+        </w:tc>
+        <w:tc>
+          <w:tcPr>
+            <w:tcW w:type="dxa" w:w="440"/>
+            <w:tcBorders>
+              <w:top w:val="none" w:color="FFFFFF" w:sz="0"/>
+              <w:left w:val="none" w:color="FFFFFF" w:sz="0"/>
+              <w:bottom w:val="none" w:color="FFFFFF" w:sz="0"/>
+              <w:right w:val="none" w:color="FFFFFF" w:sz="0"/>
+            </w:tcBorders>
+            <w:shd w:fill="E8F5E9" w:color="auto" w:val="clear"/>
+            <w:tcMar>
+              <w:top w:type="dxa" w:w="40"/>
+              <w:left w:type="dxa" w:w="80"/>
+              <w:bottom w:type="dxa" w:w="40"/>
+              <w:right w:type="dxa" w:w="80"/>
+            </w:tcMar>
+            <w:vAlign w:val="center"/>
+          </w:tcPr>
+          <w:p>
+            <w:pPr>
+              <w:jc w:val="center"/>
+            </w:pPr>
+            <w:r>
+              <w:rPr>
+                <w:rFonts w:ascii="Arial" w:cs="Arial" w:eastAsia="Arial" w:hAnsi="Arial"/>
+                <w:b/>
+                <w:bCs/>
+                <w:color w:val="43A047"/>
+                <w:sz w:val="13"/>
+                <w:szCs w:val="13"/>
+              </w:rPr>
+              <w:t xml:space="preserve">REST</w:t>
+            </w:r>
+          </w:p>
+        </w:tc>
+        <w:tc>
+          <w:tcPr>
+            <w:tcW w:type="dxa" w:w="5580"/>
+            <w:tcBorders>
+              <w:top w:val="none" w:color="FFFFFF" w:sz="0"/>
+              <w:left w:val="none" w:color="FFFFFF" w:sz="0"/>
+              <w:bottom w:val="none" w:color="FFFFFF" w:sz="0"/>
+              <w:right w:val="none" w:color="FFFFFF" w:sz="0"/>
+            </w:tcBorders>
+            <w:shd w:fill="E8F5E9" w:color="auto" w:val="clear"/>
+            <w:tcMar>
+              <w:top w:type="dxa" w:w="40"/>
+              <w:left w:type="dxa" w:w="80"/>
+              <w:bottom w:type="dxa" w:w="40"/>
+              <w:right w:type="dxa" w:w="80"/>
+            </w:tcMar>
+            <w:vAlign w:val="center"/>
+          </w:tcPr>
+          <w:p>
+            <w:pPr>
+              <w:jc w:val="left"/>
+            </w:pPr>
+            <w:r>
+              <w:rPr>
+                <w:rFonts w:ascii="Arial" w:cs="Arial" w:eastAsia="Arial" w:hAnsi="Arial"/>
+                <w:b/>
+                <w:bCs/>
+                <w:color w:val="43A047"/>
+                <w:sz w:val="15"/>
+                <w:szCs w:val="15"/>
+              </w:rPr>
+              <w:t xml:space="preserve">COACHING CUE</w:t>
+            </w:r>
+          </w:p>
+        </w:tc>
+      </w:tr>
+      <w:tr>
+        <w:tc>
+          <w:tcPr>
+            <w:tcW w:type="dxa" w:w="2400"/>
+            <w:tcBorders>
+              <w:top w:val="none" w:color="FFFFFF" w:sz="0"/>
+              <w:left w:val="none" w:color="FFFFFF" w:sz="0"/>
+              <w:bottom w:val="none" w:color="FFFFFF" w:sz="0"/>
+              <w:right w:val="none" w:color="FFFFFF" w:sz="0"/>
+            </w:tcBorders>
+            <w:shd w:fill="F1F8F2" w:color="auto" w:val="clear"/>
+            <w:tcMar>
+              <w:top w:type="dxa" w:w="40"/>
+              <w:left w:type="dxa" w:w="80"/>
+              <w:bottom w:type="dxa" w:w="40"/>
+              <w:right w:type="dxa" w:w="80"/>
+            </w:tcMar>
+            <w:vAlign w:val="center"/>
+          </w:tcPr>
+          <w:p>
+            <w:r>
+              <w:rPr>
+                <w:rFonts w:ascii="Arial" w:cs="Arial" w:eastAsia="Arial" w:hAnsi="Arial"/>
+                <w:b/>
+                <w:bCs/>
+                <w:color w:val="2C2C2C"/>
+                <w:sz w:val="18"/>
+                <w:szCs w:val="18"/>
+              </w:rPr>
+              <w:t xml:space="preserve">Goblet Squat</w:t>
+            </w:r>
+          </w:p>
+        </w:tc>
+        <w:tc>
+          <w:tcPr>
+            <w:tcW w:type="dxa" w:w="380"/>
+            <w:tcBorders>
+              <w:top w:val="none" w:color="FFFFFF" w:sz="0"/>
+              <w:left w:val="none" w:color="FFFFFF" w:sz="0"/>
+              <w:bottom w:val="none" w:color="FFFFFF" w:sz="0"/>
+              <w:right w:val="none" w:color="FFFFFF" w:sz="0"/>
+            </w:tcBorders>
+            <w:shd w:fill="F1F8F2" w:color="auto" w:val="clear"/>
+            <w:tcMar>
+              <w:top w:type="dxa" w:w="40"/>
+              <w:left w:type="dxa" w:w="80"/>
+              <w:bottom w:type="dxa" w:w="40"/>
+              <w:right w:type="dxa" w:w="80"/>
+            </w:tcMar>
+            <w:vAlign w:val="center"/>
+          </w:tcPr>
+          <w:p>
+            <w:pPr>
+              <w:jc w:val="center"/>
+            </w:pPr>
+            <w:r>
+              <w:rPr>
+                <w:rFonts w:ascii="Arial" w:cs="Arial" w:eastAsia="Arial" w:hAnsi="Arial"/>
+                <w:color w:val="6B6B6B"/>
+                <w:sz w:val="15"/>
+                <w:szCs w:val="15"/>
+              </w:rPr>
+              <w:t xml:space="preserve">4</w:t>
+            </w:r>
+          </w:p>
+        </w:tc>
+        <w:tc>
+          <w:tcPr>
+            <w:tcW w:type="dxa" w:w="420"/>
+            <w:tcBorders>
+              <w:top w:val="none" w:color="FFFFFF" w:sz="0"/>
+              <w:left w:val="none" w:color="FFFFFF" w:sz="0"/>
+              <w:bottom w:val="none" w:color="FFFFFF" w:sz="0"/>
+              <w:right w:val="none" w:color="FFFFFF" w:sz="0"/>
+            </w:tcBorders>
+            <w:shd w:fill="F1F8F2" w:color="auto" w:val="clear"/>
+            <w:tcMar>
+              <w:top w:type="dxa" w:w="40"/>
+              <w:left w:type="dxa" w:w="80"/>
+              <w:bottom w:type="dxa" w:w="40"/>
+              <w:right w:type="dxa" w:w="80"/>
+            </w:tcMar>
+            <w:vAlign w:val="center"/>
+          </w:tcPr>
+          <w:p>
+            <w:pPr>
+              <w:jc w:val="center"/>
+            </w:pPr>
+            <w:r>
+              <w:rPr>
+                <w:rFonts w:ascii="Arial" w:cs="Arial" w:eastAsia="Arial" w:hAnsi="Arial"/>
+                <w:color w:val="6B6B6B"/>
+                <w:sz w:val="15"/>
+                <w:szCs w:val="15"/>
+              </w:rPr>
+              <w:t xml:space="preserve">6-8</w:t>
+            </w:r>
+          </w:p>
+        </w:tc>
+        <w:tc>
+          <w:tcPr>
+            <w:tcW w:type="dxa" w:w="680"/>
+            <w:tcBorders>
+              <w:top w:val="none" w:color="FFFFFF" w:sz="0"/>
+              <w:left w:val="none" w:color="FFFFFF" w:sz="0"/>
+              <w:bottom w:val="none" w:color="FFFFFF" w:sz="0"/>
+              <w:right w:val="none" w:color="FFFFFF" w:sz="0"/>
+            </w:tcBorders>
+            <w:shd w:fill="F1F8F2" w:color="auto" w:val="clear"/>
+            <w:tcMar>
+              <w:top w:type="dxa" w:w="40"/>
+              <w:left w:type="dxa" w:w="80"/>
+              <w:bottom w:type="dxa" w:w="40"/>
+              <w:right w:type="dxa" w:w="80"/>
+            </w:tcMar>
+            <w:vAlign w:val="center"/>
+          </w:tcPr>
+          <w:p>
+            <w:pPr>
+              <w:jc w:val="center"/>
+            </w:pPr>
+            <w:r>
+              <w:rPr>
+                <w:rFonts w:ascii="Arial" w:cs="Arial" w:eastAsia="Arial" w:hAnsi="Arial"/>
+                <w:color w:val="6B6B6B"/>
+                <w:sz w:val="15"/>
+                <w:szCs w:val="15"/>
+              </w:rPr>
+              <w:t xml:space="preserve">Wk1: 35 lbs → Wk4: 40 lbs</w:t>
+            </w:r>
+          </w:p>
+        </w:tc>
+        <w:tc>
+          <w:tcPr>
+            <w:tcW w:type="dxa" w:w="540"/>
+            <w:tcBorders>
+              <w:top w:val="none" w:color="FFFFFF" w:sz="0"/>
+              <w:left w:val="none" w:color="FFFFFF" w:sz="0"/>
+              <w:bottom w:val="none" w:color="FFFFFF" w:sz="0"/>
+              <w:right w:val="none" w:color="FFFFFF" w:sz="0"/>
+            </w:tcBorders>
+            <w:shd w:fill="F1F8F2" w:color="auto" w:val="clear"/>
+            <w:tcMar>
+              <w:top w:type="dxa" w:w="40"/>
+              <w:left w:type="dxa" w:w="80"/>
+              <w:bottom w:type="dxa" w:w="40"/>
+              <w:right w:type="dxa" w:w="80"/>
+            </w:tcMar>
+            <w:vAlign w:val="center"/>
+          </w:tcPr>
+          <w:p>
+            <w:pPr>
+              <w:jc w:val="center"/>
+            </w:pPr>
+            <w:r>
+              <w:rPr>
+                <w:rFonts w:ascii="Arial" w:cs="Arial" w:eastAsia="Arial" w:hAnsi="Arial"/>
+                <w:color w:val="6B6B6B"/>
+                <w:sz w:val="15"/>
+                <w:szCs w:val="15"/>
+              </w:rPr>
+              <w:t xml:space="preserve">2-0-2</w:t>
+            </w:r>
+          </w:p>
+        </w:tc>
+        <w:tc>
+          <w:tcPr>
+            <w:tcW w:type="dxa" w:w="440"/>
+            <w:tcBorders>
+              <w:top w:val="none" w:color="FFFFFF" w:sz="0"/>
+              <w:left w:val="none" w:color="FFFFFF" w:sz="0"/>
+              <w:bottom w:val="none" w:color="FFFFFF" w:sz="0"/>
+              <w:right w:val="none" w:color="FFFFFF" w:sz="0"/>
+            </w:tcBorders>
+            <w:shd w:fill="F1F8F2" w:color="auto" w:val="clear"/>
+            <w:tcMar>
+              <w:top w:type="dxa" w:w="40"/>
+              <w:left w:type="dxa" w:w="80"/>
+              <w:bottom w:type="dxa" w:w="40"/>
+              <w:right w:type="dxa" w:w="80"/>
+            </w:tcMar>
+            <w:vAlign w:val="center"/>
+          </w:tcPr>
+          <w:p>
+            <w:pPr>
+              <w:jc w:val="center"/>
+            </w:pPr>
+            <w:r>
+              <w:rPr>
+                <w:rFonts w:ascii="Arial" w:cs="Arial" w:eastAsia="Arial" w:hAnsi="Arial"/>
+                <w:color w:val="6B6B6B"/>
+                <w:sz w:val="15"/>
+                <w:szCs w:val="15"/>
+              </w:rPr>
+              <w:t xml:space="preserve">90s</w:t>
+            </w:r>
+          </w:p>
+        </w:tc>
+        <w:tc>
+          <w:tcPr>
+            <w:tcW w:type="dxa" w:w="5580"/>
+            <w:tcBorders>
+              <w:top w:val="none" w:color="FFFFFF" w:sz="0"/>
+              <w:left w:val="none" w:color="FFFFFF" w:sz="0"/>
+              <w:bottom w:val="none" w:color="FFFFFF" w:sz="0"/>
+              <w:right w:val="none" w:color="FFFFFF" w:sz="0"/>
+            </w:tcBorders>
+            <w:shd w:fill="F1F8F2" w:color="auto" w:val="clear"/>
+            <w:tcMar>
+              <w:top w:type="dxa" w:w="40"/>
+              <w:left w:type="dxa" w:w="80"/>
+              <w:bottom w:type="dxa" w:w="40"/>
+              <w:right w:type="dxa" w:w="80"/>
+            </w:tcMar>
+            <w:vAlign w:val="center"/>
+          </w:tcPr>
+          <w:p>
+            <w:r>
+              <w:rPr>
+                <w:rFonts w:ascii="Arial" w:cs="Arial" w:eastAsia="Arial" w:hAnsi="Arial"/>
+                <w:color w:val="6B6B6B"/>
+                <w:sz w:val="17"/>
+                <w:szCs w:val="17"/>
+              </w:rPr>
+              <w:t xml:space="preserve">Braced core; track knees; depth to parallel</w:t>
+            </w:r>
+            <w:r>
+              <w:rPr>
+                <w:rFonts w:ascii="Arial" w:cs="Arial" w:eastAsia="Arial" w:hAnsi="Arial"/>
+                <w:i/>
+                <w:iCs/>
+                <w:color w:val="00695C"/>
+                <w:sz w:val="14"/>
+                <w:szCs w:val="14"/>
+              </w:rPr>
+              <w:t xml:space="preserve">  2 RIR</w:t>
+            </w:r>
+          </w:p>
+        </w:tc>
+      </w:tr>
+    </w:tbl>
+    <w:p>
+      <w:pPr>
+        <w:spacing w:after="100"/>
+      </w:pPr>
+    </w:p>
+    <w:p>
+      <w:pPr>
+        <w:spacing w:after="60" w:before="120"/>
+      </w:pPr>
+      <w:r>
+        <w:rPr>
+          <w:rFonts w:ascii="Arial" w:cs="Arial" w:eastAsia="Arial" w:hAnsi="Arial"/>
+          <w:b/>
+          <w:bCs/>
+          <w:color w:val="43A047"/>
+          <w:sz w:val="17"/>
+          <w:szCs w:val="17"/>
+        </w:rPr>
+        <w:t xml:space="preserve">C — Accessory — Unilateral Strength (Left-Led)</w:t>
       </w:r>
     </w:p>
     <w:p>
@@ -3616,7 +4221,7 @@
           <w:sz w:val="17"/>
           <w:szCs w:val="17"/>
         </w:rPr>
-        <w:t xml:space="preserve">Build bilateral strength while preserving left control. Goblet Squat Week 1 load is informed by the 8/13 baseline test (40 lbs w/ 10-sec hold x10) — adjusted for this block's tempo-rep format, not a literal repeat of the isometric test load.</w:t>
+        <w:t xml:space="preserve">The unilateral accessory work directly behind the squat — left leg leads both movements, keeping the corrective priority active under real training volume.</w:t>
       </w:r>
     </w:p>
     <w:tbl>
@@ -3916,7 +4521,20 @@
                 <w:sz w:val="18"/>
                 <w:szCs w:val="18"/>
               </w:rPr>
-              <w:t xml:space="preserve">Goblet Squat</w:t>
+              <w:t xml:space="preserve">Reverse Lunge (Left-Led)</w:t>
+            </w:r>
+          </w:p>
+          <w:p>
+            <w:r>
+              <w:rPr>
+                <w:rFonts w:ascii="Arial" w:cs="Arial" w:eastAsia="Arial" w:hAnsi="Arial"/>
+                <w:i/>
+                <w:iCs/>
+                <w:color w:val="B71C1C"/>
+                <w:sz w:val="14"/>
+                <w:szCs w:val="14"/>
+              </w:rPr>
+              <w:t xml:space="preserve">Left corrective</w:t>
             </w:r>
           </w:p>
         </w:tc>
@@ -3949,7 +4567,7 @@
                 <w:sz w:val="15"/>
                 <w:szCs w:val="15"/>
               </w:rPr>
-              <w:t xml:space="preserve">4</w:t>
+              <w:t xml:space="preserve">3</w:t>
             </w:r>
           </w:p>
         </w:tc>
@@ -3982,7 +4600,7 @@
                 <w:sz w:val="15"/>
                 <w:szCs w:val="15"/>
               </w:rPr>
-              <w:t xml:space="preserve">6-8</w:t>
+              <w:t xml:space="preserve">8 each</w:t>
             </w:r>
           </w:p>
         </w:tc>
@@ -4015,7 +4633,7 @@
                 <w:sz w:val="15"/>
                 <w:szCs w:val="15"/>
               </w:rPr>
-              <w:t xml:space="preserve">Wk1: 35 lbs → Wk4: 40 lbs</w:t>
+              <w:t xml:space="preserve">bodyweight / light</w:t>
             </w:r>
           </w:p>
         </w:tc>
@@ -4048,7 +4666,7 @@
                 <w:sz w:val="15"/>
                 <w:szCs w:val="15"/>
               </w:rPr>
-              <w:t xml:space="preserve">2-0-2</w:t>
+              <w:t xml:space="preserve">2-0-1</w:t>
             </w:r>
           </w:p>
         </w:tc>
@@ -4081,7 +4699,7 @@
                 <w:sz w:val="15"/>
                 <w:szCs w:val="15"/>
               </w:rPr>
-              <w:t xml:space="preserve">90s</w:t>
+              <w:t xml:space="preserve">60s</w:t>
             </w:r>
           </w:p>
         </w:tc>
@@ -4111,18 +4729,7 @@
                 <w:sz w:val="17"/>
                 <w:szCs w:val="17"/>
               </w:rPr>
-              <w:t xml:space="preserve">Braced core; track knees; depth to parallel</w:t>
-            </w:r>
-            <w:r>
-              <w:rPr>
-                <w:rFonts w:ascii="Arial" w:cs="Arial" w:eastAsia="Arial" w:hAnsi="Arial"/>
-                <w:i/>
-                <w:iCs/>
-                <w:color w:val="00695C"/>
-                <w:sz w:val="14"/>
-                <w:szCs w:val="14"/>
-              </w:rPr>
-              <w:t xml:space="preserve">  2 RIR</w:t>
+              <w:t xml:space="preserve">Step back with control; emphasise L push-off</w:t>
             </w:r>
           </w:p>
         </w:tc>
@@ -4156,7 +4763,20 @@
                 <w:sz w:val="18"/>
                 <w:szCs w:val="18"/>
               </w:rPr>
-              <w:t xml:space="preserve">Romanian Deadlift</w:t>
+              <w:t xml:space="preserve">Single-Leg Hip Bridge (Left Focus)</w:t>
+            </w:r>
+          </w:p>
+          <w:p>
+            <w:r>
+              <w:rPr>
+                <w:rFonts w:ascii="Arial" w:cs="Arial" w:eastAsia="Arial" w:hAnsi="Arial"/>
+                <w:i/>
+                <w:iCs/>
+                <w:color w:val="B71C1C"/>
+                <w:sz w:val="14"/>
+                <w:szCs w:val="14"/>
+              </w:rPr>
+              <w:t xml:space="preserve">Left corrective</w:t>
             </w:r>
           </w:p>
         </w:tc>
@@ -4222,7 +4842,7 @@
                 <w:sz w:val="15"/>
                 <w:szCs w:val="15"/>
               </w:rPr>
-              <w:t xml:space="preserve">8</w:t>
+              <w:t xml:space="preserve">10</w:t>
             </w:r>
           </w:p>
         </w:tc>
@@ -4255,7 +4875,7 @@
                 <w:sz w:val="15"/>
                 <w:szCs w:val="15"/>
               </w:rPr>
-              <w:t xml:space="preserve">Establish Wk1 load at first session — record</w:t>
+              <w:t xml:space="preserve">bodyweight</w:t>
             </w:r>
           </w:p>
         </w:tc>
@@ -4288,7 +4908,7 @@
                 <w:sz w:val="15"/>
                 <w:szCs w:val="15"/>
               </w:rPr>
-              <w:t xml:space="preserve">2-0-2</w:t>
+              <w:t xml:space="preserve">2-0-1</w:t>
             </w:r>
           </w:p>
         </w:tc>
@@ -4321,7 +4941,7 @@
                 <w:sz w:val="15"/>
                 <w:szCs w:val="15"/>
               </w:rPr>
-              <w:t xml:space="preserve">90s</w:t>
+              <w:t xml:space="preserve">45s</w:t>
             </w:r>
           </w:p>
         </w:tc>
@@ -4351,18 +4971,7 @@
                 <w:sz w:val="17"/>
                 <w:szCs w:val="17"/>
               </w:rPr>
-              <w:t xml:space="preserve">Hinge at hips; feel posterior chain tension</w:t>
-            </w:r>
-            <w:r>
-              <w:rPr>
-                <w:rFonts w:ascii="Arial" w:cs="Arial" w:eastAsia="Arial" w:hAnsi="Arial"/>
-                <w:i/>
-                <w:iCs/>
-                <w:color w:val="00695C"/>
-                <w:sz w:val="14"/>
-                <w:szCs w:val="14"/>
-              </w:rPr>
-              <w:t xml:space="preserve">  2 RIR — use to set Wk1 load</w:t>
+              <w:t xml:space="preserve">Drive left glute; 1s pause top; no knee cave</w:t>
             </w:r>
           </w:p>
         </w:tc>
@@ -4386,7 +4995,32 @@
           <w:sz w:val="17"/>
           <w:szCs w:val="17"/>
         </w:rPr>
-        <w:t xml:space="preserve">C — Unilateral Strength Finishers</w:t>
+        <w:t xml:space="preserve">D — Secondary Compound — Romanian Deadlift</w:t>
+      </w:r>
+    </w:p>
+    <w:p>
+      <w:pPr>
+        <w:spacing w:after="80"/>
+      </w:pPr>
+      <w:r>
+        <w:rPr>
+          <w:rFonts w:ascii="Arial" w:cs="Arial" w:eastAsia="Arial" w:hAnsi="Arial"/>
+          <w:b/>
+          <w:bCs/>
+          <w:color w:val="43A047"/>
+          <w:sz w:val="17"/>
+          <w:szCs w:val="17"/>
+        </w:rPr>
+        <w:t xml:space="preserve">Load Target:  </w:t>
+      </w:r>
+      <w:r>
+        <w:rPr>
+          <w:rFonts w:ascii="Arial" w:cs="Arial" w:eastAsia="Arial" w:hAnsi="Arial"/>
+          <w:color w:val="2C2C2C"/>
+          <w:sz w:val="17"/>
+          <w:szCs w:val="17"/>
+        </w:rPr>
+        <w:t xml:space="preserve">The day's second compound pattern — a hip hinge, rotating off the squat and lunge work above. If the day calls for a variation, rotate between: a B-stance RDL (rear foot down for balance, left leg takes the working share) or a barbell RDL from the rack. The Romanian deadlift stays the lift we track — set its Week 1 load at the first session and record it.</w:t>
       </w:r>
     </w:p>
     <w:tbl>
@@ -4686,53 +5320,353 @@
                 <w:sz w:val="18"/>
                 <w:szCs w:val="18"/>
               </w:rPr>
-              <w:t xml:space="preserve">Reverse Lunge (Left-Led)</w:t>
-            </w:r>
-          </w:p>
-          <w:p>
+              <w:t xml:space="preserve">Romanian Deadlift</w:t>
+            </w:r>
+          </w:p>
+        </w:tc>
+        <w:tc>
+          <w:tcPr>
+            <w:tcW w:type="dxa" w:w="380"/>
+            <w:tcBorders>
+              <w:top w:val="none" w:color="FFFFFF" w:sz="0"/>
+              <w:left w:val="none" w:color="FFFFFF" w:sz="0"/>
+              <w:bottom w:val="none" w:color="FFFFFF" w:sz="0"/>
+              <w:right w:val="none" w:color="FFFFFF" w:sz="0"/>
+            </w:tcBorders>
+            <w:shd w:fill="F1F8F2" w:color="auto" w:val="clear"/>
+            <w:tcMar>
+              <w:top w:type="dxa" w:w="40"/>
+              <w:left w:type="dxa" w:w="80"/>
+              <w:bottom w:type="dxa" w:w="40"/>
+              <w:right w:type="dxa" w:w="80"/>
+            </w:tcMar>
+            <w:vAlign w:val="center"/>
+          </w:tcPr>
+          <w:p>
+            <w:pPr>
+              <w:jc w:val="center"/>
+            </w:pPr>
+            <w:r>
+              <w:rPr>
+                <w:rFonts w:ascii="Arial" w:cs="Arial" w:eastAsia="Arial" w:hAnsi="Arial"/>
+                <w:color w:val="6B6B6B"/>
+                <w:sz w:val="15"/>
+                <w:szCs w:val="15"/>
+              </w:rPr>
+              <w:t xml:space="preserve">3</w:t>
+            </w:r>
+          </w:p>
+        </w:tc>
+        <w:tc>
+          <w:tcPr>
+            <w:tcW w:type="dxa" w:w="420"/>
+            <w:tcBorders>
+              <w:top w:val="none" w:color="FFFFFF" w:sz="0"/>
+              <w:left w:val="none" w:color="FFFFFF" w:sz="0"/>
+              <w:bottom w:val="none" w:color="FFFFFF" w:sz="0"/>
+              <w:right w:val="none" w:color="FFFFFF" w:sz="0"/>
+            </w:tcBorders>
+            <w:shd w:fill="F1F8F2" w:color="auto" w:val="clear"/>
+            <w:tcMar>
+              <w:top w:type="dxa" w:w="40"/>
+              <w:left w:type="dxa" w:w="80"/>
+              <w:bottom w:type="dxa" w:w="40"/>
+              <w:right w:type="dxa" w:w="80"/>
+            </w:tcMar>
+            <w:vAlign w:val="center"/>
+          </w:tcPr>
+          <w:p>
+            <w:pPr>
+              <w:jc w:val="center"/>
+            </w:pPr>
+            <w:r>
+              <w:rPr>
+                <w:rFonts w:ascii="Arial" w:cs="Arial" w:eastAsia="Arial" w:hAnsi="Arial"/>
+                <w:color w:val="6B6B6B"/>
+                <w:sz w:val="15"/>
+                <w:szCs w:val="15"/>
+              </w:rPr>
+              <w:t xml:space="preserve">8</w:t>
+            </w:r>
+          </w:p>
+        </w:tc>
+        <w:tc>
+          <w:tcPr>
+            <w:tcW w:type="dxa" w:w="680"/>
+            <w:tcBorders>
+              <w:top w:val="none" w:color="FFFFFF" w:sz="0"/>
+              <w:left w:val="none" w:color="FFFFFF" w:sz="0"/>
+              <w:bottom w:val="none" w:color="FFFFFF" w:sz="0"/>
+              <w:right w:val="none" w:color="FFFFFF" w:sz="0"/>
+            </w:tcBorders>
+            <w:shd w:fill="F1F8F2" w:color="auto" w:val="clear"/>
+            <w:tcMar>
+              <w:top w:type="dxa" w:w="40"/>
+              <w:left w:type="dxa" w:w="80"/>
+              <w:bottom w:type="dxa" w:w="40"/>
+              <w:right w:type="dxa" w:w="80"/>
+            </w:tcMar>
+            <w:vAlign w:val="center"/>
+          </w:tcPr>
+          <w:p>
+            <w:pPr>
+              <w:jc w:val="center"/>
+            </w:pPr>
+            <w:r>
+              <w:rPr>
+                <w:rFonts w:ascii="Arial" w:cs="Arial" w:eastAsia="Arial" w:hAnsi="Arial"/>
+                <w:color w:val="6B6B6B"/>
+                <w:sz w:val="15"/>
+                <w:szCs w:val="15"/>
+              </w:rPr>
+              <w:t xml:space="preserve">Establish Wk1 load at first session — record</w:t>
+            </w:r>
+          </w:p>
+        </w:tc>
+        <w:tc>
+          <w:tcPr>
+            <w:tcW w:type="dxa" w:w="540"/>
+            <w:tcBorders>
+              <w:top w:val="none" w:color="FFFFFF" w:sz="0"/>
+              <w:left w:val="none" w:color="FFFFFF" w:sz="0"/>
+              <w:bottom w:val="none" w:color="FFFFFF" w:sz="0"/>
+              <w:right w:val="none" w:color="FFFFFF" w:sz="0"/>
+            </w:tcBorders>
+            <w:shd w:fill="F1F8F2" w:color="auto" w:val="clear"/>
+            <w:tcMar>
+              <w:top w:type="dxa" w:w="40"/>
+              <w:left w:type="dxa" w:w="80"/>
+              <w:bottom w:type="dxa" w:w="40"/>
+              <w:right w:type="dxa" w:w="80"/>
+            </w:tcMar>
+            <w:vAlign w:val="center"/>
+          </w:tcPr>
+          <w:p>
+            <w:pPr>
+              <w:jc w:val="center"/>
+            </w:pPr>
+            <w:r>
+              <w:rPr>
+                <w:rFonts w:ascii="Arial" w:cs="Arial" w:eastAsia="Arial" w:hAnsi="Arial"/>
+                <w:color w:val="6B6B6B"/>
+                <w:sz w:val="15"/>
+                <w:szCs w:val="15"/>
+              </w:rPr>
+              <w:t xml:space="preserve">2-0-2</w:t>
+            </w:r>
+          </w:p>
+        </w:tc>
+        <w:tc>
+          <w:tcPr>
+            <w:tcW w:type="dxa" w:w="440"/>
+            <w:tcBorders>
+              <w:top w:val="none" w:color="FFFFFF" w:sz="0"/>
+              <w:left w:val="none" w:color="FFFFFF" w:sz="0"/>
+              <w:bottom w:val="none" w:color="FFFFFF" w:sz="0"/>
+              <w:right w:val="none" w:color="FFFFFF" w:sz="0"/>
+            </w:tcBorders>
+            <w:shd w:fill="F1F8F2" w:color="auto" w:val="clear"/>
+            <w:tcMar>
+              <w:top w:type="dxa" w:w="40"/>
+              <w:left w:type="dxa" w:w="80"/>
+              <w:bottom w:type="dxa" w:w="40"/>
+              <w:right w:type="dxa" w:w="80"/>
+            </w:tcMar>
+            <w:vAlign w:val="center"/>
+          </w:tcPr>
+          <w:p>
+            <w:pPr>
+              <w:jc w:val="center"/>
+            </w:pPr>
+            <w:r>
+              <w:rPr>
+                <w:rFonts w:ascii="Arial" w:cs="Arial" w:eastAsia="Arial" w:hAnsi="Arial"/>
+                <w:color w:val="6B6B6B"/>
+                <w:sz w:val="15"/>
+                <w:szCs w:val="15"/>
+              </w:rPr>
+              <w:t xml:space="preserve">90s</w:t>
+            </w:r>
+          </w:p>
+        </w:tc>
+        <w:tc>
+          <w:tcPr>
+            <w:tcW w:type="dxa" w:w="5580"/>
+            <w:tcBorders>
+              <w:top w:val="none" w:color="FFFFFF" w:sz="0"/>
+              <w:left w:val="none" w:color="FFFFFF" w:sz="0"/>
+              <w:bottom w:val="none" w:color="FFFFFF" w:sz="0"/>
+              <w:right w:val="none" w:color="FFFFFF" w:sz="0"/>
+            </w:tcBorders>
+            <w:shd w:fill="F1F8F2" w:color="auto" w:val="clear"/>
+            <w:tcMar>
+              <w:top w:type="dxa" w:w="40"/>
+              <w:left w:type="dxa" w:w="80"/>
+              <w:bottom w:type="dxa" w:w="40"/>
+              <w:right w:type="dxa" w:w="80"/>
+            </w:tcMar>
+            <w:vAlign w:val="center"/>
+          </w:tcPr>
+          <w:p>
+            <w:r>
+              <w:rPr>
+                <w:rFonts w:ascii="Arial" w:cs="Arial" w:eastAsia="Arial" w:hAnsi="Arial"/>
+                <w:color w:val="6B6B6B"/>
+                <w:sz w:val="17"/>
+                <w:szCs w:val="17"/>
+              </w:rPr>
+              <w:t xml:space="preserve">Hinge at hips; feel posterior chain tension</w:t>
+            </w:r>
             <w:r>
               <w:rPr>
                 <w:rFonts w:ascii="Arial" w:cs="Arial" w:eastAsia="Arial" w:hAnsi="Arial"/>
                 <w:i/>
                 <w:iCs/>
-                <w:color w:val="B71C1C"/>
+                <w:color w:val="00695C"/>
                 <w:sz w:val="14"/>
                 <w:szCs w:val="14"/>
               </w:rPr>
-              <w:t xml:space="preserve">Left corrective</w:t>
-            </w:r>
-          </w:p>
-        </w:tc>
-        <w:tc>
-          <w:tcPr>
-            <w:tcW w:type="dxa" w:w="380"/>
-            <w:tcBorders>
-              <w:top w:val="none" w:color="FFFFFF" w:sz="0"/>
-              <w:left w:val="none" w:color="FFFFFF" w:sz="0"/>
-              <w:bottom w:val="none" w:color="FFFFFF" w:sz="0"/>
-              <w:right w:val="none" w:color="FFFFFF" w:sz="0"/>
-            </w:tcBorders>
-            <w:shd w:fill="F1F8F2" w:color="auto" w:val="clear"/>
-            <w:tcMar>
-              <w:top w:type="dxa" w:w="40"/>
-              <w:left w:type="dxa" w:w="80"/>
-              <w:bottom w:type="dxa" w:w="40"/>
-              <w:right w:type="dxa" w:w="80"/>
-            </w:tcMar>
-            <w:vAlign w:val="center"/>
-          </w:tcPr>
-          <w:p>
-            <w:pPr>
-              <w:jc w:val="center"/>
-            </w:pPr>
-            <w:r>
-              <w:rPr>
-                <w:rFonts w:ascii="Arial" w:cs="Arial" w:eastAsia="Arial" w:hAnsi="Arial"/>
-                <w:color w:val="6B6B6B"/>
+              <w:t xml:space="preserve">  2 RIR — use to set Wk1 load</w:t>
+            </w:r>
+          </w:p>
+        </w:tc>
+      </w:tr>
+    </w:tbl>
+    <w:p>
+      <w:pPr>
+        <w:spacing w:after="100"/>
+      </w:pPr>
+    </w:p>
+    <w:p>
+      <w:pPr>
+        <w:spacing w:after="60" w:before="120"/>
+      </w:pPr>
+      <w:r>
+        <w:rPr>
+          <w:rFonts w:ascii="Arial" w:cs="Arial" w:eastAsia="Arial" w:hAnsi="Arial"/>
+          <w:b/>
+          <w:bCs/>
+          <w:color w:val="C9A227"/>
+          <w:sz w:val="17"/>
+          <w:szCs w:val="17"/>
+        </w:rPr>
+        <w:t xml:space="preserve">E — Full-Body Integration — Sled Push (Controlled)</w:t>
+      </w:r>
+    </w:p>
+    <w:p>
+      <w:pPr>
+        <w:spacing w:after="80"/>
+      </w:pPr>
+      <w:r>
+        <w:rPr>
+          <w:rFonts w:ascii="Arial" w:cs="Arial" w:eastAsia="Arial" w:hAnsi="Arial"/>
+          <w:b/>
+          <w:bCs/>
+          <w:color w:val="C9A227"/>
+          <w:sz w:val="17"/>
+          <w:szCs w:val="17"/>
+        </w:rPr>
+        <w:t xml:space="preserve">Why:  </w:t>
+      </w:r>
+      <w:r>
+        <w:rPr>
+          <w:rFonts w:ascii="Arial" w:cs="Arial" w:eastAsia="Arial" w:hAnsi="Arial"/>
+          <w:color w:val="2C2C2C"/>
+          <w:sz w:val="17"/>
+          <w:szCs w:val="17"/>
+        </w:rPr>
+        <w:t xml:space="preserve">The session's closing compound — leg drive, bracing, and gait in one movement, pulling the day's squat, lunge, and hinge patterns together. Deliberately runner-friendly: the sled loads the legs concentrically with no eccentric knee stress, so it builds drive without adding next-run soreness. Loads build from well below the tested 135 lb baseline. Distance and movement quality govern this work, not a rep count. A light farmer carry or suitcase carry (alternating sides evenly) covers the same closing ground when the sled is unavailable.</w:t>
+      </w:r>
+    </w:p>
+    <w:tbl>
+      <w:tblPr>
+        <w:tblW w:type="dxa" w:w="10440"/>
+        <w:tblBorders>
+          <w:top w:val="none" w:color="FFFFFF" w:sz="0"/>
+          <w:left w:val="none" w:color="FFFFFF" w:sz="0"/>
+          <w:bottom w:val="none" w:color="FFFFFF" w:sz="0"/>
+          <w:right w:val="none" w:color="FFFFFF" w:sz="0"/>
+          <w:insideH w:val="single" w:color="auto" w:sz="4"/>
+          <w:insideV w:val="single" w:color="auto" w:sz="4"/>
+        </w:tblBorders>
+      </w:tblPr>
+      <w:tblGrid>
+        <w:gridCol w:w="2400"/>
+        <w:gridCol w:w="380"/>
+        <w:gridCol w:w="420"/>
+        <w:gridCol w:w="680"/>
+        <w:gridCol w:w="540"/>
+        <w:gridCol w:w="440"/>
+        <w:gridCol w:w="5580"/>
+      </w:tblGrid>
+      <w:tr>
+        <w:tc>
+          <w:tcPr>
+            <w:tcW w:type="dxa" w:w="2400"/>
+            <w:tcBorders>
+              <w:top w:val="none" w:color="FFFFFF" w:sz="0"/>
+              <w:left w:val="none" w:color="FFFFFF" w:sz="0"/>
+              <w:bottom w:val="none" w:color="FFFFFF" w:sz="0"/>
+              <w:right w:val="none" w:color="FFFFFF" w:sz="0"/>
+            </w:tcBorders>
+            <w:shd w:fill="F5E8C0" w:color="auto" w:val="clear"/>
+            <w:tcMar>
+              <w:top w:type="dxa" w:w="40"/>
+              <w:left w:type="dxa" w:w="80"/>
+              <w:bottom w:type="dxa" w:w="40"/>
+              <w:right w:type="dxa" w:w="80"/>
+            </w:tcMar>
+            <w:vAlign w:val="center"/>
+          </w:tcPr>
+          <w:p>
+            <w:pPr>
+              <w:jc w:val="left"/>
+            </w:pPr>
+            <w:r>
+              <w:rPr>
+                <w:rFonts w:ascii="Arial" w:cs="Arial" w:eastAsia="Arial" w:hAnsi="Arial"/>
+                <w:b/>
+                <w:bCs/>
+                <w:color w:val="C9A227"/>
                 <w:sz w:val="15"/>
                 <w:szCs w:val="15"/>
               </w:rPr>
-              <w:t xml:space="preserve">3</w:t>
+              <w:t xml:space="preserve">EXERCISE</w:t>
+            </w:r>
+          </w:p>
+        </w:tc>
+        <w:tc>
+          <w:tcPr>
+            <w:tcW w:type="dxa" w:w="380"/>
+            <w:tcBorders>
+              <w:top w:val="none" w:color="FFFFFF" w:sz="0"/>
+              <w:left w:val="none" w:color="FFFFFF" w:sz="0"/>
+              <w:bottom w:val="none" w:color="FFFFFF" w:sz="0"/>
+              <w:right w:val="none" w:color="FFFFFF" w:sz="0"/>
+            </w:tcBorders>
+            <w:shd w:fill="F5E8C0" w:color="auto" w:val="clear"/>
+            <w:tcMar>
+              <w:top w:type="dxa" w:w="40"/>
+              <w:left w:type="dxa" w:w="80"/>
+              <w:bottom w:type="dxa" w:w="40"/>
+              <w:right w:type="dxa" w:w="80"/>
+            </w:tcMar>
+            <w:vAlign w:val="center"/>
+          </w:tcPr>
+          <w:p>
+            <w:pPr>
+              <w:jc w:val="center"/>
+            </w:pPr>
+            <w:r>
+              <w:rPr>
+                <w:rFonts w:ascii="Arial" w:cs="Arial" w:eastAsia="Arial" w:hAnsi="Arial"/>
+                <w:b/>
+                <w:bCs/>
+                <w:color w:val="C9A227"/>
+                <w:sz w:val="13"/>
+                <w:szCs w:val="13"/>
+              </w:rPr>
+              <w:t xml:space="preserve">SETS</w:t>
             </w:r>
           </w:p>
         </w:tc>
@@ -4745,156 +5679,169 @@
               <w:bottom w:val="none" w:color="FFFFFF" w:sz="0"/>
               <w:right w:val="none" w:color="FFFFFF" w:sz="0"/>
             </w:tcBorders>
-            <w:shd w:fill="F1F8F2" w:color="auto" w:val="clear"/>
-            <w:tcMar>
-              <w:top w:type="dxa" w:w="40"/>
-              <w:left w:type="dxa" w:w="80"/>
-              <w:bottom w:type="dxa" w:w="40"/>
-              <w:right w:type="dxa" w:w="80"/>
-            </w:tcMar>
-            <w:vAlign w:val="center"/>
-          </w:tcPr>
-          <w:p>
-            <w:pPr>
-              <w:jc w:val="center"/>
-            </w:pPr>
-            <w:r>
-              <w:rPr>
-                <w:rFonts w:ascii="Arial" w:cs="Arial" w:eastAsia="Arial" w:hAnsi="Arial"/>
-                <w:color w:val="6B6B6B"/>
+            <w:shd w:fill="F5E8C0" w:color="auto" w:val="clear"/>
+            <w:tcMar>
+              <w:top w:type="dxa" w:w="40"/>
+              <w:left w:type="dxa" w:w="80"/>
+              <w:bottom w:type="dxa" w:w="40"/>
+              <w:right w:type="dxa" w:w="80"/>
+            </w:tcMar>
+            <w:vAlign w:val="center"/>
+          </w:tcPr>
+          <w:p>
+            <w:pPr>
+              <w:jc w:val="center"/>
+            </w:pPr>
+            <w:r>
+              <w:rPr>
+                <w:rFonts w:ascii="Arial" w:cs="Arial" w:eastAsia="Arial" w:hAnsi="Arial"/>
+                <w:b/>
+                <w:bCs/>
+                <w:color w:val="C9A227"/>
+                <w:sz w:val="13"/>
+                <w:szCs w:val="13"/>
+              </w:rPr>
+              <w:t xml:space="preserve">REPS</w:t>
+            </w:r>
+          </w:p>
+        </w:tc>
+        <w:tc>
+          <w:tcPr>
+            <w:tcW w:type="dxa" w:w="680"/>
+            <w:tcBorders>
+              <w:top w:val="none" w:color="FFFFFF" w:sz="0"/>
+              <w:left w:val="none" w:color="FFFFFF" w:sz="0"/>
+              <w:bottom w:val="none" w:color="FFFFFF" w:sz="0"/>
+              <w:right w:val="none" w:color="FFFFFF" w:sz="0"/>
+            </w:tcBorders>
+            <w:shd w:fill="F5E8C0" w:color="auto" w:val="clear"/>
+            <w:tcMar>
+              <w:top w:type="dxa" w:w="40"/>
+              <w:left w:type="dxa" w:w="80"/>
+              <w:bottom w:type="dxa" w:w="40"/>
+              <w:right w:type="dxa" w:w="80"/>
+            </w:tcMar>
+            <w:vAlign w:val="center"/>
+          </w:tcPr>
+          <w:p>
+            <w:pPr>
+              <w:jc w:val="center"/>
+            </w:pPr>
+            <w:r>
+              <w:rPr>
+                <w:rFonts w:ascii="Arial" w:cs="Arial" w:eastAsia="Arial" w:hAnsi="Arial"/>
+                <w:b/>
+                <w:bCs/>
+                <w:color w:val="C9A227"/>
+                <w:sz w:val="13"/>
+                <w:szCs w:val="13"/>
+              </w:rPr>
+              <w:t xml:space="preserve">LOAD</w:t>
+            </w:r>
+          </w:p>
+        </w:tc>
+        <w:tc>
+          <w:tcPr>
+            <w:tcW w:type="dxa" w:w="540"/>
+            <w:tcBorders>
+              <w:top w:val="none" w:color="FFFFFF" w:sz="0"/>
+              <w:left w:val="none" w:color="FFFFFF" w:sz="0"/>
+              <w:bottom w:val="none" w:color="FFFFFF" w:sz="0"/>
+              <w:right w:val="none" w:color="FFFFFF" w:sz="0"/>
+            </w:tcBorders>
+            <w:shd w:fill="F5E8C0" w:color="auto" w:val="clear"/>
+            <w:tcMar>
+              <w:top w:type="dxa" w:w="40"/>
+              <w:left w:type="dxa" w:w="80"/>
+              <w:bottom w:type="dxa" w:w="40"/>
+              <w:right w:type="dxa" w:w="80"/>
+            </w:tcMar>
+            <w:vAlign w:val="center"/>
+          </w:tcPr>
+          <w:p>
+            <w:pPr>
+              <w:jc w:val="center"/>
+            </w:pPr>
+            <w:r>
+              <w:rPr>
+                <w:rFonts w:ascii="Arial" w:cs="Arial" w:eastAsia="Arial" w:hAnsi="Arial"/>
+                <w:b/>
+                <w:bCs/>
+                <w:color w:val="C9A227"/>
+                <w:sz w:val="13"/>
+                <w:szCs w:val="13"/>
+              </w:rPr>
+              <w:t xml:space="preserve">TEMPO</w:t>
+            </w:r>
+          </w:p>
+        </w:tc>
+        <w:tc>
+          <w:tcPr>
+            <w:tcW w:type="dxa" w:w="440"/>
+            <w:tcBorders>
+              <w:top w:val="none" w:color="FFFFFF" w:sz="0"/>
+              <w:left w:val="none" w:color="FFFFFF" w:sz="0"/>
+              <w:bottom w:val="none" w:color="FFFFFF" w:sz="0"/>
+              <w:right w:val="none" w:color="FFFFFF" w:sz="0"/>
+            </w:tcBorders>
+            <w:shd w:fill="F5E8C0" w:color="auto" w:val="clear"/>
+            <w:tcMar>
+              <w:top w:type="dxa" w:w="40"/>
+              <w:left w:type="dxa" w:w="80"/>
+              <w:bottom w:type="dxa" w:w="40"/>
+              <w:right w:type="dxa" w:w="80"/>
+            </w:tcMar>
+            <w:vAlign w:val="center"/>
+          </w:tcPr>
+          <w:p>
+            <w:pPr>
+              <w:jc w:val="center"/>
+            </w:pPr>
+            <w:r>
+              <w:rPr>
+                <w:rFonts w:ascii="Arial" w:cs="Arial" w:eastAsia="Arial" w:hAnsi="Arial"/>
+                <w:b/>
+                <w:bCs/>
+                <w:color w:val="C9A227"/>
+                <w:sz w:val="13"/>
+                <w:szCs w:val="13"/>
+              </w:rPr>
+              <w:t xml:space="preserve">REST</w:t>
+            </w:r>
+          </w:p>
+        </w:tc>
+        <w:tc>
+          <w:tcPr>
+            <w:tcW w:type="dxa" w:w="5580"/>
+            <w:tcBorders>
+              <w:top w:val="none" w:color="FFFFFF" w:sz="0"/>
+              <w:left w:val="none" w:color="FFFFFF" w:sz="0"/>
+              <w:bottom w:val="none" w:color="FFFFFF" w:sz="0"/>
+              <w:right w:val="none" w:color="FFFFFF" w:sz="0"/>
+            </w:tcBorders>
+            <w:shd w:fill="F5E8C0" w:color="auto" w:val="clear"/>
+            <w:tcMar>
+              <w:top w:type="dxa" w:w="40"/>
+              <w:left w:type="dxa" w:w="80"/>
+              <w:bottom w:type="dxa" w:w="40"/>
+              <w:right w:type="dxa" w:w="80"/>
+            </w:tcMar>
+            <w:vAlign w:val="center"/>
+          </w:tcPr>
+          <w:p>
+            <w:pPr>
+              <w:jc w:val="left"/>
+            </w:pPr>
+            <w:r>
+              <w:rPr>
+                <w:rFonts w:ascii="Arial" w:cs="Arial" w:eastAsia="Arial" w:hAnsi="Arial"/>
+                <w:b/>
+                <w:bCs/>
+                <w:color w:val="C9A227"/>
                 <w:sz w:val="15"/>
                 <w:szCs w:val="15"/>
               </w:rPr>
-              <w:t xml:space="preserve">8 each</w:t>
-            </w:r>
-          </w:p>
-        </w:tc>
-        <w:tc>
-          <w:tcPr>
-            <w:tcW w:type="dxa" w:w="680"/>
-            <w:tcBorders>
-              <w:top w:val="none" w:color="FFFFFF" w:sz="0"/>
-              <w:left w:val="none" w:color="FFFFFF" w:sz="0"/>
-              <w:bottom w:val="none" w:color="FFFFFF" w:sz="0"/>
-              <w:right w:val="none" w:color="FFFFFF" w:sz="0"/>
-            </w:tcBorders>
-            <w:shd w:fill="F1F8F2" w:color="auto" w:val="clear"/>
-            <w:tcMar>
-              <w:top w:type="dxa" w:w="40"/>
-              <w:left w:type="dxa" w:w="80"/>
-              <w:bottom w:type="dxa" w:w="40"/>
-              <w:right w:type="dxa" w:w="80"/>
-            </w:tcMar>
-            <w:vAlign w:val="center"/>
-          </w:tcPr>
-          <w:p>
-            <w:pPr>
-              <w:jc w:val="center"/>
-            </w:pPr>
-            <w:r>
-              <w:rPr>
-                <w:rFonts w:ascii="Arial" w:cs="Arial" w:eastAsia="Arial" w:hAnsi="Arial"/>
-                <w:color w:val="6B6B6B"/>
-                <w:sz w:val="15"/>
-                <w:szCs w:val="15"/>
-              </w:rPr>
-              <w:t xml:space="preserve">bodyweight / light</w:t>
-            </w:r>
-          </w:p>
-        </w:tc>
-        <w:tc>
-          <w:tcPr>
-            <w:tcW w:type="dxa" w:w="540"/>
-            <w:tcBorders>
-              <w:top w:val="none" w:color="FFFFFF" w:sz="0"/>
-              <w:left w:val="none" w:color="FFFFFF" w:sz="0"/>
-              <w:bottom w:val="none" w:color="FFFFFF" w:sz="0"/>
-              <w:right w:val="none" w:color="FFFFFF" w:sz="0"/>
-            </w:tcBorders>
-            <w:shd w:fill="F1F8F2" w:color="auto" w:val="clear"/>
-            <w:tcMar>
-              <w:top w:type="dxa" w:w="40"/>
-              <w:left w:type="dxa" w:w="80"/>
-              <w:bottom w:type="dxa" w:w="40"/>
-              <w:right w:type="dxa" w:w="80"/>
-            </w:tcMar>
-            <w:vAlign w:val="center"/>
-          </w:tcPr>
-          <w:p>
-            <w:pPr>
-              <w:jc w:val="center"/>
-            </w:pPr>
-            <w:r>
-              <w:rPr>
-                <w:rFonts w:ascii="Arial" w:cs="Arial" w:eastAsia="Arial" w:hAnsi="Arial"/>
-                <w:color w:val="6B6B6B"/>
-                <w:sz w:val="15"/>
-                <w:szCs w:val="15"/>
-              </w:rPr>
-              <w:t xml:space="preserve">2-0-1</w:t>
-            </w:r>
-          </w:p>
-        </w:tc>
-        <w:tc>
-          <w:tcPr>
-            <w:tcW w:type="dxa" w:w="440"/>
-            <w:tcBorders>
-              <w:top w:val="none" w:color="FFFFFF" w:sz="0"/>
-              <w:left w:val="none" w:color="FFFFFF" w:sz="0"/>
-              <w:bottom w:val="none" w:color="FFFFFF" w:sz="0"/>
-              <w:right w:val="none" w:color="FFFFFF" w:sz="0"/>
-            </w:tcBorders>
-            <w:shd w:fill="F1F8F2" w:color="auto" w:val="clear"/>
-            <w:tcMar>
-              <w:top w:type="dxa" w:w="40"/>
-              <w:left w:type="dxa" w:w="80"/>
-              <w:bottom w:type="dxa" w:w="40"/>
-              <w:right w:type="dxa" w:w="80"/>
-            </w:tcMar>
-            <w:vAlign w:val="center"/>
-          </w:tcPr>
-          <w:p>
-            <w:pPr>
-              <w:jc w:val="center"/>
-            </w:pPr>
-            <w:r>
-              <w:rPr>
-                <w:rFonts w:ascii="Arial" w:cs="Arial" w:eastAsia="Arial" w:hAnsi="Arial"/>
-                <w:color w:val="6B6B6B"/>
-                <w:sz w:val="15"/>
-                <w:szCs w:val="15"/>
-              </w:rPr>
-              <w:t xml:space="preserve">60s</w:t>
-            </w:r>
-          </w:p>
-        </w:tc>
-        <w:tc>
-          <w:tcPr>
-            <w:tcW w:type="dxa" w:w="5580"/>
-            <w:tcBorders>
-              <w:top w:val="none" w:color="FFFFFF" w:sz="0"/>
-              <w:left w:val="none" w:color="FFFFFF" w:sz="0"/>
-              <w:bottom w:val="none" w:color="FFFFFF" w:sz="0"/>
-              <w:right w:val="none" w:color="FFFFFF" w:sz="0"/>
-            </w:tcBorders>
-            <w:shd w:fill="F1F8F2" w:color="auto" w:val="clear"/>
-            <w:tcMar>
-              <w:top w:type="dxa" w:w="40"/>
-              <w:left w:type="dxa" w:w="80"/>
-              <w:bottom w:type="dxa" w:w="40"/>
-              <w:right w:type="dxa" w:w="80"/>
-            </w:tcMar>
-            <w:vAlign w:val="center"/>
-          </w:tcPr>
-          <w:p>
-            <w:r>
-              <w:rPr>
-                <w:rFonts w:ascii="Arial" w:cs="Arial" w:eastAsia="Arial" w:hAnsi="Arial"/>
-                <w:color w:val="6B6B6B"/>
-                <w:sz w:val="17"/>
-                <w:szCs w:val="17"/>
-              </w:rPr>
-              <w:t xml:space="preserve">Step back with control; emphasise L push-off</w:t>
+              <w:t xml:space="preserve">COACHING CUE</w:t>
             </w:r>
           </w:p>
         </w:tc>
@@ -4909,7 +5856,7 @@
               <w:bottom w:val="none" w:color="FFFFFF" w:sz="0"/>
               <w:right w:val="none" w:color="FFFFFF" w:sz="0"/>
             </w:tcBorders>
-            <w:shd w:fill="FFFFFF" w:color="auto" w:val="clear"/>
+            <w:shd w:fill="FAF3E0" w:color="auto" w:val="clear"/>
             <w:tcMar>
               <w:top w:type="dxa" w:w="40"/>
               <w:left w:type="dxa" w:w="80"/>
@@ -4928,215 +5875,213 @@
                 <w:sz w:val="18"/>
                 <w:szCs w:val="18"/>
               </w:rPr>
-              <w:t xml:space="preserve">Single-Leg Hip Bridge (Left Focus)</w:t>
-            </w:r>
-          </w:p>
-          <w:p>
+              <w:t xml:space="preserve">Sled Push (Controlled)</w:t>
+            </w:r>
+          </w:p>
+        </w:tc>
+        <w:tc>
+          <w:tcPr>
+            <w:tcW w:type="dxa" w:w="380"/>
+            <w:tcBorders>
+              <w:top w:val="none" w:color="FFFFFF" w:sz="0"/>
+              <w:left w:val="none" w:color="FFFFFF" w:sz="0"/>
+              <w:bottom w:val="none" w:color="FFFFFF" w:sz="0"/>
+              <w:right w:val="none" w:color="FFFFFF" w:sz="0"/>
+            </w:tcBorders>
+            <w:shd w:fill="FAF3E0" w:color="auto" w:val="clear"/>
+            <w:tcMar>
+              <w:top w:type="dxa" w:w="40"/>
+              <w:left w:type="dxa" w:w="80"/>
+              <w:bottom w:type="dxa" w:w="40"/>
+              <w:right w:type="dxa" w:w="80"/>
+            </w:tcMar>
+            <w:vAlign w:val="center"/>
+          </w:tcPr>
+          <w:p>
+            <w:pPr>
+              <w:jc w:val="center"/>
+            </w:pPr>
+            <w:r>
+              <w:rPr>
+                <w:rFonts w:ascii="Arial" w:cs="Arial" w:eastAsia="Arial" w:hAnsi="Arial"/>
+                <w:color w:val="6B6B6B"/>
+                <w:sz w:val="15"/>
+                <w:szCs w:val="15"/>
+              </w:rPr>
+              <w:t xml:space="preserve">3</w:t>
+            </w:r>
+          </w:p>
+        </w:tc>
+        <w:tc>
+          <w:tcPr>
+            <w:tcW w:type="dxa" w:w="420"/>
+            <w:tcBorders>
+              <w:top w:val="none" w:color="FFFFFF" w:sz="0"/>
+              <w:left w:val="none" w:color="FFFFFF" w:sz="0"/>
+              <w:bottom w:val="none" w:color="FFFFFF" w:sz="0"/>
+              <w:right w:val="none" w:color="FFFFFF" w:sz="0"/>
+            </w:tcBorders>
+            <w:shd w:fill="FAF3E0" w:color="auto" w:val="clear"/>
+            <w:tcMar>
+              <w:top w:type="dxa" w:w="40"/>
+              <w:left w:type="dxa" w:w="80"/>
+              <w:bottom w:type="dxa" w:w="40"/>
+              <w:right w:type="dxa" w:w="80"/>
+            </w:tcMar>
+            <w:vAlign w:val="center"/>
+          </w:tcPr>
+          <w:p>
+            <w:pPr>
+              <w:jc w:val="center"/>
+            </w:pPr>
+            <w:r>
+              <w:rPr>
+                <w:rFonts w:ascii="Arial" w:cs="Arial" w:eastAsia="Arial" w:hAnsi="Arial"/>
+                <w:color w:val="6B6B6B"/>
+                <w:sz w:val="15"/>
+                <w:szCs w:val="15"/>
+              </w:rPr>
+              <w:t xml:space="preserve">20-25 yd</w:t>
+            </w:r>
+          </w:p>
+        </w:tc>
+        <w:tc>
+          <w:tcPr>
+            <w:tcW w:type="dxa" w:w="680"/>
+            <w:tcBorders>
+              <w:top w:val="none" w:color="FFFFFF" w:sz="0"/>
+              <w:left w:val="none" w:color="FFFFFF" w:sz="0"/>
+              <w:bottom w:val="none" w:color="FFFFFF" w:sz="0"/>
+              <w:right w:val="none" w:color="FFFFFF" w:sz="0"/>
+            </w:tcBorders>
+            <w:shd w:fill="FAF3E0" w:color="auto" w:val="clear"/>
+            <w:tcMar>
+              <w:top w:type="dxa" w:w="40"/>
+              <w:left w:type="dxa" w:w="80"/>
+              <w:bottom w:type="dxa" w:w="40"/>
+              <w:right w:type="dxa" w:w="80"/>
+            </w:tcMar>
+            <w:vAlign w:val="center"/>
+          </w:tcPr>
+          <w:p>
+            <w:pPr>
+              <w:jc w:val="center"/>
+            </w:pPr>
+            <w:r>
+              <w:rPr>
+                <w:rFonts w:ascii="Arial" w:cs="Arial" w:eastAsia="Arial" w:hAnsi="Arial"/>
+                <w:color w:val="6B6B6B"/>
+                <w:sz w:val="15"/>
+                <w:szCs w:val="15"/>
+              </w:rPr>
+              <w:t xml:space="preserve">Wk1: 90 lbs → Wk4: 105 lbs</w:t>
+            </w:r>
+          </w:p>
+        </w:tc>
+        <w:tc>
+          <w:tcPr>
+            <w:tcW w:type="dxa" w:w="540"/>
+            <w:tcBorders>
+              <w:top w:val="none" w:color="FFFFFF" w:sz="0"/>
+              <w:left w:val="none" w:color="FFFFFF" w:sz="0"/>
+              <w:bottom w:val="none" w:color="FFFFFF" w:sz="0"/>
+              <w:right w:val="none" w:color="FFFFFF" w:sz="0"/>
+            </w:tcBorders>
+            <w:shd w:fill="FAF3E0" w:color="auto" w:val="clear"/>
+            <w:tcMar>
+              <w:top w:type="dxa" w:w="40"/>
+              <w:left w:type="dxa" w:w="80"/>
+              <w:bottom w:type="dxa" w:w="40"/>
+              <w:right w:type="dxa" w:w="80"/>
+            </w:tcMar>
+            <w:vAlign w:val="center"/>
+          </w:tcPr>
+          <w:p>
+            <w:pPr>
+              <w:jc w:val="center"/>
+            </w:pPr>
+            <w:r>
+              <w:rPr>
+                <w:rFonts w:ascii="Arial" w:cs="Arial" w:eastAsia="Arial" w:hAnsi="Arial"/>
+                <w:color w:val="6B6B6B"/>
+                <w:sz w:val="15"/>
+                <w:szCs w:val="15"/>
+              </w:rPr>
+              <w:t xml:space="preserve">controlled</w:t>
+            </w:r>
+          </w:p>
+        </w:tc>
+        <w:tc>
+          <w:tcPr>
+            <w:tcW w:type="dxa" w:w="440"/>
+            <w:tcBorders>
+              <w:top w:val="none" w:color="FFFFFF" w:sz="0"/>
+              <w:left w:val="none" w:color="FFFFFF" w:sz="0"/>
+              <w:bottom w:val="none" w:color="FFFFFF" w:sz="0"/>
+              <w:right w:val="none" w:color="FFFFFF" w:sz="0"/>
+            </w:tcBorders>
+            <w:shd w:fill="FAF3E0" w:color="auto" w:val="clear"/>
+            <w:tcMar>
+              <w:top w:type="dxa" w:w="40"/>
+              <w:left w:type="dxa" w:w="80"/>
+              <w:bottom w:type="dxa" w:w="40"/>
+              <w:right w:type="dxa" w:w="80"/>
+            </w:tcMar>
+            <w:vAlign w:val="center"/>
+          </w:tcPr>
+          <w:p>
+            <w:pPr>
+              <w:jc w:val="center"/>
+            </w:pPr>
+            <w:r>
+              <w:rPr>
+                <w:rFonts w:ascii="Arial" w:cs="Arial" w:eastAsia="Arial" w:hAnsi="Arial"/>
+                <w:color w:val="6B6B6B"/>
+                <w:sz w:val="15"/>
+                <w:szCs w:val="15"/>
+              </w:rPr>
+              <w:t xml:space="preserve">90s</w:t>
+            </w:r>
+          </w:p>
+        </w:tc>
+        <w:tc>
+          <w:tcPr>
+            <w:tcW w:type="dxa" w:w="5580"/>
+            <w:tcBorders>
+              <w:top w:val="none" w:color="FFFFFF" w:sz="0"/>
+              <w:left w:val="none" w:color="FFFFFF" w:sz="0"/>
+              <w:bottom w:val="none" w:color="FFFFFF" w:sz="0"/>
+              <w:right w:val="none" w:color="FFFFFF" w:sz="0"/>
+            </w:tcBorders>
+            <w:shd w:fill="FAF3E0" w:color="auto" w:val="clear"/>
+            <w:tcMar>
+              <w:top w:type="dxa" w:w="40"/>
+              <w:left w:type="dxa" w:w="80"/>
+              <w:bottom w:type="dxa" w:w="40"/>
+              <w:right w:type="dxa" w:w="80"/>
+            </w:tcMar>
+            <w:vAlign w:val="center"/>
+          </w:tcPr>
+          <w:p>
+            <w:r>
+              <w:rPr>
+                <w:rFonts w:ascii="Arial" w:cs="Arial" w:eastAsia="Arial" w:hAnsi="Arial"/>
+                <w:color w:val="6B6B6B"/>
+                <w:sz w:val="17"/>
+                <w:szCs w:val="17"/>
+              </w:rPr>
+              <w:t xml:space="preserve">Tested 135 lbs. Low hips, long spine, full-foot drive — smooth, not sprinting.</w:t>
+            </w:r>
             <w:r>
               <w:rPr>
                 <w:rFonts w:ascii="Arial" w:cs="Arial" w:eastAsia="Arial" w:hAnsi="Arial"/>
                 <w:i/>
                 <w:iCs/>
-                <w:color w:val="B71C1C"/>
+                <w:color w:val="00695C"/>
                 <w:sz w:val="14"/>
                 <w:szCs w:val="14"/>
               </w:rPr>
-              <w:t xml:space="preserve">Left corrective</w:t>
-            </w:r>
-          </w:p>
-        </w:tc>
-        <w:tc>
-          <w:tcPr>
-            <w:tcW w:type="dxa" w:w="380"/>
-            <w:tcBorders>
-              <w:top w:val="none" w:color="FFFFFF" w:sz="0"/>
-              <w:left w:val="none" w:color="FFFFFF" w:sz="0"/>
-              <w:bottom w:val="none" w:color="FFFFFF" w:sz="0"/>
-              <w:right w:val="none" w:color="FFFFFF" w:sz="0"/>
-            </w:tcBorders>
-            <w:shd w:fill="FFFFFF" w:color="auto" w:val="clear"/>
-            <w:tcMar>
-              <w:top w:type="dxa" w:w="40"/>
-              <w:left w:type="dxa" w:w="80"/>
-              <w:bottom w:type="dxa" w:w="40"/>
-              <w:right w:type="dxa" w:w="80"/>
-            </w:tcMar>
-            <w:vAlign w:val="center"/>
-          </w:tcPr>
-          <w:p>
-            <w:pPr>
-              <w:jc w:val="center"/>
-            </w:pPr>
-            <w:r>
-              <w:rPr>
-                <w:rFonts w:ascii="Arial" w:cs="Arial" w:eastAsia="Arial" w:hAnsi="Arial"/>
-                <w:color w:val="6B6B6B"/>
-                <w:sz w:val="15"/>
-                <w:szCs w:val="15"/>
-              </w:rPr>
-              <w:t xml:space="preserve">3</w:t>
-            </w:r>
-          </w:p>
-        </w:tc>
-        <w:tc>
-          <w:tcPr>
-            <w:tcW w:type="dxa" w:w="420"/>
-            <w:tcBorders>
-              <w:top w:val="none" w:color="FFFFFF" w:sz="0"/>
-              <w:left w:val="none" w:color="FFFFFF" w:sz="0"/>
-              <w:bottom w:val="none" w:color="FFFFFF" w:sz="0"/>
-              <w:right w:val="none" w:color="FFFFFF" w:sz="0"/>
-            </w:tcBorders>
-            <w:shd w:fill="FFFFFF" w:color="auto" w:val="clear"/>
-            <w:tcMar>
-              <w:top w:type="dxa" w:w="40"/>
-              <w:left w:type="dxa" w:w="80"/>
-              <w:bottom w:type="dxa" w:w="40"/>
-              <w:right w:type="dxa" w:w="80"/>
-            </w:tcMar>
-            <w:vAlign w:val="center"/>
-          </w:tcPr>
-          <w:p>
-            <w:pPr>
-              <w:jc w:val="center"/>
-            </w:pPr>
-            <w:r>
-              <w:rPr>
-                <w:rFonts w:ascii="Arial" w:cs="Arial" w:eastAsia="Arial" w:hAnsi="Arial"/>
-                <w:color w:val="6B6B6B"/>
-                <w:sz w:val="15"/>
-                <w:szCs w:val="15"/>
-              </w:rPr>
-              <w:t xml:space="preserve">10</w:t>
-            </w:r>
-          </w:p>
-        </w:tc>
-        <w:tc>
-          <w:tcPr>
-            <w:tcW w:type="dxa" w:w="680"/>
-            <w:tcBorders>
-              <w:top w:val="none" w:color="FFFFFF" w:sz="0"/>
-              <w:left w:val="none" w:color="FFFFFF" w:sz="0"/>
-              <w:bottom w:val="none" w:color="FFFFFF" w:sz="0"/>
-              <w:right w:val="none" w:color="FFFFFF" w:sz="0"/>
-            </w:tcBorders>
-            <w:shd w:fill="FFFFFF" w:color="auto" w:val="clear"/>
-            <w:tcMar>
-              <w:top w:type="dxa" w:w="40"/>
-              <w:left w:type="dxa" w:w="80"/>
-              <w:bottom w:type="dxa" w:w="40"/>
-              <w:right w:type="dxa" w:w="80"/>
-            </w:tcMar>
-            <w:vAlign w:val="center"/>
-          </w:tcPr>
-          <w:p>
-            <w:pPr>
-              <w:jc w:val="center"/>
-            </w:pPr>
-            <w:r>
-              <w:rPr>
-                <w:rFonts w:ascii="Arial" w:cs="Arial" w:eastAsia="Arial" w:hAnsi="Arial"/>
-                <w:color w:val="6B6B6B"/>
-                <w:sz w:val="15"/>
-                <w:szCs w:val="15"/>
-              </w:rPr>
-              <w:t xml:space="preserve">bodyweight</w:t>
-            </w:r>
-          </w:p>
-        </w:tc>
-        <w:tc>
-          <w:tcPr>
-            <w:tcW w:type="dxa" w:w="540"/>
-            <w:tcBorders>
-              <w:top w:val="none" w:color="FFFFFF" w:sz="0"/>
-              <w:left w:val="none" w:color="FFFFFF" w:sz="0"/>
-              <w:bottom w:val="none" w:color="FFFFFF" w:sz="0"/>
-              <w:right w:val="none" w:color="FFFFFF" w:sz="0"/>
-            </w:tcBorders>
-            <w:shd w:fill="FFFFFF" w:color="auto" w:val="clear"/>
-            <w:tcMar>
-              <w:top w:type="dxa" w:w="40"/>
-              <w:left w:type="dxa" w:w="80"/>
-              <w:bottom w:type="dxa" w:w="40"/>
-              <w:right w:type="dxa" w:w="80"/>
-            </w:tcMar>
-            <w:vAlign w:val="center"/>
-          </w:tcPr>
-          <w:p>
-            <w:pPr>
-              <w:jc w:val="center"/>
-            </w:pPr>
-            <w:r>
-              <w:rPr>
-                <w:rFonts w:ascii="Arial" w:cs="Arial" w:eastAsia="Arial" w:hAnsi="Arial"/>
-                <w:color w:val="6B6B6B"/>
-                <w:sz w:val="15"/>
-                <w:szCs w:val="15"/>
-              </w:rPr>
-              <w:t xml:space="preserve">2-0-1</w:t>
-            </w:r>
-          </w:p>
-        </w:tc>
-        <w:tc>
-          <w:tcPr>
-            <w:tcW w:type="dxa" w:w="440"/>
-            <w:tcBorders>
-              <w:top w:val="none" w:color="FFFFFF" w:sz="0"/>
-              <w:left w:val="none" w:color="FFFFFF" w:sz="0"/>
-              <w:bottom w:val="none" w:color="FFFFFF" w:sz="0"/>
-              <w:right w:val="none" w:color="FFFFFF" w:sz="0"/>
-            </w:tcBorders>
-            <w:shd w:fill="FFFFFF" w:color="auto" w:val="clear"/>
-            <w:tcMar>
-              <w:top w:type="dxa" w:w="40"/>
-              <w:left w:type="dxa" w:w="80"/>
-              <w:bottom w:type="dxa" w:w="40"/>
-              <w:right w:type="dxa" w:w="80"/>
-            </w:tcMar>
-            <w:vAlign w:val="center"/>
-          </w:tcPr>
-          <w:p>
-            <w:pPr>
-              <w:jc w:val="center"/>
-            </w:pPr>
-            <w:r>
-              <w:rPr>
-                <w:rFonts w:ascii="Arial" w:cs="Arial" w:eastAsia="Arial" w:hAnsi="Arial"/>
-                <w:color w:val="6B6B6B"/>
-                <w:sz w:val="15"/>
-                <w:szCs w:val="15"/>
-              </w:rPr>
-              <w:t xml:space="preserve">45s</w:t>
-            </w:r>
-          </w:p>
-        </w:tc>
-        <w:tc>
-          <w:tcPr>
-            <w:tcW w:type="dxa" w:w="5580"/>
-            <w:tcBorders>
-              <w:top w:val="none" w:color="FFFFFF" w:sz="0"/>
-              <w:left w:val="none" w:color="FFFFFF" w:sz="0"/>
-              <w:bottom w:val="none" w:color="FFFFFF" w:sz="0"/>
-              <w:right w:val="none" w:color="FFFFFF" w:sz="0"/>
-            </w:tcBorders>
-            <w:shd w:fill="FFFFFF" w:color="auto" w:val="clear"/>
-            <w:tcMar>
-              <w:top w:type="dxa" w:w="40"/>
-              <w:left w:type="dxa" w:w="80"/>
-              <w:bottom w:type="dxa" w:w="40"/>
-              <w:right w:type="dxa" w:w="80"/>
-            </w:tcMar>
-            <w:vAlign w:val="center"/>
-          </w:tcPr>
-          <w:p>
-            <w:r>
-              <w:rPr>
-                <w:rFonts w:ascii="Arial" w:cs="Arial" w:eastAsia="Arial" w:hAnsi="Arial"/>
-                <w:color w:val="6B6B6B"/>
-                <w:sz w:val="17"/>
-                <w:szCs w:val="17"/>
-              </w:rPr>
-              <w:t xml:space="preserve">Drive left glute; 1s pause top; no knee cave</w:t>
+              <w:t xml:space="preserve">  Distance &amp; quality governed — no RIR target</w:t>
             </w:r>
           </w:p>
         </w:tc>
@@ -5194,7 +6139,7 @@
           <w:sz w:val="17"/>
           <w:szCs w:val="17"/>
         </w:rPr>
-        <w:t xml:space="preserve">Emphasise tempo and control on left side. Use lighter load and perfect technique before progressing.</w:t>
+        <w:t xml:space="preserve">Emphasise tempo and control on left side. Use lighter load and perfect technique before progressing. The closing sled push puts the day's leg drive to work under gait — smooth and controlled today, never a sprint.</w:t>
       </w:r>
     </w:p>
     <w:p>
@@ -5465,7 +6410,7 @@
           <w:sz w:val="17"/>
           <w:szCs w:val="17"/>
         </w:rPr>
-        <w:t xml:space="preserve">Arm bike 1 min forward + 1 min backward (upper-body cardio + shoulder circulation — the backward direction deliberately engages the posterior shoulder differently, per the 8/12 PT session). Mobility stick shoulder circuit: overhead pass-throughs 2x8-10, external rotation with stick 2x8-10, reach + drive 2x8-10. Then: band pull-aparts, thoracic rotations, 3×10 scapular push-ups.</w:t>
+        <w:t xml:space="preserve">Arm bike 1 min forward + 1 min backward (upper-body cardio + shoulder circulation — a PT-led detail: the backward direction deliberately engages the posterior shoulder differently). Mobility stick shoulder circuit: overhead pass-throughs 2x8-10, external rotation with stick 2x8-10, reach + drive 2x8-10. Then: band pull-aparts, thoracic rotations, 3×10 scapular push-ups.</w:t>
       </w:r>
     </w:p>
     <w:p>
@@ -5481,7 +6426,7 @@
           <w:sz w:val="17"/>
           <w:szCs w:val="17"/>
         </w:rPr>
-        <w:t xml:space="preserve">A — Push / Pull</w:t>
+        <w:t xml:space="preserve">A — Primary Compound — Incline DB Press</w:t>
       </w:r>
     </w:p>
     <w:p>
@@ -5506,7 +6451,7 @@
           <w:sz w:val="17"/>
           <w:szCs w:val="17"/>
         </w:rPr>
-        <w:t xml:space="preserve">Incline DB Press Week 1 load is informed by the 8/13 baseline test ("DB Chest Press," 15 lbs). Single-Arm Row loads directly off its own matching baseline (30 lbs x10, Epley 1RM ≈40 lbs). Standing Resistance Band Chest Press is added this update — a core-anti-rotation pressing accessory (no bench support) from the 8/12 PT session.</w:t>
+        <w:t xml:space="preserve">Incline DB Press Week 1 load is informed by the 8/13 baseline test ("DB Chest Press," 15 lbs). If the day calls for a variation, rotate between: a flat DB bench press, a low-incline barbell press from the rack, or a Kieser chest press. The incline DB press stays the lift we track and progress.</w:t>
       </w:r>
     </w:p>
     <w:tbl>
@@ -6019,6 +6964,74 @@
           </w:p>
         </w:tc>
       </w:tr>
+    </w:tbl>
+    <w:p>
+      <w:pPr>
+        <w:spacing w:after="100"/>
+      </w:pPr>
+    </w:p>
+    <w:p>
+      <w:pPr>
+        <w:spacing w:after="60" w:before="120"/>
+      </w:pPr>
+      <w:r>
+        <w:rPr>
+          <w:rFonts w:ascii="Arial" w:cs="Arial" w:eastAsia="Arial" w:hAnsi="Arial"/>
+          <w:b/>
+          <w:bCs/>
+          <w:color w:val="00695C"/>
+          <w:sz w:val="17"/>
+          <w:szCs w:val="17"/>
+        </w:rPr>
+        <w:t xml:space="preserve">B — Accessory — Push/Pull Control</w:t>
+      </w:r>
+    </w:p>
+    <w:p>
+      <w:pPr>
+        <w:spacing w:after="80"/>
+      </w:pPr>
+      <w:r>
+        <w:rPr>
+          <w:rFonts w:ascii="Arial" w:cs="Arial" w:eastAsia="Arial" w:hAnsi="Arial"/>
+          <w:b/>
+          <w:bCs/>
+          <w:color w:val="00695C"/>
+          <w:sz w:val="17"/>
+          <w:szCs w:val="17"/>
+        </w:rPr>
+        <w:t xml:space="preserve">Why:  </w:t>
+      </w:r>
+      <w:r>
+        <w:rPr>
+          <w:rFonts w:ascii="Arial" w:cs="Arial" w:eastAsia="Arial" w:hAnsi="Arial"/>
+          <w:color w:val="2C2C2C"/>
+          <w:sz w:val="17"/>
+          <w:szCs w:val="17"/>
+        </w:rPr>
+        <w:t xml:space="preserve">Tempo and control accessories behind the press: a slow eccentric push-up, rear-delt/rotator health work, and a standing band press with a real core anti-rotation demand — no bench support.</w:t>
+      </w:r>
+    </w:p>
+    <w:tbl>
+      <w:tblPr>
+        <w:tblW w:type="dxa" w:w="10440"/>
+        <w:tblBorders>
+          <w:top w:val="none" w:color="FFFFFF" w:sz="0"/>
+          <w:left w:val="none" w:color="FFFFFF" w:sz="0"/>
+          <w:bottom w:val="none" w:color="FFFFFF" w:sz="0"/>
+          <w:right w:val="none" w:color="FFFFFF" w:sz="0"/>
+          <w:insideH w:val="single" w:color="auto" w:sz="4"/>
+          <w:insideV w:val="single" w:color="auto" w:sz="4"/>
+        </w:tblBorders>
+      </w:tblPr>
+      <w:tblGrid>
+        <w:gridCol w:w="2400"/>
+        <w:gridCol w:w="380"/>
+        <w:gridCol w:w="420"/>
+        <w:gridCol w:w="680"/>
+        <w:gridCol w:w="540"/>
+        <w:gridCol w:w="440"/>
+        <w:gridCol w:w="5580"/>
+      </w:tblGrid>
       <w:tr>
         <w:tc>
           <w:tcPr>
@@ -6029,7 +7042,254 @@
               <w:bottom w:val="none" w:color="FFFFFF" w:sz="0"/>
               <w:right w:val="none" w:color="FFFFFF" w:sz="0"/>
             </w:tcBorders>
-            <w:shd w:fill="FFFFFF" w:color="auto" w:val="clear"/>
+            <w:shd w:fill="E0F2F1" w:color="auto" w:val="clear"/>
+            <w:tcMar>
+              <w:top w:type="dxa" w:w="40"/>
+              <w:left w:type="dxa" w:w="80"/>
+              <w:bottom w:type="dxa" w:w="40"/>
+              <w:right w:type="dxa" w:w="80"/>
+            </w:tcMar>
+            <w:vAlign w:val="center"/>
+          </w:tcPr>
+          <w:p>
+            <w:pPr>
+              <w:jc w:val="left"/>
+            </w:pPr>
+            <w:r>
+              <w:rPr>
+                <w:rFonts w:ascii="Arial" w:cs="Arial" w:eastAsia="Arial" w:hAnsi="Arial"/>
+                <w:b/>
+                <w:bCs/>
+                <w:color w:val="00695C"/>
+                <w:sz w:val="15"/>
+                <w:szCs w:val="15"/>
+              </w:rPr>
+              <w:t xml:space="preserve">EXERCISE</w:t>
+            </w:r>
+          </w:p>
+        </w:tc>
+        <w:tc>
+          <w:tcPr>
+            <w:tcW w:type="dxa" w:w="380"/>
+            <w:tcBorders>
+              <w:top w:val="none" w:color="FFFFFF" w:sz="0"/>
+              <w:left w:val="none" w:color="FFFFFF" w:sz="0"/>
+              <w:bottom w:val="none" w:color="FFFFFF" w:sz="0"/>
+              <w:right w:val="none" w:color="FFFFFF" w:sz="0"/>
+            </w:tcBorders>
+            <w:shd w:fill="E0F2F1" w:color="auto" w:val="clear"/>
+            <w:tcMar>
+              <w:top w:type="dxa" w:w="40"/>
+              <w:left w:type="dxa" w:w="80"/>
+              <w:bottom w:type="dxa" w:w="40"/>
+              <w:right w:type="dxa" w:w="80"/>
+            </w:tcMar>
+            <w:vAlign w:val="center"/>
+          </w:tcPr>
+          <w:p>
+            <w:pPr>
+              <w:jc w:val="center"/>
+            </w:pPr>
+            <w:r>
+              <w:rPr>
+                <w:rFonts w:ascii="Arial" w:cs="Arial" w:eastAsia="Arial" w:hAnsi="Arial"/>
+                <w:b/>
+                <w:bCs/>
+                <w:color w:val="00695C"/>
+                <w:sz w:val="13"/>
+                <w:szCs w:val="13"/>
+              </w:rPr>
+              <w:t xml:space="preserve">SETS</w:t>
+            </w:r>
+          </w:p>
+        </w:tc>
+        <w:tc>
+          <w:tcPr>
+            <w:tcW w:type="dxa" w:w="420"/>
+            <w:tcBorders>
+              <w:top w:val="none" w:color="FFFFFF" w:sz="0"/>
+              <w:left w:val="none" w:color="FFFFFF" w:sz="0"/>
+              <w:bottom w:val="none" w:color="FFFFFF" w:sz="0"/>
+              <w:right w:val="none" w:color="FFFFFF" w:sz="0"/>
+            </w:tcBorders>
+            <w:shd w:fill="E0F2F1" w:color="auto" w:val="clear"/>
+            <w:tcMar>
+              <w:top w:type="dxa" w:w="40"/>
+              <w:left w:type="dxa" w:w="80"/>
+              <w:bottom w:type="dxa" w:w="40"/>
+              <w:right w:type="dxa" w:w="80"/>
+            </w:tcMar>
+            <w:vAlign w:val="center"/>
+          </w:tcPr>
+          <w:p>
+            <w:pPr>
+              <w:jc w:val="center"/>
+            </w:pPr>
+            <w:r>
+              <w:rPr>
+                <w:rFonts w:ascii="Arial" w:cs="Arial" w:eastAsia="Arial" w:hAnsi="Arial"/>
+                <w:b/>
+                <w:bCs/>
+                <w:color w:val="00695C"/>
+                <w:sz w:val="13"/>
+                <w:szCs w:val="13"/>
+              </w:rPr>
+              <w:t xml:space="preserve">REPS</w:t>
+            </w:r>
+          </w:p>
+        </w:tc>
+        <w:tc>
+          <w:tcPr>
+            <w:tcW w:type="dxa" w:w="680"/>
+            <w:tcBorders>
+              <w:top w:val="none" w:color="FFFFFF" w:sz="0"/>
+              <w:left w:val="none" w:color="FFFFFF" w:sz="0"/>
+              <w:bottom w:val="none" w:color="FFFFFF" w:sz="0"/>
+              <w:right w:val="none" w:color="FFFFFF" w:sz="0"/>
+            </w:tcBorders>
+            <w:shd w:fill="E0F2F1" w:color="auto" w:val="clear"/>
+            <w:tcMar>
+              <w:top w:type="dxa" w:w="40"/>
+              <w:left w:type="dxa" w:w="80"/>
+              <w:bottom w:type="dxa" w:w="40"/>
+              <w:right w:type="dxa" w:w="80"/>
+            </w:tcMar>
+            <w:vAlign w:val="center"/>
+          </w:tcPr>
+          <w:p>
+            <w:pPr>
+              <w:jc w:val="center"/>
+            </w:pPr>
+            <w:r>
+              <w:rPr>
+                <w:rFonts w:ascii="Arial" w:cs="Arial" w:eastAsia="Arial" w:hAnsi="Arial"/>
+                <w:b/>
+                <w:bCs/>
+                <w:color w:val="00695C"/>
+                <w:sz w:val="13"/>
+                <w:szCs w:val="13"/>
+              </w:rPr>
+              <w:t xml:space="preserve">LOAD</w:t>
+            </w:r>
+          </w:p>
+        </w:tc>
+        <w:tc>
+          <w:tcPr>
+            <w:tcW w:type="dxa" w:w="540"/>
+            <w:tcBorders>
+              <w:top w:val="none" w:color="FFFFFF" w:sz="0"/>
+              <w:left w:val="none" w:color="FFFFFF" w:sz="0"/>
+              <w:bottom w:val="none" w:color="FFFFFF" w:sz="0"/>
+              <w:right w:val="none" w:color="FFFFFF" w:sz="0"/>
+            </w:tcBorders>
+            <w:shd w:fill="E0F2F1" w:color="auto" w:val="clear"/>
+            <w:tcMar>
+              <w:top w:type="dxa" w:w="40"/>
+              <w:left w:type="dxa" w:w="80"/>
+              <w:bottom w:type="dxa" w:w="40"/>
+              <w:right w:type="dxa" w:w="80"/>
+            </w:tcMar>
+            <w:vAlign w:val="center"/>
+          </w:tcPr>
+          <w:p>
+            <w:pPr>
+              <w:jc w:val="center"/>
+            </w:pPr>
+            <w:r>
+              <w:rPr>
+                <w:rFonts w:ascii="Arial" w:cs="Arial" w:eastAsia="Arial" w:hAnsi="Arial"/>
+                <w:b/>
+                <w:bCs/>
+                <w:color w:val="00695C"/>
+                <w:sz w:val="13"/>
+                <w:szCs w:val="13"/>
+              </w:rPr>
+              <w:t xml:space="preserve">TEMPO</w:t>
+            </w:r>
+          </w:p>
+        </w:tc>
+        <w:tc>
+          <w:tcPr>
+            <w:tcW w:type="dxa" w:w="440"/>
+            <w:tcBorders>
+              <w:top w:val="none" w:color="FFFFFF" w:sz="0"/>
+              <w:left w:val="none" w:color="FFFFFF" w:sz="0"/>
+              <w:bottom w:val="none" w:color="FFFFFF" w:sz="0"/>
+              <w:right w:val="none" w:color="FFFFFF" w:sz="0"/>
+            </w:tcBorders>
+            <w:shd w:fill="E0F2F1" w:color="auto" w:val="clear"/>
+            <w:tcMar>
+              <w:top w:type="dxa" w:w="40"/>
+              <w:left w:type="dxa" w:w="80"/>
+              <w:bottom w:type="dxa" w:w="40"/>
+              <w:right w:type="dxa" w:w="80"/>
+            </w:tcMar>
+            <w:vAlign w:val="center"/>
+          </w:tcPr>
+          <w:p>
+            <w:pPr>
+              <w:jc w:val="center"/>
+            </w:pPr>
+            <w:r>
+              <w:rPr>
+                <w:rFonts w:ascii="Arial" w:cs="Arial" w:eastAsia="Arial" w:hAnsi="Arial"/>
+                <w:b/>
+                <w:bCs/>
+                <w:color w:val="00695C"/>
+                <w:sz w:val="13"/>
+                <w:szCs w:val="13"/>
+              </w:rPr>
+              <w:t xml:space="preserve">REST</w:t>
+            </w:r>
+          </w:p>
+        </w:tc>
+        <w:tc>
+          <w:tcPr>
+            <w:tcW w:type="dxa" w:w="5580"/>
+            <w:tcBorders>
+              <w:top w:val="none" w:color="FFFFFF" w:sz="0"/>
+              <w:left w:val="none" w:color="FFFFFF" w:sz="0"/>
+              <w:bottom w:val="none" w:color="FFFFFF" w:sz="0"/>
+              <w:right w:val="none" w:color="FFFFFF" w:sz="0"/>
+            </w:tcBorders>
+            <w:shd w:fill="E0F2F1" w:color="auto" w:val="clear"/>
+            <w:tcMar>
+              <w:top w:type="dxa" w:w="40"/>
+              <w:left w:type="dxa" w:w="80"/>
+              <w:bottom w:type="dxa" w:w="40"/>
+              <w:right w:type="dxa" w:w="80"/>
+            </w:tcMar>
+            <w:vAlign w:val="center"/>
+          </w:tcPr>
+          <w:p>
+            <w:pPr>
+              <w:jc w:val="left"/>
+            </w:pPr>
+            <w:r>
+              <w:rPr>
+                <w:rFonts w:ascii="Arial" w:cs="Arial" w:eastAsia="Arial" w:hAnsi="Arial"/>
+                <w:b/>
+                <w:bCs/>
+                <w:color w:val="00695C"/>
+                <w:sz w:val="15"/>
+                <w:szCs w:val="15"/>
+              </w:rPr>
+              <w:t xml:space="preserve">COACHING CUE</w:t>
+            </w:r>
+          </w:p>
+        </w:tc>
+      </w:tr>
+      <w:tr>
+        <w:tc>
+          <w:tcPr>
+            <w:tcW w:type="dxa" w:w="2400"/>
+            <w:tcBorders>
+              <w:top w:val="none" w:color="FFFFFF" w:sz="0"/>
+              <w:left w:val="none" w:color="FFFFFF" w:sz="0"/>
+              <w:bottom w:val="none" w:color="FFFFFF" w:sz="0"/>
+              <w:right w:val="none" w:color="FFFFFF" w:sz="0"/>
+            </w:tcBorders>
+            <w:shd w:fill="F0FAFA" w:color="auto" w:val="clear"/>
             <w:tcMar>
               <w:top w:type="dxa" w:w="40"/>
               <w:left w:type="dxa" w:w="80"/>
@@ -6048,7 +7308,7 @@
                 <w:sz w:val="18"/>
                 <w:szCs w:val="18"/>
               </w:rPr>
-              <w:t xml:space="preserve">Single-Arm Row</w:t>
+              <w:t xml:space="preserve">Half-Kneeling Eccentric Push-Up</w:t>
             </w:r>
           </w:p>
         </w:tc>
@@ -6061,7 +7321,7 @@
               <w:bottom w:val="none" w:color="FFFFFF" w:sz="0"/>
               <w:right w:val="none" w:color="FFFFFF" w:sz="0"/>
             </w:tcBorders>
-            <w:shd w:fill="FFFFFF" w:color="auto" w:val="clear"/>
+            <w:shd w:fill="F0FAFA" w:color="auto" w:val="clear"/>
             <w:tcMar>
               <w:top w:type="dxa" w:w="40"/>
               <w:left w:type="dxa" w:w="80"/>
@@ -6081,7 +7341,7 @@
                 <w:sz w:val="15"/>
                 <w:szCs w:val="15"/>
               </w:rPr>
-              <w:t xml:space="preserve">4</w:t>
+              <w:t xml:space="preserve">3</w:t>
             </w:r>
           </w:p>
         </w:tc>
@@ -6094,7 +7354,7 @@
               <w:bottom w:val="none" w:color="FFFFFF" w:sz="0"/>
               <w:right w:val="none" w:color="FFFFFF" w:sz="0"/>
             </w:tcBorders>
-            <w:shd w:fill="FFFFFF" w:color="auto" w:val="clear"/>
+            <w:shd w:fill="F0FAFA" w:color="auto" w:val="clear"/>
             <w:tcMar>
               <w:top w:type="dxa" w:w="40"/>
               <w:left w:type="dxa" w:w="80"/>
@@ -6114,7 +7374,7 @@
                 <w:sz w:val="15"/>
                 <w:szCs w:val="15"/>
               </w:rPr>
-              <w:t xml:space="preserve">8 each</w:t>
+              <w:t xml:space="preserve">6-8</w:t>
             </w:r>
           </w:p>
         </w:tc>
@@ -6127,7 +7387,7 @@
               <w:bottom w:val="none" w:color="FFFFFF" w:sz="0"/>
               <w:right w:val="none" w:color="FFFFFF" w:sz="0"/>
             </w:tcBorders>
-            <w:shd w:fill="FFFFFF" w:color="auto" w:val="clear"/>
+            <w:shd w:fill="F0FAFA" w:color="auto" w:val="clear"/>
             <w:tcMar>
               <w:top w:type="dxa" w:w="40"/>
               <w:left w:type="dxa" w:w="80"/>
@@ -6147,7 +7407,7 @@
                 <w:sz w:val="15"/>
                 <w:szCs w:val="15"/>
               </w:rPr>
-              <w:t xml:space="preserve">Wk1: 30 lbs → Wk4: 35 lbs</w:t>
+              <w:t xml:space="preserve">bodyweight</w:t>
             </w:r>
           </w:p>
         </w:tc>
@@ -6160,7 +7420,7 @@
               <w:bottom w:val="none" w:color="FFFFFF" w:sz="0"/>
               <w:right w:val="none" w:color="FFFFFF" w:sz="0"/>
             </w:tcBorders>
-            <w:shd w:fill="FFFFFF" w:color="auto" w:val="clear"/>
+            <w:shd w:fill="F0FAFA" w:color="auto" w:val="clear"/>
             <w:tcMar>
               <w:top w:type="dxa" w:w="40"/>
               <w:left w:type="dxa" w:w="80"/>
@@ -6180,7 +7440,7 @@
                 <w:sz w:val="15"/>
                 <w:szCs w:val="15"/>
               </w:rPr>
-              <w:t xml:space="preserve">2-0-1</w:t>
+              <w:t xml:space="preserve">4-0-1</w:t>
             </w:r>
           </w:p>
         </w:tc>
@@ -6193,7 +7453,7 @@
               <w:bottom w:val="none" w:color="FFFFFF" w:sz="0"/>
               <w:right w:val="none" w:color="FFFFFF" w:sz="0"/>
             </w:tcBorders>
-            <w:shd w:fill="FFFFFF" w:color="auto" w:val="clear"/>
+            <w:shd w:fill="F0FAFA" w:color="auto" w:val="clear"/>
             <w:tcMar>
               <w:top w:type="dxa" w:w="40"/>
               <w:left w:type="dxa" w:w="80"/>
@@ -6213,7 +7473,7 @@
                 <w:sz w:val="15"/>
                 <w:szCs w:val="15"/>
               </w:rPr>
-              <w:t xml:space="preserve">60s</w:t>
+              <w:t xml:space="preserve">45s</w:t>
             </w:r>
           </w:p>
         </w:tc>
@@ -6226,7 +7486,7 @@
               <w:bottom w:val="none" w:color="FFFFFF" w:sz="0"/>
               <w:right w:val="none" w:color="FFFFFF" w:sz="0"/>
             </w:tcBorders>
-            <w:shd w:fill="FFFFFF" w:color="auto" w:val="clear"/>
+            <w:shd w:fill="F0FAFA" w:color="auto" w:val="clear"/>
             <w:tcMar>
               <w:top w:type="dxa" w:w="40"/>
               <w:left w:type="dxa" w:w="80"/>
@@ -6243,7 +7503,7 @@
                 <w:sz w:val="17"/>
                 <w:szCs w:val="17"/>
               </w:rPr>
-              <w:t xml:space="preserve">Pull to the hip; maintain neutral spine</w:t>
+              <w:t xml:space="preserve">Half-kneeling stance (one knee down); slow 4-sec controlled lower, drive back up.</w:t>
             </w:r>
           </w:p>
         </w:tc>
@@ -6258,7 +7518,7 @@
               <w:bottom w:val="none" w:color="FFFFFF" w:sz="0"/>
               <w:right w:val="none" w:color="FFFFFF" w:sz="0"/>
             </w:tcBorders>
-            <w:shd w:fill="F0FAFA" w:color="auto" w:val="clear"/>
+            <w:shd w:fill="FFFFFF" w:color="auto" w:val="clear"/>
             <w:tcMar>
               <w:top w:type="dxa" w:w="40"/>
               <w:left w:type="dxa" w:w="80"/>
@@ -6277,7 +7537,7 @@
                 <w:sz w:val="18"/>
                 <w:szCs w:val="18"/>
               </w:rPr>
-              <w:t xml:space="preserve">Half-Kneeling Eccentric Push-Up</w:t>
+              <w:t xml:space="preserve">Face Pulls</w:t>
             </w:r>
           </w:p>
         </w:tc>
@@ -6290,7 +7550,7 @@
               <w:bottom w:val="none" w:color="FFFFFF" w:sz="0"/>
               <w:right w:val="none" w:color="FFFFFF" w:sz="0"/>
             </w:tcBorders>
-            <w:shd w:fill="F0FAFA" w:color="auto" w:val="clear"/>
+            <w:shd w:fill="FFFFFF" w:color="auto" w:val="clear"/>
             <w:tcMar>
               <w:top w:type="dxa" w:w="40"/>
               <w:left w:type="dxa" w:w="80"/>
@@ -6323,7 +7583,7 @@
               <w:bottom w:val="none" w:color="FFFFFF" w:sz="0"/>
               <w:right w:val="none" w:color="FFFFFF" w:sz="0"/>
             </w:tcBorders>
-            <w:shd w:fill="F0FAFA" w:color="auto" w:val="clear"/>
+            <w:shd w:fill="FFFFFF" w:color="auto" w:val="clear"/>
             <w:tcMar>
               <w:top w:type="dxa" w:w="40"/>
               <w:left w:type="dxa" w:w="80"/>
@@ -6343,7 +7603,7 @@
                 <w:sz w:val="15"/>
                 <w:szCs w:val="15"/>
               </w:rPr>
-              <w:t xml:space="preserve">6-8</w:t>
+              <w:t xml:space="preserve">15</w:t>
             </w:r>
           </w:p>
         </w:tc>
@@ -6356,7 +7616,7 @@
               <w:bottom w:val="none" w:color="FFFFFF" w:sz="0"/>
               <w:right w:val="none" w:color="FFFFFF" w:sz="0"/>
             </w:tcBorders>
-            <w:shd w:fill="F0FAFA" w:color="auto" w:val="clear"/>
+            <w:shd w:fill="FFFFFF" w:color="auto" w:val="clear"/>
             <w:tcMar>
               <w:top w:type="dxa" w:w="40"/>
               <w:left w:type="dxa" w:w="80"/>
@@ -6376,7 +7636,7 @@
                 <w:sz w:val="15"/>
                 <w:szCs w:val="15"/>
               </w:rPr>
-              <w:t xml:space="preserve">bodyweight</w:t>
+              <w:t xml:space="preserve">band</w:t>
             </w:r>
           </w:p>
         </w:tc>
@@ -6389,7 +7649,7 @@
               <w:bottom w:val="none" w:color="FFFFFF" w:sz="0"/>
               <w:right w:val="none" w:color="FFFFFF" w:sz="0"/>
             </w:tcBorders>
-            <w:shd w:fill="F0FAFA" w:color="auto" w:val="clear"/>
+            <w:shd w:fill="FFFFFF" w:color="auto" w:val="clear"/>
             <w:tcMar>
               <w:top w:type="dxa" w:w="40"/>
               <w:left w:type="dxa" w:w="80"/>
@@ -6409,7 +7669,7 @@
                 <w:sz w:val="15"/>
                 <w:szCs w:val="15"/>
               </w:rPr>
-              <w:t xml:space="preserve">4-0-1</w:t>
+              <w:t xml:space="preserve">2-0-1</w:t>
             </w:r>
           </w:p>
         </w:tc>
@@ -6422,7 +7682,7 @@
               <w:bottom w:val="none" w:color="FFFFFF" w:sz="0"/>
               <w:right w:val="none" w:color="FFFFFF" w:sz="0"/>
             </w:tcBorders>
-            <w:shd w:fill="F0FAFA" w:color="auto" w:val="clear"/>
+            <w:shd w:fill="FFFFFF" w:color="auto" w:val="clear"/>
             <w:tcMar>
               <w:top w:type="dxa" w:w="40"/>
               <w:left w:type="dxa" w:w="80"/>
@@ -6455,7 +7715,7 @@
               <w:bottom w:val="none" w:color="FFFFFF" w:sz="0"/>
               <w:right w:val="none" w:color="FFFFFF" w:sz="0"/>
             </w:tcBorders>
-            <w:shd w:fill="F0FAFA" w:color="auto" w:val="clear"/>
+            <w:shd w:fill="FFFFFF" w:color="auto" w:val="clear"/>
             <w:tcMar>
               <w:top w:type="dxa" w:w="40"/>
               <w:left w:type="dxa" w:w="80"/>
@@ -6472,7 +7732,7 @@
                 <w:sz w:val="17"/>
                 <w:szCs w:val="17"/>
               </w:rPr>
-              <w:t xml:space="preserve">Half-kneeling stance (one knee down); slow 4-sec controlled lower, drive back up. New — PT-introduced tempo/control accessory.</w:t>
+              <w:t xml:space="preserve">High elbows; squeeze rear delts</w:t>
             </w:r>
           </w:p>
         </w:tc>
@@ -6487,7 +7747,7 @@
               <w:bottom w:val="none" w:color="FFFFFF" w:sz="0"/>
               <w:right w:val="none" w:color="FFFFFF" w:sz="0"/>
             </w:tcBorders>
-            <w:shd w:fill="FFFFFF" w:color="auto" w:val="clear"/>
+            <w:shd w:fill="F0FAFA" w:color="auto" w:val="clear"/>
             <w:tcMar>
               <w:top w:type="dxa" w:w="40"/>
               <w:left w:type="dxa" w:w="80"/>
@@ -6519,7 +7779,7 @@
               <w:bottom w:val="none" w:color="FFFFFF" w:sz="0"/>
               <w:right w:val="none" w:color="FFFFFF" w:sz="0"/>
             </w:tcBorders>
-            <w:shd w:fill="FFFFFF" w:color="auto" w:val="clear"/>
+            <w:shd w:fill="F0FAFA" w:color="auto" w:val="clear"/>
             <w:tcMar>
               <w:top w:type="dxa" w:w="40"/>
               <w:left w:type="dxa" w:w="80"/>
@@ -6552,7 +7812,7 @@
               <w:bottom w:val="none" w:color="FFFFFF" w:sz="0"/>
               <w:right w:val="none" w:color="FFFFFF" w:sz="0"/>
             </w:tcBorders>
-            <w:shd w:fill="FFFFFF" w:color="auto" w:val="clear"/>
+            <w:shd w:fill="F0FAFA" w:color="auto" w:val="clear"/>
             <w:tcMar>
               <w:top w:type="dxa" w:w="40"/>
               <w:left w:type="dxa" w:w="80"/>
@@ -6585,7 +7845,7 @@
               <w:bottom w:val="none" w:color="FFFFFF" w:sz="0"/>
               <w:right w:val="none" w:color="FFFFFF" w:sz="0"/>
             </w:tcBorders>
-            <w:shd w:fill="FFFFFF" w:color="auto" w:val="clear"/>
+            <w:shd w:fill="F0FAFA" w:color="auto" w:val="clear"/>
             <w:tcMar>
               <w:top w:type="dxa" w:w="40"/>
               <w:left w:type="dxa" w:w="80"/>
@@ -6618,7 +7878,7 @@
               <w:bottom w:val="none" w:color="FFFFFF" w:sz="0"/>
               <w:right w:val="none" w:color="FFFFFF" w:sz="0"/>
             </w:tcBorders>
-            <w:shd w:fill="FFFFFF" w:color="auto" w:val="clear"/>
+            <w:shd w:fill="F0FAFA" w:color="auto" w:val="clear"/>
             <w:tcMar>
               <w:top w:type="dxa" w:w="40"/>
               <w:left w:type="dxa" w:w="80"/>
@@ -6651,7 +7911,7 @@
               <w:bottom w:val="none" w:color="FFFFFF" w:sz="0"/>
               <w:right w:val="none" w:color="FFFFFF" w:sz="0"/>
             </w:tcBorders>
-            <w:shd w:fill="FFFFFF" w:color="auto" w:val="clear"/>
+            <w:shd w:fill="F0FAFA" w:color="auto" w:val="clear"/>
             <w:tcMar>
               <w:top w:type="dxa" w:w="40"/>
               <w:left w:type="dxa" w:w="80"/>
@@ -6684,7 +7944,7 @@
               <w:bottom w:val="none" w:color="FFFFFF" w:sz="0"/>
               <w:right w:val="none" w:color="FFFFFF" w:sz="0"/>
             </w:tcBorders>
-            <w:shd w:fill="FFFFFF" w:color="auto" w:val="clear"/>
+            <w:shd w:fill="F0FAFA" w:color="auto" w:val="clear"/>
             <w:tcMar>
               <w:top w:type="dxa" w:w="40"/>
               <w:left w:type="dxa" w:w="80"/>
@@ -6701,7 +7961,1566 @@
                 <w:sz w:val="17"/>
                 <w:szCs w:val="17"/>
               </w:rPr>
-              <w:t xml:space="preserve">New this update. No bench support — standing, anti-rotation core demand throughout the press. Press straight ahead, resist trunk rotation, control the return.</w:t>
+              <w:t xml:space="preserve">No bench support — standing, anti-rotation core demand throughout. Press straight ahead, resist trunk rotation, control the return.</w:t>
+            </w:r>
+          </w:p>
+        </w:tc>
+      </w:tr>
+    </w:tbl>
+    <w:p>
+      <w:pPr>
+        <w:spacing w:after="100"/>
+      </w:pPr>
+    </w:p>
+    <w:p>
+      <w:pPr>
+        <w:spacing w:after="60" w:before="120"/>
+      </w:pPr>
+      <w:r>
+        <w:rPr>
+          <w:rFonts w:ascii="Arial" w:cs="Arial" w:eastAsia="Arial" w:hAnsi="Arial"/>
+          <w:b/>
+          <w:bCs/>
+          <w:color w:val="43A047"/>
+          <w:sz w:val="17"/>
+          <w:szCs w:val="17"/>
+        </w:rPr>
+        <w:t xml:space="preserve">C — PT-Led Running-Economy Circuit (Jason Bethea)</w:t>
+      </w:r>
+    </w:p>
+    <w:p>
+      <w:pPr>
+        <w:spacing w:after="80"/>
+      </w:pPr>
+      <w:r>
+        <w:rPr>
+          <w:rFonts w:ascii="Arial" w:cs="Arial" w:eastAsia="Arial" w:hAnsi="Arial"/>
+          <w:b/>
+          <w:bCs/>
+          <w:color w:val="43A047"/>
+          <w:sz w:val="17"/>
+          <w:szCs w:val="17"/>
+        </w:rPr>
+        <w:t xml:space="preserve">Why:  </w:t>
+      </w:r>
+      <w:r>
+        <w:rPr>
+          <w:rFonts w:ascii="Arial" w:cs="Arial" w:eastAsia="Arial" w:hAnsi="Arial"/>
+          <w:color w:val="2C2C2C"/>
+          <w:sz w:val="17"/>
+          <w:szCs w:val="17"/>
+        </w:rPr>
+        <w:t xml:space="preserve">Carried into this session from her PT-led work with Jason Bethea, Brace Life's in-house Trainer/Physical Therapist — three drills chosen for direct running-economy transfer given her running-knee-health goal: grip, gait, and anti-lateral-flexion core demand under load carry over directly to running mechanics.</w:t>
+      </w:r>
+    </w:p>
+    <w:tbl>
+      <w:tblPr>
+        <w:tblW w:type="dxa" w:w="10440"/>
+        <w:tblBorders>
+          <w:top w:val="none" w:color="FFFFFF" w:sz="0"/>
+          <w:left w:val="none" w:color="FFFFFF" w:sz="0"/>
+          <w:bottom w:val="none" w:color="FFFFFF" w:sz="0"/>
+          <w:right w:val="none" w:color="FFFFFF" w:sz="0"/>
+          <w:insideH w:val="single" w:color="auto" w:sz="4"/>
+          <w:insideV w:val="single" w:color="auto" w:sz="4"/>
+        </w:tblBorders>
+      </w:tblPr>
+      <w:tblGrid>
+        <w:gridCol w:w="2400"/>
+        <w:gridCol w:w="380"/>
+        <w:gridCol w:w="420"/>
+        <w:gridCol w:w="680"/>
+        <w:gridCol w:w="540"/>
+        <w:gridCol w:w="440"/>
+        <w:gridCol w:w="5580"/>
+      </w:tblGrid>
+      <w:tr>
+        <w:tc>
+          <w:tcPr>
+            <w:tcW w:type="dxa" w:w="2400"/>
+            <w:tcBorders>
+              <w:top w:val="none" w:color="FFFFFF" w:sz="0"/>
+              <w:left w:val="none" w:color="FFFFFF" w:sz="0"/>
+              <w:bottom w:val="none" w:color="FFFFFF" w:sz="0"/>
+              <w:right w:val="none" w:color="FFFFFF" w:sz="0"/>
+            </w:tcBorders>
+            <w:shd w:fill="E8F5E9" w:color="auto" w:val="clear"/>
+            <w:tcMar>
+              <w:top w:type="dxa" w:w="40"/>
+              <w:left w:type="dxa" w:w="80"/>
+              <w:bottom w:type="dxa" w:w="40"/>
+              <w:right w:type="dxa" w:w="80"/>
+            </w:tcMar>
+            <w:vAlign w:val="center"/>
+          </w:tcPr>
+          <w:p>
+            <w:pPr>
+              <w:jc w:val="left"/>
+            </w:pPr>
+            <w:r>
+              <w:rPr>
+                <w:rFonts w:ascii="Arial" w:cs="Arial" w:eastAsia="Arial" w:hAnsi="Arial"/>
+                <w:b/>
+                <w:bCs/>
+                <w:color w:val="43A047"/>
+                <w:sz w:val="15"/>
+                <w:szCs w:val="15"/>
+              </w:rPr>
+              <w:t xml:space="preserve">EXERCISE</w:t>
+            </w:r>
+          </w:p>
+        </w:tc>
+        <w:tc>
+          <w:tcPr>
+            <w:tcW w:type="dxa" w:w="380"/>
+            <w:tcBorders>
+              <w:top w:val="none" w:color="FFFFFF" w:sz="0"/>
+              <w:left w:val="none" w:color="FFFFFF" w:sz="0"/>
+              <w:bottom w:val="none" w:color="FFFFFF" w:sz="0"/>
+              <w:right w:val="none" w:color="FFFFFF" w:sz="0"/>
+            </w:tcBorders>
+            <w:shd w:fill="E8F5E9" w:color="auto" w:val="clear"/>
+            <w:tcMar>
+              <w:top w:type="dxa" w:w="40"/>
+              <w:left w:type="dxa" w:w="80"/>
+              <w:bottom w:type="dxa" w:w="40"/>
+              <w:right w:type="dxa" w:w="80"/>
+            </w:tcMar>
+            <w:vAlign w:val="center"/>
+          </w:tcPr>
+          <w:p>
+            <w:pPr>
+              <w:jc w:val="center"/>
+            </w:pPr>
+            <w:r>
+              <w:rPr>
+                <w:rFonts w:ascii="Arial" w:cs="Arial" w:eastAsia="Arial" w:hAnsi="Arial"/>
+                <w:b/>
+                <w:bCs/>
+                <w:color w:val="43A047"/>
+                <w:sz w:val="13"/>
+                <w:szCs w:val="13"/>
+              </w:rPr>
+              <w:t xml:space="preserve">SETS</w:t>
+            </w:r>
+          </w:p>
+        </w:tc>
+        <w:tc>
+          <w:tcPr>
+            <w:tcW w:type="dxa" w:w="420"/>
+            <w:tcBorders>
+              <w:top w:val="none" w:color="FFFFFF" w:sz="0"/>
+              <w:left w:val="none" w:color="FFFFFF" w:sz="0"/>
+              <w:bottom w:val="none" w:color="FFFFFF" w:sz="0"/>
+              <w:right w:val="none" w:color="FFFFFF" w:sz="0"/>
+            </w:tcBorders>
+            <w:shd w:fill="E8F5E9" w:color="auto" w:val="clear"/>
+            <w:tcMar>
+              <w:top w:type="dxa" w:w="40"/>
+              <w:left w:type="dxa" w:w="80"/>
+              <w:bottom w:type="dxa" w:w="40"/>
+              <w:right w:type="dxa" w:w="80"/>
+            </w:tcMar>
+            <w:vAlign w:val="center"/>
+          </w:tcPr>
+          <w:p>
+            <w:pPr>
+              <w:jc w:val="center"/>
+            </w:pPr>
+            <w:r>
+              <w:rPr>
+                <w:rFonts w:ascii="Arial" w:cs="Arial" w:eastAsia="Arial" w:hAnsi="Arial"/>
+                <w:b/>
+                <w:bCs/>
+                <w:color w:val="43A047"/>
+                <w:sz w:val="13"/>
+                <w:szCs w:val="13"/>
+              </w:rPr>
+              <w:t xml:space="preserve">REPS</w:t>
+            </w:r>
+          </w:p>
+        </w:tc>
+        <w:tc>
+          <w:tcPr>
+            <w:tcW w:type="dxa" w:w="680"/>
+            <w:tcBorders>
+              <w:top w:val="none" w:color="FFFFFF" w:sz="0"/>
+              <w:left w:val="none" w:color="FFFFFF" w:sz="0"/>
+              <w:bottom w:val="none" w:color="FFFFFF" w:sz="0"/>
+              <w:right w:val="none" w:color="FFFFFF" w:sz="0"/>
+            </w:tcBorders>
+            <w:shd w:fill="E8F5E9" w:color="auto" w:val="clear"/>
+            <w:tcMar>
+              <w:top w:type="dxa" w:w="40"/>
+              <w:left w:type="dxa" w:w="80"/>
+              <w:bottom w:type="dxa" w:w="40"/>
+              <w:right w:type="dxa" w:w="80"/>
+            </w:tcMar>
+            <w:vAlign w:val="center"/>
+          </w:tcPr>
+          <w:p>
+            <w:pPr>
+              <w:jc w:val="center"/>
+            </w:pPr>
+            <w:r>
+              <w:rPr>
+                <w:rFonts w:ascii="Arial" w:cs="Arial" w:eastAsia="Arial" w:hAnsi="Arial"/>
+                <w:b/>
+                <w:bCs/>
+                <w:color w:val="43A047"/>
+                <w:sz w:val="13"/>
+                <w:szCs w:val="13"/>
+              </w:rPr>
+              <w:t xml:space="preserve">LOAD</w:t>
+            </w:r>
+          </w:p>
+        </w:tc>
+        <w:tc>
+          <w:tcPr>
+            <w:tcW w:type="dxa" w:w="540"/>
+            <w:tcBorders>
+              <w:top w:val="none" w:color="FFFFFF" w:sz="0"/>
+              <w:left w:val="none" w:color="FFFFFF" w:sz="0"/>
+              <w:bottom w:val="none" w:color="FFFFFF" w:sz="0"/>
+              <w:right w:val="none" w:color="FFFFFF" w:sz="0"/>
+            </w:tcBorders>
+            <w:shd w:fill="E8F5E9" w:color="auto" w:val="clear"/>
+            <w:tcMar>
+              <w:top w:type="dxa" w:w="40"/>
+              <w:left w:type="dxa" w:w="80"/>
+              <w:bottom w:type="dxa" w:w="40"/>
+              <w:right w:type="dxa" w:w="80"/>
+            </w:tcMar>
+            <w:vAlign w:val="center"/>
+          </w:tcPr>
+          <w:p>
+            <w:pPr>
+              <w:jc w:val="center"/>
+            </w:pPr>
+            <w:r>
+              <w:rPr>
+                <w:rFonts w:ascii="Arial" w:cs="Arial" w:eastAsia="Arial" w:hAnsi="Arial"/>
+                <w:b/>
+                <w:bCs/>
+                <w:color w:val="43A047"/>
+                <w:sz w:val="13"/>
+                <w:szCs w:val="13"/>
+              </w:rPr>
+              <w:t xml:space="preserve">TEMPO</w:t>
+            </w:r>
+          </w:p>
+        </w:tc>
+        <w:tc>
+          <w:tcPr>
+            <w:tcW w:type="dxa" w:w="440"/>
+            <w:tcBorders>
+              <w:top w:val="none" w:color="FFFFFF" w:sz="0"/>
+              <w:left w:val="none" w:color="FFFFFF" w:sz="0"/>
+              <w:bottom w:val="none" w:color="FFFFFF" w:sz="0"/>
+              <w:right w:val="none" w:color="FFFFFF" w:sz="0"/>
+            </w:tcBorders>
+            <w:shd w:fill="E8F5E9" w:color="auto" w:val="clear"/>
+            <w:tcMar>
+              <w:top w:type="dxa" w:w="40"/>
+              <w:left w:type="dxa" w:w="80"/>
+              <w:bottom w:type="dxa" w:w="40"/>
+              <w:right w:type="dxa" w:w="80"/>
+            </w:tcMar>
+            <w:vAlign w:val="center"/>
+          </w:tcPr>
+          <w:p>
+            <w:pPr>
+              <w:jc w:val="center"/>
+            </w:pPr>
+            <w:r>
+              <w:rPr>
+                <w:rFonts w:ascii="Arial" w:cs="Arial" w:eastAsia="Arial" w:hAnsi="Arial"/>
+                <w:b/>
+                <w:bCs/>
+                <w:color w:val="43A047"/>
+                <w:sz w:val="13"/>
+                <w:szCs w:val="13"/>
+              </w:rPr>
+              <w:t xml:space="preserve">REST</w:t>
+            </w:r>
+          </w:p>
+        </w:tc>
+        <w:tc>
+          <w:tcPr>
+            <w:tcW w:type="dxa" w:w="5580"/>
+            <w:tcBorders>
+              <w:top w:val="none" w:color="FFFFFF" w:sz="0"/>
+              <w:left w:val="none" w:color="FFFFFF" w:sz="0"/>
+              <w:bottom w:val="none" w:color="FFFFFF" w:sz="0"/>
+              <w:right w:val="none" w:color="FFFFFF" w:sz="0"/>
+            </w:tcBorders>
+            <w:shd w:fill="E8F5E9" w:color="auto" w:val="clear"/>
+            <w:tcMar>
+              <w:top w:type="dxa" w:w="40"/>
+              <w:left w:type="dxa" w:w="80"/>
+              <w:bottom w:type="dxa" w:w="40"/>
+              <w:right w:type="dxa" w:w="80"/>
+            </w:tcMar>
+            <w:vAlign w:val="center"/>
+          </w:tcPr>
+          <w:p>
+            <w:pPr>
+              <w:jc w:val="left"/>
+            </w:pPr>
+            <w:r>
+              <w:rPr>
+                <w:rFonts w:ascii="Arial" w:cs="Arial" w:eastAsia="Arial" w:hAnsi="Arial"/>
+                <w:b/>
+                <w:bCs/>
+                <w:color w:val="43A047"/>
+                <w:sz w:val="15"/>
+                <w:szCs w:val="15"/>
+              </w:rPr>
+              <w:t xml:space="preserve">COACHING CUE</w:t>
+            </w:r>
+          </w:p>
+        </w:tc>
+      </w:tr>
+      <w:tr>
+        <w:tc>
+          <w:tcPr>
+            <w:tcW w:type="dxa" w:w="2400"/>
+            <w:tcBorders>
+              <w:top w:val="none" w:color="FFFFFF" w:sz="0"/>
+              <w:left w:val="none" w:color="FFFFFF" w:sz="0"/>
+              <w:bottom w:val="none" w:color="FFFFFF" w:sz="0"/>
+              <w:right w:val="none" w:color="FFFFFF" w:sz="0"/>
+            </w:tcBorders>
+            <w:shd w:fill="F1F8F2" w:color="auto" w:val="clear"/>
+            <w:tcMar>
+              <w:top w:type="dxa" w:w="40"/>
+              <w:left w:type="dxa" w:w="80"/>
+              <w:bottom w:type="dxa" w:w="40"/>
+              <w:right w:type="dxa" w:w="80"/>
+            </w:tcMar>
+            <w:vAlign w:val="center"/>
+          </w:tcPr>
+          <w:p>
+            <w:r>
+              <w:rPr>
+                <w:rFonts w:ascii="Arial" w:cs="Arial" w:eastAsia="Arial" w:hAnsi="Arial"/>
+                <w:b/>
+                <w:bCs/>
+                <w:color w:val="2C2C2C"/>
+                <w:sz w:val="18"/>
+                <w:szCs w:val="18"/>
+              </w:rPr>
+              <w:t xml:space="preserve">Landmine Shoulder Press</w:t>
+            </w:r>
+          </w:p>
+        </w:tc>
+        <w:tc>
+          <w:tcPr>
+            <w:tcW w:type="dxa" w:w="380"/>
+            <w:tcBorders>
+              <w:top w:val="none" w:color="FFFFFF" w:sz="0"/>
+              <w:left w:val="none" w:color="FFFFFF" w:sz="0"/>
+              <w:bottom w:val="none" w:color="FFFFFF" w:sz="0"/>
+              <w:right w:val="none" w:color="FFFFFF" w:sz="0"/>
+            </w:tcBorders>
+            <w:shd w:fill="F1F8F2" w:color="auto" w:val="clear"/>
+            <w:tcMar>
+              <w:top w:type="dxa" w:w="40"/>
+              <w:left w:type="dxa" w:w="80"/>
+              <w:bottom w:type="dxa" w:w="40"/>
+              <w:right w:type="dxa" w:w="80"/>
+            </w:tcMar>
+            <w:vAlign w:val="center"/>
+          </w:tcPr>
+          <w:p>
+            <w:pPr>
+              <w:jc w:val="center"/>
+            </w:pPr>
+            <w:r>
+              <w:rPr>
+                <w:rFonts w:ascii="Arial" w:cs="Arial" w:eastAsia="Arial" w:hAnsi="Arial"/>
+                <w:color w:val="6B6B6B"/>
+                <w:sz w:val="15"/>
+                <w:szCs w:val="15"/>
+              </w:rPr>
+              <w:t xml:space="preserve">3</w:t>
+            </w:r>
+          </w:p>
+        </w:tc>
+        <w:tc>
+          <w:tcPr>
+            <w:tcW w:type="dxa" w:w="420"/>
+            <w:tcBorders>
+              <w:top w:val="none" w:color="FFFFFF" w:sz="0"/>
+              <w:left w:val="none" w:color="FFFFFF" w:sz="0"/>
+              <w:bottom w:val="none" w:color="FFFFFF" w:sz="0"/>
+              <w:right w:val="none" w:color="FFFFFF" w:sz="0"/>
+            </w:tcBorders>
+            <w:shd w:fill="F1F8F2" w:color="auto" w:val="clear"/>
+            <w:tcMar>
+              <w:top w:type="dxa" w:w="40"/>
+              <w:left w:type="dxa" w:w="80"/>
+              <w:bottom w:type="dxa" w:w="40"/>
+              <w:right w:type="dxa" w:w="80"/>
+            </w:tcMar>
+            <w:vAlign w:val="center"/>
+          </w:tcPr>
+          <w:p>
+            <w:pPr>
+              <w:jc w:val="center"/>
+            </w:pPr>
+            <w:r>
+              <w:rPr>
+                <w:rFonts w:ascii="Arial" w:cs="Arial" w:eastAsia="Arial" w:hAnsi="Arial"/>
+                <w:color w:val="6B6B6B"/>
+                <w:sz w:val="15"/>
+                <w:szCs w:val="15"/>
+              </w:rPr>
+              <w:t xml:space="preserve">8-10/side</w:t>
+            </w:r>
+          </w:p>
+        </w:tc>
+        <w:tc>
+          <w:tcPr>
+            <w:tcW w:type="dxa" w:w="680"/>
+            <w:tcBorders>
+              <w:top w:val="none" w:color="FFFFFF" w:sz="0"/>
+              <w:left w:val="none" w:color="FFFFFF" w:sz="0"/>
+              <w:bottom w:val="none" w:color="FFFFFF" w:sz="0"/>
+              <w:right w:val="none" w:color="FFFFFF" w:sz="0"/>
+            </w:tcBorders>
+            <w:shd w:fill="F1F8F2" w:color="auto" w:val="clear"/>
+            <w:tcMar>
+              <w:top w:type="dxa" w:w="40"/>
+              <w:left w:type="dxa" w:w="80"/>
+              <w:bottom w:type="dxa" w:w="40"/>
+              <w:right w:type="dxa" w:w="80"/>
+            </w:tcMar>
+            <w:vAlign w:val="center"/>
+          </w:tcPr>
+          <w:p>
+            <w:pPr>
+              <w:jc w:val="center"/>
+            </w:pPr>
+            <w:r>
+              <w:rPr>
+                <w:rFonts w:ascii="Arial" w:cs="Arial" w:eastAsia="Arial" w:hAnsi="Arial"/>
+                <w:color w:val="6B6B6B"/>
+                <w:sz w:val="15"/>
+                <w:szCs w:val="15"/>
+              </w:rPr>
+              <w:t xml:space="preserve">light-mod — coach discretion</w:t>
+            </w:r>
+          </w:p>
+        </w:tc>
+        <w:tc>
+          <w:tcPr>
+            <w:tcW w:type="dxa" w:w="540"/>
+            <w:tcBorders>
+              <w:top w:val="none" w:color="FFFFFF" w:sz="0"/>
+              <w:left w:val="none" w:color="FFFFFF" w:sz="0"/>
+              <w:bottom w:val="none" w:color="FFFFFF" w:sz="0"/>
+              <w:right w:val="none" w:color="FFFFFF" w:sz="0"/>
+            </w:tcBorders>
+            <w:shd w:fill="F1F8F2" w:color="auto" w:val="clear"/>
+            <w:tcMar>
+              <w:top w:type="dxa" w:w="40"/>
+              <w:left w:type="dxa" w:w="80"/>
+              <w:bottom w:type="dxa" w:w="40"/>
+              <w:right w:type="dxa" w:w="80"/>
+            </w:tcMar>
+            <w:vAlign w:val="center"/>
+          </w:tcPr>
+          <w:p>
+            <w:pPr>
+              <w:jc w:val="center"/>
+            </w:pPr>
+            <w:r>
+              <w:rPr>
+                <w:rFonts w:ascii="Arial" w:cs="Arial" w:eastAsia="Arial" w:hAnsi="Arial"/>
+                <w:color w:val="6B6B6B"/>
+                <w:sz w:val="15"/>
+                <w:szCs w:val="15"/>
+              </w:rPr>
+              <w:t xml:space="preserve">2-1-2</w:t>
+            </w:r>
+          </w:p>
+        </w:tc>
+        <w:tc>
+          <w:tcPr>
+            <w:tcW w:type="dxa" w:w="440"/>
+            <w:tcBorders>
+              <w:top w:val="none" w:color="FFFFFF" w:sz="0"/>
+              <w:left w:val="none" w:color="FFFFFF" w:sz="0"/>
+              <w:bottom w:val="none" w:color="FFFFFF" w:sz="0"/>
+              <w:right w:val="none" w:color="FFFFFF" w:sz="0"/>
+            </w:tcBorders>
+            <w:shd w:fill="F1F8F2" w:color="auto" w:val="clear"/>
+            <w:tcMar>
+              <w:top w:type="dxa" w:w="40"/>
+              <w:left w:type="dxa" w:w="80"/>
+              <w:bottom w:type="dxa" w:w="40"/>
+              <w:right w:type="dxa" w:w="80"/>
+            </w:tcMar>
+            <w:vAlign w:val="center"/>
+          </w:tcPr>
+          <w:p>
+            <w:pPr>
+              <w:jc w:val="center"/>
+            </w:pPr>
+            <w:r>
+              <w:rPr>
+                <w:rFonts w:ascii="Arial" w:cs="Arial" w:eastAsia="Arial" w:hAnsi="Arial"/>
+                <w:color w:val="6B6B6B"/>
+                <w:sz w:val="15"/>
+                <w:szCs w:val="15"/>
+              </w:rPr>
+              <w:t xml:space="preserve">60s</w:t>
+            </w:r>
+          </w:p>
+        </w:tc>
+        <w:tc>
+          <w:tcPr>
+            <w:tcW w:type="dxa" w:w="5580"/>
+            <w:tcBorders>
+              <w:top w:val="none" w:color="FFFFFF" w:sz="0"/>
+              <w:left w:val="none" w:color="FFFFFF" w:sz="0"/>
+              <w:bottom w:val="none" w:color="FFFFFF" w:sz="0"/>
+              <w:right w:val="none" w:color="FFFFFF" w:sz="0"/>
+            </w:tcBorders>
+            <w:shd w:fill="F1F8F2" w:color="auto" w:val="clear"/>
+            <w:tcMar>
+              <w:top w:type="dxa" w:w="40"/>
+              <w:left w:type="dxa" w:w="80"/>
+              <w:bottom w:type="dxa" w:w="40"/>
+              <w:right w:type="dxa" w:w="80"/>
+            </w:tcMar>
+            <w:vAlign w:val="center"/>
+          </w:tcPr>
+          <w:p>
+            <w:r>
+              <w:rPr>
+                <w:rFonts w:ascii="Arial" w:cs="Arial" w:eastAsia="Arial" w:hAnsi="Arial"/>
+                <w:color w:val="6B6B6B"/>
+                <w:sz w:val="17"/>
+                <w:szCs w:val="17"/>
+              </w:rPr>
+              <w:t xml:space="preserve">Scap-friendly unilateral press — the landmine angle reduces shoulder impingement risk vs. a straight vertical press.</w:t>
+            </w:r>
+          </w:p>
+        </w:tc>
+      </w:tr>
+      <w:tr>
+        <w:tc>
+          <w:tcPr>
+            <w:tcW w:type="dxa" w:w="2400"/>
+            <w:tcBorders>
+              <w:top w:val="none" w:color="FFFFFF" w:sz="0"/>
+              <w:left w:val="none" w:color="FFFFFF" w:sz="0"/>
+              <w:bottom w:val="none" w:color="FFFFFF" w:sz="0"/>
+              <w:right w:val="none" w:color="FFFFFF" w:sz="0"/>
+            </w:tcBorders>
+            <w:shd w:fill="FFFFFF" w:color="auto" w:val="clear"/>
+            <w:tcMar>
+              <w:top w:type="dxa" w:w="40"/>
+              <w:left w:type="dxa" w:w="80"/>
+              <w:bottom w:type="dxa" w:w="40"/>
+              <w:right w:type="dxa" w:w="80"/>
+            </w:tcMar>
+            <w:vAlign w:val="center"/>
+          </w:tcPr>
+          <w:p>
+            <w:r>
+              <w:rPr>
+                <w:rFonts w:ascii="Arial" w:cs="Arial" w:eastAsia="Arial" w:hAnsi="Arial"/>
+                <w:b/>
+                <w:bCs/>
+                <w:color w:val="2C2C2C"/>
+                <w:sz w:val="18"/>
+                <w:szCs w:val="18"/>
+              </w:rPr>
+              <w:t xml:space="preserve">DB Deadlift → Farmer Carry Combo</w:t>
+            </w:r>
+          </w:p>
+          <w:p>
+            <w:r>
+              <w:rPr>
+                <w:rFonts w:ascii="Arial" w:cs="Arial" w:eastAsia="Arial" w:hAnsi="Arial"/>
+                <w:i/>
+                <w:iCs/>
+                <w:color w:val="6B6B6B"/>
+                <w:sz w:val="14"/>
+                <w:szCs w:val="14"/>
+              </w:rPr>
+              <w:t xml:space="preserve">Hinge + loaded-carry combination targets the same grip, gait, and core-stability qualities that support running mechanics.</w:t>
+            </w:r>
+          </w:p>
+        </w:tc>
+        <w:tc>
+          <w:tcPr>
+            <w:tcW w:type="dxa" w:w="380"/>
+            <w:tcBorders>
+              <w:top w:val="none" w:color="FFFFFF" w:sz="0"/>
+              <w:left w:val="none" w:color="FFFFFF" w:sz="0"/>
+              <w:bottom w:val="none" w:color="FFFFFF" w:sz="0"/>
+              <w:right w:val="none" w:color="FFFFFF" w:sz="0"/>
+            </w:tcBorders>
+            <w:shd w:fill="FFFFFF" w:color="auto" w:val="clear"/>
+            <w:tcMar>
+              <w:top w:type="dxa" w:w="40"/>
+              <w:left w:type="dxa" w:w="80"/>
+              <w:bottom w:type="dxa" w:w="40"/>
+              <w:right w:type="dxa" w:w="80"/>
+            </w:tcMar>
+            <w:vAlign w:val="center"/>
+          </w:tcPr>
+          <w:p>
+            <w:pPr>
+              <w:jc w:val="center"/>
+            </w:pPr>
+            <w:r>
+              <w:rPr>
+                <w:rFonts w:ascii="Arial" w:cs="Arial" w:eastAsia="Arial" w:hAnsi="Arial"/>
+                <w:color w:val="6B6B6B"/>
+                <w:sz w:val="15"/>
+                <w:szCs w:val="15"/>
+              </w:rPr>
+              <w:t xml:space="preserve">3</w:t>
+            </w:r>
+          </w:p>
+        </w:tc>
+        <w:tc>
+          <w:tcPr>
+            <w:tcW w:type="dxa" w:w="420"/>
+            <w:tcBorders>
+              <w:top w:val="none" w:color="FFFFFF" w:sz="0"/>
+              <w:left w:val="none" w:color="FFFFFF" w:sz="0"/>
+              <w:bottom w:val="none" w:color="FFFFFF" w:sz="0"/>
+              <w:right w:val="none" w:color="FFFFFF" w:sz="0"/>
+            </w:tcBorders>
+            <w:shd w:fill="FFFFFF" w:color="auto" w:val="clear"/>
+            <w:tcMar>
+              <w:top w:type="dxa" w:w="40"/>
+              <w:left w:type="dxa" w:w="80"/>
+              <w:bottom w:type="dxa" w:w="40"/>
+              <w:right w:type="dxa" w:w="80"/>
+            </w:tcMar>
+            <w:vAlign w:val="center"/>
+          </w:tcPr>
+          <w:p>
+            <w:pPr>
+              <w:jc w:val="center"/>
+            </w:pPr>
+            <w:r>
+              <w:rPr>
+                <w:rFonts w:ascii="Arial" w:cs="Arial" w:eastAsia="Arial" w:hAnsi="Arial"/>
+                <w:color w:val="6B6B6B"/>
+                <w:sz w:val="15"/>
+                <w:szCs w:val="15"/>
+              </w:rPr>
+              <w:t xml:space="preserve">6-8 DL into 20-30 yd carry</w:t>
+            </w:r>
+          </w:p>
+        </w:tc>
+        <w:tc>
+          <w:tcPr>
+            <w:tcW w:type="dxa" w:w="680"/>
+            <w:tcBorders>
+              <w:top w:val="none" w:color="FFFFFF" w:sz="0"/>
+              <w:left w:val="none" w:color="FFFFFF" w:sz="0"/>
+              <w:bottom w:val="none" w:color="FFFFFF" w:sz="0"/>
+              <w:right w:val="none" w:color="FFFFFF" w:sz="0"/>
+            </w:tcBorders>
+            <w:shd w:fill="FFFFFF" w:color="auto" w:val="clear"/>
+            <w:tcMar>
+              <w:top w:type="dxa" w:w="40"/>
+              <w:left w:type="dxa" w:w="80"/>
+              <w:bottom w:type="dxa" w:w="40"/>
+              <w:right w:type="dxa" w:w="80"/>
+            </w:tcMar>
+            <w:vAlign w:val="center"/>
+          </w:tcPr>
+          <w:p>
+            <w:pPr>
+              <w:jc w:val="center"/>
+            </w:pPr>
+            <w:r>
+              <w:rPr>
+                <w:rFonts w:ascii="Arial" w:cs="Arial" w:eastAsia="Arial" w:hAnsi="Arial"/>
+                <w:color w:val="6B6B6B"/>
+                <w:sz w:val="15"/>
+                <w:szCs w:val="15"/>
+              </w:rPr>
+              <w:t xml:space="preserve">moderate — coach discretion</w:t>
+            </w:r>
+          </w:p>
+        </w:tc>
+        <w:tc>
+          <w:tcPr>
+            <w:tcW w:type="dxa" w:w="540"/>
+            <w:tcBorders>
+              <w:top w:val="none" w:color="FFFFFF" w:sz="0"/>
+              <w:left w:val="none" w:color="FFFFFF" w:sz="0"/>
+              <w:bottom w:val="none" w:color="FFFFFF" w:sz="0"/>
+              <w:right w:val="none" w:color="FFFFFF" w:sz="0"/>
+            </w:tcBorders>
+            <w:shd w:fill="FFFFFF" w:color="auto" w:val="clear"/>
+            <w:tcMar>
+              <w:top w:type="dxa" w:w="40"/>
+              <w:left w:type="dxa" w:w="80"/>
+              <w:bottom w:type="dxa" w:w="40"/>
+              <w:right w:type="dxa" w:w="80"/>
+            </w:tcMar>
+            <w:vAlign w:val="center"/>
+          </w:tcPr>
+          <w:p>
+            <w:pPr>
+              <w:jc w:val="center"/>
+            </w:pPr>
+            <w:r>
+              <w:rPr>
+                <w:rFonts w:ascii="Arial" w:cs="Arial" w:eastAsia="Arial" w:hAnsi="Arial"/>
+                <w:color w:val="6B6B6B"/>
+                <w:sz w:val="15"/>
+                <w:szCs w:val="15"/>
+              </w:rPr>
+              <w:t xml:space="preserve">controlled</w:t>
+            </w:r>
+          </w:p>
+        </w:tc>
+        <w:tc>
+          <w:tcPr>
+            <w:tcW w:type="dxa" w:w="440"/>
+            <w:tcBorders>
+              <w:top w:val="none" w:color="FFFFFF" w:sz="0"/>
+              <w:left w:val="none" w:color="FFFFFF" w:sz="0"/>
+              <w:bottom w:val="none" w:color="FFFFFF" w:sz="0"/>
+              <w:right w:val="none" w:color="FFFFFF" w:sz="0"/>
+            </w:tcBorders>
+            <w:shd w:fill="FFFFFF" w:color="auto" w:val="clear"/>
+            <w:tcMar>
+              <w:top w:type="dxa" w:w="40"/>
+              <w:left w:type="dxa" w:w="80"/>
+              <w:bottom w:type="dxa" w:w="40"/>
+              <w:right w:type="dxa" w:w="80"/>
+            </w:tcMar>
+            <w:vAlign w:val="center"/>
+          </w:tcPr>
+          <w:p>
+            <w:pPr>
+              <w:jc w:val="center"/>
+            </w:pPr>
+            <w:r>
+              <w:rPr>
+                <w:rFonts w:ascii="Arial" w:cs="Arial" w:eastAsia="Arial" w:hAnsi="Arial"/>
+                <w:color w:val="6B6B6B"/>
+                <w:sz w:val="15"/>
+                <w:szCs w:val="15"/>
+              </w:rPr>
+              <w:t xml:space="preserve">75s</w:t>
+            </w:r>
+          </w:p>
+        </w:tc>
+        <w:tc>
+          <w:tcPr>
+            <w:tcW w:type="dxa" w:w="5580"/>
+            <w:tcBorders>
+              <w:top w:val="none" w:color="FFFFFF" w:sz="0"/>
+              <w:left w:val="none" w:color="FFFFFF" w:sz="0"/>
+              <w:bottom w:val="none" w:color="FFFFFF" w:sz="0"/>
+              <w:right w:val="none" w:color="FFFFFF" w:sz="0"/>
+            </w:tcBorders>
+            <w:shd w:fill="FFFFFF" w:color="auto" w:val="clear"/>
+            <w:tcMar>
+              <w:top w:type="dxa" w:w="40"/>
+              <w:left w:type="dxa" w:w="80"/>
+              <w:bottom w:type="dxa" w:w="40"/>
+              <w:right w:type="dxa" w:w="80"/>
+            </w:tcMar>
+            <w:vAlign w:val="center"/>
+          </w:tcPr>
+          <w:p>
+            <w:r>
+              <w:rPr>
+                <w:rFonts w:ascii="Arial" w:cs="Arial" w:eastAsia="Arial" w:hAnsi="Arial"/>
+                <w:color w:val="6B6B6B"/>
+                <w:sz w:val="17"/>
+                <w:szCs w:val="17"/>
+              </w:rPr>
+              <w:t xml:space="preserve">Hinge into an immediate loaded carry — grip, gait, and anti-lateral-flexion core demand in one continuous drill.</w:t>
+            </w:r>
+          </w:p>
+        </w:tc>
+      </w:tr>
+      <w:tr>
+        <w:tc>
+          <w:tcPr>
+            <w:tcW w:type="dxa" w:w="2400"/>
+            <w:tcBorders>
+              <w:top w:val="none" w:color="FFFFFF" w:sz="0"/>
+              <w:left w:val="none" w:color="FFFFFF" w:sz="0"/>
+              <w:bottom w:val="none" w:color="FFFFFF" w:sz="0"/>
+              <w:right w:val="none" w:color="FFFFFF" w:sz="0"/>
+            </w:tcBorders>
+            <w:shd w:fill="F1F8F2" w:color="auto" w:val="clear"/>
+            <w:tcMar>
+              <w:top w:type="dxa" w:w="40"/>
+              <w:left w:type="dxa" w:w="80"/>
+              <w:bottom w:type="dxa" w:w="40"/>
+              <w:right w:type="dxa" w:w="80"/>
+            </w:tcMar>
+            <w:vAlign w:val="center"/>
+          </w:tcPr>
+          <w:p>
+            <w:r>
+              <w:rPr>
+                <w:rFonts w:ascii="Arial" w:cs="Arial" w:eastAsia="Arial" w:hAnsi="Arial"/>
+                <w:b/>
+                <w:bCs/>
+                <w:color w:val="2C2C2C"/>
+                <w:sz w:val="18"/>
+                <w:szCs w:val="18"/>
+              </w:rPr>
+              <w:t xml:space="preserve">Static Overhead DB Hold (Walking)</w:t>
+            </w:r>
+          </w:p>
+        </w:tc>
+        <w:tc>
+          <w:tcPr>
+            <w:tcW w:type="dxa" w:w="380"/>
+            <w:tcBorders>
+              <w:top w:val="none" w:color="FFFFFF" w:sz="0"/>
+              <w:left w:val="none" w:color="FFFFFF" w:sz="0"/>
+              <w:bottom w:val="none" w:color="FFFFFF" w:sz="0"/>
+              <w:right w:val="none" w:color="FFFFFF" w:sz="0"/>
+            </w:tcBorders>
+            <w:shd w:fill="F1F8F2" w:color="auto" w:val="clear"/>
+            <w:tcMar>
+              <w:top w:type="dxa" w:w="40"/>
+              <w:left w:type="dxa" w:w="80"/>
+              <w:bottom w:type="dxa" w:w="40"/>
+              <w:right w:type="dxa" w:w="80"/>
+            </w:tcMar>
+            <w:vAlign w:val="center"/>
+          </w:tcPr>
+          <w:p>
+            <w:pPr>
+              <w:jc w:val="center"/>
+            </w:pPr>
+            <w:r>
+              <w:rPr>
+                <w:rFonts w:ascii="Arial" w:cs="Arial" w:eastAsia="Arial" w:hAnsi="Arial"/>
+                <w:color w:val="6B6B6B"/>
+                <w:sz w:val="15"/>
+                <w:szCs w:val="15"/>
+              </w:rPr>
+              <w:t xml:space="preserve">2-3</w:t>
+            </w:r>
+          </w:p>
+        </w:tc>
+        <w:tc>
+          <w:tcPr>
+            <w:tcW w:type="dxa" w:w="420"/>
+            <w:tcBorders>
+              <w:top w:val="none" w:color="FFFFFF" w:sz="0"/>
+              <w:left w:val="none" w:color="FFFFFF" w:sz="0"/>
+              <w:bottom w:val="none" w:color="FFFFFF" w:sz="0"/>
+              <w:right w:val="none" w:color="FFFFFF" w:sz="0"/>
+            </w:tcBorders>
+            <w:shd w:fill="F1F8F2" w:color="auto" w:val="clear"/>
+            <w:tcMar>
+              <w:top w:type="dxa" w:w="40"/>
+              <w:left w:type="dxa" w:w="80"/>
+              <w:bottom w:type="dxa" w:w="40"/>
+              <w:right w:type="dxa" w:w="80"/>
+            </w:tcMar>
+            <w:vAlign w:val="center"/>
+          </w:tcPr>
+          <w:p>
+            <w:pPr>
+              <w:jc w:val="center"/>
+            </w:pPr>
+            <w:r>
+              <w:rPr>
+                <w:rFonts w:ascii="Arial" w:cs="Arial" w:eastAsia="Arial" w:hAnsi="Arial"/>
+                <w:color w:val="6B6B6B"/>
+                <w:sz w:val="15"/>
+                <w:szCs w:val="15"/>
+              </w:rPr>
+              <w:t xml:space="preserve">20-30 yd</w:t>
+            </w:r>
+          </w:p>
+        </w:tc>
+        <w:tc>
+          <w:tcPr>
+            <w:tcW w:type="dxa" w:w="680"/>
+            <w:tcBorders>
+              <w:top w:val="none" w:color="FFFFFF" w:sz="0"/>
+              <w:left w:val="none" w:color="FFFFFF" w:sz="0"/>
+              <w:bottom w:val="none" w:color="FFFFFF" w:sz="0"/>
+              <w:right w:val="none" w:color="FFFFFF" w:sz="0"/>
+            </w:tcBorders>
+            <w:shd w:fill="F1F8F2" w:color="auto" w:val="clear"/>
+            <w:tcMar>
+              <w:top w:type="dxa" w:w="40"/>
+              <w:left w:type="dxa" w:w="80"/>
+              <w:bottom w:type="dxa" w:w="40"/>
+              <w:right w:type="dxa" w:w="80"/>
+            </w:tcMar>
+            <w:vAlign w:val="center"/>
+          </w:tcPr>
+          <w:p>
+            <w:pPr>
+              <w:jc w:val="center"/>
+            </w:pPr>
+            <w:r>
+              <w:rPr>
+                <w:rFonts w:ascii="Arial" w:cs="Arial" w:eastAsia="Arial" w:hAnsi="Arial"/>
+                <w:color w:val="6B6B6B"/>
+                <w:sz w:val="15"/>
+                <w:szCs w:val="15"/>
+              </w:rPr>
+              <w:t xml:space="preserve">light-mod DB — coach discretion</w:t>
+            </w:r>
+          </w:p>
+        </w:tc>
+        <w:tc>
+          <w:tcPr>
+            <w:tcW w:type="dxa" w:w="540"/>
+            <w:tcBorders>
+              <w:top w:val="none" w:color="FFFFFF" w:sz="0"/>
+              <w:left w:val="none" w:color="FFFFFF" w:sz="0"/>
+              <w:bottom w:val="none" w:color="FFFFFF" w:sz="0"/>
+              <w:right w:val="none" w:color="FFFFFF" w:sz="0"/>
+            </w:tcBorders>
+            <w:shd w:fill="F1F8F2" w:color="auto" w:val="clear"/>
+            <w:tcMar>
+              <w:top w:type="dxa" w:w="40"/>
+              <w:left w:type="dxa" w:w="80"/>
+              <w:bottom w:type="dxa" w:w="40"/>
+              <w:right w:type="dxa" w:w="80"/>
+            </w:tcMar>
+            <w:vAlign w:val="center"/>
+          </w:tcPr>
+          <w:p>
+            <w:pPr>
+              <w:jc w:val="center"/>
+            </w:pPr>
+            <w:r>
+              <w:rPr>
+                <w:rFonts w:ascii="Arial" w:cs="Arial" w:eastAsia="Arial" w:hAnsi="Arial"/>
+                <w:color w:val="6B6B6B"/>
+                <w:sz w:val="15"/>
+                <w:szCs w:val="15"/>
+              </w:rPr>
+              <w:t xml:space="preserve">controlled walk</w:t>
+            </w:r>
+          </w:p>
+        </w:tc>
+        <w:tc>
+          <w:tcPr>
+            <w:tcW w:type="dxa" w:w="440"/>
+            <w:tcBorders>
+              <w:top w:val="none" w:color="FFFFFF" w:sz="0"/>
+              <w:left w:val="none" w:color="FFFFFF" w:sz="0"/>
+              <w:bottom w:val="none" w:color="FFFFFF" w:sz="0"/>
+              <w:right w:val="none" w:color="FFFFFF" w:sz="0"/>
+            </w:tcBorders>
+            <w:shd w:fill="F1F8F2" w:color="auto" w:val="clear"/>
+            <w:tcMar>
+              <w:top w:type="dxa" w:w="40"/>
+              <w:left w:type="dxa" w:w="80"/>
+              <w:bottom w:type="dxa" w:w="40"/>
+              <w:right w:type="dxa" w:w="80"/>
+            </w:tcMar>
+            <w:vAlign w:val="center"/>
+          </w:tcPr>
+          <w:p>
+            <w:pPr>
+              <w:jc w:val="center"/>
+            </w:pPr>
+            <w:r>
+              <w:rPr>
+                <w:rFonts w:ascii="Arial" w:cs="Arial" w:eastAsia="Arial" w:hAnsi="Arial"/>
+                <w:color w:val="6B6B6B"/>
+                <w:sz w:val="15"/>
+                <w:szCs w:val="15"/>
+              </w:rPr>
+              <w:t xml:space="preserve">60s</w:t>
+            </w:r>
+          </w:p>
+        </w:tc>
+        <w:tc>
+          <w:tcPr>
+            <w:tcW w:type="dxa" w:w="5580"/>
+            <w:tcBorders>
+              <w:top w:val="none" w:color="FFFFFF" w:sz="0"/>
+              <w:left w:val="none" w:color="FFFFFF" w:sz="0"/>
+              <w:bottom w:val="none" w:color="FFFFFF" w:sz="0"/>
+              <w:right w:val="none" w:color="FFFFFF" w:sz="0"/>
+            </w:tcBorders>
+            <w:shd w:fill="F1F8F2" w:color="auto" w:val="clear"/>
+            <w:tcMar>
+              <w:top w:type="dxa" w:w="40"/>
+              <w:left w:type="dxa" w:w="80"/>
+              <w:bottom w:type="dxa" w:w="40"/>
+              <w:right w:type="dxa" w:w="80"/>
+            </w:tcMar>
+            <w:vAlign w:val="center"/>
+          </w:tcPr>
+          <w:p>
+            <w:r>
+              <w:rPr>
+                <w:rFonts w:ascii="Arial" w:cs="Arial" w:eastAsia="Arial" w:hAnsi="Arial"/>
+                <w:color w:val="6B6B6B"/>
+                <w:sz w:val="17"/>
+                <w:szCs w:val="17"/>
+              </w:rPr>
+              <w:t xml:space="preserve">Overhead isometric hold while walking — shoulder stability, thoracic extension, core anti-extension, and gait control combined.</w:t>
+            </w:r>
+          </w:p>
+        </w:tc>
+      </w:tr>
+    </w:tbl>
+    <w:p>
+      <w:pPr>
+        <w:spacing w:after="100"/>
+      </w:pPr>
+    </w:p>
+    <w:p>
+      <w:pPr>
+        <w:spacing w:after="60" w:before="120"/>
+      </w:pPr>
+      <w:r>
+        <w:rPr>
+          <w:rFonts w:ascii="Arial" w:cs="Arial" w:eastAsia="Arial" w:hAnsi="Arial"/>
+          <w:b/>
+          <w:bCs/>
+          <w:color w:val="00695C"/>
+          <w:sz w:val="17"/>
+          <w:szCs w:val="17"/>
+        </w:rPr>
+        <w:t xml:space="preserve">D — Secondary Compound — Single-Arm Row</w:t>
+      </w:r>
+    </w:p>
+    <w:p>
+      <w:pPr>
+        <w:spacing w:after="80"/>
+      </w:pPr>
+      <w:r>
+        <w:rPr>
+          <w:rFonts w:ascii="Arial" w:cs="Arial" w:eastAsia="Arial" w:hAnsi="Arial"/>
+          <w:b/>
+          <w:bCs/>
+          <w:color w:val="00695C"/>
+          <w:sz w:val="17"/>
+          <w:szCs w:val="17"/>
+        </w:rPr>
+        <w:t xml:space="preserve">Load Target:  </w:t>
+      </w:r>
+      <w:r>
+        <w:rPr>
+          <w:rFonts w:ascii="Arial" w:cs="Arial" w:eastAsia="Arial" w:hAnsi="Arial"/>
+          <w:color w:val="2C2C2C"/>
+          <w:sz w:val="17"/>
+          <w:szCs w:val="17"/>
+        </w:rPr>
+        <w:t xml:space="preserve">The day's second compound pattern — pulling, rotating off the pressing work above. Loads build directly off the tested baseline (30 lbs x10, Epley 1RM ≈40 lbs). If the day calls for a variation, rotate between: a chest-supported row, a Kieser row, or a bent-over barbell row. The single-arm row stays the lift we track and retest.</w:t>
+      </w:r>
+    </w:p>
+    <w:tbl>
+      <w:tblPr>
+        <w:tblW w:type="dxa" w:w="10440"/>
+        <w:tblBorders>
+          <w:top w:val="none" w:color="FFFFFF" w:sz="0"/>
+          <w:left w:val="none" w:color="FFFFFF" w:sz="0"/>
+          <w:bottom w:val="none" w:color="FFFFFF" w:sz="0"/>
+          <w:right w:val="none" w:color="FFFFFF" w:sz="0"/>
+          <w:insideH w:val="single" w:color="auto" w:sz="4"/>
+          <w:insideV w:val="single" w:color="auto" w:sz="4"/>
+        </w:tblBorders>
+      </w:tblPr>
+      <w:tblGrid>
+        <w:gridCol w:w="2400"/>
+        <w:gridCol w:w="380"/>
+        <w:gridCol w:w="420"/>
+        <w:gridCol w:w="680"/>
+        <w:gridCol w:w="540"/>
+        <w:gridCol w:w="440"/>
+        <w:gridCol w:w="5580"/>
+      </w:tblGrid>
+      <w:tr>
+        <w:tc>
+          <w:tcPr>
+            <w:tcW w:type="dxa" w:w="2400"/>
+            <w:tcBorders>
+              <w:top w:val="none" w:color="FFFFFF" w:sz="0"/>
+              <w:left w:val="none" w:color="FFFFFF" w:sz="0"/>
+              <w:bottom w:val="none" w:color="FFFFFF" w:sz="0"/>
+              <w:right w:val="none" w:color="FFFFFF" w:sz="0"/>
+            </w:tcBorders>
+            <w:shd w:fill="E0F2F1" w:color="auto" w:val="clear"/>
+            <w:tcMar>
+              <w:top w:type="dxa" w:w="40"/>
+              <w:left w:type="dxa" w:w="80"/>
+              <w:bottom w:type="dxa" w:w="40"/>
+              <w:right w:type="dxa" w:w="80"/>
+            </w:tcMar>
+            <w:vAlign w:val="center"/>
+          </w:tcPr>
+          <w:p>
+            <w:pPr>
+              <w:jc w:val="left"/>
+            </w:pPr>
+            <w:r>
+              <w:rPr>
+                <w:rFonts w:ascii="Arial" w:cs="Arial" w:eastAsia="Arial" w:hAnsi="Arial"/>
+                <w:b/>
+                <w:bCs/>
+                <w:color w:val="00695C"/>
+                <w:sz w:val="15"/>
+                <w:szCs w:val="15"/>
+              </w:rPr>
+              <w:t xml:space="preserve">EXERCISE</w:t>
+            </w:r>
+          </w:p>
+        </w:tc>
+        <w:tc>
+          <w:tcPr>
+            <w:tcW w:type="dxa" w:w="380"/>
+            <w:tcBorders>
+              <w:top w:val="none" w:color="FFFFFF" w:sz="0"/>
+              <w:left w:val="none" w:color="FFFFFF" w:sz="0"/>
+              <w:bottom w:val="none" w:color="FFFFFF" w:sz="0"/>
+              <w:right w:val="none" w:color="FFFFFF" w:sz="0"/>
+            </w:tcBorders>
+            <w:shd w:fill="E0F2F1" w:color="auto" w:val="clear"/>
+            <w:tcMar>
+              <w:top w:type="dxa" w:w="40"/>
+              <w:left w:type="dxa" w:w="80"/>
+              <w:bottom w:type="dxa" w:w="40"/>
+              <w:right w:type="dxa" w:w="80"/>
+            </w:tcMar>
+            <w:vAlign w:val="center"/>
+          </w:tcPr>
+          <w:p>
+            <w:pPr>
+              <w:jc w:val="center"/>
+            </w:pPr>
+            <w:r>
+              <w:rPr>
+                <w:rFonts w:ascii="Arial" w:cs="Arial" w:eastAsia="Arial" w:hAnsi="Arial"/>
+                <w:b/>
+                <w:bCs/>
+                <w:color w:val="00695C"/>
+                <w:sz w:val="13"/>
+                <w:szCs w:val="13"/>
+              </w:rPr>
+              <w:t xml:space="preserve">SETS</w:t>
+            </w:r>
+          </w:p>
+        </w:tc>
+        <w:tc>
+          <w:tcPr>
+            <w:tcW w:type="dxa" w:w="420"/>
+            <w:tcBorders>
+              <w:top w:val="none" w:color="FFFFFF" w:sz="0"/>
+              <w:left w:val="none" w:color="FFFFFF" w:sz="0"/>
+              <w:bottom w:val="none" w:color="FFFFFF" w:sz="0"/>
+              <w:right w:val="none" w:color="FFFFFF" w:sz="0"/>
+            </w:tcBorders>
+            <w:shd w:fill="E0F2F1" w:color="auto" w:val="clear"/>
+            <w:tcMar>
+              <w:top w:type="dxa" w:w="40"/>
+              <w:left w:type="dxa" w:w="80"/>
+              <w:bottom w:type="dxa" w:w="40"/>
+              <w:right w:type="dxa" w:w="80"/>
+            </w:tcMar>
+            <w:vAlign w:val="center"/>
+          </w:tcPr>
+          <w:p>
+            <w:pPr>
+              <w:jc w:val="center"/>
+            </w:pPr>
+            <w:r>
+              <w:rPr>
+                <w:rFonts w:ascii="Arial" w:cs="Arial" w:eastAsia="Arial" w:hAnsi="Arial"/>
+                <w:b/>
+                <w:bCs/>
+                <w:color w:val="00695C"/>
+                <w:sz w:val="13"/>
+                <w:szCs w:val="13"/>
+              </w:rPr>
+              <w:t xml:space="preserve">REPS</w:t>
+            </w:r>
+          </w:p>
+        </w:tc>
+        <w:tc>
+          <w:tcPr>
+            <w:tcW w:type="dxa" w:w="680"/>
+            <w:tcBorders>
+              <w:top w:val="none" w:color="FFFFFF" w:sz="0"/>
+              <w:left w:val="none" w:color="FFFFFF" w:sz="0"/>
+              <w:bottom w:val="none" w:color="FFFFFF" w:sz="0"/>
+              <w:right w:val="none" w:color="FFFFFF" w:sz="0"/>
+            </w:tcBorders>
+            <w:shd w:fill="E0F2F1" w:color="auto" w:val="clear"/>
+            <w:tcMar>
+              <w:top w:type="dxa" w:w="40"/>
+              <w:left w:type="dxa" w:w="80"/>
+              <w:bottom w:type="dxa" w:w="40"/>
+              <w:right w:type="dxa" w:w="80"/>
+            </w:tcMar>
+            <w:vAlign w:val="center"/>
+          </w:tcPr>
+          <w:p>
+            <w:pPr>
+              <w:jc w:val="center"/>
+            </w:pPr>
+            <w:r>
+              <w:rPr>
+                <w:rFonts w:ascii="Arial" w:cs="Arial" w:eastAsia="Arial" w:hAnsi="Arial"/>
+                <w:b/>
+                <w:bCs/>
+                <w:color w:val="00695C"/>
+                <w:sz w:val="13"/>
+                <w:szCs w:val="13"/>
+              </w:rPr>
+              <w:t xml:space="preserve">LOAD</w:t>
+            </w:r>
+          </w:p>
+        </w:tc>
+        <w:tc>
+          <w:tcPr>
+            <w:tcW w:type="dxa" w:w="540"/>
+            <w:tcBorders>
+              <w:top w:val="none" w:color="FFFFFF" w:sz="0"/>
+              <w:left w:val="none" w:color="FFFFFF" w:sz="0"/>
+              <w:bottom w:val="none" w:color="FFFFFF" w:sz="0"/>
+              <w:right w:val="none" w:color="FFFFFF" w:sz="0"/>
+            </w:tcBorders>
+            <w:shd w:fill="E0F2F1" w:color="auto" w:val="clear"/>
+            <w:tcMar>
+              <w:top w:type="dxa" w:w="40"/>
+              <w:left w:type="dxa" w:w="80"/>
+              <w:bottom w:type="dxa" w:w="40"/>
+              <w:right w:type="dxa" w:w="80"/>
+            </w:tcMar>
+            <w:vAlign w:val="center"/>
+          </w:tcPr>
+          <w:p>
+            <w:pPr>
+              <w:jc w:val="center"/>
+            </w:pPr>
+            <w:r>
+              <w:rPr>
+                <w:rFonts w:ascii="Arial" w:cs="Arial" w:eastAsia="Arial" w:hAnsi="Arial"/>
+                <w:b/>
+                <w:bCs/>
+                <w:color w:val="00695C"/>
+                <w:sz w:val="13"/>
+                <w:szCs w:val="13"/>
+              </w:rPr>
+              <w:t xml:space="preserve">TEMPO</w:t>
+            </w:r>
+          </w:p>
+        </w:tc>
+        <w:tc>
+          <w:tcPr>
+            <w:tcW w:type="dxa" w:w="440"/>
+            <w:tcBorders>
+              <w:top w:val="none" w:color="FFFFFF" w:sz="0"/>
+              <w:left w:val="none" w:color="FFFFFF" w:sz="0"/>
+              <w:bottom w:val="none" w:color="FFFFFF" w:sz="0"/>
+              <w:right w:val="none" w:color="FFFFFF" w:sz="0"/>
+            </w:tcBorders>
+            <w:shd w:fill="E0F2F1" w:color="auto" w:val="clear"/>
+            <w:tcMar>
+              <w:top w:type="dxa" w:w="40"/>
+              <w:left w:type="dxa" w:w="80"/>
+              <w:bottom w:type="dxa" w:w="40"/>
+              <w:right w:type="dxa" w:w="80"/>
+            </w:tcMar>
+            <w:vAlign w:val="center"/>
+          </w:tcPr>
+          <w:p>
+            <w:pPr>
+              <w:jc w:val="center"/>
+            </w:pPr>
+            <w:r>
+              <w:rPr>
+                <w:rFonts w:ascii="Arial" w:cs="Arial" w:eastAsia="Arial" w:hAnsi="Arial"/>
+                <w:b/>
+                <w:bCs/>
+                <w:color w:val="00695C"/>
+                <w:sz w:val="13"/>
+                <w:szCs w:val="13"/>
+              </w:rPr>
+              <w:t xml:space="preserve">REST</w:t>
+            </w:r>
+          </w:p>
+        </w:tc>
+        <w:tc>
+          <w:tcPr>
+            <w:tcW w:type="dxa" w:w="5580"/>
+            <w:tcBorders>
+              <w:top w:val="none" w:color="FFFFFF" w:sz="0"/>
+              <w:left w:val="none" w:color="FFFFFF" w:sz="0"/>
+              <w:bottom w:val="none" w:color="FFFFFF" w:sz="0"/>
+              <w:right w:val="none" w:color="FFFFFF" w:sz="0"/>
+            </w:tcBorders>
+            <w:shd w:fill="E0F2F1" w:color="auto" w:val="clear"/>
+            <w:tcMar>
+              <w:top w:type="dxa" w:w="40"/>
+              <w:left w:type="dxa" w:w="80"/>
+              <w:bottom w:type="dxa" w:w="40"/>
+              <w:right w:type="dxa" w:w="80"/>
+            </w:tcMar>
+            <w:vAlign w:val="center"/>
+          </w:tcPr>
+          <w:p>
+            <w:pPr>
+              <w:jc w:val="left"/>
+            </w:pPr>
+            <w:r>
+              <w:rPr>
+                <w:rFonts w:ascii="Arial" w:cs="Arial" w:eastAsia="Arial" w:hAnsi="Arial"/>
+                <w:b/>
+                <w:bCs/>
+                <w:color w:val="00695C"/>
+                <w:sz w:val="15"/>
+                <w:szCs w:val="15"/>
+              </w:rPr>
+              <w:t xml:space="preserve">COACHING CUE</w:t>
+            </w:r>
+          </w:p>
+        </w:tc>
+      </w:tr>
+      <w:tr>
+        <w:tc>
+          <w:tcPr>
+            <w:tcW w:type="dxa" w:w="2400"/>
+            <w:tcBorders>
+              <w:top w:val="none" w:color="FFFFFF" w:sz="0"/>
+              <w:left w:val="none" w:color="FFFFFF" w:sz="0"/>
+              <w:bottom w:val="none" w:color="FFFFFF" w:sz="0"/>
+              <w:right w:val="none" w:color="FFFFFF" w:sz="0"/>
+            </w:tcBorders>
+            <w:shd w:fill="F0FAFA" w:color="auto" w:val="clear"/>
+            <w:tcMar>
+              <w:top w:type="dxa" w:w="40"/>
+              <w:left w:type="dxa" w:w="80"/>
+              <w:bottom w:type="dxa" w:w="40"/>
+              <w:right w:type="dxa" w:w="80"/>
+            </w:tcMar>
+            <w:vAlign w:val="center"/>
+          </w:tcPr>
+          <w:p>
+            <w:r>
+              <w:rPr>
+                <w:rFonts w:ascii="Arial" w:cs="Arial" w:eastAsia="Arial" w:hAnsi="Arial"/>
+                <w:b/>
+                <w:bCs/>
+                <w:color w:val="2C2C2C"/>
+                <w:sz w:val="18"/>
+                <w:szCs w:val="18"/>
+              </w:rPr>
+              <w:t xml:space="preserve">Single-Arm Row</w:t>
+            </w:r>
+          </w:p>
+        </w:tc>
+        <w:tc>
+          <w:tcPr>
+            <w:tcW w:type="dxa" w:w="380"/>
+            <w:tcBorders>
+              <w:top w:val="none" w:color="FFFFFF" w:sz="0"/>
+              <w:left w:val="none" w:color="FFFFFF" w:sz="0"/>
+              <w:bottom w:val="none" w:color="FFFFFF" w:sz="0"/>
+              <w:right w:val="none" w:color="FFFFFF" w:sz="0"/>
+            </w:tcBorders>
+            <w:shd w:fill="F0FAFA" w:color="auto" w:val="clear"/>
+            <w:tcMar>
+              <w:top w:type="dxa" w:w="40"/>
+              <w:left w:type="dxa" w:w="80"/>
+              <w:bottom w:type="dxa" w:w="40"/>
+              <w:right w:type="dxa" w:w="80"/>
+            </w:tcMar>
+            <w:vAlign w:val="center"/>
+          </w:tcPr>
+          <w:p>
+            <w:pPr>
+              <w:jc w:val="center"/>
+            </w:pPr>
+            <w:r>
+              <w:rPr>
+                <w:rFonts w:ascii="Arial" w:cs="Arial" w:eastAsia="Arial" w:hAnsi="Arial"/>
+                <w:color w:val="6B6B6B"/>
+                <w:sz w:val="15"/>
+                <w:szCs w:val="15"/>
+              </w:rPr>
+              <w:t xml:space="preserve">4</w:t>
+            </w:r>
+          </w:p>
+        </w:tc>
+        <w:tc>
+          <w:tcPr>
+            <w:tcW w:type="dxa" w:w="420"/>
+            <w:tcBorders>
+              <w:top w:val="none" w:color="FFFFFF" w:sz="0"/>
+              <w:left w:val="none" w:color="FFFFFF" w:sz="0"/>
+              <w:bottom w:val="none" w:color="FFFFFF" w:sz="0"/>
+              <w:right w:val="none" w:color="FFFFFF" w:sz="0"/>
+            </w:tcBorders>
+            <w:shd w:fill="F0FAFA" w:color="auto" w:val="clear"/>
+            <w:tcMar>
+              <w:top w:type="dxa" w:w="40"/>
+              <w:left w:type="dxa" w:w="80"/>
+              <w:bottom w:type="dxa" w:w="40"/>
+              <w:right w:type="dxa" w:w="80"/>
+            </w:tcMar>
+            <w:vAlign w:val="center"/>
+          </w:tcPr>
+          <w:p>
+            <w:pPr>
+              <w:jc w:val="center"/>
+            </w:pPr>
+            <w:r>
+              <w:rPr>
+                <w:rFonts w:ascii="Arial" w:cs="Arial" w:eastAsia="Arial" w:hAnsi="Arial"/>
+                <w:color w:val="6B6B6B"/>
+                <w:sz w:val="15"/>
+                <w:szCs w:val="15"/>
+              </w:rPr>
+              <w:t xml:space="preserve">8 each</w:t>
+            </w:r>
+          </w:p>
+        </w:tc>
+        <w:tc>
+          <w:tcPr>
+            <w:tcW w:type="dxa" w:w="680"/>
+            <w:tcBorders>
+              <w:top w:val="none" w:color="FFFFFF" w:sz="0"/>
+              <w:left w:val="none" w:color="FFFFFF" w:sz="0"/>
+              <w:bottom w:val="none" w:color="FFFFFF" w:sz="0"/>
+              <w:right w:val="none" w:color="FFFFFF" w:sz="0"/>
+            </w:tcBorders>
+            <w:shd w:fill="F0FAFA" w:color="auto" w:val="clear"/>
+            <w:tcMar>
+              <w:top w:type="dxa" w:w="40"/>
+              <w:left w:type="dxa" w:w="80"/>
+              <w:bottom w:type="dxa" w:w="40"/>
+              <w:right w:type="dxa" w:w="80"/>
+            </w:tcMar>
+            <w:vAlign w:val="center"/>
+          </w:tcPr>
+          <w:p>
+            <w:pPr>
+              <w:jc w:val="center"/>
+            </w:pPr>
+            <w:r>
+              <w:rPr>
+                <w:rFonts w:ascii="Arial" w:cs="Arial" w:eastAsia="Arial" w:hAnsi="Arial"/>
+                <w:color w:val="6B6B6B"/>
+                <w:sz w:val="15"/>
+                <w:szCs w:val="15"/>
+              </w:rPr>
+              <w:t xml:space="preserve">Wk1: 30 lbs → Wk4: 35 lbs</w:t>
+            </w:r>
+          </w:p>
+        </w:tc>
+        <w:tc>
+          <w:tcPr>
+            <w:tcW w:type="dxa" w:w="540"/>
+            <w:tcBorders>
+              <w:top w:val="none" w:color="FFFFFF" w:sz="0"/>
+              <w:left w:val="none" w:color="FFFFFF" w:sz="0"/>
+              <w:bottom w:val="none" w:color="FFFFFF" w:sz="0"/>
+              <w:right w:val="none" w:color="FFFFFF" w:sz="0"/>
+            </w:tcBorders>
+            <w:shd w:fill="F0FAFA" w:color="auto" w:val="clear"/>
+            <w:tcMar>
+              <w:top w:type="dxa" w:w="40"/>
+              <w:left w:type="dxa" w:w="80"/>
+              <w:bottom w:type="dxa" w:w="40"/>
+              <w:right w:type="dxa" w:w="80"/>
+            </w:tcMar>
+            <w:vAlign w:val="center"/>
+          </w:tcPr>
+          <w:p>
+            <w:pPr>
+              <w:jc w:val="center"/>
+            </w:pPr>
+            <w:r>
+              <w:rPr>
+                <w:rFonts w:ascii="Arial" w:cs="Arial" w:eastAsia="Arial" w:hAnsi="Arial"/>
+                <w:color w:val="6B6B6B"/>
+                <w:sz w:val="15"/>
+                <w:szCs w:val="15"/>
+              </w:rPr>
+              <w:t xml:space="preserve">2-0-1</w:t>
+            </w:r>
+          </w:p>
+        </w:tc>
+        <w:tc>
+          <w:tcPr>
+            <w:tcW w:type="dxa" w:w="440"/>
+            <w:tcBorders>
+              <w:top w:val="none" w:color="FFFFFF" w:sz="0"/>
+              <w:left w:val="none" w:color="FFFFFF" w:sz="0"/>
+              <w:bottom w:val="none" w:color="FFFFFF" w:sz="0"/>
+              <w:right w:val="none" w:color="FFFFFF" w:sz="0"/>
+            </w:tcBorders>
+            <w:shd w:fill="F0FAFA" w:color="auto" w:val="clear"/>
+            <w:tcMar>
+              <w:top w:type="dxa" w:w="40"/>
+              <w:left w:type="dxa" w:w="80"/>
+              <w:bottom w:type="dxa" w:w="40"/>
+              <w:right w:type="dxa" w:w="80"/>
+            </w:tcMar>
+            <w:vAlign w:val="center"/>
+          </w:tcPr>
+          <w:p>
+            <w:pPr>
+              <w:jc w:val="center"/>
+            </w:pPr>
+            <w:r>
+              <w:rPr>
+                <w:rFonts w:ascii="Arial" w:cs="Arial" w:eastAsia="Arial" w:hAnsi="Arial"/>
+                <w:color w:val="6B6B6B"/>
+                <w:sz w:val="15"/>
+                <w:szCs w:val="15"/>
+              </w:rPr>
+              <w:t xml:space="preserve">60s</w:t>
+            </w:r>
+          </w:p>
+        </w:tc>
+        <w:tc>
+          <w:tcPr>
+            <w:tcW w:type="dxa" w:w="5580"/>
+            <w:tcBorders>
+              <w:top w:val="none" w:color="FFFFFF" w:sz="0"/>
+              <w:left w:val="none" w:color="FFFFFF" w:sz="0"/>
+              <w:bottom w:val="none" w:color="FFFFFF" w:sz="0"/>
+              <w:right w:val="none" w:color="FFFFFF" w:sz="0"/>
+            </w:tcBorders>
+            <w:shd w:fill="F0FAFA" w:color="auto" w:val="clear"/>
+            <w:tcMar>
+              <w:top w:type="dxa" w:w="40"/>
+              <w:left w:type="dxa" w:w="80"/>
+              <w:bottom w:type="dxa" w:w="40"/>
+              <w:right w:type="dxa" w:w="80"/>
+            </w:tcMar>
+            <w:vAlign w:val="center"/>
+          </w:tcPr>
+          <w:p>
+            <w:r>
+              <w:rPr>
+                <w:rFonts w:ascii="Arial" w:cs="Arial" w:eastAsia="Arial" w:hAnsi="Arial"/>
+                <w:color w:val="6B6B6B"/>
+                <w:sz w:val="17"/>
+                <w:szCs w:val="17"/>
+              </w:rPr>
+              <w:t xml:space="preserve">Pull to the hip; maintain neutral spine</w:t>
             </w:r>
           </w:p>
         </w:tc>
@@ -6725,7 +9544,7 @@
           <w:sz w:val="17"/>
           <w:szCs w:val="17"/>
         </w:rPr>
-        <w:t xml:space="preserve">B — Accessory</w:t>
+        <w:t xml:space="preserve">E — Full-Body Integration — Farmer Carry</w:t>
       </w:r>
     </w:p>
     <w:p>
@@ -6750,7 +9569,7 @@
           <w:sz w:val="17"/>
           <w:szCs w:val="17"/>
         </w:rPr>
-        <w:t xml:space="preserve">Face Pulls lead for rear-delt/rotator health. DB Deadlift → Farmer Carry Combo and Static Overhead DB Hold (Walking) are added this update — both explicitly framed by the PT as direct running-economy transfer, given Nancy's documented running-knee-health goal: grip, gait, and anti-lateral-flexion core demand under load carry over directly to running mechanics. Landmine Shoulder Press is sequenced between the two carry-pattern additions to avoid stacking 3 consecutive loaded-carry exercises in a row (Antagonist Rotation Rule).</w:t>
+        <w:t xml:space="preserve">The session's closing compound — the day's pressing posture, pulling strength, and core control held together under gait. Distance and movement quality govern this work, not a rep count. A suitcase carry (alternating sides evenly) or a goblet carry covers the same closing ground when variety suits the day.</w:t>
       </w:r>
     </w:p>
     <w:tbl>
@@ -7050,7 +9869,7 @@
                 <w:sz w:val="18"/>
                 <w:szCs w:val="18"/>
               </w:rPr>
-              <w:t xml:space="preserve">Face Pulls</w:t>
+              <w:t xml:space="preserve">Farmer Carry</w:t>
             </w:r>
           </w:p>
         </w:tc>
@@ -7116,7 +9935,7 @@
                 <w:sz w:val="15"/>
                 <w:szCs w:val="15"/>
               </w:rPr>
-              <w:t xml:space="preserve">15</w:t>
+              <w:t xml:space="preserve">30s</w:t>
             </w:r>
           </w:p>
         </w:tc>
@@ -7149,7 +9968,7 @@
                 <w:sz w:val="15"/>
                 <w:szCs w:val="15"/>
               </w:rPr>
-              <w:t xml:space="preserve">band</w:t>
+              <w:t xml:space="preserve">Establish working load at first session — record</w:t>
             </w:r>
           </w:p>
         </w:tc>
@@ -7182,7 +10001,7 @@
                 <w:sz w:val="15"/>
                 <w:szCs w:val="15"/>
               </w:rPr>
-              <w:t xml:space="preserve">2-0-1</w:t>
+              <w:t xml:space="preserve">—</w:t>
             </w:r>
           </w:p>
         </w:tc>
@@ -7215,7 +10034,7 @@
                 <w:sz w:val="15"/>
                 <w:szCs w:val="15"/>
               </w:rPr>
-              <w:t xml:space="preserve">45s</w:t>
+              <w:t xml:space="preserve">60s</w:t>
             </w:r>
           </w:p>
         </w:tc>
@@ -7245,936 +10064,18 @@
                 <w:sz w:val="17"/>
                 <w:szCs w:val="17"/>
               </w:rPr>
-              <w:t xml:space="preserve">High elbows; squeeze rear delts</w:t>
-            </w:r>
-          </w:p>
-        </w:tc>
-      </w:tr>
-      <w:tr>
-        <w:tc>
-          <w:tcPr>
-            <w:tcW w:type="dxa" w:w="2400"/>
-            <w:tcBorders>
-              <w:top w:val="none" w:color="FFFFFF" w:sz="0"/>
-              <w:left w:val="none" w:color="FFFFFF" w:sz="0"/>
-              <w:bottom w:val="none" w:color="FFFFFF" w:sz="0"/>
-              <w:right w:val="none" w:color="FFFFFF" w:sz="0"/>
-            </w:tcBorders>
-            <w:shd w:fill="FFFFFF" w:color="auto" w:val="clear"/>
-            <w:tcMar>
-              <w:top w:type="dxa" w:w="40"/>
-              <w:left w:type="dxa" w:w="80"/>
-              <w:bottom w:type="dxa" w:w="40"/>
-              <w:right w:type="dxa" w:w="80"/>
-            </w:tcMar>
-            <w:vAlign w:val="center"/>
-          </w:tcPr>
-          <w:p>
-            <w:r>
-              <w:rPr>
-                <w:rFonts w:ascii="Arial" w:cs="Arial" w:eastAsia="Arial" w:hAnsi="Arial"/>
-                <w:b/>
-                <w:bCs/>
-                <w:color w:val="2C2C2C"/>
-                <w:sz w:val="18"/>
-                <w:szCs w:val="18"/>
-              </w:rPr>
-              <w:t xml:space="preserve">Farmer Carry</w:t>
-            </w:r>
-          </w:p>
-        </w:tc>
-        <w:tc>
-          <w:tcPr>
-            <w:tcW w:type="dxa" w:w="380"/>
-            <w:tcBorders>
-              <w:top w:val="none" w:color="FFFFFF" w:sz="0"/>
-              <w:left w:val="none" w:color="FFFFFF" w:sz="0"/>
-              <w:bottom w:val="none" w:color="FFFFFF" w:sz="0"/>
-              <w:right w:val="none" w:color="FFFFFF" w:sz="0"/>
-            </w:tcBorders>
-            <w:shd w:fill="FFFFFF" w:color="auto" w:val="clear"/>
-            <w:tcMar>
-              <w:top w:type="dxa" w:w="40"/>
-              <w:left w:type="dxa" w:w="80"/>
-              <w:bottom w:type="dxa" w:w="40"/>
-              <w:right w:type="dxa" w:w="80"/>
-            </w:tcMar>
-            <w:vAlign w:val="center"/>
-          </w:tcPr>
-          <w:p>
-            <w:pPr>
-              <w:jc w:val="center"/>
-            </w:pPr>
-            <w:r>
-              <w:rPr>
-                <w:rFonts w:ascii="Arial" w:cs="Arial" w:eastAsia="Arial" w:hAnsi="Arial"/>
-                <w:color w:val="6B6B6B"/>
-                <w:sz w:val="15"/>
-                <w:szCs w:val="15"/>
-              </w:rPr>
-              <w:t xml:space="preserve">3</w:t>
-            </w:r>
-          </w:p>
-        </w:tc>
-        <w:tc>
-          <w:tcPr>
-            <w:tcW w:type="dxa" w:w="420"/>
-            <w:tcBorders>
-              <w:top w:val="none" w:color="FFFFFF" w:sz="0"/>
-              <w:left w:val="none" w:color="FFFFFF" w:sz="0"/>
-              <w:bottom w:val="none" w:color="FFFFFF" w:sz="0"/>
-              <w:right w:val="none" w:color="FFFFFF" w:sz="0"/>
-            </w:tcBorders>
-            <w:shd w:fill="FFFFFF" w:color="auto" w:val="clear"/>
-            <w:tcMar>
-              <w:top w:type="dxa" w:w="40"/>
-              <w:left w:type="dxa" w:w="80"/>
-              <w:bottom w:type="dxa" w:w="40"/>
-              <w:right w:type="dxa" w:w="80"/>
-            </w:tcMar>
-            <w:vAlign w:val="center"/>
-          </w:tcPr>
-          <w:p>
-            <w:pPr>
-              <w:jc w:val="center"/>
-            </w:pPr>
-            <w:r>
-              <w:rPr>
-                <w:rFonts w:ascii="Arial" w:cs="Arial" w:eastAsia="Arial" w:hAnsi="Arial"/>
-                <w:color w:val="6B6B6B"/>
-                <w:sz w:val="15"/>
-                <w:szCs w:val="15"/>
-              </w:rPr>
-              <w:t xml:space="preserve">30s</w:t>
-            </w:r>
-          </w:p>
-        </w:tc>
-        <w:tc>
-          <w:tcPr>
-            <w:tcW w:type="dxa" w:w="680"/>
-            <w:tcBorders>
-              <w:top w:val="none" w:color="FFFFFF" w:sz="0"/>
-              <w:left w:val="none" w:color="FFFFFF" w:sz="0"/>
-              <w:bottom w:val="none" w:color="FFFFFF" w:sz="0"/>
-              <w:right w:val="none" w:color="FFFFFF" w:sz="0"/>
-            </w:tcBorders>
-            <w:shd w:fill="FFFFFF" w:color="auto" w:val="clear"/>
-            <w:tcMar>
-              <w:top w:type="dxa" w:w="40"/>
-              <w:left w:type="dxa" w:w="80"/>
-              <w:bottom w:type="dxa" w:w="40"/>
-              <w:right w:type="dxa" w:w="80"/>
-            </w:tcMar>
-            <w:vAlign w:val="center"/>
-          </w:tcPr>
-          <w:p>
-            <w:pPr>
-              <w:jc w:val="center"/>
-            </w:pPr>
-            <w:r>
-              <w:rPr>
-                <w:rFonts w:ascii="Arial" w:cs="Arial" w:eastAsia="Arial" w:hAnsi="Arial"/>
-                <w:color w:val="6B6B6B"/>
-                <w:sz w:val="15"/>
-                <w:szCs w:val="15"/>
-              </w:rPr>
-              <w:t xml:space="preserve">moderate</w:t>
-            </w:r>
-          </w:p>
-        </w:tc>
-        <w:tc>
-          <w:tcPr>
-            <w:tcW w:type="dxa" w:w="540"/>
-            <w:tcBorders>
-              <w:top w:val="none" w:color="FFFFFF" w:sz="0"/>
-              <w:left w:val="none" w:color="FFFFFF" w:sz="0"/>
-              <w:bottom w:val="none" w:color="FFFFFF" w:sz="0"/>
-              <w:right w:val="none" w:color="FFFFFF" w:sz="0"/>
-            </w:tcBorders>
-            <w:shd w:fill="FFFFFF" w:color="auto" w:val="clear"/>
-            <w:tcMar>
-              <w:top w:type="dxa" w:w="40"/>
-              <w:left w:type="dxa" w:w="80"/>
-              <w:bottom w:type="dxa" w:w="40"/>
-              <w:right w:type="dxa" w:w="80"/>
-            </w:tcMar>
-            <w:vAlign w:val="center"/>
-          </w:tcPr>
-          <w:p>
-            <w:pPr>
-              <w:jc w:val="center"/>
-            </w:pPr>
-            <w:r>
-              <w:rPr>
-                <w:rFonts w:ascii="Arial" w:cs="Arial" w:eastAsia="Arial" w:hAnsi="Arial"/>
-                <w:color w:val="6B6B6B"/>
-                <w:sz w:val="15"/>
-                <w:szCs w:val="15"/>
-              </w:rPr>
-              <w:t xml:space="preserve">—</w:t>
-            </w:r>
-          </w:p>
-        </w:tc>
-        <w:tc>
-          <w:tcPr>
-            <w:tcW w:type="dxa" w:w="440"/>
-            <w:tcBorders>
-              <w:top w:val="none" w:color="FFFFFF" w:sz="0"/>
-              <w:left w:val="none" w:color="FFFFFF" w:sz="0"/>
-              <w:bottom w:val="none" w:color="FFFFFF" w:sz="0"/>
-              <w:right w:val="none" w:color="FFFFFF" w:sz="0"/>
-            </w:tcBorders>
-            <w:shd w:fill="FFFFFF" w:color="auto" w:val="clear"/>
-            <w:tcMar>
-              <w:top w:type="dxa" w:w="40"/>
-              <w:left w:type="dxa" w:w="80"/>
-              <w:bottom w:type="dxa" w:w="40"/>
-              <w:right w:type="dxa" w:w="80"/>
-            </w:tcMar>
-            <w:vAlign w:val="center"/>
-          </w:tcPr>
-          <w:p>
-            <w:pPr>
-              <w:jc w:val="center"/>
-            </w:pPr>
-            <w:r>
-              <w:rPr>
-                <w:rFonts w:ascii="Arial" w:cs="Arial" w:eastAsia="Arial" w:hAnsi="Arial"/>
-                <w:color w:val="6B6B6B"/>
-                <w:sz w:val="15"/>
-                <w:szCs w:val="15"/>
-              </w:rPr>
-              <w:t xml:space="preserve">60s</w:t>
-            </w:r>
-          </w:p>
-        </w:tc>
-        <w:tc>
-          <w:tcPr>
-            <w:tcW w:type="dxa" w:w="5580"/>
-            <w:tcBorders>
-              <w:top w:val="none" w:color="FFFFFF" w:sz="0"/>
-              <w:left w:val="none" w:color="FFFFFF" w:sz="0"/>
-              <w:bottom w:val="none" w:color="FFFFFF" w:sz="0"/>
-              <w:right w:val="none" w:color="FFFFFF" w:sz="0"/>
-            </w:tcBorders>
-            <w:shd w:fill="FFFFFF" w:color="auto" w:val="clear"/>
-            <w:tcMar>
-              <w:top w:type="dxa" w:w="40"/>
-              <w:left w:type="dxa" w:w="80"/>
-              <w:bottom w:type="dxa" w:w="40"/>
-              <w:right w:type="dxa" w:w="80"/>
-            </w:tcMar>
-            <w:vAlign w:val="center"/>
-          </w:tcPr>
-          <w:p>
-            <w:r>
-              <w:rPr>
-                <w:rFonts w:ascii="Arial" w:cs="Arial" w:eastAsia="Arial" w:hAnsi="Arial"/>
-                <w:color w:val="6B6B6B"/>
-                <w:sz w:val="17"/>
-                <w:szCs w:val="17"/>
-              </w:rPr>
-              <w:t xml:space="preserve">Tall posture; tight core</w:t>
-            </w:r>
-          </w:p>
-        </w:tc>
-      </w:tr>
-      <w:tr>
-        <w:tc>
-          <w:tcPr>
-            <w:tcW w:type="dxa" w:w="2400"/>
-            <w:tcBorders>
-              <w:top w:val="none" w:color="FFFFFF" w:sz="0"/>
-              <w:left w:val="none" w:color="FFFFFF" w:sz="0"/>
-              <w:bottom w:val="none" w:color="FFFFFF" w:sz="0"/>
-              <w:right w:val="none" w:color="FFFFFF" w:sz="0"/>
-            </w:tcBorders>
-            <w:shd w:fill="FAF3E0" w:color="auto" w:val="clear"/>
-            <w:tcMar>
-              <w:top w:type="dxa" w:w="40"/>
-              <w:left w:type="dxa" w:w="80"/>
-              <w:bottom w:type="dxa" w:w="40"/>
-              <w:right w:type="dxa" w:w="80"/>
-            </w:tcMar>
-            <w:vAlign w:val="center"/>
-          </w:tcPr>
-          <w:p>
-            <w:r>
-              <w:rPr>
-                <w:rFonts w:ascii="Arial" w:cs="Arial" w:eastAsia="Arial" w:hAnsi="Arial"/>
-                <w:b/>
-                <w:bCs/>
-                <w:color w:val="2C2C2C"/>
-                <w:sz w:val="18"/>
-                <w:szCs w:val="18"/>
-              </w:rPr>
-              <w:t xml:space="preserve">Landmine Shoulder Press</w:t>
-            </w:r>
-          </w:p>
-        </w:tc>
-        <w:tc>
-          <w:tcPr>
-            <w:tcW w:type="dxa" w:w="380"/>
-            <w:tcBorders>
-              <w:top w:val="none" w:color="FFFFFF" w:sz="0"/>
-              <w:left w:val="none" w:color="FFFFFF" w:sz="0"/>
-              <w:bottom w:val="none" w:color="FFFFFF" w:sz="0"/>
-              <w:right w:val="none" w:color="FFFFFF" w:sz="0"/>
-            </w:tcBorders>
-            <w:shd w:fill="FAF3E0" w:color="auto" w:val="clear"/>
-            <w:tcMar>
-              <w:top w:type="dxa" w:w="40"/>
-              <w:left w:type="dxa" w:w="80"/>
-              <w:bottom w:type="dxa" w:w="40"/>
-              <w:right w:type="dxa" w:w="80"/>
-            </w:tcMar>
-            <w:vAlign w:val="center"/>
-          </w:tcPr>
-          <w:p>
-            <w:pPr>
-              <w:jc w:val="center"/>
-            </w:pPr>
-            <w:r>
-              <w:rPr>
-                <w:rFonts w:ascii="Arial" w:cs="Arial" w:eastAsia="Arial" w:hAnsi="Arial"/>
-                <w:color w:val="6B6B6B"/>
-                <w:sz w:val="15"/>
-                <w:szCs w:val="15"/>
-              </w:rPr>
-              <w:t xml:space="preserve">3</w:t>
-            </w:r>
-          </w:p>
-        </w:tc>
-        <w:tc>
-          <w:tcPr>
-            <w:tcW w:type="dxa" w:w="420"/>
-            <w:tcBorders>
-              <w:top w:val="none" w:color="FFFFFF" w:sz="0"/>
-              <w:left w:val="none" w:color="FFFFFF" w:sz="0"/>
-              <w:bottom w:val="none" w:color="FFFFFF" w:sz="0"/>
-              <w:right w:val="none" w:color="FFFFFF" w:sz="0"/>
-            </w:tcBorders>
-            <w:shd w:fill="FAF3E0" w:color="auto" w:val="clear"/>
-            <w:tcMar>
-              <w:top w:type="dxa" w:w="40"/>
-              <w:left w:type="dxa" w:w="80"/>
-              <w:bottom w:type="dxa" w:w="40"/>
-              <w:right w:type="dxa" w:w="80"/>
-            </w:tcMar>
-            <w:vAlign w:val="center"/>
-          </w:tcPr>
-          <w:p>
-            <w:pPr>
-              <w:jc w:val="center"/>
-            </w:pPr>
-            <w:r>
-              <w:rPr>
-                <w:rFonts w:ascii="Arial" w:cs="Arial" w:eastAsia="Arial" w:hAnsi="Arial"/>
-                <w:color w:val="6B6B6B"/>
-                <w:sz w:val="15"/>
-                <w:szCs w:val="15"/>
-              </w:rPr>
-              <w:t xml:space="preserve">8-10/side</w:t>
-            </w:r>
-          </w:p>
-        </w:tc>
-        <w:tc>
-          <w:tcPr>
-            <w:tcW w:type="dxa" w:w="680"/>
-            <w:tcBorders>
-              <w:top w:val="none" w:color="FFFFFF" w:sz="0"/>
-              <w:left w:val="none" w:color="FFFFFF" w:sz="0"/>
-              <w:bottom w:val="none" w:color="FFFFFF" w:sz="0"/>
-              <w:right w:val="none" w:color="FFFFFF" w:sz="0"/>
-            </w:tcBorders>
-            <w:shd w:fill="FAF3E0" w:color="auto" w:val="clear"/>
-            <w:tcMar>
-              <w:top w:type="dxa" w:w="40"/>
-              <w:left w:type="dxa" w:w="80"/>
-              <w:bottom w:type="dxa" w:w="40"/>
-              <w:right w:type="dxa" w:w="80"/>
-            </w:tcMar>
-            <w:vAlign w:val="center"/>
-          </w:tcPr>
-          <w:p>
-            <w:pPr>
-              <w:jc w:val="center"/>
-            </w:pPr>
-            <w:r>
-              <w:rPr>
-                <w:rFonts w:ascii="Arial" w:cs="Arial" w:eastAsia="Arial" w:hAnsi="Arial"/>
-                <w:color w:val="6B6B6B"/>
-                <w:sz w:val="15"/>
-                <w:szCs w:val="15"/>
-              </w:rPr>
-              <w:t xml:space="preserve">light-mod — coach discretion</w:t>
-            </w:r>
-          </w:p>
-        </w:tc>
-        <w:tc>
-          <w:tcPr>
-            <w:tcW w:type="dxa" w:w="540"/>
-            <w:tcBorders>
-              <w:top w:val="none" w:color="FFFFFF" w:sz="0"/>
-              <w:left w:val="none" w:color="FFFFFF" w:sz="0"/>
-              <w:bottom w:val="none" w:color="FFFFFF" w:sz="0"/>
-              <w:right w:val="none" w:color="FFFFFF" w:sz="0"/>
-            </w:tcBorders>
-            <w:shd w:fill="FAF3E0" w:color="auto" w:val="clear"/>
-            <w:tcMar>
-              <w:top w:type="dxa" w:w="40"/>
-              <w:left w:type="dxa" w:w="80"/>
-              <w:bottom w:type="dxa" w:w="40"/>
-              <w:right w:type="dxa" w:w="80"/>
-            </w:tcMar>
-            <w:vAlign w:val="center"/>
-          </w:tcPr>
-          <w:p>
-            <w:pPr>
-              <w:jc w:val="center"/>
-            </w:pPr>
-            <w:r>
-              <w:rPr>
-                <w:rFonts w:ascii="Arial" w:cs="Arial" w:eastAsia="Arial" w:hAnsi="Arial"/>
-                <w:color w:val="6B6B6B"/>
-                <w:sz w:val="15"/>
-                <w:szCs w:val="15"/>
-              </w:rPr>
-              <w:t xml:space="preserve">2-1-2</w:t>
-            </w:r>
-          </w:p>
-        </w:tc>
-        <w:tc>
-          <w:tcPr>
-            <w:tcW w:type="dxa" w:w="440"/>
-            <w:tcBorders>
-              <w:top w:val="none" w:color="FFFFFF" w:sz="0"/>
-              <w:left w:val="none" w:color="FFFFFF" w:sz="0"/>
-              <w:bottom w:val="none" w:color="FFFFFF" w:sz="0"/>
-              <w:right w:val="none" w:color="FFFFFF" w:sz="0"/>
-            </w:tcBorders>
-            <w:shd w:fill="FAF3E0" w:color="auto" w:val="clear"/>
-            <w:tcMar>
-              <w:top w:type="dxa" w:w="40"/>
-              <w:left w:type="dxa" w:w="80"/>
-              <w:bottom w:type="dxa" w:w="40"/>
-              <w:right w:type="dxa" w:w="80"/>
-            </w:tcMar>
-            <w:vAlign w:val="center"/>
-          </w:tcPr>
-          <w:p>
-            <w:pPr>
-              <w:jc w:val="center"/>
-            </w:pPr>
-            <w:r>
-              <w:rPr>
-                <w:rFonts w:ascii="Arial" w:cs="Arial" w:eastAsia="Arial" w:hAnsi="Arial"/>
-                <w:color w:val="6B6B6B"/>
-                <w:sz w:val="15"/>
-                <w:szCs w:val="15"/>
-              </w:rPr>
-              <w:t xml:space="preserve">60s</w:t>
-            </w:r>
-          </w:p>
-        </w:tc>
-        <w:tc>
-          <w:tcPr>
-            <w:tcW w:type="dxa" w:w="5580"/>
-            <w:tcBorders>
-              <w:top w:val="none" w:color="FFFFFF" w:sz="0"/>
-              <w:left w:val="none" w:color="FFFFFF" w:sz="0"/>
-              <w:bottom w:val="none" w:color="FFFFFF" w:sz="0"/>
-              <w:right w:val="none" w:color="FFFFFF" w:sz="0"/>
-            </w:tcBorders>
-            <w:shd w:fill="FAF3E0" w:color="auto" w:val="clear"/>
-            <w:tcMar>
-              <w:top w:type="dxa" w:w="40"/>
-              <w:left w:type="dxa" w:w="80"/>
-              <w:bottom w:type="dxa" w:w="40"/>
-              <w:right w:type="dxa" w:w="80"/>
-            </w:tcMar>
-            <w:vAlign w:val="center"/>
-          </w:tcPr>
-          <w:p>
-            <w:r>
-              <w:rPr>
-                <w:rFonts w:ascii="Arial" w:cs="Arial" w:eastAsia="Arial" w:hAnsi="Arial"/>
-                <w:color w:val="6B6B6B"/>
-                <w:sz w:val="17"/>
-                <w:szCs w:val="17"/>
-              </w:rPr>
-              <w:t xml:space="preserve">New this update. Scap-friendly unilateral press — landmine angle reduces shoulder impingement risk vs. a straight vertical press.</w:t>
-            </w:r>
-          </w:p>
-        </w:tc>
-      </w:tr>
-      <w:tr>
-        <w:tc>
-          <w:tcPr>
-            <w:tcW w:type="dxa" w:w="2400"/>
-            <w:tcBorders>
-              <w:top w:val="none" w:color="FFFFFF" w:sz="0"/>
-              <w:left w:val="none" w:color="FFFFFF" w:sz="0"/>
-              <w:bottom w:val="none" w:color="FFFFFF" w:sz="0"/>
-              <w:right w:val="none" w:color="FFFFFF" w:sz="0"/>
-            </w:tcBorders>
-            <w:shd w:fill="FFFFFF" w:color="auto" w:val="clear"/>
-            <w:tcMar>
-              <w:top w:type="dxa" w:w="40"/>
-              <w:left w:type="dxa" w:w="80"/>
-              <w:bottom w:type="dxa" w:w="40"/>
-              <w:right w:type="dxa" w:w="80"/>
-            </w:tcMar>
-            <w:vAlign w:val="center"/>
-          </w:tcPr>
-          <w:p>
-            <w:r>
-              <w:rPr>
-                <w:rFonts w:ascii="Arial" w:cs="Arial" w:eastAsia="Arial" w:hAnsi="Arial"/>
-                <w:b/>
-                <w:bCs/>
-                <w:color w:val="2C2C2C"/>
-                <w:sz w:val="18"/>
-                <w:szCs w:val="18"/>
-              </w:rPr>
-              <w:t xml:space="preserve">DB Deadlift → Farmer Carry Combo</w:t>
-            </w:r>
-          </w:p>
-          <w:p>
+              <w:t xml:space="preserve">Tall posture; tight core. Add load only when every step stays tall and level.</w:t>
+            </w:r>
             <w:r>
               <w:rPr>
                 <w:rFonts w:ascii="Arial" w:cs="Arial" w:eastAsia="Arial" w:hAnsi="Arial"/>
                 <w:i/>
                 <w:iCs/>
-                <w:color w:val="6B6B6B"/>
+                <w:color w:val="00695C"/>
                 <w:sz w:val="14"/>
                 <w:szCs w:val="14"/>
               </w:rPr>
-              <w:t xml:space="preserve">Running-economy transfer, per the 8/12 PT session — hinge + loaded-carry combination targets the same grip/gait/core-stability qualities that support running mechanics.</w:t>
-            </w:r>
-          </w:p>
-        </w:tc>
-        <w:tc>
-          <w:tcPr>
-            <w:tcW w:type="dxa" w:w="380"/>
-            <w:tcBorders>
-              <w:top w:val="none" w:color="FFFFFF" w:sz="0"/>
-              <w:left w:val="none" w:color="FFFFFF" w:sz="0"/>
-              <w:bottom w:val="none" w:color="FFFFFF" w:sz="0"/>
-              <w:right w:val="none" w:color="FFFFFF" w:sz="0"/>
-            </w:tcBorders>
-            <w:shd w:fill="FFFFFF" w:color="auto" w:val="clear"/>
-            <w:tcMar>
-              <w:top w:type="dxa" w:w="40"/>
-              <w:left w:type="dxa" w:w="80"/>
-              <w:bottom w:type="dxa" w:w="40"/>
-              <w:right w:type="dxa" w:w="80"/>
-            </w:tcMar>
-            <w:vAlign w:val="center"/>
-          </w:tcPr>
-          <w:p>
-            <w:pPr>
-              <w:jc w:val="center"/>
-            </w:pPr>
-            <w:r>
-              <w:rPr>
-                <w:rFonts w:ascii="Arial" w:cs="Arial" w:eastAsia="Arial" w:hAnsi="Arial"/>
-                <w:color w:val="6B6B6B"/>
-                <w:sz w:val="15"/>
-                <w:szCs w:val="15"/>
-              </w:rPr>
-              <w:t xml:space="preserve">3</w:t>
-            </w:r>
-          </w:p>
-        </w:tc>
-        <w:tc>
-          <w:tcPr>
-            <w:tcW w:type="dxa" w:w="420"/>
-            <w:tcBorders>
-              <w:top w:val="none" w:color="FFFFFF" w:sz="0"/>
-              <w:left w:val="none" w:color="FFFFFF" w:sz="0"/>
-              <w:bottom w:val="none" w:color="FFFFFF" w:sz="0"/>
-              <w:right w:val="none" w:color="FFFFFF" w:sz="0"/>
-            </w:tcBorders>
-            <w:shd w:fill="FFFFFF" w:color="auto" w:val="clear"/>
-            <w:tcMar>
-              <w:top w:type="dxa" w:w="40"/>
-              <w:left w:type="dxa" w:w="80"/>
-              <w:bottom w:type="dxa" w:w="40"/>
-              <w:right w:type="dxa" w:w="80"/>
-            </w:tcMar>
-            <w:vAlign w:val="center"/>
-          </w:tcPr>
-          <w:p>
-            <w:pPr>
-              <w:jc w:val="center"/>
-            </w:pPr>
-            <w:r>
-              <w:rPr>
-                <w:rFonts w:ascii="Arial" w:cs="Arial" w:eastAsia="Arial" w:hAnsi="Arial"/>
-                <w:color w:val="6B6B6B"/>
-                <w:sz w:val="15"/>
-                <w:szCs w:val="15"/>
-              </w:rPr>
-              <w:t xml:space="preserve">6-8 DL into 20-30 yd carry</w:t>
-            </w:r>
-          </w:p>
-        </w:tc>
-        <w:tc>
-          <w:tcPr>
-            <w:tcW w:type="dxa" w:w="680"/>
-            <w:tcBorders>
-              <w:top w:val="none" w:color="FFFFFF" w:sz="0"/>
-              <w:left w:val="none" w:color="FFFFFF" w:sz="0"/>
-              <w:bottom w:val="none" w:color="FFFFFF" w:sz="0"/>
-              <w:right w:val="none" w:color="FFFFFF" w:sz="0"/>
-            </w:tcBorders>
-            <w:shd w:fill="FFFFFF" w:color="auto" w:val="clear"/>
-            <w:tcMar>
-              <w:top w:type="dxa" w:w="40"/>
-              <w:left w:type="dxa" w:w="80"/>
-              <w:bottom w:type="dxa" w:w="40"/>
-              <w:right w:type="dxa" w:w="80"/>
-            </w:tcMar>
-            <w:vAlign w:val="center"/>
-          </w:tcPr>
-          <w:p>
-            <w:pPr>
-              <w:jc w:val="center"/>
-            </w:pPr>
-            <w:r>
-              <w:rPr>
-                <w:rFonts w:ascii="Arial" w:cs="Arial" w:eastAsia="Arial" w:hAnsi="Arial"/>
-                <w:color w:val="6B6B6B"/>
-                <w:sz w:val="15"/>
-                <w:szCs w:val="15"/>
-              </w:rPr>
-              <w:t xml:space="preserve">moderate — coach discretion</w:t>
-            </w:r>
-          </w:p>
-        </w:tc>
-        <w:tc>
-          <w:tcPr>
-            <w:tcW w:type="dxa" w:w="540"/>
-            <w:tcBorders>
-              <w:top w:val="none" w:color="FFFFFF" w:sz="0"/>
-              <w:left w:val="none" w:color="FFFFFF" w:sz="0"/>
-              <w:bottom w:val="none" w:color="FFFFFF" w:sz="0"/>
-              <w:right w:val="none" w:color="FFFFFF" w:sz="0"/>
-            </w:tcBorders>
-            <w:shd w:fill="FFFFFF" w:color="auto" w:val="clear"/>
-            <w:tcMar>
-              <w:top w:type="dxa" w:w="40"/>
-              <w:left w:type="dxa" w:w="80"/>
-              <w:bottom w:type="dxa" w:w="40"/>
-              <w:right w:type="dxa" w:w="80"/>
-            </w:tcMar>
-            <w:vAlign w:val="center"/>
-          </w:tcPr>
-          <w:p>
-            <w:pPr>
-              <w:jc w:val="center"/>
-            </w:pPr>
-            <w:r>
-              <w:rPr>
-                <w:rFonts w:ascii="Arial" w:cs="Arial" w:eastAsia="Arial" w:hAnsi="Arial"/>
-                <w:color w:val="6B6B6B"/>
-                <w:sz w:val="15"/>
-                <w:szCs w:val="15"/>
-              </w:rPr>
-              <w:t xml:space="preserve">controlled</w:t>
-            </w:r>
-          </w:p>
-        </w:tc>
-        <w:tc>
-          <w:tcPr>
-            <w:tcW w:type="dxa" w:w="440"/>
-            <w:tcBorders>
-              <w:top w:val="none" w:color="FFFFFF" w:sz="0"/>
-              <w:left w:val="none" w:color="FFFFFF" w:sz="0"/>
-              <w:bottom w:val="none" w:color="FFFFFF" w:sz="0"/>
-              <w:right w:val="none" w:color="FFFFFF" w:sz="0"/>
-            </w:tcBorders>
-            <w:shd w:fill="FFFFFF" w:color="auto" w:val="clear"/>
-            <w:tcMar>
-              <w:top w:type="dxa" w:w="40"/>
-              <w:left w:type="dxa" w:w="80"/>
-              <w:bottom w:type="dxa" w:w="40"/>
-              <w:right w:type="dxa" w:w="80"/>
-            </w:tcMar>
-            <w:vAlign w:val="center"/>
-          </w:tcPr>
-          <w:p>
-            <w:pPr>
-              <w:jc w:val="center"/>
-            </w:pPr>
-            <w:r>
-              <w:rPr>
-                <w:rFonts w:ascii="Arial" w:cs="Arial" w:eastAsia="Arial" w:hAnsi="Arial"/>
-                <w:color w:val="6B6B6B"/>
-                <w:sz w:val="15"/>
-                <w:szCs w:val="15"/>
-              </w:rPr>
-              <w:t xml:space="preserve">75s</w:t>
-            </w:r>
-          </w:p>
-        </w:tc>
-        <w:tc>
-          <w:tcPr>
-            <w:tcW w:type="dxa" w:w="5580"/>
-            <w:tcBorders>
-              <w:top w:val="none" w:color="FFFFFF" w:sz="0"/>
-              <w:left w:val="none" w:color="FFFFFF" w:sz="0"/>
-              <w:bottom w:val="none" w:color="FFFFFF" w:sz="0"/>
-              <w:right w:val="none" w:color="FFFFFF" w:sz="0"/>
-            </w:tcBorders>
-            <w:shd w:fill="FFFFFF" w:color="auto" w:val="clear"/>
-            <w:tcMar>
-              <w:top w:type="dxa" w:w="40"/>
-              <w:left w:type="dxa" w:w="80"/>
-              <w:bottom w:type="dxa" w:w="40"/>
-              <w:right w:type="dxa" w:w="80"/>
-            </w:tcMar>
-            <w:vAlign w:val="center"/>
-          </w:tcPr>
-          <w:p>
-            <w:r>
-              <w:rPr>
-                <w:rFonts w:ascii="Arial" w:cs="Arial" w:eastAsia="Arial" w:hAnsi="Arial"/>
-                <w:color w:val="6B6B6B"/>
-                <w:sz w:val="17"/>
-                <w:szCs w:val="17"/>
-              </w:rPr>
-              <w:t xml:space="preserve">New this update. Hinge into an immediate loaded carry — grip, gait, and anti-lateral-flexion core demand in one continuous drill. PT-framed as direct running-economy transfer.</w:t>
-            </w:r>
-          </w:p>
-        </w:tc>
-      </w:tr>
-      <w:tr>
-        <w:tc>
-          <w:tcPr>
-            <w:tcW w:type="dxa" w:w="2400"/>
-            <w:tcBorders>
-              <w:top w:val="none" w:color="FFFFFF" w:sz="0"/>
-              <w:left w:val="none" w:color="FFFFFF" w:sz="0"/>
-              <w:bottom w:val="none" w:color="FFFFFF" w:sz="0"/>
-              <w:right w:val="none" w:color="FFFFFF" w:sz="0"/>
-            </w:tcBorders>
-            <w:shd w:fill="FAF3E0" w:color="auto" w:val="clear"/>
-            <w:tcMar>
-              <w:top w:type="dxa" w:w="40"/>
-              <w:left w:type="dxa" w:w="80"/>
-              <w:bottom w:type="dxa" w:w="40"/>
-              <w:right w:type="dxa" w:w="80"/>
-            </w:tcMar>
-            <w:vAlign w:val="center"/>
-          </w:tcPr>
-          <w:p>
-            <w:r>
-              <w:rPr>
-                <w:rFonts w:ascii="Arial" w:cs="Arial" w:eastAsia="Arial" w:hAnsi="Arial"/>
-                <w:b/>
-                <w:bCs/>
-                <w:color w:val="2C2C2C"/>
-                <w:sz w:val="18"/>
-                <w:szCs w:val="18"/>
-              </w:rPr>
-              <w:t xml:space="preserve">Static Overhead DB Hold (Walking)</w:t>
-            </w:r>
-          </w:p>
-        </w:tc>
-        <w:tc>
-          <w:tcPr>
-            <w:tcW w:type="dxa" w:w="380"/>
-            <w:tcBorders>
-              <w:top w:val="none" w:color="FFFFFF" w:sz="0"/>
-              <w:left w:val="none" w:color="FFFFFF" w:sz="0"/>
-              <w:bottom w:val="none" w:color="FFFFFF" w:sz="0"/>
-              <w:right w:val="none" w:color="FFFFFF" w:sz="0"/>
-            </w:tcBorders>
-            <w:shd w:fill="FAF3E0" w:color="auto" w:val="clear"/>
-            <w:tcMar>
-              <w:top w:type="dxa" w:w="40"/>
-              <w:left w:type="dxa" w:w="80"/>
-              <w:bottom w:type="dxa" w:w="40"/>
-              <w:right w:type="dxa" w:w="80"/>
-            </w:tcMar>
-            <w:vAlign w:val="center"/>
-          </w:tcPr>
-          <w:p>
-            <w:pPr>
-              <w:jc w:val="center"/>
-            </w:pPr>
-            <w:r>
-              <w:rPr>
-                <w:rFonts w:ascii="Arial" w:cs="Arial" w:eastAsia="Arial" w:hAnsi="Arial"/>
-                <w:color w:val="6B6B6B"/>
-                <w:sz w:val="15"/>
-                <w:szCs w:val="15"/>
-              </w:rPr>
-              <w:t xml:space="preserve">2-3</w:t>
-            </w:r>
-          </w:p>
-        </w:tc>
-        <w:tc>
-          <w:tcPr>
-            <w:tcW w:type="dxa" w:w="420"/>
-            <w:tcBorders>
-              <w:top w:val="none" w:color="FFFFFF" w:sz="0"/>
-              <w:left w:val="none" w:color="FFFFFF" w:sz="0"/>
-              <w:bottom w:val="none" w:color="FFFFFF" w:sz="0"/>
-              <w:right w:val="none" w:color="FFFFFF" w:sz="0"/>
-            </w:tcBorders>
-            <w:shd w:fill="FAF3E0" w:color="auto" w:val="clear"/>
-            <w:tcMar>
-              <w:top w:type="dxa" w:w="40"/>
-              <w:left w:type="dxa" w:w="80"/>
-              <w:bottom w:type="dxa" w:w="40"/>
-              <w:right w:type="dxa" w:w="80"/>
-            </w:tcMar>
-            <w:vAlign w:val="center"/>
-          </w:tcPr>
-          <w:p>
-            <w:pPr>
-              <w:jc w:val="center"/>
-            </w:pPr>
-            <w:r>
-              <w:rPr>
-                <w:rFonts w:ascii="Arial" w:cs="Arial" w:eastAsia="Arial" w:hAnsi="Arial"/>
-                <w:color w:val="6B6B6B"/>
-                <w:sz w:val="15"/>
-                <w:szCs w:val="15"/>
-              </w:rPr>
-              <w:t xml:space="preserve">20-30 yd</w:t>
-            </w:r>
-          </w:p>
-        </w:tc>
-        <w:tc>
-          <w:tcPr>
-            <w:tcW w:type="dxa" w:w="680"/>
-            <w:tcBorders>
-              <w:top w:val="none" w:color="FFFFFF" w:sz="0"/>
-              <w:left w:val="none" w:color="FFFFFF" w:sz="0"/>
-              <w:bottom w:val="none" w:color="FFFFFF" w:sz="0"/>
-              <w:right w:val="none" w:color="FFFFFF" w:sz="0"/>
-            </w:tcBorders>
-            <w:shd w:fill="FAF3E0" w:color="auto" w:val="clear"/>
-            <w:tcMar>
-              <w:top w:type="dxa" w:w="40"/>
-              <w:left w:type="dxa" w:w="80"/>
-              <w:bottom w:type="dxa" w:w="40"/>
-              <w:right w:type="dxa" w:w="80"/>
-            </w:tcMar>
-            <w:vAlign w:val="center"/>
-          </w:tcPr>
-          <w:p>
-            <w:pPr>
-              <w:jc w:val="center"/>
-            </w:pPr>
-            <w:r>
-              <w:rPr>
-                <w:rFonts w:ascii="Arial" w:cs="Arial" w:eastAsia="Arial" w:hAnsi="Arial"/>
-                <w:color w:val="6B6B6B"/>
-                <w:sz w:val="15"/>
-                <w:szCs w:val="15"/>
-              </w:rPr>
-              <w:t xml:space="preserve">light-mod DB — coach discretion</w:t>
-            </w:r>
-          </w:p>
-        </w:tc>
-        <w:tc>
-          <w:tcPr>
-            <w:tcW w:type="dxa" w:w="540"/>
-            <w:tcBorders>
-              <w:top w:val="none" w:color="FFFFFF" w:sz="0"/>
-              <w:left w:val="none" w:color="FFFFFF" w:sz="0"/>
-              <w:bottom w:val="none" w:color="FFFFFF" w:sz="0"/>
-              <w:right w:val="none" w:color="FFFFFF" w:sz="0"/>
-            </w:tcBorders>
-            <w:shd w:fill="FAF3E0" w:color="auto" w:val="clear"/>
-            <w:tcMar>
-              <w:top w:type="dxa" w:w="40"/>
-              <w:left w:type="dxa" w:w="80"/>
-              <w:bottom w:type="dxa" w:w="40"/>
-              <w:right w:type="dxa" w:w="80"/>
-            </w:tcMar>
-            <w:vAlign w:val="center"/>
-          </w:tcPr>
-          <w:p>
-            <w:pPr>
-              <w:jc w:val="center"/>
-            </w:pPr>
-            <w:r>
-              <w:rPr>
-                <w:rFonts w:ascii="Arial" w:cs="Arial" w:eastAsia="Arial" w:hAnsi="Arial"/>
-                <w:color w:val="6B6B6B"/>
-                <w:sz w:val="15"/>
-                <w:szCs w:val="15"/>
-              </w:rPr>
-              <w:t xml:space="preserve">controlled walk</w:t>
-            </w:r>
-          </w:p>
-        </w:tc>
-        <w:tc>
-          <w:tcPr>
-            <w:tcW w:type="dxa" w:w="440"/>
-            <w:tcBorders>
-              <w:top w:val="none" w:color="FFFFFF" w:sz="0"/>
-              <w:left w:val="none" w:color="FFFFFF" w:sz="0"/>
-              <w:bottom w:val="none" w:color="FFFFFF" w:sz="0"/>
-              <w:right w:val="none" w:color="FFFFFF" w:sz="0"/>
-            </w:tcBorders>
-            <w:shd w:fill="FAF3E0" w:color="auto" w:val="clear"/>
-            <w:tcMar>
-              <w:top w:type="dxa" w:w="40"/>
-              <w:left w:type="dxa" w:w="80"/>
-              <w:bottom w:type="dxa" w:w="40"/>
-              <w:right w:type="dxa" w:w="80"/>
-            </w:tcMar>
-            <w:vAlign w:val="center"/>
-          </w:tcPr>
-          <w:p>
-            <w:pPr>
-              <w:jc w:val="center"/>
-            </w:pPr>
-            <w:r>
-              <w:rPr>
-                <w:rFonts w:ascii="Arial" w:cs="Arial" w:eastAsia="Arial" w:hAnsi="Arial"/>
-                <w:color w:val="6B6B6B"/>
-                <w:sz w:val="15"/>
-                <w:szCs w:val="15"/>
-              </w:rPr>
-              <w:t xml:space="preserve">60s</w:t>
-            </w:r>
-          </w:p>
-        </w:tc>
-        <w:tc>
-          <w:tcPr>
-            <w:tcW w:type="dxa" w:w="5580"/>
-            <w:tcBorders>
-              <w:top w:val="none" w:color="FFFFFF" w:sz="0"/>
-              <w:left w:val="none" w:color="FFFFFF" w:sz="0"/>
-              <w:bottom w:val="none" w:color="FFFFFF" w:sz="0"/>
-              <w:right w:val="none" w:color="FFFFFF" w:sz="0"/>
-            </w:tcBorders>
-            <w:shd w:fill="FAF3E0" w:color="auto" w:val="clear"/>
-            <w:tcMar>
-              <w:top w:type="dxa" w:w="40"/>
-              <w:left w:type="dxa" w:w="80"/>
-              <w:bottom w:type="dxa" w:w="40"/>
-              <w:right w:type="dxa" w:w="80"/>
-            </w:tcMar>
-            <w:vAlign w:val="center"/>
-          </w:tcPr>
-          <w:p>
-            <w:r>
-              <w:rPr>
-                <w:rFonts w:ascii="Arial" w:cs="Arial" w:eastAsia="Arial" w:hAnsi="Arial"/>
-                <w:color w:val="6B6B6B"/>
-                <w:sz w:val="17"/>
-                <w:szCs w:val="17"/>
-              </w:rPr>
-              <w:t xml:space="preserve">New this update. Overhead isometric hold while walking — shoulder stability, thoracic extension, core anti-extension, and gait control combined. PT-framed as direct running-economy transfer.</w:t>
+              <w:t xml:space="preserve">  Distance &amp; quality governed — no RIR target</w:t>
             </w:r>
           </w:p>
         </w:tc>
@@ -8232,7 +10133,7 @@
           <w:sz w:val="17"/>
           <w:szCs w:val="17"/>
         </w:rPr>
-        <w:t xml:space="preserve">Use this session to improve movement quality and recovery.</w:t>
+        <w:t xml:space="preserve">Use this session to improve movement quality and recovery. The PT-led circuit is direct running-economy work, not filler — treat its quality bar the same as the main lifts.</w:t>
       </w:r>
     </w:p>
     <w:p>
@@ -9074,7 +10975,7 @@
           <w:sz w:val="17"/>
           <w:szCs w:val="17"/>
         </w:rPr>
-        <w:t xml:space="preserve">B — Strength Core</w:t>
+        <w:t xml:space="preserve">B — Primary Compound — Back Squat</w:t>
       </w:r>
     </w:p>
     <w:p>
@@ -9099,7 +11000,7 @@
           <w:sz w:val="17"/>
           <w:szCs w:val="17"/>
         </w:rPr>
-        <w:t xml:space="preserve">Back Squat tested at 95 lbs x8 (Epley 1RM ≈120 lbs) — Week 1 trains at 90 lbs, climbing to 100 lbs by Week 4. Weighted Step-Up Week 1 load is informed by the DB Split Squat baseline (17.5 lbs/hand).</w:t>
+        <w:t xml:space="preserve">Back Squat tested at 95 lbs x8 (Epley 1RM ≈120 lbs) — Week 1 trains at 90 lbs, climbing to 100 lbs by Week 4. If the day calls for a variation, rotate between: a box squat (depth set by the box, already the built-in alternate), a goblet squat at its own Day 1 working loads, or a supported split-stance squat (left leg leads). The back squat stays the lift we track and retest.</w:t>
       </w:r>
     </w:p>
     <w:tbl>
@@ -9610,248 +11511,6 @@
           </w:p>
         </w:tc>
       </w:tr>
-      <w:tr>
-        <w:tc>
-          <w:tcPr>
-            <w:tcW w:type="dxa" w:w="2400"/>
-            <w:tcBorders>
-              <w:top w:val="none" w:color="FFFFFF" w:sz="0"/>
-              <w:left w:val="none" w:color="FFFFFF" w:sz="0"/>
-              <w:bottom w:val="none" w:color="FFFFFF" w:sz="0"/>
-              <w:right w:val="none" w:color="FFFFFF" w:sz="0"/>
-            </w:tcBorders>
-            <w:shd w:fill="FFFFFF" w:color="auto" w:val="clear"/>
-            <w:tcMar>
-              <w:top w:type="dxa" w:w="40"/>
-              <w:left w:type="dxa" w:w="80"/>
-              <w:bottom w:type="dxa" w:w="40"/>
-              <w:right w:type="dxa" w:w="80"/>
-            </w:tcMar>
-            <w:vAlign w:val="center"/>
-          </w:tcPr>
-          <w:p>
-            <w:r>
-              <w:rPr>
-                <w:rFonts w:ascii="Arial" w:cs="Arial" w:eastAsia="Arial" w:hAnsi="Arial"/>
-                <w:b/>
-                <w:bCs/>
-                <w:color w:val="2C2C2C"/>
-                <w:sz w:val="18"/>
-                <w:szCs w:val="18"/>
-              </w:rPr>
-              <w:t xml:space="preserve">Weighted Step-Up</w:t>
-            </w:r>
-          </w:p>
-          <w:p>
-            <w:r>
-              <w:rPr>
-                <w:rFonts w:ascii="Arial" w:cs="Arial" w:eastAsia="Arial" w:hAnsi="Arial"/>
-                <w:i/>
-                <w:iCs/>
-                <w:color w:val="B71C1C"/>
-                <w:sz w:val="14"/>
-                <w:szCs w:val="14"/>
-              </w:rPr>
-              <w:t xml:space="preserve">Load informed by DB Split Squat baseline — see note</w:t>
-            </w:r>
-          </w:p>
-        </w:tc>
-        <w:tc>
-          <w:tcPr>
-            <w:tcW w:type="dxa" w:w="380"/>
-            <w:tcBorders>
-              <w:top w:val="none" w:color="FFFFFF" w:sz="0"/>
-              <w:left w:val="none" w:color="FFFFFF" w:sz="0"/>
-              <w:bottom w:val="none" w:color="FFFFFF" w:sz="0"/>
-              <w:right w:val="none" w:color="FFFFFF" w:sz="0"/>
-            </w:tcBorders>
-            <w:shd w:fill="FFFFFF" w:color="auto" w:val="clear"/>
-            <w:tcMar>
-              <w:top w:type="dxa" w:w="40"/>
-              <w:left w:type="dxa" w:w="80"/>
-              <w:bottom w:type="dxa" w:w="40"/>
-              <w:right w:type="dxa" w:w="80"/>
-            </w:tcMar>
-            <w:vAlign w:val="center"/>
-          </w:tcPr>
-          <w:p>
-            <w:pPr>
-              <w:jc w:val="center"/>
-            </w:pPr>
-            <w:r>
-              <w:rPr>
-                <w:rFonts w:ascii="Arial" w:cs="Arial" w:eastAsia="Arial" w:hAnsi="Arial"/>
-                <w:color w:val="6B6B6B"/>
-                <w:sz w:val="15"/>
-                <w:szCs w:val="15"/>
-              </w:rPr>
-              <w:t xml:space="preserve">3</w:t>
-            </w:r>
-          </w:p>
-        </w:tc>
-        <w:tc>
-          <w:tcPr>
-            <w:tcW w:type="dxa" w:w="420"/>
-            <w:tcBorders>
-              <w:top w:val="none" w:color="FFFFFF" w:sz="0"/>
-              <w:left w:val="none" w:color="FFFFFF" w:sz="0"/>
-              <w:bottom w:val="none" w:color="FFFFFF" w:sz="0"/>
-              <w:right w:val="none" w:color="FFFFFF" w:sz="0"/>
-            </w:tcBorders>
-            <w:shd w:fill="FFFFFF" w:color="auto" w:val="clear"/>
-            <w:tcMar>
-              <w:top w:type="dxa" w:w="40"/>
-              <w:left w:type="dxa" w:w="80"/>
-              <w:bottom w:type="dxa" w:w="40"/>
-              <w:right w:type="dxa" w:w="80"/>
-            </w:tcMar>
-            <w:vAlign w:val="center"/>
-          </w:tcPr>
-          <w:p>
-            <w:pPr>
-              <w:jc w:val="center"/>
-            </w:pPr>
-            <w:r>
-              <w:rPr>
-                <w:rFonts w:ascii="Arial" w:cs="Arial" w:eastAsia="Arial" w:hAnsi="Arial"/>
-                <w:color w:val="6B6B6B"/>
-                <w:sz w:val="15"/>
-                <w:szCs w:val="15"/>
-              </w:rPr>
-              <w:t xml:space="preserve">6 each</w:t>
-            </w:r>
-          </w:p>
-        </w:tc>
-        <w:tc>
-          <w:tcPr>
-            <w:tcW w:type="dxa" w:w="680"/>
-            <w:tcBorders>
-              <w:top w:val="none" w:color="FFFFFF" w:sz="0"/>
-              <w:left w:val="none" w:color="FFFFFF" w:sz="0"/>
-              <w:bottom w:val="none" w:color="FFFFFF" w:sz="0"/>
-              <w:right w:val="none" w:color="FFFFFF" w:sz="0"/>
-            </w:tcBorders>
-            <w:shd w:fill="FFFFFF" w:color="auto" w:val="clear"/>
-            <w:tcMar>
-              <w:top w:type="dxa" w:w="40"/>
-              <w:left w:type="dxa" w:w="80"/>
-              <w:bottom w:type="dxa" w:w="40"/>
-              <w:right w:type="dxa" w:w="80"/>
-            </w:tcMar>
-            <w:vAlign w:val="center"/>
-          </w:tcPr>
-          <w:p>
-            <w:pPr>
-              <w:jc w:val="center"/>
-            </w:pPr>
-            <w:r>
-              <w:rPr>
-                <w:rFonts w:ascii="Arial" w:cs="Arial" w:eastAsia="Arial" w:hAnsi="Arial"/>
-                <w:color w:val="6B6B6B"/>
-                <w:sz w:val="15"/>
-                <w:szCs w:val="15"/>
-              </w:rPr>
-              <w:t xml:space="preserve">Wk1: 17.5 lbs/hand → Wk4: 20 lbs/hand</w:t>
-            </w:r>
-          </w:p>
-        </w:tc>
-        <w:tc>
-          <w:tcPr>
-            <w:tcW w:type="dxa" w:w="540"/>
-            <w:tcBorders>
-              <w:top w:val="none" w:color="FFFFFF" w:sz="0"/>
-              <w:left w:val="none" w:color="FFFFFF" w:sz="0"/>
-              <w:bottom w:val="none" w:color="FFFFFF" w:sz="0"/>
-              <w:right w:val="none" w:color="FFFFFF" w:sz="0"/>
-            </w:tcBorders>
-            <w:shd w:fill="FFFFFF" w:color="auto" w:val="clear"/>
-            <w:tcMar>
-              <w:top w:type="dxa" w:w="40"/>
-              <w:left w:type="dxa" w:w="80"/>
-              <w:bottom w:type="dxa" w:w="40"/>
-              <w:right w:type="dxa" w:w="80"/>
-            </w:tcMar>
-            <w:vAlign w:val="center"/>
-          </w:tcPr>
-          <w:p>
-            <w:pPr>
-              <w:jc w:val="center"/>
-            </w:pPr>
-            <w:r>
-              <w:rPr>
-                <w:rFonts w:ascii="Arial" w:cs="Arial" w:eastAsia="Arial" w:hAnsi="Arial"/>
-                <w:color w:val="6B6B6B"/>
-                <w:sz w:val="15"/>
-                <w:szCs w:val="15"/>
-              </w:rPr>
-              <w:t xml:space="preserve">2-0-1</w:t>
-            </w:r>
-          </w:p>
-        </w:tc>
-        <w:tc>
-          <w:tcPr>
-            <w:tcW w:type="dxa" w:w="440"/>
-            <w:tcBorders>
-              <w:top w:val="none" w:color="FFFFFF" w:sz="0"/>
-              <w:left w:val="none" w:color="FFFFFF" w:sz="0"/>
-              <w:bottom w:val="none" w:color="FFFFFF" w:sz="0"/>
-              <w:right w:val="none" w:color="FFFFFF" w:sz="0"/>
-            </w:tcBorders>
-            <w:shd w:fill="FFFFFF" w:color="auto" w:val="clear"/>
-            <w:tcMar>
-              <w:top w:type="dxa" w:w="40"/>
-              <w:left w:type="dxa" w:w="80"/>
-              <w:bottom w:type="dxa" w:w="40"/>
-              <w:right w:type="dxa" w:w="80"/>
-            </w:tcMar>
-            <w:vAlign w:val="center"/>
-          </w:tcPr>
-          <w:p>
-            <w:pPr>
-              <w:jc w:val="center"/>
-            </w:pPr>
-            <w:r>
-              <w:rPr>
-                <w:rFonts w:ascii="Arial" w:cs="Arial" w:eastAsia="Arial" w:hAnsi="Arial"/>
-                <w:color w:val="6B6B6B"/>
-                <w:sz w:val="15"/>
-                <w:szCs w:val="15"/>
-              </w:rPr>
-              <w:t xml:space="preserve">90s</w:t>
-            </w:r>
-          </w:p>
-        </w:tc>
-        <w:tc>
-          <w:tcPr>
-            <w:tcW w:type="dxa" w:w="5580"/>
-            <w:tcBorders>
-              <w:top w:val="none" w:color="FFFFFF" w:sz="0"/>
-              <w:left w:val="none" w:color="FFFFFF" w:sz="0"/>
-              <w:bottom w:val="none" w:color="FFFFFF" w:sz="0"/>
-              <w:right w:val="none" w:color="FFFFFF" w:sz="0"/>
-            </w:tcBorders>
-            <w:shd w:fill="FFFFFF" w:color="auto" w:val="clear"/>
-            <w:tcMar>
-              <w:top w:type="dxa" w:w="40"/>
-              <w:left w:type="dxa" w:w="80"/>
-              <w:bottom w:type="dxa" w:w="40"/>
-              <w:right w:type="dxa" w:w="80"/>
-            </w:tcMar>
-            <w:vAlign w:val="center"/>
-          </w:tcPr>
-          <w:p>
-            <w:r>
-              <w:rPr>
-                <w:rFonts w:ascii="Arial" w:cs="Arial" w:eastAsia="Arial" w:hAnsi="Arial"/>
-                <w:color w:val="6B6B6B"/>
-                <w:sz w:val="17"/>
-                <w:szCs w:val="17"/>
-              </w:rPr>
-              <w:t xml:space="preserve">Drive through heel; control descent</w:t>
-            </w:r>
-          </w:p>
-        </w:tc>
-      </w:tr>
     </w:tbl>
     <w:p>
       <w:pPr>
@@ -9871,7 +11530,32 @@
           <w:sz w:val="17"/>
           <w:szCs w:val="17"/>
         </w:rPr>
-        <w:t xml:space="preserve">C — Posterior Chain</w:t>
+        <w:t xml:space="preserve">C — Accessory — Weighted Step-Up</w:t>
+      </w:r>
+    </w:p>
+    <w:p>
+      <w:pPr>
+        <w:spacing w:after="80"/>
+      </w:pPr>
+      <w:r>
+        <w:rPr>
+          <w:rFonts w:ascii="Arial" w:cs="Arial" w:eastAsia="Arial" w:hAnsi="Arial"/>
+          <w:b/>
+          <w:bCs/>
+          <w:color w:val="C9A227"/>
+          <w:sz w:val="17"/>
+          <w:szCs w:val="17"/>
+        </w:rPr>
+        <w:t xml:space="preserve">Load Target:  </w:t>
+      </w:r>
+      <w:r>
+        <w:rPr>
+          <w:rFonts w:ascii="Arial" w:cs="Arial" w:eastAsia="Arial" w:hAnsi="Arial"/>
+          <w:color w:val="2C2C2C"/>
+          <w:sz w:val="17"/>
+          <w:szCs w:val="17"/>
+        </w:rPr>
+        <w:t xml:space="preserve">The unilateral accessory behind the squat. Week 1 load is informed by the DB Split Squat baseline (17.5 lbs/hand). A DB split squat (the tested pattern itself) or a reverse lunge (left leg leads) rotates in cleanly when the day calls for it.</w:t>
       </w:r>
     </w:p>
     <w:tbl>
@@ -10171,7 +11855,20 @@
                 <w:sz w:val="18"/>
                 <w:szCs w:val="18"/>
               </w:rPr>
-              <w:t xml:space="preserve">Hip Thrust</w:t>
+              <w:t xml:space="preserve">Weighted Step-Up</w:t>
+            </w:r>
+          </w:p>
+          <w:p>
+            <w:r>
+              <w:rPr>
+                <w:rFonts w:ascii="Arial" w:cs="Arial" w:eastAsia="Arial" w:hAnsi="Arial"/>
+                <w:i/>
+                <w:iCs/>
+                <w:color w:val="B71C1C"/>
+                <w:sz w:val="14"/>
+                <w:szCs w:val="14"/>
+              </w:rPr>
+              <w:t xml:space="preserve">Load informed by DB Split Squat baseline — see note</w:t>
             </w:r>
           </w:p>
         </w:tc>
@@ -10204,7 +11901,7 @@
                 <w:sz w:val="15"/>
                 <w:szCs w:val="15"/>
               </w:rPr>
-              <w:t xml:space="preserve">4</w:t>
+              <w:t xml:space="preserve">3</w:t>
             </w:r>
           </w:p>
         </w:tc>
@@ -10237,7 +11934,7 @@
                 <w:sz w:val="15"/>
                 <w:szCs w:val="15"/>
               </w:rPr>
-              <w:t xml:space="preserve">8</w:t>
+              <w:t xml:space="preserve">6 each</w:t>
             </w:r>
           </w:p>
         </w:tc>
@@ -10270,7 +11967,7 @@
                 <w:sz w:val="15"/>
                 <w:szCs w:val="15"/>
               </w:rPr>
-              <w:t xml:space="preserve">moderate-heavy</w:t>
+              <w:t xml:space="preserve">Wk1: 17.5 lbs/hand → Wk4: 20 lbs/hand</w:t>
             </w:r>
           </w:p>
         </w:tc>
@@ -10366,236 +12063,7 @@
                 <w:sz w:val="17"/>
                 <w:szCs w:val="17"/>
               </w:rPr>
-              <w:t xml:space="preserve">Full hip extension; hold 1s top</w:t>
-            </w:r>
-          </w:p>
-        </w:tc>
-      </w:tr>
-      <w:tr>
-        <w:tc>
-          <w:tcPr>
-            <w:tcW w:type="dxa" w:w="2400"/>
-            <w:tcBorders>
-              <w:top w:val="none" w:color="FFFFFF" w:sz="0"/>
-              <w:left w:val="none" w:color="FFFFFF" w:sz="0"/>
-              <w:bottom w:val="none" w:color="FFFFFF" w:sz="0"/>
-              <w:right w:val="none" w:color="FFFFFF" w:sz="0"/>
-            </w:tcBorders>
-            <w:shd w:fill="FFFFFF" w:color="auto" w:val="clear"/>
-            <w:tcMar>
-              <w:top w:type="dxa" w:w="40"/>
-              <w:left w:type="dxa" w:w="80"/>
-              <w:bottom w:type="dxa" w:w="40"/>
-              <w:right w:type="dxa" w:w="80"/>
-            </w:tcMar>
-            <w:vAlign w:val="center"/>
-          </w:tcPr>
-          <w:p>
-            <w:r>
-              <w:rPr>
-                <w:rFonts w:ascii="Arial" w:cs="Arial" w:eastAsia="Arial" w:hAnsi="Arial"/>
-                <w:b/>
-                <w:bCs/>
-                <w:color w:val="2C2C2C"/>
-                <w:sz w:val="18"/>
-                <w:szCs w:val="18"/>
-              </w:rPr>
-              <w:t xml:space="preserve">Nordic Hamstring (Assisted)</w:t>
-            </w:r>
-          </w:p>
-        </w:tc>
-        <w:tc>
-          <w:tcPr>
-            <w:tcW w:type="dxa" w:w="380"/>
-            <w:tcBorders>
-              <w:top w:val="none" w:color="FFFFFF" w:sz="0"/>
-              <w:left w:val="none" w:color="FFFFFF" w:sz="0"/>
-              <w:bottom w:val="none" w:color="FFFFFF" w:sz="0"/>
-              <w:right w:val="none" w:color="FFFFFF" w:sz="0"/>
-            </w:tcBorders>
-            <w:shd w:fill="FFFFFF" w:color="auto" w:val="clear"/>
-            <w:tcMar>
-              <w:top w:type="dxa" w:w="40"/>
-              <w:left w:type="dxa" w:w="80"/>
-              <w:bottom w:type="dxa" w:w="40"/>
-              <w:right w:type="dxa" w:w="80"/>
-            </w:tcMar>
-            <w:vAlign w:val="center"/>
-          </w:tcPr>
-          <w:p>
-            <w:pPr>
-              <w:jc w:val="center"/>
-            </w:pPr>
-            <w:r>
-              <w:rPr>
-                <w:rFonts w:ascii="Arial" w:cs="Arial" w:eastAsia="Arial" w:hAnsi="Arial"/>
-                <w:color w:val="6B6B6B"/>
-                <w:sz w:val="15"/>
-                <w:szCs w:val="15"/>
-              </w:rPr>
-              <w:t xml:space="preserve">3</w:t>
-            </w:r>
-          </w:p>
-        </w:tc>
-        <w:tc>
-          <w:tcPr>
-            <w:tcW w:type="dxa" w:w="420"/>
-            <w:tcBorders>
-              <w:top w:val="none" w:color="FFFFFF" w:sz="0"/>
-              <w:left w:val="none" w:color="FFFFFF" w:sz="0"/>
-              <w:bottom w:val="none" w:color="FFFFFF" w:sz="0"/>
-              <w:right w:val="none" w:color="FFFFFF" w:sz="0"/>
-            </w:tcBorders>
-            <w:shd w:fill="FFFFFF" w:color="auto" w:val="clear"/>
-            <w:tcMar>
-              <w:top w:type="dxa" w:w="40"/>
-              <w:left w:type="dxa" w:w="80"/>
-              <w:bottom w:type="dxa" w:w="40"/>
-              <w:right w:type="dxa" w:w="80"/>
-            </w:tcMar>
-            <w:vAlign w:val="center"/>
-          </w:tcPr>
-          <w:p>
-            <w:pPr>
-              <w:jc w:val="center"/>
-            </w:pPr>
-            <w:r>
-              <w:rPr>
-                <w:rFonts w:ascii="Arial" w:cs="Arial" w:eastAsia="Arial" w:hAnsi="Arial"/>
-                <w:color w:val="6B6B6B"/>
-                <w:sz w:val="15"/>
-                <w:szCs w:val="15"/>
-              </w:rPr>
-              <w:t xml:space="preserve">6-8</w:t>
-            </w:r>
-          </w:p>
-        </w:tc>
-        <w:tc>
-          <w:tcPr>
-            <w:tcW w:type="dxa" w:w="680"/>
-            <w:tcBorders>
-              <w:top w:val="none" w:color="FFFFFF" w:sz="0"/>
-              <w:left w:val="none" w:color="FFFFFF" w:sz="0"/>
-              <w:bottom w:val="none" w:color="FFFFFF" w:sz="0"/>
-              <w:right w:val="none" w:color="FFFFFF" w:sz="0"/>
-            </w:tcBorders>
-            <w:shd w:fill="FFFFFF" w:color="auto" w:val="clear"/>
-            <w:tcMar>
-              <w:top w:type="dxa" w:w="40"/>
-              <w:left w:type="dxa" w:w="80"/>
-              <w:bottom w:type="dxa" w:w="40"/>
-              <w:right w:type="dxa" w:w="80"/>
-            </w:tcMar>
-            <w:vAlign w:val="center"/>
-          </w:tcPr>
-          <w:p>
-            <w:pPr>
-              <w:jc w:val="center"/>
-            </w:pPr>
-            <w:r>
-              <w:rPr>
-                <w:rFonts w:ascii="Arial" w:cs="Arial" w:eastAsia="Arial" w:hAnsi="Arial"/>
-                <w:color w:val="6B6B6B"/>
-                <w:sz w:val="15"/>
-                <w:szCs w:val="15"/>
-              </w:rPr>
-              <w:t xml:space="preserve">bodyweight</w:t>
-            </w:r>
-          </w:p>
-        </w:tc>
-        <w:tc>
-          <w:tcPr>
-            <w:tcW w:type="dxa" w:w="540"/>
-            <w:tcBorders>
-              <w:top w:val="none" w:color="FFFFFF" w:sz="0"/>
-              <w:left w:val="none" w:color="FFFFFF" w:sz="0"/>
-              <w:bottom w:val="none" w:color="FFFFFF" w:sz="0"/>
-              <w:right w:val="none" w:color="FFFFFF" w:sz="0"/>
-            </w:tcBorders>
-            <w:shd w:fill="FFFFFF" w:color="auto" w:val="clear"/>
-            <w:tcMar>
-              <w:top w:type="dxa" w:w="40"/>
-              <w:left w:type="dxa" w:w="80"/>
-              <w:bottom w:type="dxa" w:w="40"/>
-              <w:right w:type="dxa" w:w="80"/>
-            </w:tcMar>
-            <w:vAlign w:val="center"/>
-          </w:tcPr>
-          <w:p>
-            <w:pPr>
-              <w:jc w:val="center"/>
-            </w:pPr>
-            <w:r>
-              <w:rPr>
-                <w:rFonts w:ascii="Arial" w:cs="Arial" w:eastAsia="Arial" w:hAnsi="Arial"/>
-                <w:color w:val="6B6B6B"/>
-                <w:sz w:val="15"/>
-                <w:szCs w:val="15"/>
-              </w:rPr>
-              <w:t xml:space="preserve">2-0-2</w:t>
-            </w:r>
-          </w:p>
-        </w:tc>
-        <w:tc>
-          <w:tcPr>
-            <w:tcW w:type="dxa" w:w="440"/>
-            <w:tcBorders>
-              <w:top w:val="none" w:color="FFFFFF" w:sz="0"/>
-              <w:left w:val="none" w:color="FFFFFF" w:sz="0"/>
-              <w:bottom w:val="none" w:color="FFFFFF" w:sz="0"/>
-              <w:right w:val="none" w:color="FFFFFF" w:sz="0"/>
-            </w:tcBorders>
-            <w:shd w:fill="FFFFFF" w:color="auto" w:val="clear"/>
-            <w:tcMar>
-              <w:top w:type="dxa" w:w="40"/>
-              <w:left w:type="dxa" w:w="80"/>
-              <w:bottom w:type="dxa" w:w="40"/>
-              <w:right w:type="dxa" w:w="80"/>
-            </w:tcMar>
-            <w:vAlign w:val="center"/>
-          </w:tcPr>
-          <w:p>
-            <w:pPr>
-              <w:jc w:val="center"/>
-            </w:pPr>
-            <w:r>
-              <w:rPr>
-                <w:rFonts w:ascii="Arial" w:cs="Arial" w:eastAsia="Arial" w:hAnsi="Arial"/>
-                <w:color w:val="6B6B6B"/>
-                <w:sz w:val="15"/>
-                <w:szCs w:val="15"/>
-              </w:rPr>
-              <w:t xml:space="preserve">90s</w:t>
-            </w:r>
-          </w:p>
-        </w:tc>
-        <w:tc>
-          <w:tcPr>
-            <w:tcW w:type="dxa" w:w="5580"/>
-            <w:tcBorders>
-              <w:top w:val="none" w:color="FFFFFF" w:sz="0"/>
-              <w:left w:val="none" w:color="FFFFFF" w:sz="0"/>
-              <w:bottom w:val="none" w:color="FFFFFF" w:sz="0"/>
-              <w:right w:val="none" w:color="FFFFFF" w:sz="0"/>
-            </w:tcBorders>
-            <w:shd w:fill="FFFFFF" w:color="auto" w:val="clear"/>
-            <w:tcMar>
-              <w:top w:type="dxa" w:w="40"/>
-              <w:left w:type="dxa" w:w="80"/>
-              <w:bottom w:type="dxa" w:w="40"/>
-              <w:right w:type="dxa" w:w="80"/>
-            </w:tcMar>
-            <w:vAlign w:val="center"/>
-          </w:tcPr>
-          <w:p>
-            <w:r>
-              <w:rPr>
-                <w:rFonts w:ascii="Arial" w:cs="Arial" w:eastAsia="Arial" w:hAnsi="Arial"/>
-                <w:color w:val="6B6B6B"/>
-                <w:sz w:val="17"/>
-                <w:szCs w:val="17"/>
-              </w:rPr>
-              <w:t xml:space="preserve">Slow eccentric; control</w:t>
+              <w:t xml:space="preserve">Drive through heel; control descent</w:t>
             </w:r>
           </w:p>
         </w:tc>
@@ -10615,11 +12083,36 @@
           <w:rFonts w:ascii="Arial" w:cs="Arial" w:eastAsia="Arial" w:hAnsi="Arial"/>
           <w:b/>
           <w:bCs/>
-          <w:color w:val="E53935"/>
+          <w:color w:val="C9A227"/>
           <w:sz w:val="17"/>
           <w:szCs w:val="17"/>
         </w:rPr>
-        <w:t xml:space="preserve">D — Left-Side Volume Finishers</w:t>
+        <w:t xml:space="preserve">D — Secondary Compound — Hip Thrust &amp; Posterior Chain</w:t>
+      </w:r>
+    </w:p>
+    <w:p>
+      <w:pPr>
+        <w:spacing w:after="80"/>
+      </w:pPr>
+      <w:r>
+        <w:rPr>
+          <w:rFonts w:ascii="Arial" w:cs="Arial" w:eastAsia="Arial" w:hAnsi="Arial"/>
+          <w:b/>
+          <w:bCs/>
+          <w:color w:val="C9A227"/>
+          <w:sz w:val="17"/>
+          <w:szCs w:val="17"/>
+        </w:rPr>
+        <w:t xml:space="preserve">Load Target:  </w:t>
+      </w:r>
+      <w:r>
+        <w:rPr>
+          <w:rFonts w:ascii="Arial" w:cs="Arial" w:eastAsia="Arial" w:hAnsi="Arial"/>
+          <w:color w:val="2C2C2C"/>
+          <w:sz w:val="17"/>
+          <w:szCs w:val="17"/>
+        </w:rPr>
+        <w:t xml:space="preserve">The day's second compound pattern — hip extension, rotating off the knee-dominant work above. Hip thrust was not part of the tested battery: set its Week 1 load at the first session and record it. If the day calls for a variation, rotate between: a glute bridge (floor), a single-leg glute bridge (left leg leads), or a B-stance hip thrust (left leg takes the working share). The hip thrust stays the lift we track.</w:t>
       </w:r>
     </w:p>
     <w:tbl>
@@ -10653,6 +12146,765 @@
               <w:bottom w:val="none" w:color="FFFFFF" w:sz="0"/>
               <w:right w:val="none" w:color="FFFFFF" w:sz="0"/>
             </w:tcBorders>
+            <w:shd w:fill="F5E8C0" w:color="auto" w:val="clear"/>
+            <w:tcMar>
+              <w:top w:type="dxa" w:w="40"/>
+              <w:left w:type="dxa" w:w="80"/>
+              <w:bottom w:type="dxa" w:w="40"/>
+              <w:right w:type="dxa" w:w="80"/>
+            </w:tcMar>
+            <w:vAlign w:val="center"/>
+          </w:tcPr>
+          <w:p>
+            <w:pPr>
+              <w:jc w:val="left"/>
+            </w:pPr>
+            <w:r>
+              <w:rPr>
+                <w:rFonts w:ascii="Arial" w:cs="Arial" w:eastAsia="Arial" w:hAnsi="Arial"/>
+                <w:b/>
+                <w:bCs/>
+                <w:color w:val="C9A227"/>
+                <w:sz w:val="15"/>
+                <w:szCs w:val="15"/>
+              </w:rPr>
+              <w:t xml:space="preserve">EXERCISE</w:t>
+            </w:r>
+          </w:p>
+        </w:tc>
+        <w:tc>
+          <w:tcPr>
+            <w:tcW w:type="dxa" w:w="380"/>
+            <w:tcBorders>
+              <w:top w:val="none" w:color="FFFFFF" w:sz="0"/>
+              <w:left w:val="none" w:color="FFFFFF" w:sz="0"/>
+              <w:bottom w:val="none" w:color="FFFFFF" w:sz="0"/>
+              <w:right w:val="none" w:color="FFFFFF" w:sz="0"/>
+            </w:tcBorders>
+            <w:shd w:fill="F5E8C0" w:color="auto" w:val="clear"/>
+            <w:tcMar>
+              <w:top w:type="dxa" w:w="40"/>
+              <w:left w:type="dxa" w:w="80"/>
+              <w:bottom w:type="dxa" w:w="40"/>
+              <w:right w:type="dxa" w:w="80"/>
+            </w:tcMar>
+            <w:vAlign w:val="center"/>
+          </w:tcPr>
+          <w:p>
+            <w:pPr>
+              <w:jc w:val="center"/>
+            </w:pPr>
+            <w:r>
+              <w:rPr>
+                <w:rFonts w:ascii="Arial" w:cs="Arial" w:eastAsia="Arial" w:hAnsi="Arial"/>
+                <w:b/>
+                <w:bCs/>
+                <w:color w:val="C9A227"/>
+                <w:sz w:val="13"/>
+                <w:szCs w:val="13"/>
+              </w:rPr>
+              <w:t xml:space="preserve">SETS</w:t>
+            </w:r>
+          </w:p>
+        </w:tc>
+        <w:tc>
+          <w:tcPr>
+            <w:tcW w:type="dxa" w:w="420"/>
+            <w:tcBorders>
+              <w:top w:val="none" w:color="FFFFFF" w:sz="0"/>
+              <w:left w:val="none" w:color="FFFFFF" w:sz="0"/>
+              <w:bottom w:val="none" w:color="FFFFFF" w:sz="0"/>
+              <w:right w:val="none" w:color="FFFFFF" w:sz="0"/>
+            </w:tcBorders>
+            <w:shd w:fill="F5E8C0" w:color="auto" w:val="clear"/>
+            <w:tcMar>
+              <w:top w:type="dxa" w:w="40"/>
+              <w:left w:type="dxa" w:w="80"/>
+              <w:bottom w:type="dxa" w:w="40"/>
+              <w:right w:type="dxa" w:w="80"/>
+            </w:tcMar>
+            <w:vAlign w:val="center"/>
+          </w:tcPr>
+          <w:p>
+            <w:pPr>
+              <w:jc w:val="center"/>
+            </w:pPr>
+            <w:r>
+              <w:rPr>
+                <w:rFonts w:ascii="Arial" w:cs="Arial" w:eastAsia="Arial" w:hAnsi="Arial"/>
+                <w:b/>
+                <w:bCs/>
+                <w:color w:val="C9A227"/>
+                <w:sz w:val="13"/>
+                <w:szCs w:val="13"/>
+              </w:rPr>
+              <w:t xml:space="preserve">REPS</w:t>
+            </w:r>
+          </w:p>
+        </w:tc>
+        <w:tc>
+          <w:tcPr>
+            <w:tcW w:type="dxa" w:w="680"/>
+            <w:tcBorders>
+              <w:top w:val="none" w:color="FFFFFF" w:sz="0"/>
+              <w:left w:val="none" w:color="FFFFFF" w:sz="0"/>
+              <w:bottom w:val="none" w:color="FFFFFF" w:sz="0"/>
+              <w:right w:val="none" w:color="FFFFFF" w:sz="0"/>
+            </w:tcBorders>
+            <w:shd w:fill="F5E8C0" w:color="auto" w:val="clear"/>
+            <w:tcMar>
+              <w:top w:type="dxa" w:w="40"/>
+              <w:left w:type="dxa" w:w="80"/>
+              <w:bottom w:type="dxa" w:w="40"/>
+              <w:right w:type="dxa" w:w="80"/>
+            </w:tcMar>
+            <w:vAlign w:val="center"/>
+          </w:tcPr>
+          <w:p>
+            <w:pPr>
+              <w:jc w:val="center"/>
+            </w:pPr>
+            <w:r>
+              <w:rPr>
+                <w:rFonts w:ascii="Arial" w:cs="Arial" w:eastAsia="Arial" w:hAnsi="Arial"/>
+                <w:b/>
+                <w:bCs/>
+                <w:color w:val="C9A227"/>
+                <w:sz w:val="13"/>
+                <w:szCs w:val="13"/>
+              </w:rPr>
+              <w:t xml:space="preserve">LOAD</w:t>
+            </w:r>
+          </w:p>
+        </w:tc>
+        <w:tc>
+          <w:tcPr>
+            <w:tcW w:type="dxa" w:w="540"/>
+            <w:tcBorders>
+              <w:top w:val="none" w:color="FFFFFF" w:sz="0"/>
+              <w:left w:val="none" w:color="FFFFFF" w:sz="0"/>
+              <w:bottom w:val="none" w:color="FFFFFF" w:sz="0"/>
+              <w:right w:val="none" w:color="FFFFFF" w:sz="0"/>
+            </w:tcBorders>
+            <w:shd w:fill="F5E8C0" w:color="auto" w:val="clear"/>
+            <w:tcMar>
+              <w:top w:type="dxa" w:w="40"/>
+              <w:left w:type="dxa" w:w="80"/>
+              <w:bottom w:type="dxa" w:w="40"/>
+              <w:right w:type="dxa" w:w="80"/>
+            </w:tcMar>
+            <w:vAlign w:val="center"/>
+          </w:tcPr>
+          <w:p>
+            <w:pPr>
+              <w:jc w:val="center"/>
+            </w:pPr>
+            <w:r>
+              <w:rPr>
+                <w:rFonts w:ascii="Arial" w:cs="Arial" w:eastAsia="Arial" w:hAnsi="Arial"/>
+                <w:b/>
+                <w:bCs/>
+                <w:color w:val="C9A227"/>
+                <w:sz w:val="13"/>
+                <w:szCs w:val="13"/>
+              </w:rPr>
+              <w:t xml:space="preserve">TEMPO</w:t>
+            </w:r>
+          </w:p>
+        </w:tc>
+        <w:tc>
+          <w:tcPr>
+            <w:tcW w:type="dxa" w:w="440"/>
+            <w:tcBorders>
+              <w:top w:val="none" w:color="FFFFFF" w:sz="0"/>
+              <w:left w:val="none" w:color="FFFFFF" w:sz="0"/>
+              <w:bottom w:val="none" w:color="FFFFFF" w:sz="0"/>
+              <w:right w:val="none" w:color="FFFFFF" w:sz="0"/>
+            </w:tcBorders>
+            <w:shd w:fill="F5E8C0" w:color="auto" w:val="clear"/>
+            <w:tcMar>
+              <w:top w:type="dxa" w:w="40"/>
+              <w:left w:type="dxa" w:w="80"/>
+              <w:bottom w:type="dxa" w:w="40"/>
+              <w:right w:type="dxa" w:w="80"/>
+            </w:tcMar>
+            <w:vAlign w:val="center"/>
+          </w:tcPr>
+          <w:p>
+            <w:pPr>
+              <w:jc w:val="center"/>
+            </w:pPr>
+            <w:r>
+              <w:rPr>
+                <w:rFonts w:ascii="Arial" w:cs="Arial" w:eastAsia="Arial" w:hAnsi="Arial"/>
+                <w:b/>
+                <w:bCs/>
+                <w:color w:val="C9A227"/>
+                <w:sz w:val="13"/>
+                <w:szCs w:val="13"/>
+              </w:rPr>
+              <w:t xml:space="preserve">REST</w:t>
+            </w:r>
+          </w:p>
+        </w:tc>
+        <w:tc>
+          <w:tcPr>
+            <w:tcW w:type="dxa" w:w="5580"/>
+            <w:tcBorders>
+              <w:top w:val="none" w:color="FFFFFF" w:sz="0"/>
+              <w:left w:val="none" w:color="FFFFFF" w:sz="0"/>
+              <w:bottom w:val="none" w:color="FFFFFF" w:sz="0"/>
+              <w:right w:val="none" w:color="FFFFFF" w:sz="0"/>
+            </w:tcBorders>
+            <w:shd w:fill="F5E8C0" w:color="auto" w:val="clear"/>
+            <w:tcMar>
+              <w:top w:type="dxa" w:w="40"/>
+              <w:left w:type="dxa" w:w="80"/>
+              <w:bottom w:type="dxa" w:w="40"/>
+              <w:right w:type="dxa" w:w="80"/>
+            </w:tcMar>
+            <w:vAlign w:val="center"/>
+          </w:tcPr>
+          <w:p>
+            <w:pPr>
+              <w:jc w:val="left"/>
+            </w:pPr>
+            <w:r>
+              <w:rPr>
+                <w:rFonts w:ascii="Arial" w:cs="Arial" w:eastAsia="Arial" w:hAnsi="Arial"/>
+                <w:b/>
+                <w:bCs/>
+                <w:color w:val="C9A227"/>
+                <w:sz w:val="15"/>
+                <w:szCs w:val="15"/>
+              </w:rPr>
+              <w:t xml:space="preserve">COACHING CUE</w:t>
+            </w:r>
+          </w:p>
+        </w:tc>
+      </w:tr>
+      <w:tr>
+        <w:tc>
+          <w:tcPr>
+            <w:tcW w:type="dxa" w:w="2400"/>
+            <w:tcBorders>
+              <w:top w:val="none" w:color="FFFFFF" w:sz="0"/>
+              <w:left w:val="none" w:color="FFFFFF" w:sz="0"/>
+              <w:bottom w:val="none" w:color="FFFFFF" w:sz="0"/>
+              <w:right w:val="none" w:color="FFFFFF" w:sz="0"/>
+            </w:tcBorders>
+            <w:shd w:fill="FAF3E0" w:color="auto" w:val="clear"/>
+            <w:tcMar>
+              <w:top w:type="dxa" w:w="40"/>
+              <w:left w:type="dxa" w:w="80"/>
+              <w:bottom w:type="dxa" w:w="40"/>
+              <w:right w:type="dxa" w:w="80"/>
+            </w:tcMar>
+            <w:vAlign w:val="center"/>
+          </w:tcPr>
+          <w:p>
+            <w:r>
+              <w:rPr>
+                <w:rFonts w:ascii="Arial" w:cs="Arial" w:eastAsia="Arial" w:hAnsi="Arial"/>
+                <w:b/>
+                <w:bCs/>
+                <w:color w:val="2C2C2C"/>
+                <w:sz w:val="18"/>
+                <w:szCs w:val="18"/>
+              </w:rPr>
+              <w:t xml:space="preserve">Hip Thrust</w:t>
+            </w:r>
+          </w:p>
+        </w:tc>
+        <w:tc>
+          <w:tcPr>
+            <w:tcW w:type="dxa" w:w="380"/>
+            <w:tcBorders>
+              <w:top w:val="none" w:color="FFFFFF" w:sz="0"/>
+              <w:left w:val="none" w:color="FFFFFF" w:sz="0"/>
+              <w:bottom w:val="none" w:color="FFFFFF" w:sz="0"/>
+              <w:right w:val="none" w:color="FFFFFF" w:sz="0"/>
+            </w:tcBorders>
+            <w:shd w:fill="FAF3E0" w:color="auto" w:val="clear"/>
+            <w:tcMar>
+              <w:top w:type="dxa" w:w="40"/>
+              <w:left w:type="dxa" w:w="80"/>
+              <w:bottom w:type="dxa" w:w="40"/>
+              <w:right w:type="dxa" w:w="80"/>
+            </w:tcMar>
+            <w:vAlign w:val="center"/>
+          </w:tcPr>
+          <w:p>
+            <w:pPr>
+              <w:jc w:val="center"/>
+            </w:pPr>
+            <w:r>
+              <w:rPr>
+                <w:rFonts w:ascii="Arial" w:cs="Arial" w:eastAsia="Arial" w:hAnsi="Arial"/>
+                <w:color w:val="6B6B6B"/>
+                <w:sz w:val="15"/>
+                <w:szCs w:val="15"/>
+              </w:rPr>
+              <w:t xml:space="preserve">4</w:t>
+            </w:r>
+          </w:p>
+        </w:tc>
+        <w:tc>
+          <w:tcPr>
+            <w:tcW w:type="dxa" w:w="420"/>
+            <w:tcBorders>
+              <w:top w:val="none" w:color="FFFFFF" w:sz="0"/>
+              <w:left w:val="none" w:color="FFFFFF" w:sz="0"/>
+              <w:bottom w:val="none" w:color="FFFFFF" w:sz="0"/>
+              <w:right w:val="none" w:color="FFFFFF" w:sz="0"/>
+            </w:tcBorders>
+            <w:shd w:fill="FAF3E0" w:color="auto" w:val="clear"/>
+            <w:tcMar>
+              <w:top w:type="dxa" w:w="40"/>
+              <w:left w:type="dxa" w:w="80"/>
+              <w:bottom w:type="dxa" w:w="40"/>
+              <w:right w:type="dxa" w:w="80"/>
+            </w:tcMar>
+            <w:vAlign w:val="center"/>
+          </w:tcPr>
+          <w:p>
+            <w:pPr>
+              <w:jc w:val="center"/>
+            </w:pPr>
+            <w:r>
+              <w:rPr>
+                <w:rFonts w:ascii="Arial" w:cs="Arial" w:eastAsia="Arial" w:hAnsi="Arial"/>
+                <w:color w:val="6B6B6B"/>
+                <w:sz w:val="15"/>
+                <w:szCs w:val="15"/>
+              </w:rPr>
+              <w:t xml:space="preserve">8</w:t>
+            </w:r>
+          </w:p>
+        </w:tc>
+        <w:tc>
+          <w:tcPr>
+            <w:tcW w:type="dxa" w:w="680"/>
+            <w:tcBorders>
+              <w:top w:val="none" w:color="FFFFFF" w:sz="0"/>
+              <w:left w:val="none" w:color="FFFFFF" w:sz="0"/>
+              <w:bottom w:val="none" w:color="FFFFFF" w:sz="0"/>
+              <w:right w:val="none" w:color="FFFFFF" w:sz="0"/>
+            </w:tcBorders>
+            <w:shd w:fill="FAF3E0" w:color="auto" w:val="clear"/>
+            <w:tcMar>
+              <w:top w:type="dxa" w:w="40"/>
+              <w:left w:type="dxa" w:w="80"/>
+              <w:bottom w:type="dxa" w:w="40"/>
+              <w:right w:type="dxa" w:w="80"/>
+            </w:tcMar>
+            <w:vAlign w:val="center"/>
+          </w:tcPr>
+          <w:p>
+            <w:pPr>
+              <w:jc w:val="center"/>
+            </w:pPr>
+            <w:r>
+              <w:rPr>
+                <w:rFonts w:ascii="Arial" w:cs="Arial" w:eastAsia="Arial" w:hAnsi="Arial"/>
+                <w:color w:val="6B6B6B"/>
+                <w:sz w:val="15"/>
+                <w:szCs w:val="15"/>
+              </w:rPr>
+              <w:t xml:space="preserve">Establish Wk1 load at first session — record</w:t>
+            </w:r>
+          </w:p>
+        </w:tc>
+        <w:tc>
+          <w:tcPr>
+            <w:tcW w:type="dxa" w:w="540"/>
+            <w:tcBorders>
+              <w:top w:val="none" w:color="FFFFFF" w:sz="0"/>
+              <w:left w:val="none" w:color="FFFFFF" w:sz="0"/>
+              <w:bottom w:val="none" w:color="FFFFFF" w:sz="0"/>
+              <w:right w:val="none" w:color="FFFFFF" w:sz="0"/>
+            </w:tcBorders>
+            <w:shd w:fill="FAF3E0" w:color="auto" w:val="clear"/>
+            <w:tcMar>
+              <w:top w:type="dxa" w:w="40"/>
+              <w:left w:type="dxa" w:w="80"/>
+              <w:bottom w:type="dxa" w:w="40"/>
+              <w:right w:type="dxa" w:w="80"/>
+            </w:tcMar>
+            <w:vAlign w:val="center"/>
+          </w:tcPr>
+          <w:p>
+            <w:pPr>
+              <w:jc w:val="center"/>
+            </w:pPr>
+            <w:r>
+              <w:rPr>
+                <w:rFonts w:ascii="Arial" w:cs="Arial" w:eastAsia="Arial" w:hAnsi="Arial"/>
+                <w:color w:val="6B6B6B"/>
+                <w:sz w:val="15"/>
+                <w:szCs w:val="15"/>
+              </w:rPr>
+              <w:t xml:space="preserve">2-0-1</w:t>
+            </w:r>
+          </w:p>
+        </w:tc>
+        <w:tc>
+          <w:tcPr>
+            <w:tcW w:type="dxa" w:w="440"/>
+            <w:tcBorders>
+              <w:top w:val="none" w:color="FFFFFF" w:sz="0"/>
+              <w:left w:val="none" w:color="FFFFFF" w:sz="0"/>
+              <w:bottom w:val="none" w:color="FFFFFF" w:sz="0"/>
+              <w:right w:val="none" w:color="FFFFFF" w:sz="0"/>
+            </w:tcBorders>
+            <w:shd w:fill="FAF3E0" w:color="auto" w:val="clear"/>
+            <w:tcMar>
+              <w:top w:type="dxa" w:w="40"/>
+              <w:left w:type="dxa" w:w="80"/>
+              <w:bottom w:type="dxa" w:w="40"/>
+              <w:right w:type="dxa" w:w="80"/>
+            </w:tcMar>
+            <w:vAlign w:val="center"/>
+          </w:tcPr>
+          <w:p>
+            <w:pPr>
+              <w:jc w:val="center"/>
+            </w:pPr>
+            <w:r>
+              <w:rPr>
+                <w:rFonts w:ascii="Arial" w:cs="Arial" w:eastAsia="Arial" w:hAnsi="Arial"/>
+                <w:color w:val="6B6B6B"/>
+                <w:sz w:val="15"/>
+                <w:szCs w:val="15"/>
+              </w:rPr>
+              <w:t xml:space="preserve">90s</w:t>
+            </w:r>
+          </w:p>
+        </w:tc>
+        <w:tc>
+          <w:tcPr>
+            <w:tcW w:type="dxa" w:w="5580"/>
+            <w:tcBorders>
+              <w:top w:val="none" w:color="FFFFFF" w:sz="0"/>
+              <w:left w:val="none" w:color="FFFFFF" w:sz="0"/>
+              <w:bottom w:val="none" w:color="FFFFFF" w:sz="0"/>
+              <w:right w:val="none" w:color="FFFFFF" w:sz="0"/>
+            </w:tcBorders>
+            <w:shd w:fill="FAF3E0" w:color="auto" w:val="clear"/>
+            <w:tcMar>
+              <w:top w:type="dxa" w:w="40"/>
+              <w:left w:type="dxa" w:w="80"/>
+              <w:bottom w:type="dxa" w:w="40"/>
+              <w:right w:type="dxa" w:w="80"/>
+            </w:tcMar>
+            <w:vAlign w:val="center"/>
+          </w:tcPr>
+          <w:p>
+            <w:r>
+              <w:rPr>
+                <w:rFonts w:ascii="Arial" w:cs="Arial" w:eastAsia="Arial" w:hAnsi="Arial"/>
+                <w:color w:val="6B6B6B"/>
+                <w:sz w:val="17"/>
+                <w:szCs w:val="17"/>
+              </w:rPr>
+              <w:t xml:space="preserve">Full hip extension; hold 1s top</w:t>
+            </w:r>
+            <w:r>
+              <w:rPr>
+                <w:rFonts w:ascii="Arial" w:cs="Arial" w:eastAsia="Arial" w:hAnsi="Arial"/>
+                <w:i/>
+                <w:iCs/>
+                <w:color w:val="00695C"/>
+                <w:sz w:val="14"/>
+                <w:szCs w:val="14"/>
+              </w:rPr>
+              <w:t xml:space="preserve">  2 RIR — use to set Wk1 load</w:t>
+            </w:r>
+          </w:p>
+        </w:tc>
+      </w:tr>
+      <w:tr>
+        <w:tc>
+          <w:tcPr>
+            <w:tcW w:type="dxa" w:w="2400"/>
+            <w:tcBorders>
+              <w:top w:val="none" w:color="FFFFFF" w:sz="0"/>
+              <w:left w:val="none" w:color="FFFFFF" w:sz="0"/>
+              <w:bottom w:val="none" w:color="FFFFFF" w:sz="0"/>
+              <w:right w:val="none" w:color="FFFFFF" w:sz="0"/>
+            </w:tcBorders>
+            <w:shd w:fill="FFFFFF" w:color="auto" w:val="clear"/>
+            <w:tcMar>
+              <w:top w:type="dxa" w:w="40"/>
+              <w:left w:type="dxa" w:w="80"/>
+              <w:bottom w:type="dxa" w:w="40"/>
+              <w:right w:type="dxa" w:w="80"/>
+            </w:tcMar>
+            <w:vAlign w:val="center"/>
+          </w:tcPr>
+          <w:p>
+            <w:r>
+              <w:rPr>
+                <w:rFonts w:ascii="Arial" w:cs="Arial" w:eastAsia="Arial" w:hAnsi="Arial"/>
+                <w:b/>
+                <w:bCs/>
+                <w:color w:val="2C2C2C"/>
+                <w:sz w:val="18"/>
+                <w:szCs w:val="18"/>
+              </w:rPr>
+              <w:t xml:space="preserve">Nordic Hamstring (Assisted)</w:t>
+            </w:r>
+          </w:p>
+        </w:tc>
+        <w:tc>
+          <w:tcPr>
+            <w:tcW w:type="dxa" w:w="380"/>
+            <w:tcBorders>
+              <w:top w:val="none" w:color="FFFFFF" w:sz="0"/>
+              <w:left w:val="none" w:color="FFFFFF" w:sz="0"/>
+              <w:bottom w:val="none" w:color="FFFFFF" w:sz="0"/>
+              <w:right w:val="none" w:color="FFFFFF" w:sz="0"/>
+            </w:tcBorders>
+            <w:shd w:fill="FFFFFF" w:color="auto" w:val="clear"/>
+            <w:tcMar>
+              <w:top w:type="dxa" w:w="40"/>
+              <w:left w:type="dxa" w:w="80"/>
+              <w:bottom w:type="dxa" w:w="40"/>
+              <w:right w:type="dxa" w:w="80"/>
+            </w:tcMar>
+            <w:vAlign w:val="center"/>
+          </w:tcPr>
+          <w:p>
+            <w:pPr>
+              <w:jc w:val="center"/>
+            </w:pPr>
+            <w:r>
+              <w:rPr>
+                <w:rFonts w:ascii="Arial" w:cs="Arial" w:eastAsia="Arial" w:hAnsi="Arial"/>
+                <w:color w:val="6B6B6B"/>
+                <w:sz w:val="15"/>
+                <w:szCs w:val="15"/>
+              </w:rPr>
+              <w:t xml:space="preserve">3</w:t>
+            </w:r>
+          </w:p>
+        </w:tc>
+        <w:tc>
+          <w:tcPr>
+            <w:tcW w:type="dxa" w:w="420"/>
+            <w:tcBorders>
+              <w:top w:val="none" w:color="FFFFFF" w:sz="0"/>
+              <w:left w:val="none" w:color="FFFFFF" w:sz="0"/>
+              <w:bottom w:val="none" w:color="FFFFFF" w:sz="0"/>
+              <w:right w:val="none" w:color="FFFFFF" w:sz="0"/>
+            </w:tcBorders>
+            <w:shd w:fill="FFFFFF" w:color="auto" w:val="clear"/>
+            <w:tcMar>
+              <w:top w:type="dxa" w:w="40"/>
+              <w:left w:type="dxa" w:w="80"/>
+              <w:bottom w:type="dxa" w:w="40"/>
+              <w:right w:type="dxa" w:w="80"/>
+            </w:tcMar>
+            <w:vAlign w:val="center"/>
+          </w:tcPr>
+          <w:p>
+            <w:pPr>
+              <w:jc w:val="center"/>
+            </w:pPr>
+            <w:r>
+              <w:rPr>
+                <w:rFonts w:ascii="Arial" w:cs="Arial" w:eastAsia="Arial" w:hAnsi="Arial"/>
+                <w:color w:val="6B6B6B"/>
+                <w:sz w:val="15"/>
+                <w:szCs w:val="15"/>
+              </w:rPr>
+              <w:t xml:space="preserve">6-8</w:t>
+            </w:r>
+          </w:p>
+        </w:tc>
+        <w:tc>
+          <w:tcPr>
+            <w:tcW w:type="dxa" w:w="680"/>
+            <w:tcBorders>
+              <w:top w:val="none" w:color="FFFFFF" w:sz="0"/>
+              <w:left w:val="none" w:color="FFFFFF" w:sz="0"/>
+              <w:bottom w:val="none" w:color="FFFFFF" w:sz="0"/>
+              <w:right w:val="none" w:color="FFFFFF" w:sz="0"/>
+            </w:tcBorders>
+            <w:shd w:fill="FFFFFF" w:color="auto" w:val="clear"/>
+            <w:tcMar>
+              <w:top w:type="dxa" w:w="40"/>
+              <w:left w:type="dxa" w:w="80"/>
+              <w:bottom w:type="dxa" w:w="40"/>
+              <w:right w:type="dxa" w:w="80"/>
+            </w:tcMar>
+            <w:vAlign w:val="center"/>
+          </w:tcPr>
+          <w:p>
+            <w:pPr>
+              <w:jc w:val="center"/>
+            </w:pPr>
+            <w:r>
+              <w:rPr>
+                <w:rFonts w:ascii="Arial" w:cs="Arial" w:eastAsia="Arial" w:hAnsi="Arial"/>
+                <w:color w:val="6B6B6B"/>
+                <w:sz w:val="15"/>
+                <w:szCs w:val="15"/>
+              </w:rPr>
+              <w:t xml:space="preserve">bodyweight</w:t>
+            </w:r>
+          </w:p>
+        </w:tc>
+        <w:tc>
+          <w:tcPr>
+            <w:tcW w:type="dxa" w:w="540"/>
+            <w:tcBorders>
+              <w:top w:val="none" w:color="FFFFFF" w:sz="0"/>
+              <w:left w:val="none" w:color="FFFFFF" w:sz="0"/>
+              <w:bottom w:val="none" w:color="FFFFFF" w:sz="0"/>
+              <w:right w:val="none" w:color="FFFFFF" w:sz="0"/>
+            </w:tcBorders>
+            <w:shd w:fill="FFFFFF" w:color="auto" w:val="clear"/>
+            <w:tcMar>
+              <w:top w:type="dxa" w:w="40"/>
+              <w:left w:type="dxa" w:w="80"/>
+              <w:bottom w:type="dxa" w:w="40"/>
+              <w:right w:type="dxa" w:w="80"/>
+            </w:tcMar>
+            <w:vAlign w:val="center"/>
+          </w:tcPr>
+          <w:p>
+            <w:pPr>
+              <w:jc w:val="center"/>
+            </w:pPr>
+            <w:r>
+              <w:rPr>
+                <w:rFonts w:ascii="Arial" w:cs="Arial" w:eastAsia="Arial" w:hAnsi="Arial"/>
+                <w:color w:val="6B6B6B"/>
+                <w:sz w:val="15"/>
+                <w:szCs w:val="15"/>
+              </w:rPr>
+              <w:t xml:space="preserve">2-0-2</w:t>
+            </w:r>
+          </w:p>
+        </w:tc>
+        <w:tc>
+          <w:tcPr>
+            <w:tcW w:type="dxa" w:w="440"/>
+            <w:tcBorders>
+              <w:top w:val="none" w:color="FFFFFF" w:sz="0"/>
+              <w:left w:val="none" w:color="FFFFFF" w:sz="0"/>
+              <w:bottom w:val="none" w:color="FFFFFF" w:sz="0"/>
+              <w:right w:val="none" w:color="FFFFFF" w:sz="0"/>
+            </w:tcBorders>
+            <w:shd w:fill="FFFFFF" w:color="auto" w:val="clear"/>
+            <w:tcMar>
+              <w:top w:type="dxa" w:w="40"/>
+              <w:left w:type="dxa" w:w="80"/>
+              <w:bottom w:type="dxa" w:w="40"/>
+              <w:right w:type="dxa" w:w="80"/>
+            </w:tcMar>
+            <w:vAlign w:val="center"/>
+          </w:tcPr>
+          <w:p>
+            <w:pPr>
+              <w:jc w:val="center"/>
+            </w:pPr>
+            <w:r>
+              <w:rPr>
+                <w:rFonts w:ascii="Arial" w:cs="Arial" w:eastAsia="Arial" w:hAnsi="Arial"/>
+                <w:color w:val="6B6B6B"/>
+                <w:sz w:val="15"/>
+                <w:szCs w:val="15"/>
+              </w:rPr>
+              <w:t xml:space="preserve">90s</w:t>
+            </w:r>
+          </w:p>
+        </w:tc>
+        <w:tc>
+          <w:tcPr>
+            <w:tcW w:type="dxa" w:w="5580"/>
+            <w:tcBorders>
+              <w:top w:val="none" w:color="FFFFFF" w:sz="0"/>
+              <w:left w:val="none" w:color="FFFFFF" w:sz="0"/>
+              <w:bottom w:val="none" w:color="FFFFFF" w:sz="0"/>
+              <w:right w:val="none" w:color="FFFFFF" w:sz="0"/>
+            </w:tcBorders>
+            <w:shd w:fill="FFFFFF" w:color="auto" w:val="clear"/>
+            <w:tcMar>
+              <w:top w:type="dxa" w:w="40"/>
+              <w:left w:type="dxa" w:w="80"/>
+              <w:bottom w:type="dxa" w:w="40"/>
+              <w:right w:type="dxa" w:w="80"/>
+            </w:tcMar>
+            <w:vAlign w:val="center"/>
+          </w:tcPr>
+          <w:p>
+            <w:r>
+              <w:rPr>
+                <w:rFonts w:ascii="Arial" w:cs="Arial" w:eastAsia="Arial" w:hAnsi="Arial"/>
+                <w:color w:val="6B6B6B"/>
+                <w:sz w:val="17"/>
+                <w:szCs w:val="17"/>
+              </w:rPr>
+              <w:t xml:space="preserve">Slow eccentric; control</w:t>
+            </w:r>
+          </w:p>
+        </w:tc>
+      </w:tr>
+    </w:tbl>
+    <w:p>
+      <w:pPr>
+        <w:spacing w:after="100"/>
+      </w:pPr>
+    </w:p>
+    <w:p>
+      <w:pPr>
+        <w:spacing w:after="60" w:before="120"/>
+      </w:pPr>
+      <w:r>
+        <w:rPr>
+          <w:rFonts w:ascii="Arial" w:cs="Arial" w:eastAsia="Arial" w:hAnsi="Arial"/>
+          <w:b/>
+          <w:bCs/>
+          <w:color w:val="E53935"/>
+          <w:sz w:val="17"/>
+          <w:szCs w:val="17"/>
+        </w:rPr>
+        <w:t xml:space="preserve">E — Left-Side Volume Finishers</w:t>
+      </w:r>
+    </w:p>
+    <w:tbl>
+      <w:tblPr>
+        <w:tblW w:type="dxa" w:w="10440"/>
+        <w:tblBorders>
+          <w:top w:val="none" w:color="FFFFFF" w:sz="0"/>
+          <w:left w:val="none" w:color="FFFFFF" w:sz="0"/>
+          <w:bottom w:val="none" w:color="FFFFFF" w:sz="0"/>
+          <w:right w:val="none" w:color="FFFFFF" w:sz="0"/>
+          <w:insideH w:val="single" w:color="auto" w:sz="4"/>
+          <w:insideV w:val="single" w:color="auto" w:sz="4"/>
+        </w:tblBorders>
+      </w:tblPr>
+      <w:tblGrid>
+        <w:gridCol w:w="2400"/>
+        <w:gridCol w:w="380"/>
+        <w:gridCol w:w="420"/>
+        <w:gridCol w:w="680"/>
+        <w:gridCol w:w="540"/>
+        <w:gridCol w:w="440"/>
+        <w:gridCol w:w="5580"/>
+      </w:tblGrid>
+      <w:tr>
+        <w:tc>
+          <w:tcPr>
+            <w:tcW w:type="dxa" w:w="2400"/>
+            <w:tcBorders>
+              <w:top w:val="none" w:color="FFFFFF" w:sz="0"/>
+              <w:left w:val="none" w:color="FFFFFF" w:sz="0"/>
+              <w:bottom w:val="none" w:color="FFFFFF" w:sz="0"/>
+              <w:right w:val="none" w:color="FFFFFF" w:sz="0"/>
+            </w:tcBorders>
             <w:shd w:fill="FFEBEE" w:color="auto" w:val="clear"/>
             <w:tcMar>
               <w:top w:type="dxa" w:w="40"/>
@@ -10919,7 +13171,7 @@
                 <w:sz w:val="18"/>
                 <w:szCs w:val="18"/>
               </w:rPr>
-              <w:t xml:space="preserve">Cable Hip Abduction (Left)</w:t>
+              <w:t xml:space="preserve">Hip Abduction — Kieser (Left)</w:t>
             </w:r>
           </w:p>
           <w:p>
@@ -11127,7 +13379,7 @@
                 <w:sz w:val="17"/>
                 <w:szCs w:val="17"/>
               </w:rPr>
-              <w:t xml:space="preserve">Slow control; add 2 extra reps on L</w:t>
+              <w:t xml:space="preserve">Kieser machine (or ankle band). Slow control; add 2 extra reps on L</w:t>
             </w:r>
           </w:p>
         </w:tc>
@@ -11357,6 +13609,561 @@
                 <w:szCs w:val="17"/>
               </w:rPr>
               <w:t xml:space="preserve">Focus on L glute drive</w:t>
+            </w:r>
+          </w:p>
+        </w:tc>
+      </w:tr>
+    </w:tbl>
+    <w:p>
+      <w:pPr>
+        <w:spacing w:after="100"/>
+      </w:pPr>
+    </w:p>
+    <w:p>
+      <w:pPr>
+        <w:spacing w:after="60" w:before="120"/>
+      </w:pPr>
+      <w:r>
+        <w:rPr>
+          <w:rFonts w:ascii="Arial" w:cs="Arial" w:eastAsia="Arial" w:hAnsi="Arial"/>
+          <w:b/>
+          <w:bCs/>
+          <w:color w:val="C9A227"/>
+          <w:sz w:val="17"/>
+          <w:szCs w:val="17"/>
+        </w:rPr>
+        <w:t xml:space="preserve">F — Full-Body Integration — Sled Push (Drive)</w:t>
+      </w:r>
+    </w:p>
+    <w:p>
+      <w:pPr>
+        <w:spacing w:after="80"/>
+      </w:pPr>
+      <w:r>
+        <w:rPr>
+          <w:rFonts w:ascii="Arial" w:cs="Arial" w:eastAsia="Arial" w:hAnsi="Arial"/>
+          <w:b/>
+          <w:bCs/>
+          <w:color w:val="C9A227"/>
+          <w:sz w:val="17"/>
+          <w:szCs w:val="17"/>
+        </w:rPr>
+        <w:t xml:space="preserve">Why:  </w:t>
+      </w:r>
+      <w:r>
+        <w:rPr>
+          <w:rFonts w:ascii="Arial" w:cs="Arial" w:eastAsia="Arial" w:hAnsi="Arial"/>
+          <w:color w:val="2C2C2C"/>
+          <w:sz w:val="17"/>
+          <w:szCs w:val="17"/>
+        </w:rPr>
+        <w:t xml:space="preserve">The session's closing compound — the day's squat, hinge, and hip-extension strength expressed as one full-body drive under gait. Loads build toward the tested 135 lb baseline by Week 4, never beyond it this block. Distance and movement quality govern this work, not a rep count. A loaded farmer carry covers the same closing ground when the sled is unavailable.</w:t>
+      </w:r>
+    </w:p>
+    <w:tbl>
+      <w:tblPr>
+        <w:tblW w:type="dxa" w:w="10440"/>
+        <w:tblBorders>
+          <w:top w:val="none" w:color="FFFFFF" w:sz="0"/>
+          <w:left w:val="none" w:color="FFFFFF" w:sz="0"/>
+          <w:bottom w:val="none" w:color="FFFFFF" w:sz="0"/>
+          <w:right w:val="none" w:color="FFFFFF" w:sz="0"/>
+          <w:insideH w:val="single" w:color="auto" w:sz="4"/>
+          <w:insideV w:val="single" w:color="auto" w:sz="4"/>
+        </w:tblBorders>
+      </w:tblPr>
+      <w:tblGrid>
+        <w:gridCol w:w="2400"/>
+        <w:gridCol w:w="380"/>
+        <w:gridCol w:w="420"/>
+        <w:gridCol w:w="680"/>
+        <w:gridCol w:w="540"/>
+        <w:gridCol w:w="440"/>
+        <w:gridCol w:w="5580"/>
+      </w:tblGrid>
+      <w:tr>
+        <w:tc>
+          <w:tcPr>
+            <w:tcW w:type="dxa" w:w="2400"/>
+            <w:tcBorders>
+              <w:top w:val="none" w:color="FFFFFF" w:sz="0"/>
+              <w:left w:val="none" w:color="FFFFFF" w:sz="0"/>
+              <w:bottom w:val="none" w:color="FFFFFF" w:sz="0"/>
+              <w:right w:val="none" w:color="FFFFFF" w:sz="0"/>
+            </w:tcBorders>
+            <w:shd w:fill="F5E8C0" w:color="auto" w:val="clear"/>
+            <w:tcMar>
+              <w:top w:type="dxa" w:w="40"/>
+              <w:left w:type="dxa" w:w="80"/>
+              <w:bottom w:type="dxa" w:w="40"/>
+              <w:right w:type="dxa" w:w="80"/>
+            </w:tcMar>
+            <w:vAlign w:val="center"/>
+          </w:tcPr>
+          <w:p>
+            <w:pPr>
+              <w:jc w:val="left"/>
+            </w:pPr>
+            <w:r>
+              <w:rPr>
+                <w:rFonts w:ascii="Arial" w:cs="Arial" w:eastAsia="Arial" w:hAnsi="Arial"/>
+                <w:b/>
+                <w:bCs/>
+                <w:color w:val="C9A227"/>
+                <w:sz w:val="15"/>
+                <w:szCs w:val="15"/>
+              </w:rPr>
+              <w:t xml:space="preserve">EXERCISE</w:t>
+            </w:r>
+          </w:p>
+        </w:tc>
+        <w:tc>
+          <w:tcPr>
+            <w:tcW w:type="dxa" w:w="380"/>
+            <w:tcBorders>
+              <w:top w:val="none" w:color="FFFFFF" w:sz="0"/>
+              <w:left w:val="none" w:color="FFFFFF" w:sz="0"/>
+              <w:bottom w:val="none" w:color="FFFFFF" w:sz="0"/>
+              <w:right w:val="none" w:color="FFFFFF" w:sz="0"/>
+            </w:tcBorders>
+            <w:shd w:fill="F5E8C0" w:color="auto" w:val="clear"/>
+            <w:tcMar>
+              <w:top w:type="dxa" w:w="40"/>
+              <w:left w:type="dxa" w:w="80"/>
+              <w:bottom w:type="dxa" w:w="40"/>
+              <w:right w:type="dxa" w:w="80"/>
+            </w:tcMar>
+            <w:vAlign w:val="center"/>
+          </w:tcPr>
+          <w:p>
+            <w:pPr>
+              <w:jc w:val="center"/>
+            </w:pPr>
+            <w:r>
+              <w:rPr>
+                <w:rFonts w:ascii="Arial" w:cs="Arial" w:eastAsia="Arial" w:hAnsi="Arial"/>
+                <w:b/>
+                <w:bCs/>
+                <w:color w:val="C9A227"/>
+                <w:sz w:val="13"/>
+                <w:szCs w:val="13"/>
+              </w:rPr>
+              <w:t xml:space="preserve">SETS</w:t>
+            </w:r>
+          </w:p>
+        </w:tc>
+        <w:tc>
+          <w:tcPr>
+            <w:tcW w:type="dxa" w:w="420"/>
+            <w:tcBorders>
+              <w:top w:val="none" w:color="FFFFFF" w:sz="0"/>
+              <w:left w:val="none" w:color="FFFFFF" w:sz="0"/>
+              <w:bottom w:val="none" w:color="FFFFFF" w:sz="0"/>
+              <w:right w:val="none" w:color="FFFFFF" w:sz="0"/>
+            </w:tcBorders>
+            <w:shd w:fill="F5E8C0" w:color="auto" w:val="clear"/>
+            <w:tcMar>
+              <w:top w:type="dxa" w:w="40"/>
+              <w:left w:type="dxa" w:w="80"/>
+              <w:bottom w:type="dxa" w:w="40"/>
+              <w:right w:type="dxa" w:w="80"/>
+            </w:tcMar>
+            <w:vAlign w:val="center"/>
+          </w:tcPr>
+          <w:p>
+            <w:pPr>
+              <w:jc w:val="center"/>
+            </w:pPr>
+            <w:r>
+              <w:rPr>
+                <w:rFonts w:ascii="Arial" w:cs="Arial" w:eastAsia="Arial" w:hAnsi="Arial"/>
+                <w:b/>
+                <w:bCs/>
+                <w:color w:val="C9A227"/>
+                <w:sz w:val="13"/>
+                <w:szCs w:val="13"/>
+              </w:rPr>
+              <w:t xml:space="preserve">REPS</w:t>
+            </w:r>
+          </w:p>
+        </w:tc>
+        <w:tc>
+          <w:tcPr>
+            <w:tcW w:type="dxa" w:w="680"/>
+            <w:tcBorders>
+              <w:top w:val="none" w:color="FFFFFF" w:sz="0"/>
+              <w:left w:val="none" w:color="FFFFFF" w:sz="0"/>
+              <w:bottom w:val="none" w:color="FFFFFF" w:sz="0"/>
+              <w:right w:val="none" w:color="FFFFFF" w:sz="0"/>
+            </w:tcBorders>
+            <w:shd w:fill="F5E8C0" w:color="auto" w:val="clear"/>
+            <w:tcMar>
+              <w:top w:type="dxa" w:w="40"/>
+              <w:left w:type="dxa" w:w="80"/>
+              <w:bottom w:type="dxa" w:w="40"/>
+              <w:right w:type="dxa" w:w="80"/>
+            </w:tcMar>
+            <w:vAlign w:val="center"/>
+          </w:tcPr>
+          <w:p>
+            <w:pPr>
+              <w:jc w:val="center"/>
+            </w:pPr>
+            <w:r>
+              <w:rPr>
+                <w:rFonts w:ascii="Arial" w:cs="Arial" w:eastAsia="Arial" w:hAnsi="Arial"/>
+                <w:b/>
+                <w:bCs/>
+                <w:color w:val="C9A227"/>
+                <w:sz w:val="13"/>
+                <w:szCs w:val="13"/>
+              </w:rPr>
+              <w:t xml:space="preserve">LOAD</w:t>
+            </w:r>
+          </w:p>
+        </w:tc>
+        <w:tc>
+          <w:tcPr>
+            <w:tcW w:type="dxa" w:w="540"/>
+            <w:tcBorders>
+              <w:top w:val="none" w:color="FFFFFF" w:sz="0"/>
+              <w:left w:val="none" w:color="FFFFFF" w:sz="0"/>
+              <w:bottom w:val="none" w:color="FFFFFF" w:sz="0"/>
+              <w:right w:val="none" w:color="FFFFFF" w:sz="0"/>
+            </w:tcBorders>
+            <w:shd w:fill="F5E8C0" w:color="auto" w:val="clear"/>
+            <w:tcMar>
+              <w:top w:type="dxa" w:w="40"/>
+              <w:left w:type="dxa" w:w="80"/>
+              <w:bottom w:type="dxa" w:w="40"/>
+              <w:right w:type="dxa" w:w="80"/>
+            </w:tcMar>
+            <w:vAlign w:val="center"/>
+          </w:tcPr>
+          <w:p>
+            <w:pPr>
+              <w:jc w:val="center"/>
+            </w:pPr>
+            <w:r>
+              <w:rPr>
+                <w:rFonts w:ascii="Arial" w:cs="Arial" w:eastAsia="Arial" w:hAnsi="Arial"/>
+                <w:b/>
+                <w:bCs/>
+                <w:color w:val="C9A227"/>
+                <w:sz w:val="13"/>
+                <w:szCs w:val="13"/>
+              </w:rPr>
+              <w:t xml:space="preserve">TEMPO</w:t>
+            </w:r>
+          </w:p>
+        </w:tc>
+        <w:tc>
+          <w:tcPr>
+            <w:tcW w:type="dxa" w:w="440"/>
+            <w:tcBorders>
+              <w:top w:val="none" w:color="FFFFFF" w:sz="0"/>
+              <w:left w:val="none" w:color="FFFFFF" w:sz="0"/>
+              <w:bottom w:val="none" w:color="FFFFFF" w:sz="0"/>
+              <w:right w:val="none" w:color="FFFFFF" w:sz="0"/>
+            </w:tcBorders>
+            <w:shd w:fill="F5E8C0" w:color="auto" w:val="clear"/>
+            <w:tcMar>
+              <w:top w:type="dxa" w:w="40"/>
+              <w:left w:type="dxa" w:w="80"/>
+              <w:bottom w:type="dxa" w:w="40"/>
+              <w:right w:type="dxa" w:w="80"/>
+            </w:tcMar>
+            <w:vAlign w:val="center"/>
+          </w:tcPr>
+          <w:p>
+            <w:pPr>
+              <w:jc w:val="center"/>
+            </w:pPr>
+            <w:r>
+              <w:rPr>
+                <w:rFonts w:ascii="Arial" w:cs="Arial" w:eastAsia="Arial" w:hAnsi="Arial"/>
+                <w:b/>
+                <w:bCs/>
+                <w:color w:val="C9A227"/>
+                <w:sz w:val="13"/>
+                <w:szCs w:val="13"/>
+              </w:rPr>
+              <w:t xml:space="preserve">REST</w:t>
+            </w:r>
+          </w:p>
+        </w:tc>
+        <w:tc>
+          <w:tcPr>
+            <w:tcW w:type="dxa" w:w="5580"/>
+            <w:tcBorders>
+              <w:top w:val="none" w:color="FFFFFF" w:sz="0"/>
+              <w:left w:val="none" w:color="FFFFFF" w:sz="0"/>
+              <w:bottom w:val="none" w:color="FFFFFF" w:sz="0"/>
+              <w:right w:val="none" w:color="FFFFFF" w:sz="0"/>
+            </w:tcBorders>
+            <w:shd w:fill="F5E8C0" w:color="auto" w:val="clear"/>
+            <w:tcMar>
+              <w:top w:type="dxa" w:w="40"/>
+              <w:left w:type="dxa" w:w="80"/>
+              <w:bottom w:type="dxa" w:w="40"/>
+              <w:right w:type="dxa" w:w="80"/>
+            </w:tcMar>
+            <w:vAlign w:val="center"/>
+          </w:tcPr>
+          <w:p>
+            <w:pPr>
+              <w:jc w:val="left"/>
+            </w:pPr>
+            <w:r>
+              <w:rPr>
+                <w:rFonts w:ascii="Arial" w:cs="Arial" w:eastAsia="Arial" w:hAnsi="Arial"/>
+                <w:b/>
+                <w:bCs/>
+                <w:color w:val="C9A227"/>
+                <w:sz w:val="15"/>
+                <w:szCs w:val="15"/>
+              </w:rPr>
+              <w:t xml:space="preserve">COACHING CUE</w:t>
+            </w:r>
+          </w:p>
+        </w:tc>
+      </w:tr>
+      <w:tr>
+        <w:tc>
+          <w:tcPr>
+            <w:tcW w:type="dxa" w:w="2400"/>
+            <w:tcBorders>
+              <w:top w:val="none" w:color="FFFFFF" w:sz="0"/>
+              <w:left w:val="none" w:color="FFFFFF" w:sz="0"/>
+              <w:bottom w:val="none" w:color="FFFFFF" w:sz="0"/>
+              <w:right w:val="none" w:color="FFFFFF" w:sz="0"/>
+            </w:tcBorders>
+            <w:shd w:fill="FAF3E0" w:color="auto" w:val="clear"/>
+            <w:tcMar>
+              <w:top w:type="dxa" w:w="40"/>
+              <w:left w:type="dxa" w:w="80"/>
+              <w:bottom w:type="dxa" w:w="40"/>
+              <w:right w:type="dxa" w:w="80"/>
+            </w:tcMar>
+            <w:vAlign w:val="center"/>
+          </w:tcPr>
+          <w:p>
+            <w:r>
+              <w:rPr>
+                <w:rFonts w:ascii="Arial" w:cs="Arial" w:eastAsia="Arial" w:hAnsi="Arial"/>
+                <w:b/>
+                <w:bCs/>
+                <w:color w:val="2C2C2C"/>
+                <w:sz w:val="18"/>
+                <w:szCs w:val="18"/>
+              </w:rPr>
+              <w:t xml:space="preserve">Sled Push (Drive)</w:t>
+            </w:r>
+          </w:p>
+        </w:tc>
+        <w:tc>
+          <w:tcPr>
+            <w:tcW w:type="dxa" w:w="380"/>
+            <w:tcBorders>
+              <w:top w:val="none" w:color="FFFFFF" w:sz="0"/>
+              <w:left w:val="none" w:color="FFFFFF" w:sz="0"/>
+              <w:bottom w:val="none" w:color="FFFFFF" w:sz="0"/>
+              <w:right w:val="none" w:color="FFFFFF" w:sz="0"/>
+            </w:tcBorders>
+            <w:shd w:fill="FAF3E0" w:color="auto" w:val="clear"/>
+            <w:tcMar>
+              <w:top w:type="dxa" w:w="40"/>
+              <w:left w:type="dxa" w:w="80"/>
+              <w:bottom w:type="dxa" w:w="40"/>
+              <w:right w:type="dxa" w:w="80"/>
+            </w:tcMar>
+            <w:vAlign w:val="center"/>
+          </w:tcPr>
+          <w:p>
+            <w:pPr>
+              <w:jc w:val="center"/>
+            </w:pPr>
+            <w:r>
+              <w:rPr>
+                <w:rFonts w:ascii="Arial" w:cs="Arial" w:eastAsia="Arial" w:hAnsi="Arial"/>
+                <w:color w:val="6B6B6B"/>
+                <w:sz w:val="15"/>
+                <w:szCs w:val="15"/>
+              </w:rPr>
+              <w:t xml:space="preserve">3</w:t>
+            </w:r>
+          </w:p>
+        </w:tc>
+        <w:tc>
+          <w:tcPr>
+            <w:tcW w:type="dxa" w:w="420"/>
+            <w:tcBorders>
+              <w:top w:val="none" w:color="FFFFFF" w:sz="0"/>
+              <w:left w:val="none" w:color="FFFFFF" w:sz="0"/>
+              <w:bottom w:val="none" w:color="FFFFFF" w:sz="0"/>
+              <w:right w:val="none" w:color="FFFFFF" w:sz="0"/>
+            </w:tcBorders>
+            <w:shd w:fill="FAF3E0" w:color="auto" w:val="clear"/>
+            <w:tcMar>
+              <w:top w:type="dxa" w:w="40"/>
+              <w:left w:type="dxa" w:w="80"/>
+              <w:bottom w:type="dxa" w:w="40"/>
+              <w:right w:type="dxa" w:w="80"/>
+            </w:tcMar>
+            <w:vAlign w:val="center"/>
+          </w:tcPr>
+          <w:p>
+            <w:pPr>
+              <w:jc w:val="center"/>
+            </w:pPr>
+            <w:r>
+              <w:rPr>
+                <w:rFonts w:ascii="Arial" w:cs="Arial" w:eastAsia="Arial" w:hAnsi="Arial"/>
+                <w:color w:val="6B6B6B"/>
+                <w:sz w:val="15"/>
+                <w:szCs w:val="15"/>
+              </w:rPr>
+              <w:t xml:space="preserve">15-20 yd</w:t>
+            </w:r>
+          </w:p>
+        </w:tc>
+        <w:tc>
+          <w:tcPr>
+            <w:tcW w:type="dxa" w:w="680"/>
+            <w:tcBorders>
+              <w:top w:val="none" w:color="FFFFFF" w:sz="0"/>
+              <w:left w:val="none" w:color="FFFFFF" w:sz="0"/>
+              <w:bottom w:val="none" w:color="FFFFFF" w:sz="0"/>
+              <w:right w:val="none" w:color="FFFFFF" w:sz="0"/>
+            </w:tcBorders>
+            <w:shd w:fill="FAF3E0" w:color="auto" w:val="clear"/>
+            <w:tcMar>
+              <w:top w:type="dxa" w:w="40"/>
+              <w:left w:type="dxa" w:w="80"/>
+              <w:bottom w:type="dxa" w:w="40"/>
+              <w:right w:type="dxa" w:w="80"/>
+            </w:tcMar>
+            <w:vAlign w:val="center"/>
+          </w:tcPr>
+          <w:p>
+            <w:pPr>
+              <w:jc w:val="center"/>
+            </w:pPr>
+            <w:r>
+              <w:rPr>
+                <w:rFonts w:ascii="Arial" w:cs="Arial" w:eastAsia="Arial" w:hAnsi="Arial"/>
+                <w:color w:val="6B6B6B"/>
+                <w:sz w:val="15"/>
+                <w:szCs w:val="15"/>
+              </w:rPr>
+              <w:t xml:space="preserve">Wk1: 105 lbs → Wk4: 135 lbs</w:t>
+            </w:r>
+          </w:p>
+        </w:tc>
+        <w:tc>
+          <w:tcPr>
+            <w:tcW w:type="dxa" w:w="540"/>
+            <w:tcBorders>
+              <w:top w:val="none" w:color="FFFFFF" w:sz="0"/>
+              <w:left w:val="none" w:color="FFFFFF" w:sz="0"/>
+              <w:bottom w:val="none" w:color="FFFFFF" w:sz="0"/>
+              <w:right w:val="none" w:color="FFFFFF" w:sz="0"/>
+            </w:tcBorders>
+            <w:shd w:fill="FAF3E0" w:color="auto" w:val="clear"/>
+            <w:tcMar>
+              <w:top w:type="dxa" w:w="40"/>
+              <w:left w:type="dxa" w:w="80"/>
+              <w:bottom w:type="dxa" w:w="40"/>
+              <w:right w:type="dxa" w:w="80"/>
+            </w:tcMar>
+            <w:vAlign w:val="center"/>
+          </w:tcPr>
+          <w:p>
+            <w:pPr>
+              <w:jc w:val="center"/>
+            </w:pPr>
+            <w:r>
+              <w:rPr>
+                <w:rFonts w:ascii="Arial" w:cs="Arial" w:eastAsia="Arial" w:hAnsi="Arial"/>
+                <w:color w:val="6B6B6B"/>
+                <w:sz w:val="15"/>
+                <w:szCs w:val="15"/>
+              </w:rPr>
+              <w:t xml:space="preserve">strong, controlled drive</w:t>
+            </w:r>
+          </w:p>
+        </w:tc>
+        <w:tc>
+          <w:tcPr>
+            <w:tcW w:type="dxa" w:w="440"/>
+            <w:tcBorders>
+              <w:top w:val="none" w:color="FFFFFF" w:sz="0"/>
+              <w:left w:val="none" w:color="FFFFFF" w:sz="0"/>
+              <w:bottom w:val="none" w:color="FFFFFF" w:sz="0"/>
+              <w:right w:val="none" w:color="FFFFFF" w:sz="0"/>
+            </w:tcBorders>
+            <w:shd w:fill="FAF3E0" w:color="auto" w:val="clear"/>
+            <w:tcMar>
+              <w:top w:type="dxa" w:w="40"/>
+              <w:left w:type="dxa" w:w="80"/>
+              <w:bottom w:type="dxa" w:w="40"/>
+              <w:right w:type="dxa" w:w="80"/>
+            </w:tcMar>
+            <w:vAlign w:val="center"/>
+          </w:tcPr>
+          <w:p>
+            <w:pPr>
+              <w:jc w:val="center"/>
+            </w:pPr>
+            <w:r>
+              <w:rPr>
+                <w:rFonts w:ascii="Arial" w:cs="Arial" w:eastAsia="Arial" w:hAnsi="Arial"/>
+                <w:color w:val="6B6B6B"/>
+                <w:sz w:val="15"/>
+                <w:szCs w:val="15"/>
+              </w:rPr>
+              <w:t xml:space="preserve">2 min</w:t>
+            </w:r>
+          </w:p>
+        </w:tc>
+        <w:tc>
+          <w:tcPr>
+            <w:tcW w:type="dxa" w:w="5580"/>
+            <w:tcBorders>
+              <w:top w:val="none" w:color="FFFFFF" w:sz="0"/>
+              <w:left w:val="none" w:color="FFFFFF" w:sz="0"/>
+              <w:bottom w:val="none" w:color="FFFFFF" w:sz="0"/>
+              <w:right w:val="none" w:color="FFFFFF" w:sz="0"/>
+            </w:tcBorders>
+            <w:shd w:fill="FAF3E0" w:color="auto" w:val="clear"/>
+            <w:tcMar>
+              <w:top w:type="dxa" w:w="40"/>
+              <w:left w:type="dxa" w:w="80"/>
+              <w:bottom w:type="dxa" w:w="40"/>
+              <w:right w:type="dxa" w:w="80"/>
+            </w:tcMar>
+            <w:vAlign w:val="center"/>
+          </w:tcPr>
+          <w:p>
+            <w:r>
+              <w:rPr>
+                <w:rFonts w:ascii="Arial" w:cs="Arial" w:eastAsia="Arial" w:hAnsi="Arial"/>
+                <w:color w:val="6B6B6B"/>
+                <w:sz w:val="17"/>
+                <w:szCs w:val="17"/>
+              </w:rPr>
+              <w:t xml:space="preserve">Tested 135 lbs. Low hips, arms long, drive the floor back — full recovery between pushes.</w:t>
+            </w:r>
+            <w:r>
+              <w:rPr>
+                <w:rFonts w:ascii="Arial" w:cs="Arial" w:eastAsia="Arial" w:hAnsi="Arial"/>
+                <w:i/>
+                <w:iCs/>
+                <w:color w:val="00695C"/>
+                <w:sz w:val="14"/>
+                <w:szCs w:val="14"/>
+              </w:rPr>
+              <w:t xml:space="preserve">  Distance &amp; quality governed — no RIR target</w:t>
             </w:r>
           </w:p>
         </w:tc>
@@ -11414,7 +14221,7 @@
           <w:sz w:val="17"/>
           <w:szCs w:val="17"/>
         </w:rPr>
-        <w:t xml:space="preserve">Push load on bilateral lifts but finish with unilateral sets focused on left quality.</w:t>
+        <w:t xml:space="preserve">Push load on bilateral lifts, finish the unilateral sets focused on left quality, then close with the sled drive — the strength built today expressed as one movement. Full recovery between sled pushes.</w:t>
       </w:r>
     </w:p>
     <w:p>
@@ -12287,7 +15094,7 @@
           <w:sz w:val="17"/>
           <w:szCs w:val="17"/>
         </w:rPr>
-        <w:t xml:space="preserve">Reduce asymmetry below 10% and increase left hip abduction force by 10-15%. Back Squat progressing toward 100+ lbs x5 at 1-2 RIR; Single-Arm Row toward 35 lbs x8.</w:t>
+        <w:t xml:space="preserve">Reduce asymmetry below 10% and increase left hip abduction force by 10-15%. Back Squat progressing toward 100+ lbs x5 at 1-2 RIR; Single-Arm Row toward 35 lbs x8; sled push at 105 lbs (Day 1) and 135 lbs (Day 3) with clean drive. Week 4 closes with the strength check; Week 5 that follows is the planned deload week — same exercises, reduced sets, loads held (see the deload note above) — before Weeks 6-8 rebuild.</w:t>
       </w:r>
     </w:p>
     <w:p>
@@ -12312,7 +15119,7 @@
           <w:sz w:val="17"/>
           <w:szCs w:val="17"/>
         </w:rPr>
-        <w:t xml:space="preserve">Symmetry within 5–8%; L and R hip abduction within 5%. Retest the 8/13/2026 strength battery — target measurable gains across Back Squat, Single-Arm DB Row, Goblet Squat, and DB Split Squat.</w:t>
+        <w:t xml:space="preserve">Symmetry within 5–8%; L and R hip abduction within 5%. Retest the 8/13/2026 strength battery at the end of the Weeks 6-8 rebuild — target measurable gains across Back Squat, Single-Arm DB Row, Goblet Squat, and DB Split Squat, plus first recorded RDL, Hip Thrust, and Farmer Carry working loads on file.</w:t>
       </w:r>
     </w:p>
     <w:p>
@@ -12337,7 +15144,7 @@
           <w:sz w:val="17"/>
           <w:szCs w:val="17"/>
         </w:rPr>
-        <w:t xml:space="preserve">Rescan with Styku in 8 weeks to assess asymmetry and lean mass changes. Continue left-focused progression if asymmetry persists. Re-run the full 8/13/2026 strength battery alongside the rescan to establish a real before/after on the newly-tested lifts.</w:t>
+        <w:t xml:space="preserve">Two clocks run here: strength is re-checked every 4 weeks (the Week 4 check, then the Week 8 full battery retest at the end of the rebuild that follows the planned Week 5 deload), while a Styku body-composition scan runs on its own 8-12-week cadence — book one in that window to assess asymmetry and lean-mass trends. Continue left-focused progression if the asymmetry persists.</w:t>
       </w:r>
     </w:p>
     <w:p>

--- a/clients/nancy_avitable/Nancy_Avitable_3Day_Training_Plan.docx
+++ b/clients/nancy_avitable/Nancy_Avitable_3Day_Training_Plan.docx
@@ -1366,7 +1366,7 @@
                 <w:sz w:val="16"/>
                 <w:szCs w:val="16"/>
               </w:rPr>
-              <w:t xml:space="preserve">Reference baseline only — no matching slot; NOT used to inform Romanian Deadlift (mechanically distinct lift, different load capacity). Revisit if a dedicated hex-bar deadlift slot is added.</w:t>
+              <w:t xml:space="preserve">Reference baseline only — deliberately NOT used to set the Romanian Deadlift load (mechanically distinct lift, different load capacity). Revisit if a dedicated hex-bar deadlift is added to the program.</w:t>
             </w:r>
           </w:p>
         </w:tc>
@@ -1508,7 +1508,7 @@
                 <w:sz w:val="16"/>
                 <w:szCs w:val="16"/>
               </w:rPr>
-              <w:t xml:space="preserve">Reference baseline only — no existing press slot beyond Incline DB Press; not force-fit as a 3rd pressing exercise.</w:t>
+              <w:t xml:space="preserve">Reference baseline only — Incline DB Press covers the week's pressing progression; a third pressing exercise is not force-fit in.</w:t>
             </w:r>
           </w:p>
         </w:tc>
@@ -1792,7 +1792,7 @@
                 <w:sz w:val="16"/>
                 <w:szCs w:val="16"/>
               </w:rPr>
-              <w:t xml:space="preserve">Reference baseline only — no plank slot in current 3-day structure.</w:t>
+              <w:t xml:space="preserve">Reference baseline only — not currently a programmed exercise in this 3-day plan.</w:t>
             </w:r>
           </w:p>
         </w:tc>
@@ -1934,7 +1934,7 @@
                 <w:sz w:val="16"/>
                 <w:szCs w:val="16"/>
               </w:rPr>
-              <w:t xml:space="preserve">Reference baseline only — no push-up slot in current 3-day structure.</w:t>
+              <w:t xml:space="preserve">Reference baseline only — not currently a programmed exercise in this 3-day plan.</w:t>
             </w:r>
           </w:p>
         </w:tc>
@@ -2076,7 +2076,7 @@
                 <w:sz w:val="16"/>
                 <w:szCs w:val="16"/>
               </w:rPr>
-              <w:t xml:space="preserve">Reference baseline only — bonus 11th ICONS protocol movement; no pull-up slot in current structure.</w:t>
+              <w:t xml:space="preserve">Reference baseline only — bonus 11th ICONS protocol movement; not currently a programmed exercise in this 3-day plan.</w:t>
             </w:r>
           </w:p>
         </w:tc>
@@ -2234,7 +2234,7 @@
           <w:sz w:val="17"/>
           <w:szCs w:val="17"/>
         </w:rPr>
-        <w:t xml:space="preserve">No exercise literally named "Split Squat" exists in Nancy's program. Weighted Step-Up (Day 3 Block B, a primary-strength-block loaded unilateral knee-dominant movement) is the closest analogous slot — closer than Day 1's Reverse Lunge or Day 3's Curtsy Lunge, both of which are deliberately light, corrective-context finishers where a heavier baseline-derived load would work against their actual purpose. The DB Split Squat baseline (17.5 lbs/hand → 20 lbs/hand) is used to inform Weighted Step-Up's Week 1 → Week 4 load on that basis.</w:t>
+        <w:t xml:space="preserve">No exercise literally named "Split Squat" exists in Nancy's program. Weighted Step-Up (Day 3 Block C as of the 8/19 restructure, a loaded unilateral knee-dominant movement) is the closest analogous slot — closer than Day 1's Reverse Lunge or Day 3's Curtsy Lunge, both of which are deliberately light, corrective-context finishers where a heavier baseline-derived load would work against their actual purpose. The DB Split Squat baseline (17.5 lbs/hand → 20 lbs/hand) is used to inform Weighted Step-Up's Week 1 → Week 4 load on that basis.</w:t>
       </w:r>
     </w:p>
     <w:p>

--- a/clients/nancy_avitable/Nancy_Avitable_3Day_Training_Plan.docx
+++ b/clients/nancy_avitable/Nancy_Avitable_3Day_Training_Plan.docx
@@ -6961,6 +6961,17 @@
               </w:rPr>
               <w:t xml:space="preserve">Control descent</w:t>
             </w:r>
+            <w:r>
+              <w:rPr>
+                <w:rFonts w:ascii="Arial" w:cs="Arial" w:eastAsia="Arial" w:hAnsi="Arial"/>
+                <w:i/>
+                <w:iCs/>
+                <w:color w:val="00695C"/>
+                <w:sz w:val="14"/>
+                <w:szCs w:val="14"/>
+              </w:rPr>
+              <w:t xml:space="preserve">  2 RIR</w:t>
+            </w:r>
           </w:p>
         </w:tc>
       </w:tr>
@@ -7505,6 +7516,17 @@
               </w:rPr>
               <w:t xml:space="preserve">Half-kneeling stance (one knee down); slow 4-sec controlled lower, drive back up.</w:t>
             </w:r>
+            <w:r>
+              <w:rPr>
+                <w:rFonts w:ascii="Arial" w:cs="Arial" w:eastAsia="Arial" w:hAnsi="Arial"/>
+                <w:i/>
+                <w:iCs/>
+                <w:color w:val="00695C"/>
+                <w:sz w:val="14"/>
+                <w:szCs w:val="14"/>
+              </w:rPr>
+              <w:t xml:space="preserve">  1 RIR — hypertrophy priority</w:t>
+            </w:r>
           </w:p>
         </w:tc>
       </w:tr>
@@ -7734,6 +7756,17 @@
               </w:rPr>
               <w:t xml:space="preserve">High elbows; squeeze rear delts</w:t>
             </w:r>
+            <w:r>
+              <w:rPr>
+                <w:rFonts w:ascii="Arial" w:cs="Arial" w:eastAsia="Arial" w:hAnsi="Arial"/>
+                <w:i/>
+                <w:iCs/>
+                <w:color w:val="00695C"/>
+                <w:sz w:val="14"/>
+                <w:szCs w:val="14"/>
+              </w:rPr>
+              <w:t xml:space="preserve">  1 RIR — hypertrophy priority</w:t>
+            </w:r>
           </w:p>
         </w:tc>
       </w:tr>
@@ -7962,6 +7995,17 @@
                 <w:szCs w:val="17"/>
               </w:rPr>
               <w:t xml:space="preserve">No bench support — standing, anti-rotation core demand throughout. Press straight ahead, resist trunk rotation, control the return.</w:t>
+            </w:r>
+            <w:r>
+              <w:rPr>
+                <w:rFonts w:ascii="Arial" w:cs="Arial" w:eastAsia="Arial" w:hAnsi="Arial"/>
+                <w:i/>
+                <w:iCs/>
+                <w:color w:val="00695C"/>
+                <w:sz w:val="14"/>
+                <w:szCs w:val="14"/>
+              </w:rPr>
+              <w:t xml:space="preserve">  1 RIR — hypertrophy priority</w:t>
             </w:r>
           </w:p>
         </w:tc>
@@ -8507,6 +8551,17 @@
               </w:rPr>
               <w:t xml:space="preserve">Scap-friendly unilateral press — the landmine angle reduces shoulder impingement risk vs. a straight vertical press.</w:t>
             </w:r>
+            <w:r>
+              <w:rPr>
+                <w:rFonts w:ascii="Arial" w:cs="Arial" w:eastAsia="Arial" w:hAnsi="Arial"/>
+                <w:i/>
+                <w:iCs/>
+                <w:color w:val="00695C"/>
+                <w:sz w:val="14"/>
+                <w:szCs w:val="14"/>
+              </w:rPr>
+              <w:t xml:space="preserve">  Quality governed — stay well short of failure</w:t>
+            </w:r>
           </w:p>
         </w:tc>
       </w:tr>
@@ -8749,6 +8804,17 @@
               </w:rPr>
               <w:t xml:space="preserve">Hinge into an immediate loaded carry — grip, gait, and anti-lateral-flexion core demand in one continuous drill.</w:t>
             </w:r>
+            <w:r>
+              <w:rPr>
+                <w:rFonts w:ascii="Arial" w:cs="Arial" w:eastAsia="Arial" w:hAnsi="Arial"/>
+                <w:i/>
+                <w:iCs/>
+                <w:color w:val="00695C"/>
+                <w:sz w:val="14"/>
+                <w:szCs w:val="14"/>
+              </w:rPr>
+              <w:t xml:space="preserve">  Quality governed — stay well short of failure</w:t>
+            </w:r>
           </w:p>
         </w:tc>
       </w:tr>
@@ -8977,6 +9043,17 @@
                 <w:szCs w:val="17"/>
               </w:rPr>
               <w:t xml:space="preserve">Overhead isometric hold while walking — shoulder stability, thoracic extension, core anti-extension, and gait control combined.</w:t>
+            </w:r>
+            <w:r>
+              <w:rPr>
+                <w:rFonts w:ascii="Arial" w:cs="Arial" w:eastAsia="Arial" w:hAnsi="Arial"/>
+                <w:i/>
+                <w:iCs/>
+                <w:color w:val="00695C"/>
+                <w:sz w:val="14"/>
+                <w:szCs w:val="14"/>
+              </w:rPr>
+              <w:t xml:space="preserve">  Hold quality governed — no RIR target</w:t>
             </w:r>
           </w:p>
         </w:tc>
@@ -9521,6 +9598,17 @@
                 <w:szCs w:val="17"/>
               </w:rPr>
               <w:t xml:space="preserve">Pull to the hip; maintain neutral spine</w:t>
+            </w:r>
+            <w:r>
+              <w:rPr>
+                <w:rFonts w:ascii="Arial" w:cs="Arial" w:eastAsia="Arial" w:hAnsi="Arial"/>
+                <w:i/>
+                <w:iCs/>
+                <w:color w:val="00695C"/>
+                <w:sz w:val="14"/>
+                <w:szCs w:val="14"/>
+              </w:rPr>
+              <w:t xml:space="preserve">  2 RIR</w:t>
             </w:r>
           </w:p>
         </w:tc>
@@ -11506,7 +11594,7 @@
                 <w:sz w:val="14"/>
                 <w:szCs w:val="14"/>
               </w:rPr>
-              <w:t xml:space="preserve">  1-2 RIR</w:t>
+              <w:t xml:space="preserve">  2 RIR</w:t>
             </w:r>
           </w:p>
         </w:tc>
@@ -12064,6 +12152,17 @@
                 <w:szCs w:val="17"/>
               </w:rPr>
               <w:t xml:space="preserve">Drive through heel; control descent</w:t>
+            </w:r>
+            <w:r>
+              <w:rPr>
+                <w:rFonts w:ascii="Arial" w:cs="Arial" w:eastAsia="Arial" w:hAnsi="Arial"/>
+                <w:i/>
+                <w:iCs/>
+                <w:color w:val="00695C"/>
+                <w:sz w:val="14"/>
+                <w:szCs w:val="14"/>
+              </w:rPr>
+              <w:t xml:space="preserve">  1 RIR — hypertrophy priority</w:t>
             </w:r>
           </w:p>
         </w:tc>
@@ -15094,7 +15193,7 @@
           <w:sz w:val="17"/>
           <w:szCs w:val="17"/>
         </w:rPr>
-        <w:t xml:space="preserve">Reduce asymmetry below 10% and increase left hip abduction force by 10-15%. Back Squat progressing toward 100+ lbs x5 at 1-2 RIR; Single-Arm Row toward 35 lbs x8; sled push at 105 lbs (Day 1) and 135 lbs (Day 3) with clean drive. Week 4 closes with the strength check; Week 5 that follows is the planned deload week — same exercises, reduced sets, loads held (see the deload note above) — before Weeks 6-8 rebuild.</w:t>
+        <w:t xml:space="preserve">Reduce asymmetry below 10% and increase left hip abduction force by 10-15%. Back Squat progressing toward 100+ lbs x5 at 2 RIR; Single-Arm Row toward 35 lbs x8; sled push at 105 lbs (Day 1) and 135 lbs (Day 3) with clean drive. Week 4 closes with the strength check; Week 5 that follows is the planned deload week — same exercises, reduced sets, loads held (see the deload note above) — before Weeks 6-8 rebuild.</w:t>
       </w:r>
     </w:p>
     <w:p>

--- a/clients/nancy_avitable/Nancy_Avitable_3Day_Training_Plan.docx
+++ b/clients/nancy_avitable/Nancy_Avitable_3Day_Training_Plan.docx
@@ -4991,11 +4991,566 @@
           <w:rFonts w:ascii="Arial" w:cs="Arial" w:eastAsia="Arial" w:hAnsi="Arial"/>
           <w:b/>
           <w:bCs/>
+          <w:color w:val="C9A227"/>
+          <w:sz w:val="17"/>
+          <w:szCs w:val="17"/>
+        </w:rPr>
+        <w:t xml:space="preserve">D — Full-Body Integration — Sled Push (Controlled)</w:t>
+      </w:r>
+    </w:p>
+    <w:p>
+      <w:pPr>
+        <w:spacing w:after="80"/>
+      </w:pPr>
+      <w:r>
+        <w:rPr>
+          <w:rFonts w:ascii="Arial" w:cs="Arial" w:eastAsia="Arial" w:hAnsi="Arial"/>
+          <w:b/>
+          <w:bCs/>
+          <w:color w:val="C9A227"/>
+          <w:sz w:val="17"/>
+          <w:szCs w:val="17"/>
+        </w:rPr>
+        <w:t xml:space="preserve">Why:  </w:t>
+      </w:r>
+      <w:r>
+        <w:rPr>
+          <w:rFonts w:ascii="Arial" w:cs="Arial" w:eastAsia="Arial" w:hAnsi="Arial"/>
+          <w:color w:val="2C2C2C"/>
+          <w:sz w:val="17"/>
+          <w:szCs w:val="17"/>
+        </w:rPr>
+        <w:t xml:space="preserve">The session's closing compound — leg drive, bracing, and gait in one movement, pulling the day's squat, lunge, and hinge patterns together. Deliberately runner-friendly: the sled loads the legs concentrically with no eccentric knee stress, so it builds drive without adding next-run soreness. Loads build from well below the tested 135 lb baseline. Distance and movement quality govern this work, not a rep count. A light farmer carry or suitcase carry (alternating sides evenly) covers the same closing ground when the sled is unavailable.</w:t>
+      </w:r>
+    </w:p>
+    <w:tbl>
+      <w:tblPr>
+        <w:tblW w:type="dxa" w:w="10440"/>
+        <w:tblBorders>
+          <w:top w:val="none" w:color="FFFFFF" w:sz="0"/>
+          <w:left w:val="none" w:color="FFFFFF" w:sz="0"/>
+          <w:bottom w:val="none" w:color="FFFFFF" w:sz="0"/>
+          <w:right w:val="none" w:color="FFFFFF" w:sz="0"/>
+          <w:insideH w:val="single" w:color="auto" w:sz="4"/>
+          <w:insideV w:val="single" w:color="auto" w:sz="4"/>
+        </w:tblBorders>
+      </w:tblPr>
+      <w:tblGrid>
+        <w:gridCol w:w="2400"/>
+        <w:gridCol w:w="380"/>
+        <w:gridCol w:w="420"/>
+        <w:gridCol w:w="680"/>
+        <w:gridCol w:w="540"/>
+        <w:gridCol w:w="440"/>
+        <w:gridCol w:w="5580"/>
+      </w:tblGrid>
+      <w:tr>
+        <w:tc>
+          <w:tcPr>
+            <w:tcW w:type="dxa" w:w="2400"/>
+            <w:tcBorders>
+              <w:top w:val="none" w:color="FFFFFF" w:sz="0"/>
+              <w:left w:val="none" w:color="FFFFFF" w:sz="0"/>
+              <w:bottom w:val="none" w:color="FFFFFF" w:sz="0"/>
+              <w:right w:val="none" w:color="FFFFFF" w:sz="0"/>
+            </w:tcBorders>
+            <w:shd w:fill="F5E8C0" w:color="auto" w:val="clear"/>
+            <w:tcMar>
+              <w:top w:type="dxa" w:w="40"/>
+              <w:left w:type="dxa" w:w="80"/>
+              <w:bottom w:type="dxa" w:w="40"/>
+              <w:right w:type="dxa" w:w="80"/>
+            </w:tcMar>
+            <w:vAlign w:val="center"/>
+          </w:tcPr>
+          <w:p>
+            <w:pPr>
+              <w:jc w:val="left"/>
+            </w:pPr>
+            <w:r>
+              <w:rPr>
+                <w:rFonts w:ascii="Arial" w:cs="Arial" w:eastAsia="Arial" w:hAnsi="Arial"/>
+                <w:b/>
+                <w:bCs/>
+                <w:color w:val="C9A227"/>
+                <w:sz w:val="15"/>
+                <w:szCs w:val="15"/>
+              </w:rPr>
+              <w:t xml:space="preserve">EXERCISE</w:t>
+            </w:r>
+          </w:p>
+        </w:tc>
+        <w:tc>
+          <w:tcPr>
+            <w:tcW w:type="dxa" w:w="380"/>
+            <w:tcBorders>
+              <w:top w:val="none" w:color="FFFFFF" w:sz="0"/>
+              <w:left w:val="none" w:color="FFFFFF" w:sz="0"/>
+              <w:bottom w:val="none" w:color="FFFFFF" w:sz="0"/>
+              <w:right w:val="none" w:color="FFFFFF" w:sz="0"/>
+            </w:tcBorders>
+            <w:shd w:fill="F5E8C0" w:color="auto" w:val="clear"/>
+            <w:tcMar>
+              <w:top w:type="dxa" w:w="40"/>
+              <w:left w:type="dxa" w:w="80"/>
+              <w:bottom w:type="dxa" w:w="40"/>
+              <w:right w:type="dxa" w:w="80"/>
+            </w:tcMar>
+            <w:vAlign w:val="center"/>
+          </w:tcPr>
+          <w:p>
+            <w:pPr>
+              <w:jc w:val="center"/>
+            </w:pPr>
+            <w:r>
+              <w:rPr>
+                <w:rFonts w:ascii="Arial" w:cs="Arial" w:eastAsia="Arial" w:hAnsi="Arial"/>
+                <w:b/>
+                <w:bCs/>
+                <w:color w:val="C9A227"/>
+                <w:sz w:val="13"/>
+                <w:szCs w:val="13"/>
+              </w:rPr>
+              <w:t xml:space="preserve">SETS</w:t>
+            </w:r>
+          </w:p>
+        </w:tc>
+        <w:tc>
+          <w:tcPr>
+            <w:tcW w:type="dxa" w:w="420"/>
+            <w:tcBorders>
+              <w:top w:val="none" w:color="FFFFFF" w:sz="0"/>
+              <w:left w:val="none" w:color="FFFFFF" w:sz="0"/>
+              <w:bottom w:val="none" w:color="FFFFFF" w:sz="0"/>
+              <w:right w:val="none" w:color="FFFFFF" w:sz="0"/>
+            </w:tcBorders>
+            <w:shd w:fill="F5E8C0" w:color="auto" w:val="clear"/>
+            <w:tcMar>
+              <w:top w:type="dxa" w:w="40"/>
+              <w:left w:type="dxa" w:w="80"/>
+              <w:bottom w:type="dxa" w:w="40"/>
+              <w:right w:type="dxa" w:w="80"/>
+            </w:tcMar>
+            <w:vAlign w:val="center"/>
+          </w:tcPr>
+          <w:p>
+            <w:pPr>
+              <w:jc w:val="center"/>
+            </w:pPr>
+            <w:r>
+              <w:rPr>
+                <w:rFonts w:ascii="Arial" w:cs="Arial" w:eastAsia="Arial" w:hAnsi="Arial"/>
+                <w:b/>
+                <w:bCs/>
+                <w:color w:val="C9A227"/>
+                <w:sz w:val="13"/>
+                <w:szCs w:val="13"/>
+              </w:rPr>
+              <w:t xml:space="preserve">REPS</w:t>
+            </w:r>
+          </w:p>
+        </w:tc>
+        <w:tc>
+          <w:tcPr>
+            <w:tcW w:type="dxa" w:w="680"/>
+            <w:tcBorders>
+              <w:top w:val="none" w:color="FFFFFF" w:sz="0"/>
+              <w:left w:val="none" w:color="FFFFFF" w:sz="0"/>
+              <w:bottom w:val="none" w:color="FFFFFF" w:sz="0"/>
+              <w:right w:val="none" w:color="FFFFFF" w:sz="0"/>
+            </w:tcBorders>
+            <w:shd w:fill="F5E8C0" w:color="auto" w:val="clear"/>
+            <w:tcMar>
+              <w:top w:type="dxa" w:w="40"/>
+              <w:left w:type="dxa" w:w="80"/>
+              <w:bottom w:type="dxa" w:w="40"/>
+              <w:right w:type="dxa" w:w="80"/>
+            </w:tcMar>
+            <w:vAlign w:val="center"/>
+          </w:tcPr>
+          <w:p>
+            <w:pPr>
+              <w:jc w:val="center"/>
+            </w:pPr>
+            <w:r>
+              <w:rPr>
+                <w:rFonts w:ascii="Arial" w:cs="Arial" w:eastAsia="Arial" w:hAnsi="Arial"/>
+                <w:b/>
+                <w:bCs/>
+                <w:color w:val="C9A227"/>
+                <w:sz w:val="13"/>
+                <w:szCs w:val="13"/>
+              </w:rPr>
+              <w:t xml:space="preserve">LOAD</w:t>
+            </w:r>
+          </w:p>
+        </w:tc>
+        <w:tc>
+          <w:tcPr>
+            <w:tcW w:type="dxa" w:w="540"/>
+            <w:tcBorders>
+              <w:top w:val="none" w:color="FFFFFF" w:sz="0"/>
+              <w:left w:val="none" w:color="FFFFFF" w:sz="0"/>
+              <w:bottom w:val="none" w:color="FFFFFF" w:sz="0"/>
+              <w:right w:val="none" w:color="FFFFFF" w:sz="0"/>
+            </w:tcBorders>
+            <w:shd w:fill="F5E8C0" w:color="auto" w:val="clear"/>
+            <w:tcMar>
+              <w:top w:type="dxa" w:w="40"/>
+              <w:left w:type="dxa" w:w="80"/>
+              <w:bottom w:type="dxa" w:w="40"/>
+              <w:right w:type="dxa" w:w="80"/>
+            </w:tcMar>
+            <w:vAlign w:val="center"/>
+          </w:tcPr>
+          <w:p>
+            <w:pPr>
+              <w:jc w:val="center"/>
+            </w:pPr>
+            <w:r>
+              <w:rPr>
+                <w:rFonts w:ascii="Arial" w:cs="Arial" w:eastAsia="Arial" w:hAnsi="Arial"/>
+                <w:b/>
+                <w:bCs/>
+                <w:color w:val="C9A227"/>
+                <w:sz w:val="13"/>
+                <w:szCs w:val="13"/>
+              </w:rPr>
+              <w:t xml:space="preserve">TEMPO</w:t>
+            </w:r>
+          </w:p>
+        </w:tc>
+        <w:tc>
+          <w:tcPr>
+            <w:tcW w:type="dxa" w:w="440"/>
+            <w:tcBorders>
+              <w:top w:val="none" w:color="FFFFFF" w:sz="0"/>
+              <w:left w:val="none" w:color="FFFFFF" w:sz="0"/>
+              <w:bottom w:val="none" w:color="FFFFFF" w:sz="0"/>
+              <w:right w:val="none" w:color="FFFFFF" w:sz="0"/>
+            </w:tcBorders>
+            <w:shd w:fill="F5E8C0" w:color="auto" w:val="clear"/>
+            <w:tcMar>
+              <w:top w:type="dxa" w:w="40"/>
+              <w:left w:type="dxa" w:w="80"/>
+              <w:bottom w:type="dxa" w:w="40"/>
+              <w:right w:type="dxa" w:w="80"/>
+            </w:tcMar>
+            <w:vAlign w:val="center"/>
+          </w:tcPr>
+          <w:p>
+            <w:pPr>
+              <w:jc w:val="center"/>
+            </w:pPr>
+            <w:r>
+              <w:rPr>
+                <w:rFonts w:ascii="Arial" w:cs="Arial" w:eastAsia="Arial" w:hAnsi="Arial"/>
+                <w:b/>
+                <w:bCs/>
+                <w:color w:val="C9A227"/>
+                <w:sz w:val="13"/>
+                <w:szCs w:val="13"/>
+              </w:rPr>
+              <w:t xml:space="preserve">REST</w:t>
+            </w:r>
+          </w:p>
+        </w:tc>
+        <w:tc>
+          <w:tcPr>
+            <w:tcW w:type="dxa" w:w="5580"/>
+            <w:tcBorders>
+              <w:top w:val="none" w:color="FFFFFF" w:sz="0"/>
+              <w:left w:val="none" w:color="FFFFFF" w:sz="0"/>
+              <w:bottom w:val="none" w:color="FFFFFF" w:sz="0"/>
+              <w:right w:val="none" w:color="FFFFFF" w:sz="0"/>
+            </w:tcBorders>
+            <w:shd w:fill="F5E8C0" w:color="auto" w:val="clear"/>
+            <w:tcMar>
+              <w:top w:type="dxa" w:w="40"/>
+              <w:left w:type="dxa" w:w="80"/>
+              <w:bottom w:type="dxa" w:w="40"/>
+              <w:right w:type="dxa" w:w="80"/>
+            </w:tcMar>
+            <w:vAlign w:val="center"/>
+          </w:tcPr>
+          <w:p>
+            <w:pPr>
+              <w:jc w:val="left"/>
+            </w:pPr>
+            <w:r>
+              <w:rPr>
+                <w:rFonts w:ascii="Arial" w:cs="Arial" w:eastAsia="Arial" w:hAnsi="Arial"/>
+                <w:b/>
+                <w:bCs/>
+                <w:color w:val="C9A227"/>
+                <w:sz w:val="15"/>
+                <w:szCs w:val="15"/>
+              </w:rPr>
+              <w:t xml:space="preserve">COACHING CUE</w:t>
+            </w:r>
+          </w:p>
+        </w:tc>
+      </w:tr>
+      <w:tr>
+        <w:tc>
+          <w:tcPr>
+            <w:tcW w:type="dxa" w:w="2400"/>
+            <w:tcBorders>
+              <w:top w:val="none" w:color="FFFFFF" w:sz="0"/>
+              <w:left w:val="none" w:color="FFFFFF" w:sz="0"/>
+              <w:bottom w:val="none" w:color="FFFFFF" w:sz="0"/>
+              <w:right w:val="none" w:color="FFFFFF" w:sz="0"/>
+            </w:tcBorders>
+            <w:shd w:fill="FAF3E0" w:color="auto" w:val="clear"/>
+            <w:tcMar>
+              <w:top w:type="dxa" w:w="40"/>
+              <w:left w:type="dxa" w:w="80"/>
+              <w:bottom w:type="dxa" w:w="40"/>
+              <w:right w:type="dxa" w:w="80"/>
+            </w:tcMar>
+            <w:vAlign w:val="center"/>
+          </w:tcPr>
+          <w:p>
+            <w:r>
+              <w:rPr>
+                <w:rFonts w:ascii="Arial" w:cs="Arial" w:eastAsia="Arial" w:hAnsi="Arial"/>
+                <w:b/>
+                <w:bCs/>
+                <w:color w:val="2C2C2C"/>
+                <w:sz w:val="18"/>
+                <w:szCs w:val="18"/>
+              </w:rPr>
+              <w:t xml:space="preserve">Sled Push (Controlled)</w:t>
+            </w:r>
+          </w:p>
+        </w:tc>
+        <w:tc>
+          <w:tcPr>
+            <w:tcW w:type="dxa" w:w="380"/>
+            <w:tcBorders>
+              <w:top w:val="none" w:color="FFFFFF" w:sz="0"/>
+              <w:left w:val="none" w:color="FFFFFF" w:sz="0"/>
+              <w:bottom w:val="none" w:color="FFFFFF" w:sz="0"/>
+              <w:right w:val="none" w:color="FFFFFF" w:sz="0"/>
+            </w:tcBorders>
+            <w:shd w:fill="FAF3E0" w:color="auto" w:val="clear"/>
+            <w:tcMar>
+              <w:top w:type="dxa" w:w="40"/>
+              <w:left w:type="dxa" w:w="80"/>
+              <w:bottom w:type="dxa" w:w="40"/>
+              <w:right w:type="dxa" w:w="80"/>
+            </w:tcMar>
+            <w:vAlign w:val="center"/>
+          </w:tcPr>
+          <w:p>
+            <w:pPr>
+              <w:jc w:val="center"/>
+            </w:pPr>
+            <w:r>
+              <w:rPr>
+                <w:rFonts w:ascii="Arial" w:cs="Arial" w:eastAsia="Arial" w:hAnsi="Arial"/>
+                <w:color w:val="6B6B6B"/>
+                <w:sz w:val="15"/>
+                <w:szCs w:val="15"/>
+              </w:rPr>
+              <w:t xml:space="preserve">3</w:t>
+            </w:r>
+          </w:p>
+        </w:tc>
+        <w:tc>
+          <w:tcPr>
+            <w:tcW w:type="dxa" w:w="420"/>
+            <w:tcBorders>
+              <w:top w:val="none" w:color="FFFFFF" w:sz="0"/>
+              <w:left w:val="none" w:color="FFFFFF" w:sz="0"/>
+              <w:bottom w:val="none" w:color="FFFFFF" w:sz="0"/>
+              <w:right w:val="none" w:color="FFFFFF" w:sz="0"/>
+            </w:tcBorders>
+            <w:shd w:fill="FAF3E0" w:color="auto" w:val="clear"/>
+            <w:tcMar>
+              <w:top w:type="dxa" w:w="40"/>
+              <w:left w:type="dxa" w:w="80"/>
+              <w:bottom w:type="dxa" w:w="40"/>
+              <w:right w:type="dxa" w:w="80"/>
+            </w:tcMar>
+            <w:vAlign w:val="center"/>
+          </w:tcPr>
+          <w:p>
+            <w:pPr>
+              <w:jc w:val="center"/>
+            </w:pPr>
+            <w:r>
+              <w:rPr>
+                <w:rFonts w:ascii="Arial" w:cs="Arial" w:eastAsia="Arial" w:hAnsi="Arial"/>
+                <w:color w:val="6B6B6B"/>
+                <w:sz w:val="15"/>
+                <w:szCs w:val="15"/>
+              </w:rPr>
+              <w:t xml:space="preserve">20-25 yd</w:t>
+            </w:r>
+          </w:p>
+        </w:tc>
+        <w:tc>
+          <w:tcPr>
+            <w:tcW w:type="dxa" w:w="680"/>
+            <w:tcBorders>
+              <w:top w:val="none" w:color="FFFFFF" w:sz="0"/>
+              <w:left w:val="none" w:color="FFFFFF" w:sz="0"/>
+              <w:bottom w:val="none" w:color="FFFFFF" w:sz="0"/>
+              <w:right w:val="none" w:color="FFFFFF" w:sz="0"/>
+            </w:tcBorders>
+            <w:shd w:fill="FAF3E0" w:color="auto" w:val="clear"/>
+            <w:tcMar>
+              <w:top w:type="dxa" w:w="40"/>
+              <w:left w:type="dxa" w:w="80"/>
+              <w:bottom w:type="dxa" w:w="40"/>
+              <w:right w:type="dxa" w:w="80"/>
+            </w:tcMar>
+            <w:vAlign w:val="center"/>
+          </w:tcPr>
+          <w:p>
+            <w:pPr>
+              <w:jc w:val="center"/>
+            </w:pPr>
+            <w:r>
+              <w:rPr>
+                <w:rFonts w:ascii="Arial" w:cs="Arial" w:eastAsia="Arial" w:hAnsi="Arial"/>
+                <w:color w:val="6B6B6B"/>
+                <w:sz w:val="15"/>
+                <w:szCs w:val="15"/>
+              </w:rPr>
+              <w:t xml:space="preserve">Wk1: 90 lbs → Wk4: 105 lbs</w:t>
+            </w:r>
+          </w:p>
+        </w:tc>
+        <w:tc>
+          <w:tcPr>
+            <w:tcW w:type="dxa" w:w="540"/>
+            <w:tcBorders>
+              <w:top w:val="none" w:color="FFFFFF" w:sz="0"/>
+              <w:left w:val="none" w:color="FFFFFF" w:sz="0"/>
+              <w:bottom w:val="none" w:color="FFFFFF" w:sz="0"/>
+              <w:right w:val="none" w:color="FFFFFF" w:sz="0"/>
+            </w:tcBorders>
+            <w:shd w:fill="FAF3E0" w:color="auto" w:val="clear"/>
+            <w:tcMar>
+              <w:top w:type="dxa" w:w="40"/>
+              <w:left w:type="dxa" w:w="80"/>
+              <w:bottom w:type="dxa" w:w="40"/>
+              <w:right w:type="dxa" w:w="80"/>
+            </w:tcMar>
+            <w:vAlign w:val="center"/>
+          </w:tcPr>
+          <w:p>
+            <w:pPr>
+              <w:jc w:val="center"/>
+            </w:pPr>
+            <w:r>
+              <w:rPr>
+                <w:rFonts w:ascii="Arial" w:cs="Arial" w:eastAsia="Arial" w:hAnsi="Arial"/>
+                <w:color w:val="6B6B6B"/>
+                <w:sz w:val="15"/>
+                <w:szCs w:val="15"/>
+              </w:rPr>
+              <w:t xml:space="preserve">controlled</w:t>
+            </w:r>
+          </w:p>
+        </w:tc>
+        <w:tc>
+          <w:tcPr>
+            <w:tcW w:type="dxa" w:w="440"/>
+            <w:tcBorders>
+              <w:top w:val="none" w:color="FFFFFF" w:sz="0"/>
+              <w:left w:val="none" w:color="FFFFFF" w:sz="0"/>
+              <w:bottom w:val="none" w:color="FFFFFF" w:sz="0"/>
+              <w:right w:val="none" w:color="FFFFFF" w:sz="0"/>
+            </w:tcBorders>
+            <w:shd w:fill="FAF3E0" w:color="auto" w:val="clear"/>
+            <w:tcMar>
+              <w:top w:type="dxa" w:w="40"/>
+              <w:left w:type="dxa" w:w="80"/>
+              <w:bottom w:type="dxa" w:w="40"/>
+              <w:right w:type="dxa" w:w="80"/>
+            </w:tcMar>
+            <w:vAlign w:val="center"/>
+          </w:tcPr>
+          <w:p>
+            <w:pPr>
+              <w:jc w:val="center"/>
+            </w:pPr>
+            <w:r>
+              <w:rPr>
+                <w:rFonts w:ascii="Arial" w:cs="Arial" w:eastAsia="Arial" w:hAnsi="Arial"/>
+                <w:color w:val="6B6B6B"/>
+                <w:sz w:val="15"/>
+                <w:szCs w:val="15"/>
+              </w:rPr>
+              <w:t xml:space="preserve">90s</w:t>
+            </w:r>
+          </w:p>
+        </w:tc>
+        <w:tc>
+          <w:tcPr>
+            <w:tcW w:type="dxa" w:w="5580"/>
+            <w:tcBorders>
+              <w:top w:val="none" w:color="FFFFFF" w:sz="0"/>
+              <w:left w:val="none" w:color="FFFFFF" w:sz="0"/>
+              <w:bottom w:val="none" w:color="FFFFFF" w:sz="0"/>
+              <w:right w:val="none" w:color="FFFFFF" w:sz="0"/>
+            </w:tcBorders>
+            <w:shd w:fill="FAF3E0" w:color="auto" w:val="clear"/>
+            <w:tcMar>
+              <w:top w:type="dxa" w:w="40"/>
+              <w:left w:type="dxa" w:w="80"/>
+              <w:bottom w:type="dxa" w:w="40"/>
+              <w:right w:type="dxa" w:w="80"/>
+            </w:tcMar>
+            <w:vAlign w:val="center"/>
+          </w:tcPr>
+          <w:p>
+            <w:r>
+              <w:rPr>
+                <w:rFonts w:ascii="Arial" w:cs="Arial" w:eastAsia="Arial" w:hAnsi="Arial"/>
+                <w:color w:val="6B6B6B"/>
+                <w:sz w:val="17"/>
+                <w:szCs w:val="17"/>
+              </w:rPr>
+              <w:t xml:space="preserve">Tested 135 lbs. Low hips, long spine, full-foot drive — smooth, not sprinting.</w:t>
+            </w:r>
+            <w:r>
+              <w:rPr>
+                <w:rFonts w:ascii="Arial" w:cs="Arial" w:eastAsia="Arial" w:hAnsi="Arial"/>
+                <w:i/>
+                <w:iCs/>
+                <w:color w:val="00695C"/>
+                <w:sz w:val="14"/>
+                <w:szCs w:val="14"/>
+              </w:rPr>
+              <w:t xml:space="preserve">  Distance &amp; quality governed — no RIR target</w:t>
+            </w:r>
+          </w:p>
+        </w:tc>
+      </w:tr>
+    </w:tbl>
+    <w:p>
+      <w:pPr>
+        <w:spacing w:after="100"/>
+      </w:pPr>
+    </w:p>
+    <w:p>
+      <w:pPr>
+        <w:spacing w:after="60" w:before="120"/>
+      </w:pPr>
+      <w:r>
+        <w:rPr>
+          <w:rFonts w:ascii="Arial" w:cs="Arial" w:eastAsia="Arial" w:hAnsi="Arial"/>
+          <w:b/>
+          <w:bCs/>
           <w:color w:val="43A047"/>
           <w:sz w:val="17"/>
           <w:szCs w:val="17"/>
         </w:rPr>
-        <w:t xml:space="preserve">D — Secondary Compound — Romanian Deadlift</w:t>
+        <w:t xml:space="preserve">E — Secondary Compound — Romanian Deadlift</w:t>
       </w:r>
     </w:p>
     <w:p>
@@ -5527,561 +6082,6 @@
                 <w:szCs w:val="14"/>
               </w:rPr>
               <w:t xml:space="preserve">  2 RIR — use to set Wk1 load</w:t>
-            </w:r>
-          </w:p>
-        </w:tc>
-      </w:tr>
-    </w:tbl>
-    <w:p>
-      <w:pPr>
-        <w:spacing w:after="100"/>
-      </w:pPr>
-    </w:p>
-    <w:p>
-      <w:pPr>
-        <w:spacing w:after="60" w:before="120"/>
-      </w:pPr>
-      <w:r>
-        <w:rPr>
-          <w:rFonts w:ascii="Arial" w:cs="Arial" w:eastAsia="Arial" w:hAnsi="Arial"/>
-          <w:b/>
-          <w:bCs/>
-          <w:color w:val="C9A227"/>
-          <w:sz w:val="17"/>
-          <w:szCs w:val="17"/>
-        </w:rPr>
-        <w:t xml:space="preserve">E — Full-Body Integration — Sled Push (Controlled)</w:t>
-      </w:r>
-    </w:p>
-    <w:p>
-      <w:pPr>
-        <w:spacing w:after="80"/>
-      </w:pPr>
-      <w:r>
-        <w:rPr>
-          <w:rFonts w:ascii="Arial" w:cs="Arial" w:eastAsia="Arial" w:hAnsi="Arial"/>
-          <w:b/>
-          <w:bCs/>
-          <w:color w:val="C9A227"/>
-          <w:sz w:val="17"/>
-          <w:szCs w:val="17"/>
-        </w:rPr>
-        <w:t xml:space="preserve">Why:  </w:t>
-      </w:r>
-      <w:r>
-        <w:rPr>
-          <w:rFonts w:ascii="Arial" w:cs="Arial" w:eastAsia="Arial" w:hAnsi="Arial"/>
-          <w:color w:val="2C2C2C"/>
-          <w:sz w:val="17"/>
-          <w:szCs w:val="17"/>
-        </w:rPr>
-        <w:t xml:space="preserve">The session's closing compound — leg drive, bracing, and gait in one movement, pulling the day's squat, lunge, and hinge patterns together. Deliberately runner-friendly: the sled loads the legs concentrically with no eccentric knee stress, so it builds drive without adding next-run soreness. Loads build from well below the tested 135 lb baseline. Distance and movement quality govern this work, not a rep count. A light farmer carry or suitcase carry (alternating sides evenly) covers the same closing ground when the sled is unavailable.</w:t>
-      </w:r>
-    </w:p>
-    <w:tbl>
-      <w:tblPr>
-        <w:tblW w:type="dxa" w:w="10440"/>
-        <w:tblBorders>
-          <w:top w:val="none" w:color="FFFFFF" w:sz="0"/>
-          <w:left w:val="none" w:color="FFFFFF" w:sz="0"/>
-          <w:bottom w:val="none" w:color="FFFFFF" w:sz="0"/>
-          <w:right w:val="none" w:color="FFFFFF" w:sz="0"/>
-          <w:insideH w:val="single" w:color="auto" w:sz="4"/>
-          <w:insideV w:val="single" w:color="auto" w:sz="4"/>
-        </w:tblBorders>
-      </w:tblPr>
-      <w:tblGrid>
-        <w:gridCol w:w="2400"/>
-        <w:gridCol w:w="380"/>
-        <w:gridCol w:w="420"/>
-        <w:gridCol w:w="680"/>
-        <w:gridCol w:w="540"/>
-        <w:gridCol w:w="440"/>
-        <w:gridCol w:w="5580"/>
-      </w:tblGrid>
-      <w:tr>
-        <w:tc>
-          <w:tcPr>
-            <w:tcW w:type="dxa" w:w="2400"/>
-            <w:tcBorders>
-              <w:top w:val="none" w:color="FFFFFF" w:sz="0"/>
-              <w:left w:val="none" w:color="FFFFFF" w:sz="0"/>
-              <w:bottom w:val="none" w:color="FFFFFF" w:sz="0"/>
-              <w:right w:val="none" w:color="FFFFFF" w:sz="0"/>
-            </w:tcBorders>
-            <w:shd w:fill="F5E8C0" w:color="auto" w:val="clear"/>
-            <w:tcMar>
-              <w:top w:type="dxa" w:w="40"/>
-              <w:left w:type="dxa" w:w="80"/>
-              <w:bottom w:type="dxa" w:w="40"/>
-              <w:right w:type="dxa" w:w="80"/>
-            </w:tcMar>
-            <w:vAlign w:val="center"/>
-          </w:tcPr>
-          <w:p>
-            <w:pPr>
-              <w:jc w:val="left"/>
-            </w:pPr>
-            <w:r>
-              <w:rPr>
-                <w:rFonts w:ascii="Arial" w:cs="Arial" w:eastAsia="Arial" w:hAnsi="Arial"/>
-                <w:b/>
-                <w:bCs/>
-                <w:color w:val="C9A227"/>
-                <w:sz w:val="15"/>
-                <w:szCs w:val="15"/>
-              </w:rPr>
-              <w:t xml:space="preserve">EXERCISE</w:t>
-            </w:r>
-          </w:p>
-        </w:tc>
-        <w:tc>
-          <w:tcPr>
-            <w:tcW w:type="dxa" w:w="380"/>
-            <w:tcBorders>
-              <w:top w:val="none" w:color="FFFFFF" w:sz="0"/>
-              <w:left w:val="none" w:color="FFFFFF" w:sz="0"/>
-              <w:bottom w:val="none" w:color="FFFFFF" w:sz="0"/>
-              <w:right w:val="none" w:color="FFFFFF" w:sz="0"/>
-            </w:tcBorders>
-            <w:shd w:fill="F5E8C0" w:color="auto" w:val="clear"/>
-            <w:tcMar>
-              <w:top w:type="dxa" w:w="40"/>
-              <w:left w:type="dxa" w:w="80"/>
-              <w:bottom w:type="dxa" w:w="40"/>
-              <w:right w:type="dxa" w:w="80"/>
-            </w:tcMar>
-            <w:vAlign w:val="center"/>
-          </w:tcPr>
-          <w:p>
-            <w:pPr>
-              <w:jc w:val="center"/>
-            </w:pPr>
-            <w:r>
-              <w:rPr>
-                <w:rFonts w:ascii="Arial" w:cs="Arial" w:eastAsia="Arial" w:hAnsi="Arial"/>
-                <w:b/>
-                <w:bCs/>
-                <w:color w:val="C9A227"/>
-                <w:sz w:val="13"/>
-                <w:szCs w:val="13"/>
-              </w:rPr>
-              <w:t xml:space="preserve">SETS</w:t>
-            </w:r>
-          </w:p>
-        </w:tc>
-        <w:tc>
-          <w:tcPr>
-            <w:tcW w:type="dxa" w:w="420"/>
-            <w:tcBorders>
-              <w:top w:val="none" w:color="FFFFFF" w:sz="0"/>
-              <w:left w:val="none" w:color="FFFFFF" w:sz="0"/>
-              <w:bottom w:val="none" w:color="FFFFFF" w:sz="0"/>
-              <w:right w:val="none" w:color="FFFFFF" w:sz="0"/>
-            </w:tcBorders>
-            <w:shd w:fill="F5E8C0" w:color="auto" w:val="clear"/>
-            <w:tcMar>
-              <w:top w:type="dxa" w:w="40"/>
-              <w:left w:type="dxa" w:w="80"/>
-              <w:bottom w:type="dxa" w:w="40"/>
-              <w:right w:type="dxa" w:w="80"/>
-            </w:tcMar>
-            <w:vAlign w:val="center"/>
-          </w:tcPr>
-          <w:p>
-            <w:pPr>
-              <w:jc w:val="center"/>
-            </w:pPr>
-            <w:r>
-              <w:rPr>
-                <w:rFonts w:ascii="Arial" w:cs="Arial" w:eastAsia="Arial" w:hAnsi="Arial"/>
-                <w:b/>
-                <w:bCs/>
-                <w:color w:val="C9A227"/>
-                <w:sz w:val="13"/>
-                <w:szCs w:val="13"/>
-              </w:rPr>
-              <w:t xml:space="preserve">REPS</w:t>
-            </w:r>
-          </w:p>
-        </w:tc>
-        <w:tc>
-          <w:tcPr>
-            <w:tcW w:type="dxa" w:w="680"/>
-            <w:tcBorders>
-              <w:top w:val="none" w:color="FFFFFF" w:sz="0"/>
-              <w:left w:val="none" w:color="FFFFFF" w:sz="0"/>
-              <w:bottom w:val="none" w:color="FFFFFF" w:sz="0"/>
-              <w:right w:val="none" w:color="FFFFFF" w:sz="0"/>
-            </w:tcBorders>
-            <w:shd w:fill="F5E8C0" w:color="auto" w:val="clear"/>
-            <w:tcMar>
-              <w:top w:type="dxa" w:w="40"/>
-              <w:left w:type="dxa" w:w="80"/>
-              <w:bottom w:type="dxa" w:w="40"/>
-              <w:right w:type="dxa" w:w="80"/>
-            </w:tcMar>
-            <w:vAlign w:val="center"/>
-          </w:tcPr>
-          <w:p>
-            <w:pPr>
-              <w:jc w:val="center"/>
-            </w:pPr>
-            <w:r>
-              <w:rPr>
-                <w:rFonts w:ascii="Arial" w:cs="Arial" w:eastAsia="Arial" w:hAnsi="Arial"/>
-                <w:b/>
-                <w:bCs/>
-                <w:color w:val="C9A227"/>
-                <w:sz w:val="13"/>
-                <w:szCs w:val="13"/>
-              </w:rPr>
-              <w:t xml:space="preserve">LOAD</w:t>
-            </w:r>
-          </w:p>
-        </w:tc>
-        <w:tc>
-          <w:tcPr>
-            <w:tcW w:type="dxa" w:w="540"/>
-            <w:tcBorders>
-              <w:top w:val="none" w:color="FFFFFF" w:sz="0"/>
-              <w:left w:val="none" w:color="FFFFFF" w:sz="0"/>
-              <w:bottom w:val="none" w:color="FFFFFF" w:sz="0"/>
-              <w:right w:val="none" w:color="FFFFFF" w:sz="0"/>
-            </w:tcBorders>
-            <w:shd w:fill="F5E8C0" w:color="auto" w:val="clear"/>
-            <w:tcMar>
-              <w:top w:type="dxa" w:w="40"/>
-              <w:left w:type="dxa" w:w="80"/>
-              <w:bottom w:type="dxa" w:w="40"/>
-              <w:right w:type="dxa" w:w="80"/>
-            </w:tcMar>
-            <w:vAlign w:val="center"/>
-          </w:tcPr>
-          <w:p>
-            <w:pPr>
-              <w:jc w:val="center"/>
-            </w:pPr>
-            <w:r>
-              <w:rPr>
-                <w:rFonts w:ascii="Arial" w:cs="Arial" w:eastAsia="Arial" w:hAnsi="Arial"/>
-                <w:b/>
-                <w:bCs/>
-                <w:color w:val="C9A227"/>
-                <w:sz w:val="13"/>
-                <w:szCs w:val="13"/>
-              </w:rPr>
-              <w:t xml:space="preserve">TEMPO</w:t>
-            </w:r>
-          </w:p>
-        </w:tc>
-        <w:tc>
-          <w:tcPr>
-            <w:tcW w:type="dxa" w:w="440"/>
-            <w:tcBorders>
-              <w:top w:val="none" w:color="FFFFFF" w:sz="0"/>
-              <w:left w:val="none" w:color="FFFFFF" w:sz="0"/>
-              <w:bottom w:val="none" w:color="FFFFFF" w:sz="0"/>
-              <w:right w:val="none" w:color="FFFFFF" w:sz="0"/>
-            </w:tcBorders>
-            <w:shd w:fill="F5E8C0" w:color="auto" w:val="clear"/>
-            <w:tcMar>
-              <w:top w:type="dxa" w:w="40"/>
-              <w:left w:type="dxa" w:w="80"/>
-              <w:bottom w:type="dxa" w:w="40"/>
-              <w:right w:type="dxa" w:w="80"/>
-            </w:tcMar>
-            <w:vAlign w:val="center"/>
-          </w:tcPr>
-          <w:p>
-            <w:pPr>
-              <w:jc w:val="center"/>
-            </w:pPr>
-            <w:r>
-              <w:rPr>
-                <w:rFonts w:ascii="Arial" w:cs="Arial" w:eastAsia="Arial" w:hAnsi="Arial"/>
-                <w:b/>
-                <w:bCs/>
-                <w:color w:val="C9A227"/>
-                <w:sz w:val="13"/>
-                <w:szCs w:val="13"/>
-              </w:rPr>
-              <w:t xml:space="preserve">REST</w:t>
-            </w:r>
-          </w:p>
-        </w:tc>
-        <w:tc>
-          <w:tcPr>
-            <w:tcW w:type="dxa" w:w="5580"/>
-            <w:tcBorders>
-              <w:top w:val="none" w:color="FFFFFF" w:sz="0"/>
-              <w:left w:val="none" w:color="FFFFFF" w:sz="0"/>
-              <w:bottom w:val="none" w:color="FFFFFF" w:sz="0"/>
-              <w:right w:val="none" w:color="FFFFFF" w:sz="0"/>
-            </w:tcBorders>
-            <w:shd w:fill="F5E8C0" w:color="auto" w:val="clear"/>
-            <w:tcMar>
-              <w:top w:type="dxa" w:w="40"/>
-              <w:left w:type="dxa" w:w="80"/>
-              <w:bottom w:type="dxa" w:w="40"/>
-              <w:right w:type="dxa" w:w="80"/>
-            </w:tcMar>
-            <w:vAlign w:val="center"/>
-          </w:tcPr>
-          <w:p>
-            <w:pPr>
-              <w:jc w:val="left"/>
-            </w:pPr>
-            <w:r>
-              <w:rPr>
-                <w:rFonts w:ascii="Arial" w:cs="Arial" w:eastAsia="Arial" w:hAnsi="Arial"/>
-                <w:b/>
-                <w:bCs/>
-                <w:color w:val="C9A227"/>
-                <w:sz w:val="15"/>
-                <w:szCs w:val="15"/>
-              </w:rPr>
-              <w:t xml:space="preserve">COACHING CUE</w:t>
-            </w:r>
-          </w:p>
-        </w:tc>
-      </w:tr>
-      <w:tr>
-        <w:tc>
-          <w:tcPr>
-            <w:tcW w:type="dxa" w:w="2400"/>
-            <w:tcBorders>
-              <w:top w:val="none" w:color="FFFFFF" w:sz="0"/>
-              <w:left w:val="none" w:color="FFFFFF" w:sz="0"/>
-              <w:bottom w:val="none" w:color="FFFFFF" w:sz="0"/>
-              <w:right w:val="none" w:color="FFFFFF" w:sz="0"/>
-            </w:tcBorders>
-            <w:shd w:fill="FAF3E0" w:color="auto" w:val="clear"/>
-            <w:tcMar>
-              <w:top w:type="dxa" w:w="40"/>
-              <w:left w:type="dxa" w:w="80"/>
-              <w:bottom w:type="dxa" w:w="40"/>
-              <w:right w:type="dxa" w:w="80"/>
-            </w:tcMar>
-            <w:vAlign w:val="center"/>
-          </w:tcPr>
-          <w:p>
-            <w:r>
-              <w:rPr>
-                <w:rFonts w:ascii="Arial" w:cs="Arial" w:eastAsia="Arial" w:hAnsi="Arial"/>
-                <w:b/>
-                <w:bCs/>
-                <w:color w:val="2C2C2C"/>
-                <w:sz w:val="18"/>
-                <w:szCs w:val="18"/>
-              </w:rPr>
-              <w:t xml:space="preserve">Sled Push (Controlled)</w:t>
-            </w:r>
-          </w:p>
-        </w:tc>
-        <w:tc>
-          <w:tcPr>
-            <w:tcW w:type="dxa" w:w="380"/>
-            <w:tcBorders>
-              <w:top w:val="none" w:color="FFFFFF" w:sz="0"/>
-              <w:left w:val="none" w:color="FFFFFF" w:sz="0"/>
-              <w:bottom w:val="none" w:color="FFFFFF" w:sz="0"/>
-              <w:right w:val="none" w:color="FFFFFF" w:sz="0"/>
-            </w:tcBorders>
-            <w:shd w:fill="FAF3E0" w:color="auto" w:val="clear"/>
-            <w:tcMar>
-              <w:top w:type="dxa" w:w="40"/>
-              <w:left w:type="dxa" w:w="80"/>
-              <w:bottom w:type="dxa" w:w="40"/>
-              <w:right w:type="dxa" w:w="80"/>
-            </w:tcMar>
-            <w:vAlign w:val="center"/>
-          </w:tcPr>
-          <w:p>
-            <w:pPr>
-              <w:jc w:val="center"/>
-            </w:pPr>
-            <w:r>
-              <w:rPr>
-                <w:rFonts w:ascii="Arial" w:cs="Arial" w:eastAsia="Arial" w:hAnsi="Arial"/>
-                <w:color w:val="6B6B6B"/>
-                <w:sz w:val="15"/>
-                <w:szCs w:val="15"/>
-              </w:rPr>
-              <w:t xml:space="preserve">3</w:t>
-            </w:r>
-          </w:p>
-        </w:tc>
-        <w:tc>
-          <w:tcPr>
-            <w:tcW w:type="dxa" w:w="420"/>
-            <w:tcBorders>
-              <w:top w:val="none" w:color="FFFFFF" w:sz="0"/>
-              <w:left w:val="none" w:color="FFFFFF" w:sz="0"/>
-              <w:bottom w:val="none" w:color="FFFFFF" w:sz="0"/>
-              <w:right w:val="none" w:color="FFFFFF" w:sz="0"/>
-            </w:tcBorders>
-            <w:shd w:fill="FAF3E0" w:color="auto" w:val="clear"/>
-            <w:tcMar>
-              <w:top w:type="dxa" w:w="40"/>
-              <w:left w:type="dxa" w:w="80"/>
-              <w:bottom w:type="dxa" w:w="40"/>
-              <w:right w:type="dxa" w:w="80"/>
-            </w:tcMar>
-            <w:vAlign w:val="center"/>
-          </w:tcPr>
-          <w:p>
-            <w:pPr>
-              <w:jc w:val="center"/>
-            </w:pPr>
-            <w:r>
-              <w:rPr>
-                <w:rFonts w:ascii="Arial" w:cs="Arial" w:eastAsia="Arial" w:hAnsi="Arial"/>
-                <w:color w:val="6B6B6B"/>
-                <w:sz w:val="15"/>
-                <w:szCs w:val="15"/>
-              </w:rPr>
-              <w:t xml:space="preserve">20-25 yd</w:t>
-            </w:r>
-          </w:p>
-        </w:tc>
-        <w:tc>
-          <w:tcPr>
-            <w:tcW w:type="dxa" w:w="680"/>
-            <w:tcBorders>
-              <w:top w:val="none" w:color="FFFFFF" w:sz="0"/>
-              <w:left w:val="none" w:color="FFFFFF" w:sz="0"/>
-              <w:bottom w:val="none" w:color="FFFFFF" w:sz="0"/>
-              <w:right w:val="none" w:color="FFFFFF" w:sz="0"/>
-            </w:tcBorders>
-            <w:shd w:fill="FAF3E0" w:color="auto" w:val="clear"/>
-            <w:tcMar>
-              <w:top w:type="dxa" w:w="40"/>
-              <w:left w:type="dxa" w:w="80"/>
-              <w:bottom w:type="dxa" w:w="40"/>
-              <w:right w:type="dxa" w:w="80"/>
-            </w:tcMar>
-            <w:vAlign w:val="center"/>
-          </w:tcPr>
-          <w:p>
-            <w:pPr>
-              <w:jc w:val="center"/>
-            </w:pPr>
-            <w:r>
-              <w:rPr>
-                <w:rFonts w:ascii="Arial" w:cs="Arial" w:eastAsia="Arial" w:hAnsi="Arial"/>
-                <w:color w:val="6B6B6B"/>
-                <w:sz w:val="15"/>
-                <w:szCs w:val="15"/>
-              </w:rPr>
-              <w:t xml:space="preserve">Wk1: 90 lbs → Wk4: 105 lbs</w:t>
-            </w:r>
-          </w:p>
-        </w:tc>
-        <w:tc>
-          <w:tcPr>
-            <w:tcW w:type="dxa" w:w="540"/>
-            <w:tcBorders>
-              <w:top w:val="none" w:color="FFFFFF" w:sz="0"/>
-              <w:left w:val="none" w:color="FFFFFF" w:sz="0"/>
-              <w:bottom w:val="none" w:color="FFFFFF" w:sz="0"/>
-              <w:right w:val="none" w:color="FFFFFF" w:sz="0"/>
-            </w:tcBorders>
-            <w:shd w:fill="FAF3E0" w:color="auto" w:val="clear"/>
-            <w:tcMar>
-              <w:top w:type="dxa" w:w="40"/>
-              <w:left w:type="dxa" w:w="80"/>
-              <w:bottom w:type="dxa" w:w="40"/>
-              <w:right w:type="dxa" w:w="80"/>
-            </w:tcMar>
-            <w:vAlign w:val="center"/>
-          </w:tcPr>
-          <w:p>
-            <w:pPr>
-              <w:jc w:val="center"/>
-            </w:pPr>
-            <w:r>
-              <w:rPr>
-                <w:rFonts w:ascii="Arial" w:cs="Arial" w:eastAsia="Arial" w:hAnsi="Arial"/>
-                <w:color w:val="6B6B6B"/>
-                <w:sz w:val="15"/>
-                <w:szCs w:val="15"/>
-              </w:rPr>
-              <w:t xml:space="preserve">controlled</w:t>
-            </w:r>
-          </w:p>
-        </w:tc>
-        <w:tc>
-          <w:tcPr>
-            <w:tcW w:type="dxa" w:w="440"/>
-            <w:tcBorders>
-              <w:top w:val="none" w:color="FFFFFF" w:sz="0"/>
-              <w:left w:val="none" w:color="FFFFFF" w:sz="0"/>
-              <w:bottom w:val="none" w:color="FFFFFF" w:sz="0"/>
-              <w:right w:val="none" w:color="FFFFFF" w:sz="0"/>
-            </w:tcBorders>
-            <w:shd w:fill="FAF3E0" w:color="auto" w:val="clear"/>
-            <w:tcMar>
-              <w:top w:type="dxa" w:w="40"/>
-              <w:left w:type="dxa" w:w="80"/>
-              <w:bottom w:type="dxa" w:w="40"/>
-              <w:right w:type="dxa" w:w="80"/>
-            </w:tcMar>
-            <w:vAlign w:val="center"/>
-          </w:tcPr>
-          <w:p>
-            <w:pPr>
-              <w:jc w:val="center"/>
-            </w:pPr>
-            <w:r>
-              <w:rPr>
-                <w:rFonts w:ascii="Arial" w:cs="Arial" w:eastAsia="Arial" w:hAnsi="Arial"/>
-                <w:color w:val="6B6B6B"/>
-                <w:sz w:val="15"/>
-                <w:szCs w:val="15"/>
-              </w:rPr>
-              <w:t xml:space="preserve">90s</w:t>
-            </w:r>
-          </w:p>
-        </w:tc>
-        <w:tc>
-          <w:tcPr>
-            <w:tcW w:type="dxa" w:w="5580"/>
-            <w:tcBorders>
-              <w:top w:val="none" w:color="FFFFFF" w:sz="0"/>
-              <w:left w:val="none" w:color="FFFFFF" w:sz="0"/>
-              <w:bottom w:val="none" w:color="FFFFFF" w:sz="0"/>
-              <w:right w:val="none" w:color="FFFFFF" w:sz="0"/>
-            </w:tcBorders>
-            <w:shd w:fill="FAF3E0" w:color="auto" w:val="clear"/>
-            <w:tcMar>
-              <w:top w:type="dxa" w:w="40"/>
-              <w:left w:type="dxa" w:w="80"/>
-              <w:bottom w:type="dxa" w:w="40"/>
-              <w:right w:type="dxa" w:w="80"/>
-            </w:tcMar>
-            <w:vAlign w:val="center"/>
-          </w:tcPr>
-          <w:p>
-            <w:r>
-              <w:rPr>
-                <w:rFonts w:ascii="Arial" w:cs="Arial" w:eastAsia="Arial" w:hAnsi="Arial"/>
-                <w:color w:val="6B6B6B"/>
-                <w:sz w:val="17"/>
-                <w:szCs w:val="17"/>
-              </w:rPr>
-              <w:t xml:space="preserve">Tested 135 lbs. Low hips, long spine, full-foot drive — smooth, not sprinting.</w:t>
-            </w:r>
-            <w:r>
-              <w:rPr>
-                <w:rFonts w:ascii="Arial" w:cs="Arial" w:eastAsia="Arial" w:hAnsi="Arial"/>
-                <w:i/>
-                <w:iCs/>
-                <w:color w:val="00695C"/>
-                <w:sz w:val="14"/>
-                <w:szCs w:val="14"/>
-              </w:rPr>
-              <w:t xml:space="preserve">  Distance &amp; quality governed — no RIR target</w:t>
             </w:r>
           </w:p>
         </w:tc>
@@ -12087,7 +12087,562 @@
           <w:sz w:val="17"/>
           <w:szCs w:val="17"/>
         </w:rPr>
-        <w:t xml:space="preserve">D — Secondary Compound — Hip Thrust &amp; Posterior Chain</w:t>
+        <w:t xml:space="preserve">D — Full-Body Integration — Sled Push (Drive)</w:t>
+      </w:r>
+    </w:p>
+    <w:p>
+      <w:pPr>
+        <w:spacing w:after="80"/>
+      </w:pPr>
+      <w:r>
+        <w:rPr>
+          <w:rFonts w:ascii="Arial" w:cs="Arial" w:eastAsia="Arial" w:hAnsi="Arial"/>
+          <w:b/>
+          <w:bCs/>
+          <w:color w:val="C9A227"/>
+          <w:sz w:val="17"/>
+          <w:szCs w:val="17"/>
+        </w:rPr>
+        <w:t xml:space="preserve">Why:  </w:t>
+      </w:r>
+      <w:r>
+        <w:rPr>
+          <w:rFonts w:ascii="Arial" w:cs="Arial" w:eastAsia="Arial" w:hAnsi="Arial"/>
+          <w:color w:val="2C2C2C"/>
+          <w:sz w:val="17"/>
+          <w:szCs w:val="17"/>
+        </w:rPr>
+        <w:t xml:space="preserve">The session's closing compound — the day's squat, hinge, and hip-extension strength expressed as one full-body drive under gait. Loads build toward the tested 135 lb baseline by Week 4, never beyond it this block. Distance and movement quality govern this work, not a rep count. A loaded farmer carry covers the same closing ground when the sled is unavailable.</w:t>
+      </w:r>
+    </w:p>
+    <w:tbl>
+      <w:tblPr>
+        <w:tblW w:type="dxa" w:w="10440"/>
+        <w:tblBorders>
+          <w:top w:val="none" w:color="FFFFFF" w:sz="0"/>
+          <w:left w:val="none" w:color="FFFFFF" w:sz="0"/>
+          <w:bottom w:val="none" w:color="FFFFFF" w:sz="0"/>
+          <w:right w:val="none" w:color="FFFFFF" w:sz="0"/>
+          <w:insideH w:val="single" w:color="auto" w:sz="4"/>
+          <w:insideV w:val="single" w:color="auto" w:sz="4"/>
+        </w:tblBorders>
+      </w:tblPr>
+      <w:tblGrid>
+        <w:gridCol w:w="2400"/>
+        <w:gridCol w:w="380"/>
+        <w:gridCol w:w="420"/>
+        <w:gridCol w:w="680"/>
+        <w:gridCol w:w="540"/>
+        <w:gridCol w:w="440"/>
+        <w:gridCol w:w="5580"/>
+      </w:tblGrid>
+      <w:tr>
+        <w:tc>
+          <w:tcPr>
+            <w:tcW w:type="dxa" w:w="2400"/>
+            <w:tcBorders>
+              <w:top w:val="none" w:color="FFFFFF" w:sz="0"/>
+              <w:left w:val="none" w:color="FFFFFF" w:sz="0"/>
+              <w:bottom w:val="none" w:color="FFFFFF" w:sz="0"/>
+              <w:right w:val="none" w:color="FFFFFF" w:sz="0"/>
+            </w:tcBorders>
+            <w:shd w:fill="F5E8C0" w:color="auto" w:val="clear"/>
+            <w:tcMar>
+              <w:top w:type="dxa" w:w="40"/>
+              <w:left w:type="dxa" w:w="80"/>
+              <w:bottom w:type="dxa" w:w="40"/>
+              <w:right w:type="dxa" w:w="80"/>
+            </w:tcMar>
+            <w:vAlign w:val="center"/>
+          </w:tcPr>
+          <w:p>
+            <w:pPr>
+              <w:jc w:val="left"/>
+            </w:pPr>
+            <w:r>
+              <w:rPr>
+                <w:rFonts w:ascii="Arial" w:cs="Arial" w:eastAsia="Arial" w:hAnsi="Arial"/>
+                <w:b/>
+                <w:bCs/>
+                <w:color w:val="C9A227"/>
+                <w:sz w:val="15"/>
+                <w:szCs w:val="15"/>
+              </w:rPr>
+              <w:t xml:space="preserve">EXERCISE</w:t>
+            </w:r>
+          </w:p>
+        </w:tc>
+        <w:tc>
+          <w:tcPr>
+            <w:tcW w:type="dxa" w:w="380"/>
+            <w:tcBorders>
+              <w:top w:val="none" w:color="FFFFFF" w:sz="0"/>
+              <w:left w:val="none" w:color="FFFFFF" w:sz="0"/>
+              <w:bottom w:val="none" w:color="FFFFFF" w:sz="0"/>
+              <w:right w:val="none" w:color="FFFFFF" w:sz="0"/>
+            </w:tcBorders>
+            <w:shd w:fill="F5E8C0" w:color="auto" w:val="clear"/>
+            <w:tcMar>
+              <w:top w:type="dxa" w:w="40"/>
+              <w:left w:type="dxa" w:w="80"/>
+              <w:bottom w:type="dxa" w:w="40"/>
+              <w:right w:type="dxa" w:w="80"/>
+            </w:tcMar>
+            <w:vAlign w:val="center"/>
+          </w:tcPr>
+          <w:p>
+            <w:pPr>
+              <w:jc w:val="center"/>
+            </w:pPr>
+            <w:r>
+              <w:rPr>
+                <w:rFonts w:ascii="Arial" w:cs="Arial" w:eastAsia="Arial" w:hAnsi="Arial"/>
+                <w:b/>
+                <w:bCs/>
+                <w:color w:val="C9A227"/>
+                <w:sz w:val="13"/>
+                <w:szCs w:val="13"/>
+              </w:rPr>
+              <w:t xml:space="preserve">SETS</w:t>
+            </w:r>
+          </w:p>
+        </w:tc>
+        <w:tc>
+          <w:tcPr>
+            <w:tcW w:type="dxa" w:w="420"/>
+            <w:tcBorders>
+              <w:top w:val="none" w:color="FFFFFF" w:sz="0"/>
+              <w:left w:val="none" w:color="FFFFFF" w:sz="0"/>
+              <w:bottom w:val="none" w:color="FFFFFF" w:sz="0"/>
+              <w:right w:val="none" w:color="FFFFFF" w:sz="0"/>
+            </w:tcBorders>
+            <w:shd w:fill="F5E8C0" w:color="auto" w:val="clear"/>
+            <w:tcMar>
+              <w:top w:type="dxa" w:w="40"/>
+              <w:left w:type="dxa" w:w="80"/>
+              <w:bottom w:type="dxa" w:w="40"/>
+              <w:right w:type="dxa" w:w="80"/>
+            </w:tcMar>
+            <w:vAlign w:val="center"/>
+          </w:tcPr>
+          <w:p>
+            <w:pPr>
+              <w:jc w:val="center"/>
+            </w:pPr>
+            <w:r>
+              <w:rPr>
+                <w:rFonts w:ascii="Arial" w:cs="Arial" w:eastAsia="Arial" w:hAnsi="Arial"/>
+                <w:b/>
+                <w:bCs/>
+                <w:color w:val="C9A227"/>
+                <w:sz w:val="13"/>
+                <w:szCs w:val="13"/>
+              </w:rPr>
+              <w:t xml:space="preserve">REPS</w:t>
+            </w:r>
+          </w:p>
+        </w:tc>
+        <w:tc>
+          <w:tcPr>
+            <w:tcW w:type="dxa" w:w="680"/>
+            <w:tcBorders>
+              <w:top w:val="none" w:color="FFFFFF" w:sz="0"/>
+              <w:left w:val="none" w:color="FFFFFF" w:sz="0"/>
+              <w:bottom w:val="none" w:color="FFFFFF" w:sz="0"/>
+              <w:right w:val="none" w:color="FFFFFF" w:sz="0"/>
+            </w:tcBorders>
+            <w:shd w:fill="F5E8C0" w:color="auto" w:val="clear"/>
+            <w:tcMar>
+              <w:top w:type="dxa" w:w="40"/>
+              <w:left w:type="dxa" w:w="80"/>
+              <w:bottom w:type="dxa" w:w="40"/>
+              <w:right w:type="dxa" w:w="80"/>
+            </w:tcMar>
+            <w:vAlign w:val="center"/>
+          </w:tcPr>
+          <w:p>
+            <w:pPr>
+              <w:jc w:val="center"/>
+            </w:pPr>
+            <w:r>
+              <w:rPr>
+                <w:rFonts w:ascii="Arial" w:cs="Arial" w:eastAsia="Arial" w:hAnsi="Arial"/>
+                <w:b/>
+                <w:bCs/>
+                <w:color w:val="C9A227"/>
+                <w:sz w:val="13"/>
+                <w:szCs w:val="13"/>
+              </w:rPr>
+              <w:t xml:space="preserve">LOAD</w:t>
+            </w:r>
+          </w:p>
+        </w:tc>
+        <w:tc>
+          <w:tcPr>
+            <w:tcW w:type="dxa" w:w="540"/>
+            <w:tcBorders>
+              <w:top w:val="none" w:color="FFFFFF" w:sz="0"/>
+              <w:left w:val="none" w:color="FFFFFF" w:sz="0"/>
+              <w:bottom w:val="none" w:color="FFFFFF" w:sz="0"/>
+              <w:right w:val="none" w:color="FFFFFF" w:sz="0"/>
+            </w:tcBorders>
+            <w:shd w:fill="F5E8C0" w:color="auto" w:val="clear"/>
+            <w:tcMar>
+              <w:top w:type="dxa" w:w="40"/>
+              <w:left w:type="dxa" w:w="80"/>
+              <w:bottom w:type="dxa" w:w="40"/>
+              <w:right w:type="dxa" w:w="80"/>
+            </w:tcMar>
+            <w:vAlign w:val="center"/>
+          </w:tcPr>
+          <w:p>
+            <w:pPr>
+              <w:jc w:val="center"/>
+            </w:pPr>
+            <w:r>
+              <w:rPr>
+                <w:rFonts w:ascii="Arial" w:cs="Arial" w:eastAsia="Arial" w:hAnsi="Arial"/>
+                <w:b/>
+                <w:bCs/>
+                <w:color w:val="C9A227"/>
+                <w:sz w:val="13"/>
+                <w:szCs w:val="13"/>
+              </w:rPr>
+              <w:t xml:space="preserve">TEMPO</w:t>
+            </w:r>
+          </w:p>
+        </w:tc>
+        <w:tc>
+          <w:tcPr>
+            <w:tcW w:type="dxa" w:w="440"/>
+            <w:tcBorders>
+              <w:top w:val="none" w:color="FFFFFF" w:sz="0"/>
+              <w:left w:val="none" w:color="FFFFFF" w:sz="0"/>
+              <w:bottom w:val="none" w:color="FFFFFF" w:sz="0"/>
+              <w:right w:val="none" w:color="FFFFFF" w:sz="0"/>
+            </w:tcBorders>
+            <w:shd w:fill="F5E8C0" w:color="auto" w:val="clear"/>
+            <w:tcMar>
+              <w:top w:type="dxa" w:w="40"/>
+              <w:left w:type="dxa" w:w="80"/>
+              <w:bottom w:type="dxa" w:w="40"/>
+              <w:right w:type="dxa" w:w="80"/>
+            </w:tcMar>
+            <w:vAlign w:val="center"/>
+          </w:tcPr>
+          <w:p>
+            <w:pPr>
+              <w:jc w:val="center"/>
+            </w:pPr>
+            <w:r>
+              <w:rPr>
+                <w:rFonts w:ascii="Arial" w:cs="Arial" w:eastAsia="Arial" w:hAnsi="Arial"/>
+                <w:b/>
+                <w:bCs/>
+                <w:color w:val="C9A227"/>
+                <w:sz w:val="13"/>
+                <w:szCs w:val="13"/>
+              </w:rPr>
+              <w:t xml:space="preserve">REST</w:t>
+            </w:r>
+          </w:p>
+        </w:tc>
+        <w:tc>
+          <w:tcPr>
+            <w:tcW w:type="dxa" w:w="5580"/>
+            <w:tcBorders>
+              <w:top w:val="none" w:color="FFFFFF" w:sz="0"/>
+              <w:left w:val="none" w:color="FFFFFF" w:sz="0"/>
+              <w:bottom w:val="none" w:color="FFFFFF" w:sz="0"/>
+              <w:right w:val="none" w:color="FFFFFF" w:sz="0"/>
+            </w:tcBorders>
+            <w:shd w:fill="F5E8C0" w:color="auto" w:val="clear"/>
+            <w:tcMar>
+              <w:top w:type="dxa" w:w="40"/>
+              <w:left w:type="dxa" w:w="80"/>
+              <w:bottom w:type="dxa" w:w="40"/>
+              <w:right w:type="dxa" w:w="80"/>
+            </w:tcMar>
+            <w:vAlign w:val="center"/>
+          </w:tcPr>
+          <w:p>
+            <w:pPr>
+              <w:jc w:val="left"/>
+            </w:pPr>
+            <w:r>
+              <w:rPr>
+                <w:rFonts w:ascii="Arial" w:cs="Arial" w:eastAsia="Arial" w:hAnsi="Arial"/>
+                <w:b/>
+                <w:bCs/>
+                <w:color w:val="C9A227"/>
+                <w:sz w:val="15"/>
+                <w:szCs w:val="15"/>
+              </w:rPr>
+              <w:t xml:space="preserve">COACHING CUE</w:t>
+            </w:r>
+          </w:p>
+        </w:tc>
+      </w:tr>
+      <w:tr>
+        <w:tc>
+          <w:tcPr>
+            <w:tcW w:type="dxa" w:w="2400"/>
+            <w:tcBorders>
+              <w:top w:val="none" w:color="FFFFFF" w:sz="0"/>
+              <w:left w:val="none" w:color="FFFFFF" w:sz="0"/>
+              <w:bottom w:val="none" w:color="FFFFFF" w:sz="0"/>
+              <w:right w:val="none" w:color="FFFFFF" w:sz="0"/>
+            </w:tcBorders>
+            <w:shd w:fill="FAF3E0" w:color="auto" w:val="clear"/>
+            <w:tcMar>
+              <w:top w:type="dxa" w:w="40"/>
+              <w:left w:type="dxa" w:w="80"/>
+              <w:bottom w:type="dxa" w:w="40"/>
+              <w:right w:type="dxa" w:w="80"/>
+            </w:tcMar>
+            <w:vAlign w:val="center"/>
+          </w:tcPr>
+          <w:p>
+            <w:r>
+              <w:rPr>
+                <w:rFonts w:ascii="Arial" w:cs="Arial" w:eastAsia="Arial" w:hAnsi="Arial"/>
+                <w:b/>
+                <w:bCs/>
+                <w:color w:val="2C2C2C"/>
+                <w:sz w:val="18"/>
+                <w:szCs w:val="18"/>
+              </w:rPr>
+              <w:t xml:space="preserve">Sled Push (Drive)</w:t>
+            </w:r>
+          </w:p>
+        </w:tc>
+        <w:tc>
+          <w:tcPr>
+            <w:tcW w:type="dxa" w:w="380"/>
+            <w:tcBorders>
+              <w:top w:val="none" w:color="FFFFFF" w:sz="0"/>
+              <w:left w:val="none" w:color="FFFFFF" w:sz="0"/>
+              <w:bottom w:val="none" w:color="FFFFFF" w:sz="0"/>
+              <w:right w:val="none" w:color="FFFFFF" w:sz="0"/>
+            </w:tcBorders>
+            <w:shd w:fill="FAF3E0" w:color="auto" w:val="clear"/>
+            <w:tcMar>
+              <w:top w:type="dxa" w:w="40"/>
+              <w:left w:type="dxa" w:w="80"/>
+              <w:bottom w:type="dxa" w:w="40"/>
+              <w:right w:type="dxa" w:w="80"/>
+            </w:tcMar>
+            <w:vAlign w:val="center"/>
+          </w:tcPr>
+          <w:p>
+            <w:pPr>
+              <w:jc w:val="center"/>
+            </w:pPr>
+            <w:r>
+              <w:rPr>
+                <w:rFonts w:ascii="Arial" w:cs="Arial" w:eastAsia="Arial" w:hAnsi="Arial"/>
+                <w:color w:val="6B6B6B"/>
+                <w:sz w:val="15"/>
+                <w:szCs w:val="15"/>
+              </w:rPr>
+              <w:t xml:space="preserve">3</w:t>
+            </w:r>
+          </w:p>
+        </w:tc>
+        <w:tc>
+          <w:tcPr>
+            <w:tcW w:type="dxa" w:w="420"/>
+            <w:tcBorders>
+              <w:top w:val="none" w:color="FFFFFF" w:sz="0"/>
+              <w:left w:val="none" w:color="FFFFFF" w:sz="0"/>
+              <w:bottom w:val="none" w:color="FFFFFF" w:sz="0"/>
+              <w:right w:val="none" w:color="FFFFFF" w:sz="0"/>
+            </w:tcBorders>
+            <w:shd w:fill="FAF3E0" w:color="auto" w:val="clear"/>
+            <w:tcMar>
+              <w:top w:type="dxa" w:w="40"/>
+              <w:left w:type="dxa" w:w="80"/>
+              <w:bottom w:type="dxa" w:w="40"/>
+              <w:right w:type="dxa" w:w="80"/>
+            </w:tcMar>
+            <w:vAlign w:val="center"/>
+          </w:tcPr>
+          <w:p>
+            <w:pPr>
+              <w:jc w:val="center"/>
+            </w:pPr>
+            <w:r>
+              <w:rPr>
+                <w:rFonts w:ascii="Arial" w:cs="Arial" w:eastAsia="Arial" w:hAnsi="Arial"/>
+                <w:color w:val="6B6B6B"/>
+                <w:sz w:val="15"/>
+                <w:szCs w:val="15"/>
+              </w:rPr>
+              <w:t xml:space="preserve">15-20 yd</w:t>
+            </w:r>
+          </w:p>
+        </w:tc>
+        <w:tc>
+          <w:tcPr>
+            <w:tcW w:type="dxa" w:w="680"/>
+            <w:tcBorders>
+              <w:top w:val="none" w:color="FFFFFF" w:sz="0"/>
+              <w:left w:val="none" w:color="FFFFFF" w:sz="0"/>
+              <w:bottom w:val="none" w:color="FFFFFF" w:sz="0"/>
+              <w:right w:val="none" w:color="FFFFFF" w:sz="0"/>
+            </w:tcBorders>
+            <w:shd w:fill="FAF3E0" w:color="auto" w:val="clear"/>
+            <w:tcMar>
+              <w:top w:type="dxa" w:w="40"/>
+              <w:left w:type="dxa" w:w="80"/>
+              <w:bottom w:type="dxa" w:w="40"/>
+              <w:right w:type="dxa" w:w="80"/>
+            </w:tcMar>
+            <w:vAlign w:val="center"/>
+          </w:tcPr>
+          <w:p>
+            <w:pPr>
+              <w:jc w:val="center"/>
+            </w:pPr>
+            <w:r>
+              <w:rPr>
+                <w:rFonts w:ascii="Arial" w:cs="Arial" w:eastAsia="Arial" w:hAnsi="Arial"/>
+                <w:color w:val="6B6B6B"/>
+                <w:sz w:val="15"/>
+                <w:szCs w:val="15"/>
+              </w:rPr>
+              <w:t xml:space="preserve">Wk1: 105 lbs → Wk4: 135 lbs</w:t>
+            </w:r>
+          </w:p>
+        </w:tc>
+        <w:tc>
+          <w:tcPr>
+            <w:tcW w:type="dxa" w:w="540"/>
+            <w:tcBorders>
+              <w:top w:val="none" w:color="FFFFFF" w:sz="0"/>
+              <w:left w:val="none" w:color="FFFFFF" w:sz="0"/>
+              <w:bottom w:val="none" w:color="FFFFFF" w:sz="0"/>
+              <w:right w:val="none" w:color="FFFFFF" w:sz="0"/>
+            </w:tcBorders>
+            <w:shd w:fill="FAF3E0" w:color="auto" w:val="clear"/>
+            <w:tcMar>
+              <w:top w:type="dxa" w:w="40"/>
+              <w:left w:type="dxa" w:w="80"/>
+              <w:bottom w:type="dxa" w:w="40"/>
+              <w:right w:type="dxa" w:w="80"/>
+            </w:tcMar>
+            <w:vAlign w:val="center"/>
+          </w:tcPr>
+          <w:p>
+            <w:pPr>
+              <w:jc w:val="center"/>
+            </w:pPr>
+            <w:r>
+              <w:rPr>
+                <w:rFonts w:ascii="Arial" w:cs="Arial" w:eastAsia="Arial" w:hAnsi="Arial"/>
+                <w:color w:val="6B6B6B"/>
+                <w:sz w:val="15"/>
+                <w:szCs w:val="15"/>
+              </w:rPr>
+              <w:t xml:space="preserve">strong, controlled drive</w:t>
+            </w:r>
+          </w:p>
+        </w:tc>
+        <w:tc>
+          <w:tcPr>
+            <w:tcW w:type="dxa" w:w="440"/>
+            <w:tcBorders>
+              <w:top w:val="none" w:color="FFFFFF" w:sz="0"/>
+              <w:left w:val="none" w:color="FFFFFF" w:sz="0"/>
+              <w:bottom w:val="none" w:color="FFFFFF" w:sz="0"/>
+              <w:right w:val="none" w:color="FFFFFF" w:sz="0"/>
+            </w:tcBorders>
+            <w:shd w:fill="FAF3E0" w:color="auto" w:val="clear"/>
+            <w:tcMar>
+              <w:top w:type="dxa" w:w="40"/>
+              <w:left w:type="dxa" w:w="80"/>
+              <w:bottom w:type="dxa" w:w="40"/>
+              <w:right w:type="dxa" w:w="80"/>
+            </w:tcMar>
+            <w:vAlign w:val="center"/>
+          </w:tcPr>
+          <w:p>
+            <w:pPr>
+              <w:jc w:val="center"/>
+            </w:pPr>
+            <w:r>
+              <w:rPr>
+                <w:rFonts w:ascii="Arial" w:cs="Arial" w:eastAsia="Arial" w:hAnsi="Arial"/>
+                <w:color w:val="6B6B6B"/>
+                <w:sz w:val="15"/>
+                <w:szCs w:val="15"/>
+              </w:rPr>
+              <w:t xml:space="preserve">2 min</w:t>
+            </w:r>
+          </w:p>
+        </w:tc>
+        <w:tc>
+          <w:tcPr>
+            <w:tcW w:type="dxa" w:w="5580"/>
+            <w:tcBorders>
+              <w:top w:val="none" w:color="FFFFFF" w:sz="0"/>
+              <w:left w:val="none" w:color="FFFFFF" w:sz="0"/>
+              <w:bottom w:val="none" w:color="FFFFFF" w:sz="0"/>
+              <w:right w:val="none" w:color="FFFFFF" w:sz="0"/>
+            </w:tcBorders>
+            <w:shd w:fill="FAF3E0" w:color="auto" w:val="clear"/>
+            <w:tcMar>
+              <w:top w:type="dxa" w:w="40"/>
+              <w:left w:type="dxa" w:w="80"/>
+              <w:bottom w:type="dxa" w:w="40"/>
+              <w:right w:type="dxa" w:w="80"/>
+            </w:tcMar>
+            <w:vAlign w:val="center"/>
+          </w:tcPr>
+          <w:p>
+            <w:r>
+              <w:rPr>
+                <w:rFonts w:ascii="Arial" w:cs="Arial" w:eastAsia="Arial" w:hAnsi="Arial"/>
+                <w:color w:val="6B6B6B"/>
+                <w:sz w:val="17"/>
+                <w:szCs w:val="17"/>
+              </w:rPr>
+              <w:t xml:space="preserve">Tested 135 lbs. Low hips, arms long, drive the floor back — full recovery between pushes.</w:t>
+            </w:r>
+            <w:r>
+              <w:rPr>
+                <w:rFonts w:ascii="Arial" w:cs="Arial" w:eastAsia="Arial" w:hAnsi="Arial"/>
+                <w:i/>
+                <w:iCs/>
+                <w:color w:val="00695C"/>
+                <w:sz w:val="14"/>
+                <w:szCs w:val="14"/>
+              </w:rPr>
+              <w:t xml:space="preserve">  Distance &amp; quality governed — no RIR target</w:t>
+            </w:r>
+          </w:p>
+        </w:tc>
+      </w:tr>
+    </w:tbl>
+    <w:p>
+      <w:pPr>
+        <w:spacing w:after="100"/>
+      </w:pPr>
+    </w:p>
+    <w:p>
+      <w:pPr>
+        <w:spacing w:after="60" w:before="120"/>
+      </w:pPr>
+      <w:r>
+        <w:rPr>
+          <w:rFonts w:ascii="Arial" w:cs="Arial" w:eastAsia="Arial" w:hAnsi="Arial"/>
+          <w:b/>
+          <w:bCs/>
+          <w:color w:val="C9A227"/>
+          <w:sz w:val="17"/>
+          <w:szCs w:val="17"/>
+        </w:rPr>
+        <w:t xml:space="preserve">E — Secondary Compound — Hip Thrust &amp; Posterior Chain</w:t>
       </w:r>
     </w:p>
     <w:p>
@@ -12871,7 +13426,7 @@
           <w:sz w:val="17"/>
           <w:szCs w:val="17"/>
         </w:rPr>
-        <w:t xml:space="preserve">E — Left-Side Volume Finishers</w:t>
+        <w:t xml:space="preserve">F — Left-Side Volume Finishers</w:t>
       </w:r>
     </w:p>
     <w:tbl>
@@ -13609,561 +14164,6 @@
                 <w:szCs w:val="17"/>
               </w:rPr>
               <w:t xml:space="preserve">Focus on L glute drive</w:t>
-            </w:r>
-          </w:p>
-        </w:tc>
-      </w:tr>
-    </w:tbl>
-    <w:p>
-      <w:pPr>
-        <w:spacing w:after="100"/>
-      </w:pPr>
-    </w:p>
-    <w:p>
-      <w:pPr>
-        <w:spacing w:after="60" w:before="120"/>
-      </w:pPr>
-      <w:r>
-        <w:rPr>
-          <w:rFonts w:ascii="Arial" w:cs="Arial" w:eastAsia="Arial" w:hAnsi="Arial"/>
-          <w:b/>
-          <w:bCs/>
-          <w:color w:val="C9A227"/>
-          <w:sz w:val="17"/>
-          <w:szCs w:val="17"/>
-        </w:rPr>
-        <w:t xml:space="preserve">F — Full-Body Integration — Sled Push (Drive)</w:t>
-      </w:r>
-    </w:p>
-    <w:p>
-      <w:pPr>
-        <w:spacing w:after="80"/>
-      </w:pPr>
-      <w:r>
-        <w:rPr>
-          <w:rFonts w:ascii="Arial" w:cs="Arial" w:eastAsia="Arial" w:hAnsi="Arial"/>
-          <w:b/>
-          <w:bCs/>
-          <w:color w:val="C9A227"/>
-          <w:sz w:val="17"/>
-          <w:szCs w:val="17"/>
-        </w:rPr>
-        <w:t xml:space="preserve">Why:  </w:t>
-      </w:r>
-      <w:r>
-        <w:rPr>
-          <w:rFonts w:ascii="Arial" w:cs="Arial" w:eastAsia="Arial" w:hAnsi="Arial"/>
-          <w:color w:val="2C2C2C"/>
-          <w:sz w:val="17"/>
-          <w:szCs w:val="17"/>
-        </w:rPr>
-        <w:t xml:space="preserve">The session's closing compound — the day's squat, hinge, and hip-extension strength expressed as one full-body drive under gait. Loads build toward the tested 135 lb baseline by Week 4, never beyond it this block. Distance and movement quality govern this work, not a rep count. A loaded farmer carry covers the same closing ground when the sled is unavailable.</w:t>
-      </w:r>
-    </w:p>
-    <w:tbl>
-      <w:tblPr>
-        <w:tblW w:type="dxa" w:w="10440"/>
-        <w:tblBorders>
-          <w:top w:val="none" w:color="FFFFFF" w:sz="0"/>
-          <w:left w:val="none" w:color="FFFFFF" w:sz="0"/>
-          <w:bottom w:val="none" w:color="FFFFFF" w:sz="0"/>
-          <w:right w:val="none" w:color="FFFFFF" w:sz="0"/>
-          <w:insideH w:val="single" w:color="auto" w:sz="4"/>
-          <w:insideV w:val="single" w:color="auto" w:sz="4"/>
-        </w:tblBorders>
-      </w:tblPr>
-      <w:tblGrid>
-        <w:gridCol w:w="2400"/>
-        <w:gridCol w:w="380"/>
-        <w:gridCol w:w="420"/>
-        <w:gridCol w:w="680"/>
-        <w:gridCol w:w="540"/>
-        <w:gridCol w:w="440"/>
-        <w:gridCol w:w="5580"/>
-      </w:tblGrid>
-      <w:tr>
-        <w:tc>
-          <w:tcPr>
-            <w:tcW w:type="dxa" w:w="2400"/>
-            <w:tcBorders>
-              <w:top w:val="none" w:color="FFFFFF" w:sz="0"/>
-              <w:left w:val="none" w:color="FFFFFF" w:sz="0"/>
-              <w:bottom w:val="none" w:color="FFFFFF" w:sz="0"/>
-              <w:right w:val="none" w:color="FFFFFF" w:sz="0"/>
-            </w:tcBorders>
-            <w:shd w:fill="F5E8C0" w:color="auto" w:val="clear"/>
-            <w:tcMar>
-              <w:top w:type="dxa" w:w="40"/>
-              <w:left w:type="dxa" w:w="80"/>
-              <w:bottom w:type="dxa" w:w="40"/>
-              <w:right w:type="dxa" w:w="80"/>
-            </w:tcMar>
-            <w:vAlign w:val="center"/>
-          </w:tcPr>
-          <w:p>
-            <w:pPr>
-              <w:jc w:val="left"/>
-            </w:pPr>
-            <w:r>
-              <w:rPr>
-                <w:rFonts w:ascii="Arial" w:cs="Arial" w:eastAsia="Arial" w:hAnsi="Arial"/>
-                <w:b/>
-                <w:bCs/>
-                <w:color w:val="C9A227"/>
-                <w:sz w:val="15"/>
-                <w:szCs w:val="15"/>
-              </w:rPr>
-              <w:t xml:space="preserve">EXERCISE</w:t>
-            </w:r>
-          </w:p>
-        </w:tc>
-        <w:tc>
-          <w:tcPr>
-            <w:tcW w:type="dxa" w:w="380"/>
-            <w:tcBorders>
-              <w:top w:val="none" w:color="FFFFFF" w:sz="0"/>
-              <w:left w:val="none" w:color="FFFFFF" w:sz="0"/>
-              <w:bottom w:val="none" w:color="FFFFFF" w:sz="0"/>
-              <w:right w:val="none" w:color="FFFFFF" w:sz="0"/>
-            </w:tcBorders>
-            <w:shd w:fill="F5E8C0" w:color="auto" w:val="clear"/>
-            <w:tcMar>
-              <w:top w:type="dxa" w:w="40"/>
-              <w:left w:type="dxa" w:w="80"/>
-              <w:bottom w:type="dxa" w:w="40"/>
-              <w:right w:type="dxa" w:w="80"/>
-            </w:tcMar>
-            <w:vAlign w:val="center"/>
-          </w:tcPr>
-          <w:p>
-            <w:pPr>
-              <w:jc w:val="center"/>
-            </w:pPr>
-            <w:r>
-              <w:rPr>
-                <w:rFonts w:ascii="Arial" w:cs="Arial" w:eastAsia="Arial" w:hAnsi="Arial"/>
-                <w:b/>
-                <w:bCs/>
-                <w:color w:val="C9A227"/>
-                <w:sz w:val="13"/>
-                <w:szCs w:val="13"/>
-              </w:rPr>
-              <w:t xml:space="preserve">SETS</w:t>
-            </w:r>
-          </w:p>
-        </w:tc>
-        <w:tc>
-          <w:tcPr>
-            <w:tcW w:type="dxa" w:w="420"/>
-            <w:tcBorders>
-              <w:top w:val="none" w:color="FFFFFF" w:sz="0"/>
-              <w:left w:val="none" w:color="FFFFFF" w:sz="0"/>
-              <w:bottom w:val="none" w:color="FFFFFF" w:sz="0"/>
-              <w:right w:val="none" w:color="FFFFFF" w:sz="0"/>
-            </w:tcBorders>
-            <w:shd w:fill="F5E8C0" w:color="auto" w:val="clear"/>
-            <w:tcMar>
-              <w:top w:type="dxa" w:w="40"/>
-              <w:left w:type="dxa" w:w="80"/>
-              <w:bottom w:type="dxa" w:w="40"/>
-              <w:right w:type="dxa" w:w="80"/>
-            </w:tcMar>
-            <w:vAlign w:val="center"/>
-          </w:tcPr>
-          <w:p>
-            <w:pPr>
-              <w:jc w:val="center"/>
-            </w:pPr>
-            <w:r>
-              <w:rPr>
-                <w:rFonts w:ascii="Arial" w:cs="Arial" w:eastAsia="Arial" w:hAnsi="Arial"/>
-                <w:b/>
-                <w:bCs/>
-                <w:color w:val="C9A227"/>
-                <w:sz w:val="13"/>
-                <w:szCs w:val="13"/>
-              </w:rPr>
-              <w:t xml:space="preserve">REPS</w:t>
-            </w:r>
-          </w:p>
-        </w:tc>
-        <w:tc>
-          <w:tcPr>
-            <w:tcW w:type="dxa" w:w="680"/>
-            <w:tcBorders>
-              <w:top w:val="none" w:color="FFFFFF" w:sz="0"/>
-              <w:left w:val="none" w:color="FFFFFF" w:sz="0"/>
-              <w:bottom w:val="none" w:color="FFFFFF" w:sz="0"/>
-              <w:right w:val="none" w:color="FFFFFF" w:sz="0"/>
-            </w:tcBorders>
-            <w:shd w:fill="F5E8C0" w:color="auto" w:val="clear"/>
-            <w:tcMar>
-              <w:top w:type="dxa" w:w="40"/>
-              <w:left w:type="dxa" w:w="80"/>
-              <w:bottom w:type="dxa" w:w="40"/>
-              <w:right w:type="dxa" w:w="80"/>
-            </w:tcMar>
-            <w:vAlign w:val="center"/>
-          </w:tcPr>
-          <w:p>
-            <w:pPr>
-              <w:jc w:val="center"/>
-            </w:pPr>
-            <w:r>
-              <w:rPr>
-                <w:rFonts w:ascii="Arial" w:cs="Arial" w:eastAsia="Arial" w:hAnsi="Arial"/>
-                <w:b/>
-                <w:bCs/>
-                <w:color w:val="C9A227"/>
-                <w:sz w:val="13"/>
-                <w:szCs w:val="13"/>
-              </w:rPr>
-              <w:t xml:space="preserve">LOAD</w:t>
-            </w:r>
-          </w:p>
-        </w:tc>
-        <w:tc>
-          <w:tcPr>
-            <w:tcW w:type="dxa" w:w="540"/>
-            <w:tcBorders>
-              <w:top w:val="none" w:color="FFFFFF" w:sz="0"/>
-              <w:left w:val="none" w:color="FFFFFF" w:sz="0"/>
-              <w:bottom w:val="none" w:color="FFFFFF" w:sz="0"/>
-              <w:right w:val="none" w:color="FFFFFF" w:sz="0"/>
-            </w:tcBorders>
-            <w:shd w:fill="F5E8C0" w:color="auto" w:val="clear"/>
-            <w:tcMar>
-              <w:top w:type="dxa" w:w="40"/>
-              <w:left w:type="dxa" w:w="80"/>
-              <w:bottom w:type="dxa" w:w="40"/>
-              <w:right w:type="dxa" w:w="80"/>
-            </w:tcMar>
-            <w:vAlign w:val="center"/>
-          </w:tcPr>
-          <w:p>
-            <w:pPr>
-              <w:jc w:val="center"/>
-            </w:pPr>
-            <w:r>
-              <w:rPr>
-                <w:rFonts w:ascii="Arial" w:cs="Arial" w:eastAsia="Arial" w:hAnsi="Arial"/>
-                <w:b/>
-                <w:bCs/>
-                <w:color w:val="C9A227"/>
-                <w:sz w:val="13"/>
-                <w:szCs w:val="13"/>
-              </w:rPr>
-              <w:t xml:space="preserve">TEMPO</w:t>
-            </w:r>
-          </w:p>
-        </w:tc>
-        <w:tc>
-          <w:tcPr>
-            <w:tcW w:type="dxa" w:w="440"/>
-            <w:tcBorders>
-              <w:top w:val="none" w:color="FFFFFF" w:sz="0"/>
-              <w:left w:val="none" w:color="FFFFFF" w:sz="0"/>
-              <w:bottom w:val="none" w:color="FFFFFF" w:sz="0"/>
-              <w:right w:val="none" w:color="FFFFFF" w:sz="0"/>
-            </w:tcBorders>
-            <w:shd w:fill="F5E8C0" w:color="auto" w:val="clear"/>
-            <w:tcMar>
-              <w:top w:type="dxa" w:w="40"/>
-              <w:left w:type="dxa" w:w="80"/>
-              <w:bottom w:type="dxa" w:w="40"/>
-              <w:right w:type="dxa" w:w="80"/>
-            </w:tcMar>
-            <w:vAlign w:val="center"/>
-          </w:tcPr>
-          <w:p>
-            <w:pPr>
-              <w:jc w:val="center"/>
-            </w:pPr>
-            <w:r>
-              <w:rPr>
-                <w:rFonts w:ascii="Arial" w:cs="Arial" w:eastAsia="Arial" w:hAnsi="Arial"/>
-                <w:b/>
-                <w:bCs/>
-                <w:color w:val="C9A227"/>
-                <w:sz w:val="13"/>
-                <w:szCs w:val="13"/>
-              </w:rPr>
-              <w:t xml:space="preserve">REST</w:t>
-            </w:r>
-          </w:p>
-        </w:tc>
-        <w:tc>
-          <w:tcPr>
-            <w:tcW w:type="dxa" w:w="5580"/>
-            <w:tcBorders>
-              <w:top w:val="none" w:color="FFFFFF" w:sz="0"/>
-              <w:left w:val="none" w:color="FFFFFF" w:sz="0"/>
-              <w:bottom w:val="none" w:color="FFFFFF" w:sz="0"/>
-              <w:right w:val="none" w:color="FFFFFF" w:sz="0"/>
-            </w:tcBorders>
-            <w:shd w:fill="F5E8C0" w:color="auto" w:val="clear"/>
-            <w:tcMar>
-              <w:top w:type="dxa" w:w="40"/>
-              <w:left w:type="dxa" w:w="80"/>
-              <w:bottom w:type="dxa" w:w="40"/>
-              <w:right w:type="dxa" w:w="80"/>
-            </w:tcMar>
-            <w:vAlign w:val="center"/>
-          </w:tcPr>
-          <w:p>
-            <w:pPr>
-              <w:jc w:val="left"/>
-            </w:pPr>
-            <w:r>
-              <w:rPr>
-                <w:rFonts w:ascii="Arial" w:cs="Arial" w:eastAsia="Arial" w:hAnsi="Arial"/>
-                <w:b/>
-                <w:bCs/>
-                <w:color w:val="C9A227"/>
-                <w:sz w:val="15"/>
-                <w:szCs w:val="15"/>
-              </w:rPr>
-              <w:t xml:space="preserve">COACHING CUE</w:t>
-            </w:r>
-          </w:p>
-        </w:tc>
-      </w:tr>
-      <w:tr>
-        <w:tc>
-          <w:tcPr>
-            <w:tcW w:type="dxa" w:w="2400"/>
-            <w:tcBorders>
-              <w:top w:val="none" w:color="FFFFFF" w:sz="0"/>
-              <w:left w:val="none" w:color="FFFFFF" w:sz="0"/>
-              <w:bottom w:val="none" w:color="FFFFFF" w:sz="0"/>
-              <w:right w:val="none" w:color="FFFFFF" w:sz="0"/>
-            </w:tcBorders>
-            <w:shd w:fill="FAF3E0" w:color="auto" w:val="clear"/>
-            <w:tcMar>
-              <w:top w:type="dxa" w:w="40"/>
-              <w:left w:type="dxa" w:w="80"/>
-              <w:bottom w:type="dxa" w:w="40"/>
-              <w:right w:type="dxa" w:w="80"/>
-            </w:tcMar>
-            <w:vAlign w:val="center"/>
-          </w:tcPr>
-          <w:p>
-            <w:r>
-              <w:rPr>
-                <w:rFonts w:ascii="Arial" w:cs="Arial" w:eastAsia="Arial" w:hAnsi="Arial"/>
-                <w:b/>
-                <w:bCs/>
-                <w:color w:val="2C2C2C"/>
-                <w:sz w:val="18"/>
-                <w:szCs w:val="18"/>
-              </w:rPr>
-              <w:t xml:space="preserve">Sled Push (Drive)</w:t>
-            </w:r>
-          </w:p>
-        </w:tc>
-        <w:tc>
-          <w:tcPr>
-            <w:tcW w:type="dxa" w:w="380"/>
-            <w:tcBorders>
-              <w:top w:val="none" w:color="FFFFFF" w:sz="0"/>
-              <w:left w:val="none" w:color="FFFFFF" w:sz="0"/>
-              <w:bottom w:val="none" w:color="FFFFFF" w:sz="0"/>
-              <w:right w:val="none" w:color="FFFFFF" w:sz="0"/>
-            </w:tcBorders>
-            <w:shd w:fill="FAF3E0" w:color="auto" w:val="clear"/>
-            <w:tcMar>
-              <w:top w:type="dxa" w:w="40"/>
-              <w:left w:type="dxa" w:w="80"/>
-              <w:bottom w:type="dxa" w:w="40"/>
-              <w:right w:type="dxa" w:w="80"/>
-            </w:tcMar>
-            <w:vAlign w:val="center"/>
-          </w:tcPr>
-          <w:p>
-            <w:pPr>
-              <w:jc w:val="center"/>
-            </w:pPr>
-            <w:r>
-              <w:rPr>
-                <w:rFonts w:ascii="Arial" w:cs="Arial" w:eastAsia="Arial" w:hAnsi="Arial"/>
-                <w:color w:val="6B6B6B"/>
-                <w:sz w:val="15"/>
-                <w:szCs w:val="15"/>
-              </w:rPr>
-              <w:t xml:space="preserve">3</w:t>
-            </w:r>
-          </w:p>
-        </w:tc>
-        <w:tc>
-          <w:tcPr>
-            <w:tcW w:type="dxa" w:w="420"/>
-            <w:tcBorders>
-              <w:top w:val="none" w:color="FFFFFF" w:sz="0"/>
-              <w:left w:val="none" w:color="FFFFFF" w:sz="0"/>
-              <w:bottom w:val="none" w:color="FFFFFF" w:sz="0"/>
-              <w:right w:val="none" w:color="FFFFFF" w:sz="0"/>
-            </w:tcBorders>
-            <w:shd w:fill="FAF3E0" w:color="auto" w:val="clear"/>
-            <w:tcMar>
-              <w:top w:type="dxa" w:w="40"/>
-              <w:left w:type="dxa" w:w="80"/>
-              <w:bottom w:type="dxa" w:w="40"/>
-              <w:right w:type="dxa" w:w="80"/>
-            </w:tcMar>
-            <w:vAlign w:val="center"/>
-          </w:tcPr>
-          <w:p>
-            <w:pPr>
-              <w:jc w:val="center"/>
-            </w:pPr>
-            <w:r>
-              <w:rPr>
-                <w:rFonts w:ascii="Arial" w:cs="Arial" w:eastAsia="Arial" w:hAnsi="Arial"/>
-                <w:color w:val="6B6B6B"/>
-                <w:sz w:val="15"/>
-                <w:szCs w:val="15"/>
-              </w:rPr>
-              <w:t xml:space="preserve">15-20 yd</w:t>
-            </w:r>
-          </w:p>
-        </w:tc>
-        <w:tc>
-          <w:tcPr>
-            <w:tcW w:type="dxa" w:w="680"/>
-            <w:tcBorders>
-              <w:top w:val="none" w:color="FFFFFF" w:sz="0"/>
-              <w:left w:val="none" w:color="FFFFFF" w:sz="0"/>
-              <w:bottom w:val="none" w:color="FFFFFF" w:sz="0"/>
-              <w:right w:val="none" w:color="FFFFFF" w:sz="0"/>
-            </w:tcBorders>
-            <w:shd w:fill="FAF3E0" w:color="auto" w:val="clear"/>
-            <w:tcMar>
-              <w:top w:type="dxa" w:w="40"/>
-              <w:left w:type="dxa" w:w="80"/>
-              <w:bottom w:type="dxa" w:w="40"/>
-              <w:right w:type="dxa" w:w="80"/>
-            </w:tcMar>
-            <w:vAlign w:val="center"/>
-          </w:tcPr>
-          <w:p>
-            <w:pPr>
-              <w:jc w:val="center"/>
-            </w:pPr>
-            <w:r>
-              <w:rPr>
-                <w:rFonts w:ascii="Arial" w:cs="Arial" w:eastAsia="Arial" w:hAnsi="Arial"/>
-                <w:color w:val="6B6B6B"/>
-                <w:sz w:val="15"/>
-                <w:szCs w:val="15"/>
-              </w:rPr>
-              <w:t xml:space="preserve">Wk1: 105 lbs → Wk4: 135 lbs</w:t>
-            </w:r>
-          </w:p>
-        </w:tc>
-        <w:tc>
-          <w:tcPr>
-            <w:tcW w:type="dxa" w:w="540"/>
-            <w:tcBorders>
-              <w:top w:val="none" w:color="FFFFFF" w:sz="0"/>
-              <w:left w:val="none" w:color="FFFFFF" w:sz="0"/>
-              <w:bottom w:val="none" w:color="FFFFFF" w:sz="0"/>
-              <w:right w:val="none" w:color="FFFFFF" w:sz="0"/>
-            </w:tcBorders>
-            <w:shd w:fill="FAF3E0" w:color="auto" w:val="clear"/>
-            <w:tcMar>
-              <w:top w:type="dxa" w:w="40"/>
-              <w:left w:type="dxa" w:w="80"/>
-              <w:bottom w:type="dxa" w:w="40"/>
-              <w:right w:type="dxa" w:w="80"/>
-            </w:tcMar>
-            <w:vAlign w:val="center"/>
-          </w:tcPr>
-          <w:p>
-            <w:pPr>
-              <w:jc w:val="center"/>
-            </w:pPr>
-            <w:r>
-              <w:rPr>
-                <w:rFonts w:ascii="Arial" w:cs="Arial" w:eastAsia="Arial" w:hAnsi="Arial"/>
-                <w:color w:val="6B6B6B"/>
-                <w:sz w:val="15"/>
-                <w:szCs w:val="15"/>
-              </w:rPr>
-              <w:t xml:space="preserve">strong, controlled drive</w:t>
-            </w:r>
-          </w:p>
-        </w:tc>
-        <w:tc>
-          <w:tcPr>
-            <w:tcW w:type="dxa" w:w="440"/>
-            <w:tcBorders>
-              <w:top w:val="none" w:color="FFFFFF" w:sz="0"/>
-              <w:left w:val="none" w:color="FFFFFF" w:sz="0"/>
-              <w:bottom w:val="none" w:color="FFFFFF" w:sz="0"/>
-              <w:right w:val="none" w:color="FFFFFF" w:sz="0"/>
-            </w:tcBorders>
-            <w:shd w:fill="FAF3E0" w:color="auto" w:val="clear"/>
-            <w:tcMar>
-              <w:top w:type="dxa" w:w="40"/>
-              <w:left w:type="dxa" w:w="80"/>
-              <w:bottom w:type="dxa" w:w="40"/>
-              <w:right w:type="dxa" w:w="80"/>
-            </w:tcMar>
-            <w:vAlign w:val="center"/>
-          </w:tcPr>
-          <w:p>
-            <w:pPr>
-              <w:jc w:val="center"/>
-            </w:pPr>
-            <w:r>
-              <w:rPr>
-                <w:rFonts w:ascii="Arial" w:cs="Arial" w:eastAsia="Arial" w:hAnsi="Arial"/>
-                <w:color w:val="6B6B6B"/>
-                <w:sz w:val="15"/>
-                <w:szCs w:val="15"/>
-              </w:rPr>
-              <w:t xml:space="preserve">2 min</w:t>
-            </w:r>
-          </w:p>
-        </w:tc>
-        <w:tc>
-          <w:tcPr>
-            <w:tcW w:type="dxa" w:w="5580"/>
-            <w:tcBorders>
-              <w:top w:val="none" w:color="FFFFFF" w:sz="0"/>
-              <w:left w:val="none" w:color="FFFFFF" w:sz="0"/>
-              <w:bottom w:val="none" w:color="FFFFFF" w:sz="0"/>
-              <w:right w:val="none" w:color="FFFFFF" w:sz="0"/>
-            </w:tcBorders>
-            <w:shd w:fill="FAF3E0" w:color="auto" w:val="clear"/>
-            <w:tcMar>
-              <w:top w:type="dxa" w:w="40"/>
-              <w:left w:type="dxa" w:w="80"/>
-              <w:bottom w:type="dxa" w:w="40"/>
-              <w:right w:type="dxa" w:w="80"/>
-            </w:tcMar>
-            <w:vAlign w:val="center"/>
-          </w:tcPr>
-          <w:p>
-            <w:r>
-              <w:rPr>
-                <w:rFonts w:ascii="Arial" w:cs="Arial" w:eastAsia="Arial" w:hAnsi="Arial"/>
-                <w:color w:val="6B6B6B"/>
-                <w:sz w:val="17"/>
-                <w:szCs w:val="17"/>
-              </w:rPr>
-              <w:t xml:space="preserve">Tested 135 lbs. Low hips, arms long, drive the floor back — full recovery between pushes.</w:t>
-            </w:r>
-            <w:r>
-              <w:rPr>
-                <w:rFonts w:ascii="Arial" w:cs="Arial" w:eastAsia="Arial" w:hAnsi="Arial"/>
-                <w:i/>
-                <w:iCs/>
-                <w:color w:val="00695C"/>
-                <w:sz w:val="14"/>
-                <w:szCs w:val="14"/>
-              </w:rPr>
-              <w:t xml:space="preserve">  Distance &amp; quality governed — no RIR target</w:t>
             </w:r>
           </w:p>
         </w:tc>

--- a/clients/nancy_avitable/Nancy_Avitable_3Day_Training_Plan.docx
+++ b/clients/nancy_avitable/Nancy_Avitable_3Day_Training_Plan.docx
@@ -2086,6 +2086,31 @@
       <w:pPr>
         <w:spacing w:after="100"/>
       </w:pPr>
+    </w:p>
+    <w:p>
+      <w:pPr>
+        <w:spacing w:after="100"/>
+      </w:pPr>
+      <w:r>
+        <w:rPr>
+          <w:rFonts w:ascii="Arial" w:cs="Arial" w:eastAsia="Arial" w:hAnsi="Arial"/>
+          <w:b/>
+          <w:bCs/>
+          <w:color w:val="43A047"/>
+          <w:sz w:val="17"/>
+          <w:szCs w:val="17"/>
+        </w:rPr>
+        <w:t xml:space="preserve">Creatine — Indicated:  </w:t>
+      </w:r>
+      <w:r>
+        <w:rPr>
+          <w:rFonts w:ascii="Arial" w:cs="Arial" w:eastAsia="Arial" w:hAnsi="Arial"/>
+          <w:color w:val="2C2C2C"/>
+          <w:sz w:val="17"/>
+          <w:szCs w:val="17"/>
+        </w:rPr>
+        <w:t xml:space="preserve">Creatine monohydrate is worth adding and needs no bodyweight figure to prescribe, unlike the protein target: 3–5g daily, with food, no loading phase, saturating over about four weeks. Insist on plain monohydrate — the other forms are not superior. Well-supported for strength, power and sleep quality in women in strength training, and it works paired with the training rather than on its own.</w:t>
+      </w:r>
     </w:p>
     <w:p>
       <w:pPr>
